--- a/mps-nivel-c/oficial/04_registros/MilhasFacil_Busca-de-Milhas/TAP-MILHASFACIL01-001_Termo-de-Abertura.docx
+++ b/mps-nivel-c/oficial/04_registros/MilhasFacil_Busca-de-Milhas/TAP-MILHASFACIL01-001_Termo-de-Abertura.docx
@@ -3,39 +3,90 @@
 <w:document xmlns:wpc="http://schemas.microsoft.com/office/word/2010/wordprocessingCanvas" xmlns:mo="http://schemas.microsoft.com/office/mac/office/2008/main" xmlns:mc="http://schemas.openxmlformats.org/markup-compatibility/2006" xmlns:mv="urn:schemas-microsoft-com:mac:vml" xmlns:o="urn:schemas-microsoft-com:office:office" xmlns:r="http://schemas.openxmlformats.org/officeDocument/2006/relationships" xmlns:m="http://schemas.openxmlformats.org/officeDocument/2006/math" xmlns:v="urn:schemas-microsoft-com:vml" xmlns:wp14="http://schemas.microsoft.com/office/word/2010/wordprocessingDrawing" xmlns:wp="http://schemas.openxmlformats.org/drawingml/2006/wordprocessingDrawing" xmlns:w10="urn:schemas-microsoft-com:office:word" xmlns:w="http://schemas.openxmlformats.org/wordprocessingml/2006/main" xmlns:w14="http://schemas.microsoft.com/office/word/2010/wordml" xmlns:wpg="http://schemas.microsoft.com/office/word/2010/wordprocessingGroup" xmlns:wpi="http://schemas.microsoft.com/office/word/2010/wordprocessingInk" xmlns:wne="http://schemas.microsoft.com/office/word/2006/wordml" xmlns:wps="http://schemas.microsoft.com/office/word/2010/wordprocessingShape" mc:Ignorable="w14 wp14">
   <w:body>
     <w:p>
+      <w:pPr>
+        <w:pBdr>
+          <w:top w:val="single" w:sz="32" w:space="0" w:color="003366"/>
+        </w:pBdr>
+        <w:spacing w:before="0" w:after="0"/>
+      </w:pPr>
+    </w:p>
+    <w:p>
+      <w:pPr>
+        <w:spacing w:before="240" w:after="40"/>
+      </w:pPr>
       <w:r>
         <w:rPr>
+          <w:rFonts w:ascii="Calibri" w:hAnsi="Calibri"/>
           <w:b/>
-          <w:color w:val="1F3B73"/>
-          <w:sz w:val="34"/>
+          <w:color w:val="003366"/>
+          <w:sz w:val="36"/>
         </w:rPr>
-        <w:t>Termo de Abertura do Projeto — MilhasFacil · Busca de Milhas</w:t>
+        <w:t>TERMO DE ABERTURA DO PROJETO — MILHASFACIL · BUSCA DE MILHAS</w:t>
       </w:r>
+    </w:p>
+    <w:p>
+      <w:pPr>
+        <w:spacing w:before="0" w:after="40"/>
+      </w:pPr>
+      <w:r>
+        <w:rPr>
+          <w:rFonts w:ascii="Calibri" w:hAnsi="Calibri"/>
+          <w:color w:val="555555"/>
+          <w:sz w:val="20"/>
+        </w:rPr>
+        <w:t>MILHASFACIL01   ·   Versão 1.1   ·   15/06/2026   ·   Timeware Brasil</w:t>
+      </w:r>
+    </w:p>
+    <w:p>
+      <w:pPr>
+        <w:pBdr>
+          <w:bottom w:val="single" w:sz="6" w:space="1" w:color="003366"/>
+        </w:pBdr>
+        <w:spacing w:before="120" w:after="280"/>
+      </w:pPr>
     </w:p>
     <w:tbl>
       <w:tblPr>
-        <w:tblStyle w:val="TableGrid"/>
         <w:tblW w:type="auto" w:w="0"/>
-        <w:jc w:val="center"/>
         <w:tblLook w:firstColumn="1" w:firstRow="1" w:lastColumn="0" w:lastRow="0" w:noHBand="0" w:noVBand="1" w:val="04A0"/>
+        <w:tblBorders>
+          <w:top w:val="single" w:sz="4" w:space="0" w:color="AAAAAA"/>
+          <w:left w:val="single" w:sz="4" w:space="0" w:color="AAAAAA"/>
+          <w:bottom w:val="single" w:sz="4" w:space="0" w:color="AAAAAA"/>
+          <w:right w:val="single" w:sz="4" w:space="0" w:color="AAAAAA"/>
+          <w:insideH w:val="single" w:sz="4" w:space="0" w:color="AAAAAA"/>
+          <w:insideV w:val="single" w:sz="4" w:space="0" w:color="AAAAAA"/>
+        </w:tblBorders>
       </w:tblPr>
       <w:tblGrid>
-        <w:gridCol w:w="4873"/>
-        <w:gridCol w:w="4873"/>
+        <w:gridCol w:w="4451"/>
+        <w:gridCol w:w="4451"/>
       </w:tblGrid>
       <w:tr>
+        <w:trPr>
+          <w:cantSplit w:val="1"/>
+        </w:trPr>
         <w:tc>
           <w:tcPr>
-            <w:tcW w:type="dxa" w:w="4873"/>
-            <w:shd w:val="clear" w:fill="1F3B73"/>
+            <w:tcW w:type="dxa" w:w="4451"/>
+            <w:tcMar>
+              <w:top w:w="60" w:type="dxa"/>
+              <w:bottom w:w="60" w:type="dxa"/>
+              <w:left w:w="100" w:type="dxa"/>
+              <w:right w:w="100" w:type="dxa"/>
+            </w:tcMar>
+            <w:shd w:val="clear" w:color="auto" w:fill="D6E4F0"/>
           </w:tcPr>
           <w:p>
-            <w:r/>
+            <w:pPr>
+              <w:spacing w:before="40" w:after="40"/>
+            </w:pPr>
             <w:r>
               <w:rPr>
+                <w:rFonts w:ascii="Calibri" w:hAnsi="Calibri"/>
                 <w:b/>
-                <w:color w:val="FFFFFF"/>
-                <w:sz w:val="18"/>
+                <w:i w:val="0"/>
+                <w:sz w:val="20"/>
               </w:rPr>
               <w:t>Campo</w:t>
             </w:r>
@@ -43,16 +94,25 @@
         </w:tc>
         <w:tc>
           <w:tcPr>
-            <w:tcW w:type="dxa" w:w="4873"/>
-            <w:shd w:val="clear" w:fill="1F3B73"/>
+            <w:tcW w:type="dxa" w:w="4451"/>
+            <w:tcMar>
+              <w:top w:w="60" w:type="dxa"/>
+              <w:bottom w:w="60" w:type="dxa"/>
+              <w:left w:w="100" w:type="dxa"/>
+              <w:right w:w="100" w:type="dxa"/>
+            </w:tcMar>
+            <w:shd w:val="clear" w:color="auto" w:fill="D6E4F0"/>
           </w:tcPr>
           <w:p>
-            <w:r/>
+            <w:pPr>
+              <w:spacing w:before="40" w:after="40"/>
+            </w:pPr>
             <w:r>
               <w:rPr>
+                <w:rFonts w:ascii="Calibri" w:hAnsi="Calibri"/>
                 <w:b/>
-                <w:color w:val="FFFFFF"/>
-                <w:sz w:val="18"/>
+                <w:i w:val="0"/>
+                <w:sz w:val="20"/>
               </w:rPr>
               <w:t>Valor</w:t>
             </w:r>
@@ -60,20 +120,30 @@
         </w:tc>
       </w:tr>
       <w:tr>
+        <w:trPr>
+          <w:cantSplit w:val="1"/>
+        </w:trPr>
         <w:tc>
           <w:tcPr>
-            <w:tcW w:type="dxa" w:w="4873"/>
+            <w:tcW w:type="dxa" w:w="4451"/>
+            <w:tcMar>
+              <w:top w:w="60" w:type="dxa"/>
+              <w:bottom w:w="60" w:type="dxa"/>
+              <w:left w:w="100" w:type="dxa"/>
+              <w:right w:w="100" w:type="dxa"/>
+            </w:tcMar>
+            <w:shd w:val="clear" w:color="auto" w:fill="F0F4F8"/>
           </w:tcPr>
           <w:p>
+            <w:pPr>
+              <w:spacing w:before="40" w:after="40"/>
+            </w:pPr>
             <w:r>
               <w:rPr>
-                <w:sz w:val="17"/>
-              </w:rPr>
-            </w:r>
-            <w:r>
-              <w:rPr>
+                <w:rFonts w:ascii="Calibri" w:hAnsi="Calibri"/>
                 <w:b/>
-                <w:sz w:val="17"/>
+                <w:i w:val="0"/>
+                <w:sz w:val="20"/>
               </w:rPr>
               <w:t>Documento</w:t>
             </w:r>
@@ -81,17 +151,24 @@
         </w:tc>
         <w:tc>
           <w:tcPr>
-            <w:tcW w:type="dxa" w:w="4873"/>
+            <w:tcW w:type="dxa" w:w="4451"/>
+            <w:tcMar>
+              <w:top w:w="60" w:type="dxa"/>
+              <w:bottom w:w="60" w:type="dxa"/>
+              <w:left w:w="100" w:type="dxa"/>
+              <w:right w:w="100" w:type="dxa"/>
+            </w:tcMar>
           </w:tcPr>
           <w:p>
+            <w:pPr>
+              <w:spacing w:before="40" w:after="40"/>
+            </w:pPr>
             <w:r>
               <w:rPr>
-                <w:sz w:val="17"/>
-              </w:rPr>
-            </w:r>
-            <w:r>
-              <w:rPr>
-                <w:sz w:val="17"/>
+                <w:rFonts w:ascii="Calibri" w:hAnsi="Calibri"/>
+                <w:b w:val="0"/>
+                <w:i w:val="0"/>
+                <w:sz w:val="20"/>
               </w:rPr>
               <w:t>TAP-MILHASFACIL01-001</w:t>
             </w:r>
@@ -99,21 +176,30 @@
         </w:tc>
       </w:tr>
       <w:tr>
+        <w:trPr>
+          <w:cantSplit w:val="1"/>
+        </w:trPr>
         <w:tc>
           <w:tcPr>
-            <w:tcW w:type="dxa" w:w="4873"/>
-            <w:shd w:val="clear" w:fill="EDF1F7"/>
+            <w:tcW w:type="dxa" w:w="4451"/>
+            <w:tcMar>
+              <w:top w:w="60" w:type="dxa"/>
+              <w:bottom w:w="60" w:type="dxa"/>
+              <w:left w:w="100" w:type="dxa"/>
+              <w:right w:w="100" w:type="dxa"/>
+            </w:tcMar>
+            <w:shd w:val="clear" w:color="auto" w:fill="F0F4F8"/>
           </w:tcPr>
           <w:p>
+            <w:pPr>
+              <w:spacing w:before="40" w:after="40"/>
+            </w:pPr>
             <w:r>
               <w:rPr>
-                <w:sz w:val="17"/>
-              </w:rPr>
-            </w:r>
-            <w:r>
-              <w:rPr>
+                <w:rFonts w:ascii="Calibri" w:hAnsi="Calibri"/>
                 <w:b/>
-                <w:sz w:val="17"/>
+                <w:i w:val="0"/>
+                <w:sz w:val="20"/>
               </w:rPr>
               <w:t>Projeto</w:t>
             </w:r>
@@ -121,18 +207,24 @@
         </w:tc>
         <w:tc>
           <w:tcPr>
-            <w:tcW w:type="dxa" w:w="4873"/>
-            <w:shd w:val="clear" w:fill="EDF1F7"/>
+            <w:tcW w:type="dxa" w:w="4451"/>
+            <w:tcMar>
+              <w:top w:w="60" w:type="dxa"/>
+              <w:bottom w:w="60" w:type="dxa"/>
+              <w:left w:w="100" w:type="dxa"/>
+              <w:right w:w="100" w:type="dxa"/>
+            </w:tcMar>
           </w:tcPr>
           <w:p>
+            <w:pPr>
+              <w:spacing w:before="40" w:after="40"/>
+            </w:pPr>
             <w:r>
               <w:rPr>
-                <w:sz w:val="17"/>
-              </w:rPr>
-            </w:r>
-            <w:r>
-              <w:rPr>
-                <w:sz w:val="17"/>
+                <w:rFonts w:ascii="Calibri" w:hAnsi="Calibri"/>
+                <w:b w:val="0"/>
+                <w:i w:val="0"/>
+                <w:sz w:val="20"/>
               </w:rPr>
               <w:t>MilhasFacil — Plataforma de Busca e Alerta de Passagens por Milhas</w:t>
             </w:r>
@@ -140,20 +232,30 @@
         </w:tc>
       </w:tr>
       <w:tr>
+        <w:trPr>
+          <w:cantSplit w:val="1"/>
+        </w:trPr>
         <w:tc>
           <w:tcPr>
-            <w:tcW w:type="dxa" w:w="4873"/>
+            <w:tcW w:type="dxa" w:w="4451"/>
+            <w:tcMar>
+              <w:top w:w="60" w:type="dxa"/>
+              <w:bottom w:w="60" w:type="dxa"/>
+              <w:left w:w="100" w:type="dxa"/>
+              <w:right w:w="100" w:type="dxa"/>
+            </w:tcMar>
+            <w:shd w:val="clear" w:color="auto" w:fill="F0F4F8"/>
           </w:tcPr>
           <w:p>
+            <w:pPr>
+              <w:spacing w:before="40" w:after="40"/>
+            </w:pPr>
             <w:r>
               <w:rPr>
-                <w:sz w:val="17"/>
-              </w:rPr>
-            </w:r>
-            <w:r>
-              <w:rPr>
+                <w:rFonts w:ascii="Calibri" w:hAnsi="Calibri"/>
                 <w:b/>
-                <w:sz w:val="17"/>
+                <w:i w:val="0"/>
+                <w:sz w:val="20"/>
               </w:rPr>
               <w:t>Código do projeto</w:t>
             </w:r>
@@ -161,17 +263,24 @@
         </w:tc>
         <w:tc>
           <w:tcPr>
-            <w:tcW w:type="dxa" w:w="4873"/>
+            <w:tcW w:type="dxa" w:w="4451"/>
+            <w:tcMar>
+              <w:top w:w="60" w:type="dxa"/>
+              <w:bottom w:w="60" w:type="dxa"/>
+              <w:left w:w="100" w:type="dxa"/>
+              <w:right w:w="100" w:type="dxa"/>
+            </w:tcMar>
           </w:tcPr>
           <w:p>
+            <w:pPr>
+              <w:spacing w:before="40" w:after="40"/>
+            </w:pPr>
             <w:r>
               <w:rPr>
-                <w:sz w:val="17"/>
-              </w:rPr>
-            </w:r>
-            <w:r>
-              <w:rPr>
-                <w:sz w:val="17"/>
+                <w:rFonts w:ascii="Calibri" w:hAnsi="Calibri"/>
+                <w:b w:val="0"/>
+                <w:i w:val="0"/>
+                <w:sz w:val="20"/>
               </w:rPr>
               <w:t>MILHASFACIL01</w:t>
             </w:r>
@@ -179,21 +288,30 @@
         </w:tc>
       </w:tr>
       <w:tr>
+        <w:trPr>
+          <w:cantSplit w:val="1"/>
+        </w:trPr>
         <w:tc>
           <w:tcPr>
-            <w:tcW w:type="dxa" w:w="4873"/>
-            <w:shd w:val="clear" w:fill="EDF1F7"/>
+            <w:tcW w:type="dxa" w:w="4451"/>
+            <w:tcMar>
+              <w:top w:w="60" w:type="dxa"/>
+              <w:bottom w:w="60" w:type="dxa"/>
+              <w:left w:w="100" w:type="dxa"/>
+              <w:right w:w="100" w:type="dxa"/>
+            </w:tcMar>
+            <w:shd w:val="clear" w:color="auto" w:fill="F0F4F8"/>
           </w:tcPr>
           <w:p>
+            <w:pPr>
+              <w:spacing w:before="40" w:after="40"/>
+            </w:pPr>
             <w:r>
               <w:rPr>
-                <w:sz w:val="17"/>
-              </w:rPr>
-            </w:r>
-            <w:r>
-              <w:rPr>
+                <w:rFonts w:ascii="Calibri" w:hAnsi="Calibri"/>
                 <w:b/>
-                <w:sz w:val="17"/>
+                <w:i w:val="0"/>
+                <w:sz w:val="20"/>
               </w:rPr>
               <w:t>Cliente</w:t>
             </w:r>
@@ -201,18 +319,24 @@
         </w:tc>
         <w:tc>
           <w:tcPr>
-            <w:tcW w:type="dxa" w:w="4873"/>
-            <w:shd w:val="clear" w:fill="EDF1F7"/>
+            <w:tcW w:type="dxa" w:w="4451"/>
+            <w:tcMar>
+              <w:top w:w="60" w:type="dxa"/>
+              <w:bottom w:w="60" w:type="dxa"/>
+              <w:left w:w="100" w:type="dxa"/>
+              <w:right w:w="100" w:type="dxa"/>
+            </w:tcMar>
           </w:tcPr>
           <w:p>
+            <w:pPr>
+              <w:spacing w:before="40" w:after="40"/>
+            </w:pPr>
             <w:r>
               <w:rPr>
-                <w:sz w:val="17"/>
-              </w:rPr>
-            </w:r>
-            <w:r>
-              <w:rPr>
-                <w:sz w:val="17"/>
+                <w:rFonts w:ascii="Calibri" w:hAnsi="Calibri"/>
+                <w:b w:val="0"/>
+                <w:i w:val="0"/>
+                <w:sz w:val="20"/>
               </w:rPr>
               <w:t>Hub de Milhas</w:t>
             </w:r>
@@ -220,20 +344,30 @@
         </w:tc>
       </w:tr>
       <w:tr>
+        <w:trPr>
+          <w:cantSplit w:val="1"/>
+        </w:trPr>
         <w:tc>
           <w:tcPr>
-            <w:tcW w:type="dxa" w:w="4873"/>
+            <w:tcW w:type="dxa" w:w="4451"/>
+            <w:tcMar>
+              <w:top w:w="60" w:type="dxa"/>
+              <w:bottom w:w="60" w:type="dxa"/>
+              <w:left w:w="100" w:type="dxa"/>
+              <w:right w:w="100" w:type="dxa"/>
+            </w:tcMar>
+            <w:shd w:val="clear" w:color="auto" w:fill="F0F4F8"/>
           </w:tcPr>
           <w:p>
+            <w:pPr>
+              <w:spacing w:before="40" w:after="40"/>
+            </w:pPr>
             <w:r>
               <w:rPr>
-                <w:sz w:val="17"/>
-              </w:rPr>
-            </w:r>
-            <w:r>
-              <w:rPr>
+                <w:rFonts w:ascii="Calibri" w:hAnsi="Calibri"/>
                 <w:b/>
-                <w:sz w:val="17"/>
+                <w:i w:val="0"/>
+                <w:sz w:val="20"/>
               </w:rPr>
               <w:t>Organização</w:t>
             </w:r>
@@ -241,17 +375,24 @@
         </w:tc>
         <w:tc>
           <w:tcPr>
-            <w:tcW w:type="dxa" w:w="4873"/>
+            <w:tcW w:type="dxa" w:w="4451"/>
+            <w:tcMar>
+              <w:top w:w="60" w:type="dxa"/>
+              <w:bottom w:w="60" w:type="dxa"/>
+              <w:left w:w="100" w:type="dxa"/>
+              <w:right w:w="100" w:type="dxa"/>
+            </w:tcMar>
           </w:tcPr>
           <w:p>
+            <w:pPr>
+              <w:spacing w:before="40" w:after="40"/>
+            </w:pPr>
             <w:r>
               <w:rPr>
-                <w:sz w:val="17"/>
-              </w:rPr>
-            </w:r>
-            <w:r>
-              <w:rPr>
-                <w:sz w:val="17"/>
+                <w:rFonts w:ascii="Calibri" w:hAnsi="Calibri"/>
+                <w:b w:val="0"/>
+                <w:i w:val="0"/>
+                <w:sz w:val="20"/>
               </w:rPr>
               <w:t>Timeware Brasil Softwares e Serviços LTDA</w:t>
             </w:r>
@@ -259,21 +400,30 @@
         </w:tc>
       </w:tr>
       <w:tr>
+        <w:trPr>
+          <w:cantSplit w:val="1"/>
+        </w:trPr>
         <w:tc>
           <w:tcPr>
-            <w:tcW w:type="dxa" w:w="4873"/>
-            <w:shd w:val="clear" w:fill="EDF1F7"/>
+            <w:tcW w:type="dxa" w:w="4451"/>
+            <w:tcMar>
+              <w:top w:w="60" w:type="dxa"/>
+              <w:bottom w:w="60" w:type="dxa"/>
+              <w:left w:w="100" w:type="dxa"/>
+              <w:right w:w="100" w:type="dxa"/>
+            </w:tcMar>
+            <w:shd w:val="clear" w:color="auto" w:fill="F0F4F8"/>
           </w:tcPr>
           <w:p>
+            <w:pPr>
+              <w:spacing w:before="40" w:after="40"/>
+            </w:pPr>
             <w:r>
               <w:rPr>
-                <w:sz w:val="17"/>
-              </w:rPr>
-            </w:r>
-            <w:r>
-              <w:rPr>
+                <w:rFonts w:ascii="Calibri" w:hAnsi="Calibri"/>
                 <w:b/>
-                <w:sz w:val="17"/>
+                <w:i w:val="0"/>
+                <w:sz w:val="20"/>
               </w:rPr>
               <w:t>Versão</w:t>
             </w:r>
@@ -281,39 +431,55 @@
         </w:tc>
         <w:tc>
           <w:tcPr>
-            <w:tcW w:type="dxa" w:w="4873"/>
-            <w:shd w:val="clear" w:fill="EDF1F7"/>
+            <w:tcW w:type="dxa" w:w="4451"/>
+            <w:tcMar>
+              <w:top w:w="60" w:type="dxa"/>
+              <w:bottom w:w="60" w:type="dxa"/>
+              <w:left w:w="100" w:type="dxa"/>
+              <w:right w:w="100" w:type="dxa"/>
+            </w:tcMar>
           </w:tcPr>
           <w:p>
+            <w:pPr>
+              <w:spacing w:before="40" w:after="40"/>
+            </w:pPr>
             <w:r>
               <w:rPr>
-                <w:sz w:val="17"/>
+                <w:rFonts w:ascii="Calibri" w:hAnsi="Calibri"/>
+                <w:b w:val="0"/>
+                <w:i w:val="0"/>
+                <w:sz w:val="20"/>
               </w:rPr>
-            </w:r>
-            <w:r>
-              <w:rPr>
-                <w:sz w:val="17"/>
-              </w:rPr>
-              <w:t>1.0</w:t>
+              <w:t>1.1</w:t>
             </w:r>
           </w:p>
         </w:tc>
       </w:tr>
       <w:tr>
+        <w:trPr>
+          <w:cantSplit w:val="1"/>
+        </w:trPr>
         <w:tc>
           <w:tcPr>
-            <w:tcW w:type="dxa" w:w="4873"/>
+            <w:tcW w:type="dxa" w:w="4451"/>
+            <w:tcMar>
+              <w:top w:w="60" w:type="dxa"/>
+              <w:bottom w:w="60" w:type="dxa"/>
+              <w:left w:w="100" w:type="dxa"/>
+              <w:right w:w="100" w:type="dxa"/>
+            </w:tcMar>
+            <w:shd w:val="clear" w:color="auto" w:fill="F0F4F8"/>
           </w:tcPr>
           <w:p>
+            <w:pPr>
+              <w:spacing w:before="40" w:after="40"/>
+            </w:pPr>
             <w:r>
               <w:rPr>
-                <w:sz w:val="17"/>
-              </w:rPr>
-            </w:r>
-            <w:r>
-              <w:rPr>
+                <w:rFonts w:ascii="Calibri" w:hAnsi="Calibri"/>
                 <w:b/>
-                <w:sz w:val="17"/>
+                <w:i w:val="0"/>
+                <w:sz w:val="20"/>
               </w:rPr>
               <w:t>Data</w:t>
             </w:r>
@@ -321,17 +487,24 @@
         </w:tc>
         <w:tc>
           <w:tcPr>
-            <w:tcW w:type="dxa" w:w="4873"/>
+            <w:tcW w:type="dxa" w:w="4451"/>
+            <w:tcMar>
+              <w:top w:w="60" w:type="dxa"/>
+              <w:bottom w:w="60" w:type="dxa"/>
+              <w:left w:w="100" w:type="dxa"/>
+              <w:right w:w="100" w:type="dxa"/>
+            </w:tcMar>
           </w:tcPr>
           <w:p>
+            <w:pPr>
+              <w:spacing w:before="40" w:after="40"/>
+            </w:pPr>
             <w:r>
               <w:rPr>
-                <w:sz w:val="17"/>
-              </w:rPr>
-            </w:r>
-            <w:r>
-              <w:rPr>
-                <w:sz w:val="17"/>
+                <w:rFonts w:ascii="Calibri" w:hAnsi="Calibri"/>
+                <w:b w:val="0"/>
+                <w:i w:val="0"/>
+                <w:sz w:val="20"/>
               </w:rPr>
               <w:t>15/06/2026</w:t>
             </w:r>
@@ -339,21 +512,30 @@
         </w:tc>
       </w:tr>
       <w:tr>
+        <w:trPr>
+          <w:cantSplit w:val="1"/>
+        </w:trPr>
         <w:tc>
           <w:tcPr>
-            <w:tcW w:type="dxa" w:w="4873"/>
-            <w:shd w:val="clear" w:fill="EDF1F7"/>
+            <w:tcW w:type="dxa" w:w="4451"/>
+            <w:tcMar>
+              <w:top w:w="60" w:type="dxa"/>
+              <w:bottom w:w="60" w:type="dxa"/>
+              <w:left w:w="100" w:type="dxa"/>
+              <w:right w:w="100" w:type="dxa"/>
+            </w:tcMar>
+            <w:shd w:val="clear" w:color="auto" w:fill="F0F4F8"/>
           </w:tcPr>
           <w:p>
+            <w:pPr>
+              <w:spacing w:before="40" w:after="40"/>
+            </w:pPr>
             <w:r>
               <w:rPr>
-                <w:sz w:val="17"/>
-              </w:rPr>
-            </w:r>
-            <w:r>
-              <w:rPr>
+                <w:rFonts w:ascii="Calibri" w:hAnsi="Calibri"/>
                 <w:b/>
-                <w:sz w:val="17"/>
+                <w:i w:val="0"/>
+                <w:sz w:val="20"/>
               </w:rPr>
               <w:t>Situação</w:t>
             </w:r>
@@ -361,18 +543,24 @@
         </w:tc>
         <w:tc>
           <w:tcPr>
-            <w:tcW w:type="dxa" w:w="4873"/>
-            <w:shd w:val="clear" w:fill="EDF1F7"/>
+            <w:tcW w:type="dxa" w:w="4451"/>
+            <w:tcMar>
+              <w:top w:w="60" w:type="dxa"/>
+              <w:bottom w:w="60" w:type="dxa"/>
+              <w:left w:w="100" w:type="dxa"/>
+              <w:right w:w="100" w:type="dxa"/>
+            </w:tcMar>
           </w:tcPr>
           <w:p>
+            <w:pPr>
+              <w:spacing w:before="40" w:after="40"/>
+            </w:pPr>
             <w:r>
               <w:rPr>
-                <w:sz w:val="17"/>
-              </w:rPr>
-            </w:r>
-            <w:r>
-              <w:rPr>
-                <w:sz w:val="17"/>
+                <w:rFonts w:ascii="Calibri" w:hAnsi="Calibri"/>
+                <w:b w:val="0"/>
+                <w:i w:val="0"/>
+                <w:sz w:val="20"/>
               </w:rPr>
               <w:t>Aprovado</w:t>
             </w:r>
@@ -380,20 +568,30 @@
         </w:tc>
       </w:tr>
       <w:tr>
+        <w:trPr>
+          <w:cantSplit w:val="1"/>
+        </w:trPr>
         <w:tc>
           <w:tcPr>
-            <w:tcW w:type="dxa" w:w="4873"/>
+            <w:tcW w:type="dxa" w:w="4451"/>
+            <w:tcMar>
+              <w:top w:w="60" w:type="dxa"/>
+              <w:bottom w:w="60" w:type="dxa"/>
+              <w:left w:w="100" w:type="dxa"/>
+              <w:right w:w="100" w:type="dxa"/>
+            </w:tcMar>
+            <w:shd w:val="clear" w:color="auto" w:fill="F0F4F8"/>
           </w:tcPr>
           <w:p>
+            <w:pPr>
+              <w:spacing w:before="40" w:after="40"/>
+            </w:pPr>
             <w:r>
               <w:rPr>
-                <w:sz w:val="17"/>
-              </w:rPr>
-            </w:r>
-            <w:r>
-              <w:rPr>
+                <w:rFonts w:ascii="Calibri" w:hAnsi="Calibri"/>
                 <w:b/>
-                <w:sz w:val="17"/>
+                <w:i w:val="0"/>
+                <w:sz w:val="20"/>
               </w:rPr>
               <w:t>Gerente de Projeto</w:t>
             </w:r>
@@ -401,17 +599,24 @@
         </w:tc>
         <w:tc>
           <w:tcPr>
-            <w:tcW w:type="dxa" w:w="4873"/>
+            <w:tcW w:type="dxa" w:w="4451"/>
+            <w:tcMar>
+              <w:top w:w="60" w:type="dxa"/>
+              <w:bottom w:w="60" w:type="dxa"/>
+              <w:left w:w="100" w:type="dxa"/>
+              <w:right w:w="100" w:type="dxa"/>
+            </w:tcMar>
           </w:tcPr>
           <w:p>
+            <w:pPr>
+              <w:spacing w:before="40" w:after="40"/>
+            </w:pPr>
             <w:r>
               <w:rPr>
-                <w:sz w:val="17"/>
-              </w:rPr>
-            </w:r>
-            <w:r>
-              <w:rPr>
-                <w:sz w:val="17"/>
+                <w:rFonts w:ascii="Calibri" w:hAnsi="Calibri"/>
+                <w:b w:val="0"/>
+                <w:i w:val="0"/>
+                <w:sz w:val="20"/>
               </w:rPr>
               <w:t>Abraão</w:t>
             </w:r>
@@ -419,21 +624,30 @@
         </w:tc>
       </w:tr>
       <w:tr>
+        <w:trPr>
+          <w:cantSplit w:val="1"/>
+        </w:trPr>
         <w:tc>
           <w:tcPr>
-            <w:tcW w:type="dxa" w:w="4873"/>
-            <w:shd w:val="clear" w:fill="EDF1F7"/>
+            <w:tcW w:type="dxa" w:w="4451"/>
+            <w:tcMar>
+              <w:top w:w="60" w:type="dxa"/>
+              <w:bottom w:w="60" w:type="dxa"/>
+              <w:left w:w="100" w:type="dxa"/>
+              <w:right w:w="100" w:type="dxa"/>
+            </w:tcMar>
+            <w:shd w:val="clear" w:color="auto" w:fill="F0F4F8"/>
           </w:tcPr>
           <w:p>
+            <w:pPr>
+              <w:spacing w:before="40" w:after="40"/>
+            </w:pPr>
             <w:r>
               <w:rPr>
-                <w:sz w:val="17"/>
-              </w:rPr>
-            </w:r>
-            <w:r>
-              <w:rPr>
+                <w:rFonts w:ascii="Calibri" w:hAnsi="Calibri"/>
                 <w:b/>
-                <w:sz w:val="17"/>
+                <w:i w:val="0"/>
+                <w:sz w:val="20"/>
               </w:rPr>
               <w:t>Tech Lead / Arquiteto / DevOps</w:t>
             </w:r>
@@ -441,18 +655,24 @@
         </w:tc>
         <w:tc>
           <w:tcPr>
-            <w:tcW w:type="dxa" w:w="4873"/>
-            <w:shd w:val="clear" w:fill="EDF1F7"/>
+            <w:tcW w:type="dxa" w:w="4451"/>
+            <w:tcMar>
+              <w:top w:w="60" w:type="dxa"/>
+              <w:bottom w:w="60" w:type="dxa"/>
+              <w:left w:w="100" w:type="dxa"/>
+              <w:right w:w="100" w:type="dxa"/>
+            </w:tcMar>
           </w:tcPr>
           <w:p>
+            <w:pPr>
+              <w:spacing w:before="40" w:after="40"/>
+            </w:pPr>
             <w:r>
               <w:rPr>
-                <w:sz w:val="17"/>
-              </w:rPr>
-            </w:r>
-            <w:r>
-              <w:rPr>
-                <w:sz w:val="17"/>
+                <w:rFonts w:ascii="Calibri" w:hAnsi="Calibri"/>
+                <w:b w:val="0"/>
+                <w:i w:val="0"/>
+                <w:sz w:val="20"/>
               </w:rPr>
               <w:t>Cézar Velazquez</w:t>
             </w:r>
@@ -460,20 +680,30 @@
         </w:tc>
       </w:tr>
       <w:tr>
+        <w:trPr>
+          <w:cantSplit w:val="1"/>
+        </w:trPr>
         <w:tc>
           <w:tcPr>
-            <w:tcW w:type="dxa" w:w="4873"/>
+            <w:tcW w:type="dxa" w:w="4451"/>
+            <w:tcMar>
+              <w:top w:w="60" w:type="dxa"/>
+              <w:bottom w:w="60" w:type="dxa"/>
+              <w:left w:w="100" w:type="dxa"/>
+              <w:right w:w="100" w:type="dxa"/>
+            </w:tcMar>
+            <w:shd w:val="clear" w:color="auto" w:fill="F0F4F8"/>
           </w:tcPr>
           <w:p>
+            <w:pPr>
+              <w:spacing w:before="40" w:after="40"/>
+            </w:pPr>
             <w:r>
               <w:rPr>
-                <w:sz w:val="17"/>
-              </w:rPr>
-            </w:r>
-            <w:r>
-              <w:rPr>
+                <w:rFonts w:ascii="Calibri" w:hAnsi="Calibri"/>
                 <w:b/>
-                <w:sz w:val="17"/>
+                <w:i w:val="0"/>
+                <w:sz w:val="20"/>
               </w:rPr>
               <w:t>Processo MPS-SW</w:t>
             </w:r>
@@ -481,17 +711,24 @@
         </w:tc>
         <w:tc>
           <w:tcPr>
-            <w:tcW w:type="dxa" w:w="4873"/>
+            <w:tcW w:type="dxa" w:w="4451"/>
+            <w:tcMar>
+              <w:top w:w="60" w:type="dxa"/>
+              <w:bottom w:w="60" w:type="dxa"/>
+              <w:left w:w="100" w:type="dxa"/>
+              <w:right w:w="100" w:type="dxa"/>
+            </w:tcMar>
           </w:tcPr>
           <w:p>
+            <w:pPr>
+              <w:spacing w:before="40" w:after="40"/>
+            </w:pPr>
             <w:r>
               <w:rPr>
-                <w:sz w:val="17"/>
-              </w:rPr>
-            </w:r>
-            <w:r>
-              <w:rPr>
-                <w:sz w:val="17"/>
+                <w:rFonts w:ascii="Calibri" w:hAnsi="Calibri"/>
+                <w:b w:val="0"/>
+                <w:i w:val="0"/>
+                <w:sz w:val="20"/>
               </w:rPr>
               <w:t>GPR (evidência de projeto — Termo de Abertura)</w:t>
             </w:r>
@@ -501,279 +738,439 @@
     </w:tbl>
     <w:p>
       <w:pPr>
+        <w:spacing w:before="0" w:after="160"/>
+      </w:pPr>
+    </w:p>
+    <w:p>
+      <w:pPr>
+        <w:pStyle w:val="Heading1"/>
+        <w:keepNext/>
+        <w:keepLines/>
         <w:pBdr>
-          <w:bottom w:val="single" w:sz="6" w:space="3" w:color="1F3B73"/>
+          <w:bottom w:val="single" w:sz="4" w:space="2" w:color="D6E4F0"/>
         </w:pBdr>
       </w:pPr>
       <w:r>
-        <w:rPr>
-          <w:b/>
-          <w:color w:val="1F3B73"/>
-          <w:sz w:val="27"/>
-        </w:rPr>
         <w:t>1. Objetivo do projeto</w:t>
       </w:r>
     </w:p>
     <w:p>
+      <w:pPr>
+        <w:spacing w:before="0" w:after="120"/>
+      </w:pPr>
       <w:r>
+        <w:rPr>
+          <w:rFonts w:ascii="Calibri" w:hAnsi="Calibri"/>
+          <w:b w:val="0"/>
+          <w:i w:val="0"/>
+          <w:sz w:val="22"/>
+        </w:rPr>
         <w:t xml:space="preserve">Desenvolver a plataforma MilhasFacil, uma solução de busca e alerta de passagens aéreas por milhas que consulta em paralelo os programas Smiles, Azul e Latam, registra o histórico de buscas do usuário e dispara alertas automáticos quando rotas favoritas atingem o preço-alvo em milhas. A solução é composta por três aplicações integradas: uma API REST em Spring Boot 3.2.5 / Java 21 (base </w:t>
       </w:r>
       <w:r>
         <w:rPr>
-          <w:rFonts w:ascii="Consolas" w:hAnsi="Consolas"/>
-          <w:color w:val="444444"/>
-          <w:sz w:val="18"/>
+          <w:rFonts w:ascii="Courier New" w:hAnsi="Courier New"/>
+          <w:b w:val="0"/>
+          <w:i w:val="0"/>
+          <w:color w:val="333333"/>
+          <w:sz w:val="20"/>
         </w:rPr>
         <w:t>/api/v1</w:t>
       </w:r>
       <w:r>
+        <w:rPr>
+          <w:rFonts w:ascii="Calibri" w:hAnsi="Calibri"/>
+          <w:b w:val="0"/>
+          <w:i w:val="0"/>
+          <w:sz w:val="22"/>
+        </w:rPr>
         <w:t>, autenticação JWT HS256 stateless), um front-end web em Angular 17.3 standalone e um serviço de crawler em FastAPI 0.111 / SeleniumBase 4.27.4 responsável pela raspagem das companhias. O sistema cobre cadastro e login com tokens de acesso e refresh, busca paralela com tempo médio de 8,3 s, histórico paginado, rotas favoritas com alertas via WhatsApp (Z-API) e controle de assinaturas.</w:t>
       </w:r>
     </w:p>
     <w:p>
       <w:pPr>
+        <w:pStyle w:val="Heading1"/>
+        <w:keepNext/>
+        <w:keepLines/>
         <w:pBdr>
-          <w:bottom w:val="single" w:sz="6" w:space="3" w:color="1F3B73"/>
+          <w:bottom w:val="single" w:sz="4" w:space="2" w:color="D6E4F0"/>
         </w:pBdr>
       </w:pPr>
       <w:r>
-        <w:rPr>
-          <w:b/>
-          <w:color w:val="1F3B73"/>
-          <w:sz w:val="27"/>
-        </w:rPr>
         <w:t>2. Justificativa</w:t>
       </w:r>
     </w:p>
     <w:p>
+      <w:pPr>
+        <w:spacing w:before="0" w:after="120"/>
+      </w:pPr>
       <w:r>
+        <w:rPr>
+          <w:rFonts w:ascii="Calibri" w:hAnsi="Calibri"/>
+          <w:b w:val="0"/>
+          <w:i w:val="0"/>
+          <w:sz w:val="22"/>
+        </w:rPr>
         <w:t>O Hub de Milhas necessita de uma ferramenta própria que centralize a consulta de disponibilidade de passagens por milhas nas três principais companhias do mercado, hoje pesquisadas manualmente em portais distintos. A plataforma MilhasFacil elimina esse esforço manual ao paralelizar as buscas, persistir o histórico e notificar proativamente o usuário quando uma rota favorita atinge o limite de milhas desejado, agregando valor direto ao serviço prestado pelo Hub de Milhas a seus clientes.</w:t>
       </w:r>
     </w:p>
     <w:p>
       <w:pPr>
+        <w:pStyle w:val="Heading1"/>
+        <w:keepNext/>
+        <w:keepLines/>
         <w:pBdr>
-          <w:bottom w:val="single" w:sz="6" w:space="3" w:color="1F3B73"/>
+          <w:bottom w:val="single" w:sz="4" w:space="2" w:color="D6E4F0"/>
         </w:pBdr>
       </w:pPr>
       <w:r>
-        <w:rPr>
-          <w:b/>
-          <w:color w:val="1F3B73"/>
-          <w:sz w:val="27"/>
-        </w:rPr>
         <w:t>3. Escopo macro</w:t>
       </w:r>
     </w:p>
     <w:p>
       <w:pPr>
         <w:pStyle w:val="ListBullet"/>
+        <w:spacing w:before="20" w:after="40"/>
       </w:pPr>
       <w:r>
         <w:rPr>
+          <w:rFonts w:ascii="Calibri" w:hAnsi="Calibri"/>
           <w:b/>
+          <w:i w:val="0"/>
+          <w:sz w:val="22"/>
         </w:rPr>
         <w:t>Incluído (RF01–RF15):</w:t>
       </w:r>
     </w:p>
     <w:p>
       <w:pPr>
-        <w:pStyle w:val="ListBullet"/>
+        <w:spacing w:before="0" w:after="120"/>
       </w:pPr>
       <w:r>
-        <w:t>RF01 — Cadastro de usuário com senha protegida por BCrypt</w:t>
+        <w:rPr>
+          <w:rFonts w:ascii="Calibri" w:hAnsi="Calibri"/>
+          <w:b w:val="0"/>
+          <w:i w:val="0"/>
+          <w:sz w:val="22"/>
+        </w:rPr>
+        <w:t>- RF01 — Cadastro de usuário com senha protegida por BCrypt</w:t>
+      </w:r>
+    </w:p>
+    <w:p>
+      <w:pPr>
+        <w:spacing w:before="0" w:after="120"/>
+      </w:pPr>
+      <w:r>
+        <w:rPr>
+          <w:rFonts w:ascii="Calibri" w:hAnsi="Calibri"/>
+          <w:b w:val="0"/>
+          <w:i w:val="0"/>
+          <w:sz w:val="22"/>
+        </w:rPr>
+        <w:t>- RF02 — Login com emissão de tokens JWT de acesso e refresh</w:t>
+      </w:r>
+    </w:p>
+    <w:p>
+      <w:pPr>
+        <w:spacing w:before="0" w:after="120"/>
+      </w:pPr>
+      <w:r>
+        <w:rPr>
+          <w:rFonts w:ascii="Calibri" w:hAnsi="Calibri"/>
+          <w:b w:val="0"/>
+          <w:i w:val="0"/>
+          <w:sz w:val="22"/>
+        </w:rPr>
+        <w:t>- RF03 — Busca paralela nas companhias Smiles, Azul e Latam</w:t>
+      </w:r>
+    </w:p>
+    <w:p>
+      <w:pPr>
+        <w:spacing w:before="0" w:after="120"/>
+      </w:pPr>
+      <w:r>
+        <w:rPr>
+          <w:rFonts w:ascii="Calibri" w:hAnsi="Calibri"/>
+          <w:b w:val="0"/>
+          <w:i w:val="0"/>
+          <w:sz w:val="22"/>
+        </w:rPr>
+        <w:t>- RF04 — SearchPage com skeleton de carregamento (Angular)</w:t>
+      </w:r>
+    </w:p>
+    <w:p>
+      <w:pPr>
+        <w:spacing w:before="0" w:after="120"/>
+      </w:pPr>
+      <w:r>
+        <w:rPr>
+          <w:rFonts w:ascii="Calibri" w:hAnsi="Calibri"/>
+          <w:b w:val="0"/>
+          <w:i w:val="0"/>
+          <w:sz w:val="22"/>
+        </w:rPr>
+        <w:t>- RF05 — Histórico de buscas paginado</w:t>
+      </w:r>
+    </w:p>
+    <w:p>
+      <w:pPr>
+        <w:spacing w:before="0" w:after="120"/>
+      </w:pPr>
+      <w:r>
+        <w:rPr>
+          <w:rFonts w:ascii="Calibri" w:hAnsi="Calibri"/>
+          <w:b w:val="0"/>
+          <w:i w:val="0"/>
+          <w:sz w:val="22"/>
+        </w:rPr>
+        <w:t>- RF06 — Rotas favoritas com configuração de alertas</w:t>
+      </w:r>
+    </w:p>
+    <w:p>
+      <w:pPr>
+        <w:spacing w:before="0" w:after="120"/>
+      </w:pPr>
+      <w:r>
+        <w:rPr>
+          <w:rFonts w:ascii="Calibri" w:hAnsi="Calibri"/>
+          <w:b w:val="0"/>
+          <w:i w:val="0"/>
+          <w:sz w:val="22"/>
+        </w:rPr>
+        <w:t xml:space="preserve">- RF07 — Perfil do usuário (GET/PATCH </w:t>
+      </w:r>
+      <w:r>
+        <w:rPr>
+          <w:rFonts w:ascii="Courier New" w:hAnsi="Courier New"/>
+          <w:b w:val="0"/>
+          <w:i w:val="0"/>
+          <w:color w:val="333333"/>
+          <w:sz w:val="20"/>
+        </w:rPr>
+        <w:t>/users/me</w:t>
+      </w:r>
+      <w:r>
+        <w:rPr>
+          <w:rFonts w:ascii="Calibri" w:hAnsi="Calibri"/>
+          <w:b w:val="0"/>
+          <w:i w:val="0"/>
+          <w:sz w:val="22"/>
+        </w:rPr>
+        <w:t>)</w:t>
+      </w:r>
+    </w:p>
+    <w:p>
+      <w:pPr>
+        <w:spacing w:before="0" w:after="120"/>
+      </w:pPr>
+      <w:r>
+        <w:rPr>
+          <w:rFonts w:ascii="Calibri" w:hAnsi="Calibri"/>
+          <w:b w:val="0"/>
+          <w:i w:val="0"/>
+          <w:sz w:val="22"/>
+        </w:rPr>
+        <w:t>- RF08 — Alertas agendados via Spring Scheduler</w:t>
+      </w:r>
+    </w:p>
+    <w:p>
+      <w:pPr>
+        <w:spacing w:before="0" w:after="120"/>
+      </w:pPr>
+      <w:r>
+        <w:rPr>
+          <w:rFonts w:ascii="Calibri" w:hAnsi="Calibri"/>
+          <w:b w:val="0"/>
+          <w:i w:val="0"/>
+          <w:sz w:val="22"/>
+        </w:rPr>
+        <w:t>- RF09 — Notificação WhatsApp via Z-API</w:t>
+      </w:r>
+    </w:p>
+    <w:p>
+      <w:pPr>
+        <w:spacing w:before="0" w:after="120"/>
+      </w:pPr>
+      <w:r>
+        <w:rPr>
+          <w:rFonts w:ascii="Calibri" w:hAnsi="Calibri"/>
+          <w:b w:val="0"/>
+          <w:i w:val="0"/>
+          <w:sz w:val="22"/>
+        </w:rPr>
+        <w:t>- RF10 — Assinaturas BASIC/PRO/ENTERPRISE</w:t>
+      </w:r>
+    </w:p>
+    <w:p>
+      <w:pPr>
+        <w:spacing w:before="0" w:after="120"/>
+      </w:pPr>
+      <w:r>
+        <w:rPr>
+          <w:rFonts w:ascii="Calibri" w:hAnsi="Calibri"/>
+          <w:b w:val="0"/>
+          <w:i w:val="0"/>
+          <w:sz w:val="22"/>
+        </w:rPr>
+        <w:t>- RF11 — Rotação de refresh token</w:t>
+      </w:r>
+    </w:p>
+    <w:p>
+      <w:pPr>
+        <w:spacing w:before="0" w:after="120"/>
+      </w:pPr>
+      <w:r>
+        <w:rPr>
+          <w:rFonts w:ascii="Calibri" w:hAnsi="Calibri"/>
+          <w:b w:val="0"/>
+          <w:i w:val="0"/>
+          <w:sz w:val="22"/>
+        </w:rPr>
+        <w:t>- RF12 — Logout com blacklist de jti em Redis</w:t>
+      </w:r>
+    </w:p>
+    <w:p>
+      <w:pPr>
+        <w:spacing w:before="0" w:after="120"/>
+      </w:pPr>
+      <w:r>
+        <w:rPr>
+          <w:rFonts w:ascii="Calibri" w:hAnsi="Calibri"/>
+          <w:b w:val="0"/>
+          <w:i w:val="0"/>
+          <w:sz w:val="22"/>
+        </w:rPr>
+        <w:t>- RF13 — Filtros avançados de busca (maxMiles / cabinType) — entregue na release v0.9.0 (main)</w:t>
+      </w:r>
+    </w:p>
+    <w:p>
+      <w:pPr>
+        <w:spacing w:before="0" w:after="120"/>
+      </w:pPr>
+      <w:r>
+        <w:rPr>
+          <w:rFonts w:ascii="Calibri" w:hAnsi="Calibri"/>
+          <w:b w:val="0"/>
+          <w:i w:val="0"/>
+          <w:sz w:val="22"/>
+        </w:rPr>
+        <w:t>- RF14 — Exportação de histórico em CSV UTF-8 com BOM — entregue na release v0.9.0 (main)</w:t>
+      </w:r>
+    </w:p>
+    <w:p>
+      <w:pPr>
+        <w:spacing w:before="0" w:after="120"/>
+      </w:pPr>
+      <w:r>
+        <w:rPr>
+          <w:rFonts w:ascii="Calibri" w:hAnsi="Calibri"/>
+          <w:b w:val="0"/>
+          <w:i w:val="0"/>
+          <w:sz w:val="22"/>
+        </w:rPr>
+        <w:t>- RF15 — Notificações push PWA</w:t>
       </w:r>
     </w:p>
     <w:p>
       <w:pPr>
         <w:pStyle w:val="ListBullet"/>
-      </w:pPr>
-      <w:r>
-        <w:t>RF02 — Login com emissão de tokens JWT de acesso e refresh</w:t>
-      </w:r>
-    </w:p>
-    <w:p>
-      <w:pPr>
-        <w:pStyle w:val="ListBullet"/>
-      </w:pPr>
-      <w:r>
-        <w:t>RF03 — Busca paralela nas companhias Smiles, Azul e Latam</w:t>
-      </w:r>
-    </w:p>
-    <w:p>
-      <w:pPr>
-        <w:pStyle w:val="ListBullet"/>
-      </w:pPr>
-      <w:r>
-        <w:t>RF04 — SearchPage com skeleton de carregamento (Angular)</w:t>
-      </w:r>
-    </w:p>
-    <w:p>
-      <w:pPr>
-        <w:pStyle w:val="ListBullet"/>
-      </w:pPr>
-      <w:r>
-        <w:t>RF05 — Histórico de buscas paginado</w:t>
-      </w:r>
-    </w:p>
-    <w:p>
-      <w:pPr>
-        <w:pStyle w:val="ListBullet"/>
-      </w:pPr>
-      <w:r>
-        <w:t>RF06 — Rotas favoritas com configuração de alertas</w:t>
-      </w:r>
-    </w:p>
-    <w:p>
-      <w:pPr>
-        <w:pStyle w:val="ListBullet"/>
-      </w:pPr>
-      <w:r>
-        <w:t xml:space="preserve">RF07 — Perfil do usuário (GET/PATCH </w:t>
-      </w:r>
-      <w:r>
-        <w:rPr>
-          <w:rFonts w:ascii="Consolas" w:hAnsi="Consolas"/>
-          <w:color w:val="444444"/>
-          <w:sz w:val="18"/>
-        </w:rPr>
-        <w:t>/users/me</w:t>
-      </w:r>
-      <w:r>
-        <w:t>)</w:t>
-      </w:r>
-    </w:p>
-    <w:p>
-      <w:pPr>
-        <w:pStyle w:val="ListBullet"/>
-      </w:pPr>
-      <w:r>
-        <w:t>RF08 — Alertas agendados via Spring Scheduler</w:t>
-      </w:r>
-    </w:p>
-    <w:p>
-      <w:pPr>
-        <w:pStyle w:val="ListBullet"/>
-      </w:pPr>
-      <w:r>
-        <w:t>RF09 — Notificação WhatsApp via Z-API</w:t>
-      </w:r>
-    </w:p>
-    <w:p>
-      <w:pPr>
-        <w:pStyle w:val="ListBullet"/>
-      </w:pPr>
-      <w:r>
-        <w:t>RF10 — Assinaturas BASIC/PREMIUM/ENTERPRISE</w:t>
-      </w:r>
-    </w:p>
-    <w:p>
-      <w:pPr>
-        <w:pStyle w:val="ListBullet"/>
-      </w:pPr>
-      <w:r>
-        <w:t>RF11 — Rotação de refresh token</w:t>
-      </w:r>
-    </w:p>
-    <w:p>
-      <w:pPr>
-        <w:pStyle w:val="ListBullet"/>
-      </w:pPr>
-      <w:r>
-        <w:t>RF12 — Logout com blacklist de jti em Redis</w:t>
-      </w:r>
-    </w:p>
-    <w:p>
-      <w:pPr>
-        <w:pStyle w:val="ListBullet"/>
-      </w:pPr>
-      <w:r>
-        <w:t>RF13 — Filtros avançados de busca (maxMiles / cabinType) — entregue na release v0.9.0 (main)</w:t>
-      </w:r>
-    </w:p>
-    <w:p>
-      <w:pPr>
-        <w:pStyle w:val="ListBullet"/>
-      </w:pPr>
-      <w:r>
-        <w:t>RF14 — Exportação de histórico em CSV UTF-8 com BOM — entregue na release v0.9.0 (main)</w:t>
-      </w:r>
-    </w:p>
-    <w:p>
-      <w:pPr>
-        <w:pStyle w:val="ListBullet"/>
-      </w:pPr>
-      <w:r>
-        <w:t>RF15 — Notificações push PWA</w:t>
-      </w:r>
-    </w:p>
-    <w:p>
-      <w:pPr>
-        <w:pStyle w:val="ListBullet"/>
+        <w:spacing w:before="20" w:after="40"/>
       </w:pPr>
       <w:r>
         <w:rPr>
+          <w:rFonts w:ascii="Calibri" w:hAnsi="Calibri"/>
           <w:b/>
+          <w:i w:val="0"/>
+          <w:sz w:val="22"/>
         </w:rPr>
         <w:t>Não incluído:</w:t>
       </w:r>
     </w:p>
     <w:p>
       <w:pPr>
-        <w:pStyle w:val="ListBullet"/>
+        <w:spacing w:before="0" w:after="120"/>
       </w:pPr>
       <w:r>
-        <w:t>Telas de perfil, alertas e assinatura no front-end web (não há, no escopo atual, rotas dedicadas para esses fluxos)</w:t>
+        <w:rPr>
+          <w:rFonts w:ascii="Calibri" w:hAnsi="Calibri"/>
+          <w:b w:val="0"/>
+          <w:i w:val="0"/>
+          <w:sz w:val="22"/>
+        </w:rPr>
+        <w:t>- Telas de perfil, alertas e assinatura no front-end web (não há, no escopo atual, rotas dedicadas para esses fluxos)</w:t>
       </w:r>
     </w:p>
     <w:p>
       <w:pPr>
-        <w:pStyle w:val="ListBullet"/>
+        <w:spacing w:before="0" w:after="120"/>
       </w:pPr>
       <w:r>
-        <w:t>Integração com programas de milhas além de Smiles, Azul e Latam</w:t>
+        <w:rPr>
+          <w:rFonts w:ascii="Calibri" w:hAnsi="Calibri"/>
+          <w:b w:val="0"/>
+          <w:i w:val="0"/>
+          <w:sz w:val="22"/>
+        </w:rPr>
+        <w:t>- Integração com programas de milhas além de Smiles, Azul e Latam</w:t>
       </w:r>
     </w:p>
     <w:p>
       <w:pPr>
+        <w:pStyle w:val="Heading1"/>
+        <w:keepNext/>
+        <w:keepLines/>
         <w:pBdr>
-          <w:bottom w:val="single" w:sz="6" w:space="3" w:color="1F3B73"/>
+          <w:bottom w:val="single" w:sz="4" w:space="2" w:color="D6E4F0"/>
         </w:pBdr>
       </w:pPr>
       <w:r>
-        <w:rPr>
-          <w:b/>
-          <w:color w:val="1F3B73"/>
-          <w:sz w:val="27"/>
-        </w:rPr>
         <w:t>4. Equipe do projeto (Timeware)</w:t>
       </w:r>
     </w:p>
     <w:tbl>
       <w:tblPr>
-        <w:tblStyle w:val="TableGrid"/>
         <w:tblW w:type="auto" w:w="0"/>
-        <w:jc w:val="center"/>
         <w:tblLook w:firstColumn="1" w:firstRow="1" w:lastColumn="0" w:lastRow="0" w:noHBand="0" w:noVBand="1" w:val="04A0"/>
+        <w:tblBorders>
+          <w:top w:val="single" w:sz="4" w:space="0" w:color="003366"/>
+          <w:left w:val="single" w:sz="4" w:space="0" w:color="003366"/>
+          <w:bottom w:val="single" w:sz="4" w:space="0" w:color="003366"/>
+          <w:right w:val="single" w:sz="4" w:space="0" w:color="003366"/>
+          <w:insideH w:val="single" w:sz="4" w:space="0" w:color="003366"/>
+          <w:insideV w:val="single" w:sz="4" w:space="0" w:color="003366"/>
+        </w:tblBorders>
       </w:tblPr>
       <w:tblGrid>
-        <w:gridCol w:w="3249"/>
-        <w:gridCol w:w="3249"/>
-        <w:gridCol w:w="3249"/>
+        <w:gridCol w:w="2967"/>
+        <w:gridCol w:w="2967"/>
+        <w:gridCol w:w="2967"/>
       </w:tblGrid>
       <w:tr>
+        <w:trPr>
+          <w:cantSplit w:val="1"/>
+        </w:trPr>
         <w:tc>
           <w:tcPr>
-            <w:tcW w:type="dxa" w:w="3249"/>
-            <w:shd w:val="clear" w:fill="1F3B73"/>
+            <w:tcW w:type="dxa" w:w="2967"/>
+            <w:tcMar>
+              <w:top w:w="60" w:type="dxa"/>
+              <w:bottom w:w="60" w:type="dxa"/>
+              <w:left w:w="100" w:type="dxa"/>
+              <w:right w:w="100" w:type="dxa"/>
+            </w:tcMar>
+            <w:shd w:val="clear" w:color="auto" w:fill="003366"/>
           </w:tcPr>
           <w:p>
-            <w:r/>
+            <w:pPr>
+              <w:spacing w:before="40" w:after="40"/>
+            </w:pPr>
             <w:r>
               <w:rPr>
+                <w:rFonts w:ascii="Calibri" w:hAnsi="Calibri"/>
                 <w:b/>
+                <w:i w:val="0"/>
                 <w:color w:val="FFFFFF"/>
-                <w:sz w:val="18"/>
+                <w:sz w:val="20"/>
               </w:rPr>
               <w:t>Papel</w:t>
             </w:r>
@@ -781,16 +1178,26 @@
         </w:tc>
         <w:tc>
           <w:tcPr>
-            <w:tcW w:type="dxa" w:w="3249"/>
-            <w:shd w:val="clear" w:fill="1F3B73"/>
+            <w:tcW w:type="dxa" w:w="2967"/>
+            <w:tcMar>
+              <w:top w:w="60" w:type="dxa"/>
+              <w:bottom w:w="60" w:type="dxa"/>
+              <w:left w:w="100" w:type="dxa"/>
+              <w:right w:w="100" w:type="dxa"/>
+            </w:tcMar>
+            <w:shd w:val="clear" w:color="auto" w:fill="003366"/>
           </w:tcPr>
           <w:p>
-            <w:r/>
+            <w:pPr>
+              <w:spacing w:before="40" w:after="40"/>
+            </w:pPr>
             <w:r>
               <w:rPr>
+                <w:rFonts w:ascii="Calibri" w:hAnsi="Calibri"/>
                 <w:b/>
+                <w:i w:val="0"/>
                 <w:color w:val="FFFFFF"/>
-                <w:sz w:val="18"/>
+                <w:sz w:val="20"/>
               </w:rPr>
               <w:t>Responsável</w:t>
             </w:r>
@@ -798,16 +1205,26 @@
         </w:tc>
         <w:tc>
           <w:tcPr>
-            <w:tcW w:type="dxa" w:w="3249"/>
-            <w:shd w:val="clear" w:fill="1F3B73"/>
+            <w:tcW w:type="dxa" w:w="2967"/>
+            <w:tcMar>
+              <w:top w:w="60" w:type="dxa"/>
+              <w:bottom w:w="60" w:type="dxa"/>
+              <w:left w:w="100" w:type="dxa"/>
+              <w:right w:w="100" w:type="dxa"/>
+            </w:tcMar>
+            <w:shd w:val="clear" w:color="auto" w:fill="003366"/>
           </w:tcPr>
           <w:p>
-            <w:r/>
+            <w:pPr>
+              <w:spacing w:before="40" w:after="40"/>
+            </w:pPr>
             <w:r>
               <w:rPr>
+                <w:rFonts w:ascii="Calibri" w:hAnsi="Calibri"/>
                 <w:b/>
+                <w:i w:val="0"/>
                 <w:color w:val="FFFFFF"/>
-                <w:sz w:val="18"/>
+                <w:sz w:val="20"/>
               </w:rPr>
               <w:t>Identificação / evidência no tooling</w:t>
             </w:r>
@@ -815,19 +1232,30 @@
         </w:tc>
       </w:tr>
       <w:tr>
+        <w:trPr>
+          <w:cantSplit w:val="1"/>
+        </w:trPr>
         <w:tc>
           <w:tcPr>
-            <w:tcW w:type="dxa" w:w="3249"/>
+            <w:tcW w:type="dxa" w:w="2967"/>
+            <w:tcMar>
+              <w:top w:w="60" w:type="dxa"/>
+              <w:bottom w:w="60" w:type="dxa"/>
+              <w:left w:w="100" w:type="dxa"/>
+              <w:right w:w="100" w:type="dxa"/>
+            </w:tcMar>
+            <w:shd w:val="clear" w:color="auto" w:fill="EBF5FB"/>
           </w:tcPr>
           <w:p>
+            <w:pPr>
+              <w:spacing w:before="40" w:after="40"/>
+            </w:pPr>
             <w:r>
               <w:rPr>
-                <w:sz w:val="17"/>
-              </w:rPr>
-            </w:r>
-            <w:r>
-              <w:rPr>
-                <w:sz w:val="17"/>
+                <w:rFonts w:ascii="Calibri" w:hAnsi="Calibri"/>
+                <w:b w:val="0"/>
+                <w:i w:val="0"/>
+                <w:sz w:val="20"/>
               </w:rPr>
               <w:t>Gerente de Projeto (gestão; não codifica; fora do DevOps)</w:t>
             </w:r>
@@ -835,17 +1263,25 @@
         </w:tc>
         <w:tc>
           <w:tcPr>
-            <w:tcW w:type="dxa" w:w="3249"/>
+            <w:tcW w:type="dxa" w:w="2967"/>
+            <w:tcMar>
+              <w:top w:w="60" w:type="dxa"/>
+              <w:bottom w:w="60" w:type="dxa"/>
+              <w:left w:w="100" w:type="dxa"/>
+              <w:right w:w="100" w:type="dxa"/>
+            </w:tcMar>
+            <w:shd w:val="clear" w:color="auto" w:fill="EBF5FB"/>
           </w:tcPr>
           <w:p>
+            <w:pPr>
+              <w:spacing w:before="40" w:after="40"/>
+            </w:pPr>
             <w:r>
               <w:rPr>
-                <w:sz w:val="17"/>
-              </w:rPr>
-            </w:r>
-            <w:r>
-              <w:rPr>
-                <w:sz w:val="17"/>
+                <w:rFonts w:ascii="Calibri" w:hAnsi="Calibri"/>
+                <w:b w:val="0"/>
+                <w:i w:val="0"/>
+                <w:sz w:val="20"/>
               </w:rPr>
               <w:t>Abraão</w:t>
             </w:r>
@@ -853,17 +1289,25 @@
         </w:tc>
         <w:tc>
           <w:tcPr>
-            <w:tcW w:type="dxa" w:w="3249"/>
+            <w:tcW w:type="dxa" w:w="2967"/>
+            <w:tcMar>
+              <w:top w:w="60" w:type="dxa"/>
+              <w:bottom w:w="60" w:type="dxa"/>
+              <w:left w:w="100" w:type="dxa"/>
+              <w:right w:w="100" w:type="dxa"/>
+            </w:tcMar>
+            <w:shd w:val="clear" w:color="auto" w:fill="EBF5FB"/>
           </w:tcPr>
           <w:p>
+            <w:pPr>
+              <w:spacing w:before="40" w:after="40"/>
+            </w:pPr>
             <w:r>
               <w:rPr>
-                <w:sz w:val="17"/>
-              </w:rPr>
-            </w:r>
-            <w:r>
-              <w:rPr>
-                <w:sz w:val="17"/>
+                <w:rFonts w:ascii="Calibri" w:hAnsi="Calibri"/>
+                <w:b w:val="0"/>
+                <w:i w:val="0"/>
+                <w:sz w:val="20"/>
               </w:rPr>
               <w:t>Jira: conta a ser provisionada</w:t>
             </w:r>
@@ -871,20 +1315,29 @@
         </w:tc>
       </w:tr>
       <w:tr>
+        <w:trPr>
+          <w:cantSplit w:val="1"/>
+        </w:trPr>
         <w:tc>
           <w:tcPr>
-            <w:tcW w:type="dxa" w:w="3249"/>
-            <w:shd w:val="clear" w:fill="EDF1F7"/>
+            <w:tcW w:type="dxa" w:w="2967"/>
+            <w:tcMar>
+              <w:top w:w="60" w:type="dxa"/>
+              <w:bottom w:w="60" w:type="dxa"/>
+              <w:left w:w="100" w:type="dxa"/>
+              <w:right w:w="100" w:type="dxa"/>
+            </w:tcMar>
           </w:tcPr>
           <w:p>
+            <w:pPr>
+              <w:spacing w:before="40" w:after="40"/>
+            </w:pPr>
             <w:r>
               <w:rPr>
-                <w:sz w:val="17"/>
-              </w:rPr>
-            </w:r>
-            <w:r>
-              <w:rPr>
-                <w:sz w:val="17"/>
+                <w:rFonts w:ascii="Calibri" w:hAnsi="Calibri"/>
+                <w:b w:val="0"/>
+                <w:i w:val="0"/>
+                <w:sz w:val="20"/>
               </w:rPr>
               <w:t>Tech Lead / Arquiteto / DevOps (revisor de PR; no DevOps)</w:t>
             </w:r>
@@ -892,18 +1345,24 @@
         </w:tc>
         <w:tc>
           <w:tcPr>
-            <w:tcW w:type="dxa" w:w="3249"/>
-            <w:shd w:val="clear" w:fill="EDF1F7"/>
+            <w:tcW w:type="dxa" w:w="2967"/>
+            <w:tcMar>
+              <w:top w:w="60" w:type="dxa"/>
+              <w:bottom w:w="60" w:type="dxa"/>
+              <w:left w:w="100" w:type="dxa"/>
+              <w:right w:w="100" w:type="dxa"/>
+            </w:tcMar>
           </w:tcPr>
           <w:p>
+            <w:pPr>
+              <w:spacing w:before="40" w:after="40"/>
+            </w:pPr>
             <w:r>
               <w:rPr>
-                <w:sz w:val="17"/>
-              </w:rPr>
-            </w:r>
-            <w:r>
-              <w:rPr>
-                <w:sz w:val="17"/>
+                <w:rFonts w:ascii="Calibri" w:hAnsi="Calibri"/>
+                <w:b w:val="0"/>
+                <w:i w:val="0"/>
+                <w:sz w:val="20"/>
               </w:rPr>
               <w:t>Cézar Velazquez</w:t>
             </w:r>
@@ -911,74 +1370,100 @@
         </w:tc>
         <w:tc>
           <w:tcPr>
-            <w:tcW w:type="dxa" w:w="3249"/>
-            <w:shd w:val="clear" w:fill="EDF1F7"/>
+            <w:tcW w:type="dxa" w:w="2967"/>
+            <w:tcMar>
+              <w:top w:w="60" w:type="dxa"/>
+              <w:bottom w:w="60" w:type="dxa"/>
+              <w:left w:w="100" w:type="dxa"/>
+              <w:right w:w="100" w:type="dxa"/>
+            </w:tcMar>
           </w:tcPr>
           <w:p>
+            <w:pPr>
+              <w:spacing w:before="40" w:after="40"/>
+            </w:pPr>
             <w:r>
               <w:rPr>
-                <w:sz w:val="17"/>
-              </w:rPr>
-            </w:r>
-            <w:r>
-              <w:rPr>
-                <w:sz w:val="17"/>
+                <w:rFonts w:ascii="Calibri" w:hAnsi="Calibri"/>
+                <w:b w:val="0"/>
+                <w:i w:val="0"/>
+                <w:sz w:val="20"/>
               </w:rPr>
               <w:t xml:space="preserve">Jira </w:t>
             </w:r>
             <w:r>
               <w:rPr>
-                <w:rFonts w:ascii="Consolas" w:hAnsi="Consolas"/>
-                <w:color w:val="444444"/>
-                <w:sz w:val="17"/>
+                <w:rFonts w:ascii="Courier New" w:hAnsi="Courier New"/>
+                <w:b w:val="0"/>
+                <w:i w:val="0"/>
+                <w:color w:val="333333"/>
+                <w:sz w:val="20"/>
               </w:rPr>
               <w:t>cezar.hiraki</w:t>
             </w:r>
             <w:r>
               <w:rPr>
-                <w:sz w:val="17"/>
+                <w:rFonts w:ascii="Calibri" w:hAnsi="Calibri"/>
+                <w:b w:val="0"/>
+                <w:i w:val="0"/>
+                <w:sz w:val="20"/>
               </w:rPr>
               <w:t xml:space="preserve">; nas evidências legadas a aprovação de PR aparece sob </w:t>
             </w:r>
             <w:r>
               <w:rPr>
-                <w:rFonts w:ascii="Consolas" w:hAnsi="Consolas"/>
-                <w:color w:val="444444"/>
-                <w:sz w:val="17"/>
+                <w:rFonts w:ascii="Courier New" w:hAnsi="Courier New"/>
+                <w:b w:val="0"/>
+                <w:i w:val="0"/>
+                <w:color w:val="333333"/>
+                <w:sz w:val="20"/>
               </w:rPr>
               <w:t>Mateus Veloso</w:t>
             </w:r>
             <w:r>
               <w:rPr>
-                <w:sz w:val="17"/>
+                <w:rFonts w:ascii="Calibri" w:hAnsi="Calibri"/>
+                <w:b w:val="0"/>
+                <w:i w:val="0"/>
+                <w:sz w:val="20"/>
               </w:rPr>
               <w:t xml:space="preserve"> e os commits de infra/arquitetura sob </w:t>
             </w:r>
             <w:r>
               <w:rPr>
-                <w:rFonts w:ascii="Consolas" w:hAnsi="Consolas"/>
-                <w:color w:val="444444"/>
-                <w:sz w:val="17"/>
+                <w:rFonts w:ascii="Courier New" w:hAnsi="Courier New"/>
+                <w:b w:val="0"/>
+                <w:i w:val="0"/>
+                <w:color w:val="333333"/>
+                <w:sz w:val="20"/>
               </w:rPr>
               <w:t>Raony Chagas</w:t>
             </w:r>
             <w:r>
               <w:rPr>
-                <w:sz w:val="17"/>
+                <w:rFonts w:ascii="Calibri" w:hAnsi="Calibri"/>
+                <w:b w:val="0"/>
+                <w:i w:val="0"/>
+                <w:sz w:val="20"/>
               </w:rPr>
               <w:t>/</w:t>
             </w:r>
             <w:r>
               <w:rPr>
-                <w:rFonts w:ascii="Consolas" w:hAnsi="Consolas"/>
-                <w:color w:val="444444"/>
-                <w:sz w:val="17"/>
+                <w:rFonts w:ascii="Courier New" w:hAnsi="Courier New"/>
+                <w:b w:val="0"/>
+                <w:i w:val="0"/>
+                <w:color w:val="333333"/>
+                <w:sz w:val="20"/>
               </w:rPr>
               <w:t>Mateus Sousa</w:t>
             </w:r>
             <w:r>
               <w:rPr>
-                <w:sz w:val="17"/>
+                <w:rFonts w:ascii="Calibri" w:hAnsi="Calibri"/>
+                <w:b w:val="0"/>
+                <w:i w:val="0"/>
+                <w:sz w:val="20"/>
               </w:rPr>
               <w:t xml:space="preserve"> (= Cézar)</w:t>
             </w:r>
@@ -986,19 +1471,30 @@
         </w:tc>
       </w:tr>
       <w:tr>
+        <w:trPr>
+          <w:cantSplit w:val="1"/>
+        </w:trPr>
         <w:tc>
           <w:tcPr>
-            <w:tcW w:type="dxa" w:w="3249"/>
+            <w:tcW w:type="dxa" w:w="2967"/>
+            <w:tcMar>
+              <w:top w:w="60" w:type="dxa"/>
+              <w:bottom w:w="60" w:type="dxa"/>
+              <w:left w:w="100" w:type="dxa"/>
+              <w:right w:w="100" w:type="dxa"/>
+            </w:tcMar>
+            <w:shd w:val="clear" w:color="auto" w:fill="EBF5FB"/>
           </w:tcPr>
           <w:p>
+            <w:pPr>
+              <w:spacing w:before="40" w:after="40"/>
+            </w:pPr>
             <w:r>
               <w:rPr>
-                <w:sz w:val="17"/>
-              </w:rPr>
-            </w:r>
-            <w:r>
-              <w:rPr>
-                <w:sz w:val="17"/>
+                <w:rFonts w:ascii="Calibri" w:hAnsi="Calibri"/>
+                <w:b w:val="0"/>
+                <w:i w:val="0"/>
+                <w:sz w:val="20"/>
               </w:rPr>
               <w:t>QA (teste manual; gera evidências; no DevOps)</w:t>
             </w:r>
@@ -1006,17 +1502,25 @@
         </w:tc>
         <w:tc>
           <w:tcPr>
-            <w:tcW w:type="dxa" w:w="3249"/>
+            <w:tcW w:type="dxa" w:w="2967"/>
+            <w:tcMar>
+              <w:top w:w="60" w:type="dxa"/>
+              <w:bottom w:w="60" w:type="dxa"/>
+              <w:left w:w="100" w:type="dxa"/>
+              <w:right w:w="100" w:type="dxa"/>
+            </w:tcMar>
+            <w:shd w:val="clear" w:color="auto" w:fill="EBF5FB"/>
           </w:tcPr>
           <w:p>
+            <w:pPr>
+              <w:spacing w:before="40" w:after="40"/>
+            </w:pPr>
             <w:r>
               <w:rPr>
-                <w:sz w:val="17"/>
-              </w:rPr>
-            </w:r>
-            <w:r>
-              <w:rPr>
-                <w:sz w:val="17"/>
+                <w:rFonts w:ascii="Calibri" w:hAnsi="Calibri"/>
+                <w:b w:val="0"/>
+                <w:i w:val="0"/>
+                <w:sz w:val="20"/>
               </w:rPr>
               <w:t>Jonathan Alves</w:t>
             </w:r>
@@ -1024,31 +1528,44 @@
         </w:tc>
         <w:tc>
           <w:tcPr>
-            <w:tcW w:type="dxa" w:w="3249"/>
+            <w:tcW w:type="dxa" w:w="2967"/>
+            <w:tcMar>
+              <w:top w:w="60" w:type="dxa"/>
+              <w:bottom w:w="60" w:type="dxa"/>
+              <w:left w:w="100" w:type="dxa"/>
+              <w:right w:w="100" w:type="dxa"/>
+            </w:tcMar>
+            <w:shd w:val="clear" w:color="auto" w:fill="EBF5FB"/>
           </w:tcPr>
           <w:p>
+            <w:pPr>
+              <w:spacing w:before="40" w:after="40"/>
+            </w:pPr>
             <w:r>
               <w:rPr>
-                <w:sz w:val="17"/>
-              </w:rPr>
-            </w:r>
-            <w:r>
-              <w:rPr>
-                <w:sz w:val="17"/>
+                <w:rFonts w:ascii="Calibri" w:hAnsi="Calibri"/>
+                <w:b w:val="0"/>
+                <w:i w:val="0"/>
+                <w:sz w:val="20"/>
               </w:rPr>
               <w:t>Jira/Azure: conta a ser provisionada (</w:t>
             </w:r>
             <w:r>
               <w:rPr>
-                <w:rFonts w:ascii="Consolas" w:hAnsi="Consolas"/>
-                <w:color w:val="444444"/>
-                <w:sz w:val="17"/>
+                <w:rFonts w:ascii="Courier New" w:hAnsi="Courier New"/>
+                <w:b w:val="0"/>
+                <w:i w:val="0"/>
+                <w:color w:val="333333"/>
+                <w:sz w:val="20"/>
               </w:rPr>
               <w:t>jonathan@timeware.com.br</w:t>
             </w:r>
             <w:r>
               <w:rPr>
-                <w:sz w:val="17"/>
+                <w:rFonts w:ascii="Calibri" w:hAnsi="Calibri"/>
+                <w:b w:val="0"/>
+                <w:i w:val="0"/>
+                <w:sz w:val="20"/>
               </w:rPr>
               <w:t>)</w:t>
             </w:r>
@@ -1056,20 +1573,29 @@
         </w:tc>
       </w:tr>
       <w:tr>
+        <w:trPr>
+          <w:cantSplit w:val="1"/>
+        </w:trPr>
         <w:tc>
           <w:tcPr>
-            <w:tcW w:type="dxa" w:w="3249"/>
-            <w:shd w:val="clear" w:fill="EDF1F7"/>
+            <w:tcW w:type="dxa" w:w="2967"/>
+            <w:tcMar>
+              <w:top w:w="60" w:type="dxa"/>
+              <w:bottom w:w="60" w:type="dxa"/>
+              <w:left w:w="100" w:type="dxa"/>
+              <w:right w:w="100" w:type="dxa"/>
+            </w:tcMar>
           </w:tcPr>
           <w:p>
+            <w:pPr>
+              <w:spacing w:before="40" w:after="40"/>
+            </w:pPr>
             <w:r>
               <w:rPr>
-                <w:sz w:val="17"/>
-              </w:rPr>
-            </w:r>
-            <w:r>
-              <w:rPr>
-                <w:sz w:val="17"/>
+                <w:rFonts w:ascii="Calibri" w:hAnsi="Calibri"/>
+                <w:b w:val="0"/>
+                <w:i w:val="0"/>
+                <w:sz w:val="20"/>
               </w:rPr>
               <w:t>GQA independente (auditoria; não codifica; fora do DevOps)</w:t>
             </w:r>
@@ -1077,18 +1603,24 @@
         </w:tc>
         <w:tc>
           <w:tcPr>
-            <w:tcW w:type="dxa" w:w="3249"/>
-            <w:shd w:val="clear" w:fill="EDF1F7"/>
+            <w:tcW w:type="dxa" w:w="2967"/>
+            <w:tcMar>
+              <w:top w:w="60" w:type="dxa"/>
+              <w:bottom w:w="60" w:type="dxa"/>
+              <w:left w:w="100" w:type="dxa"/>
+              <w:right w:w="100" w:type="dxa"/>
+            </w:tcMar>
           </w:tcPr>
           <w:p>
+            <w:pPr>
+              <w:spacing w:before="40" w:after="40"/>
+            </w:pPr>
             <w:r>
               <w:rPr>
-                <w:sz w:val="17"/>
-              </w:rPr>
-            </w:r>
-            <w:r>
-              <w:rPr>
-                <w:sz w:val="17"/>
+                <w:rFonts w:ascii="Calibri" w:hAnsi="Calibri"/>
+                <w:b w:val="0"/>
+                <w:i w:val="0"/>
+                <w:sz w:val="20"/>
               </w:rPr>
               <w:t>Carol (Caroline)</w:t>
             </w:r>
@@ -1096,18 +1628,24 @@
         </w:tc>
         <w:tc>
           <w:tcPr>
-            <w:tcW w:type="dxa" w:w="3249"/>
-            <w:shd w:val="clear" w:fill="EDF1F7"/>
+            <w:tcW w:type="dxa" w:w="2967"/>
+            <w:tcMar>
+              <w:top w:w="60" w:type="dxa"/>
+              <w:bottom w:w="60" w:type="dxa"/>
+              <w:left w:w="100" w:type="dxa"/>
+              <w:right w:w="100" w:type="dxa"/>
+            </w:tcMar>
           </w:tcPr>
           <w:p>
+            <w:pPr>
+              <w:spacing w:before="40" w:after="40"/>
+            </w:pPr>
             <w:r>
               <w:rPr>
-                <w:sz w:val="17"/>
-              </w:rPr>
-            </w:r>
-            <w:r>
-              <w:rPr>
-                <w:sz w:val="17"/>
+                <w:rFonts w:ascii="Calibri" w:hAnsi="Calibri"/>
+                <w:b w:val="0"/>
+                <w:i w:val="0"/>
+                <w:sz w:val="20"/>
               </w:rPr>
               <w:t>(não assina issues)</w:t>
             </w:r>
@@ -1115,19 +1653,30 @@
         </w:tc>
       </w:tr>
       <w:tr>
+        <w:trPr>
+          <w:cantSplit w:val="1"/>
+        </w:trPr>
         <w:tc>
           <w:tcPr>
-            <w:tcW w:type="dxa" w:w="3249"/>
+            <w:tcW w:type="dxa" w:w="2967"/>
+            <w:tcMar>
+              <w:top w:w="60" w:type="dxa"/>
+              <w:bottom w:w="60" w:type="dxa"/>
+              <w:left w:w="100" w:type="dxa"/>
+              <w:right w:w="100" w:type="dxa"/>
+            </w:tcMar>
+            <w:shd w:val="clear" w:color="auto" w:fill="EBF5FB"/>
           </w:tcPr>
           <w:p>
+            <w:pPr>
+              <w:spacing w:before="40" w:after="40"/>
+            </w:pPr>
             <w:r>
               <w:rPr>
-                <w:sz w:val="17"/>
-              </w:rPr>
-            </w:r>
-            <w:r>
-              <w:rPr>
-                <w:sz w:val="17"/>
+                <w:rFonts w:ascii="Calibri" w:hAnsi="Calibri"/>
+                <w:b w:val="0"/>
+                <w:i w:val="0"/>
+                <w:sz w:val="20"/>
               </w:rPr>
               <w:t>Dev (no DevOps)</w:t>
             </w:r>
@@ -1135,17 +1684,25 @@
         </w:tc>
         <w:tc>
           <w:tcPr>
-            <w:tcW w:type="dxa" w:w="3249"/>
+            <w:tcW w:type="dxa" w:w="2967"/>
+            <w:tcMar>
+              <w:top w:w="60" w:type="dxa"/>
+              <w:bottom w:w="60" w:type="dxa"/>
+              <w:left w:w="100" w:type="dxa"/>
+              <w:right w:w="100" w:type="dxa"/>
+            </w:tcMar>
+            <w:shd w:val="clear" w:color="auto" w:fill="EBF5FB"/>
           </w:tcPr>
           <w:p>
+            <w:pPr>
+              <w:spacing w:before="40" w:after="40"/>
+            </w:pPr>
             <w:r>
               <w:rPr>
-                <w:sz w:val="17"/>
-              </w:rPr>
-            </w:r>
-            <w:r>
-              <w:rPr>
-                <w:sz w:val="17"/>
+                <w:rFonts w:ascii="Calibri" w:hAnsi="Calibri"/>
+                <w:b w:val="0"/>
+                <w:i w:val="0"/>
+                <w:sz w:val="20"/>
               </w:rPr>
               <w:t>Felipe Santos</w:t>
             </w:r>
@@ -1153,25 +1710,35 @@
         </w:tc>
         <w:tc>
           <w:tcPr>
-            <w:tcW w:type="dxa" w:w="3249"/>
+            <w:tcW w:type="dxa" w:w="2967"/>
+            <w:tcMar>
+              <w:top w:w="60" w:type="dxa"/>
+              <w:bottom w:w="60" w:type="dxa"/>
+              <w:left w:w="100" w:type="dxa"/>
+              <w:right w:w="100" w:type="dxa"/>
+            </w:tcMar>
+            <w:shd w:val="clear" w:color="auto" w:fill="EBF5FB"/>
           </w:tcPr>
           <w:p>
+            <w:pPr>
+              <w:spacing w:before="40" w:after="40"/>
+            </w:pPr>
             <w:r>
               <w:rPr>
-                <w:sz w:val="17"/>
-              </w:rPr>
-            </w:r>
-            <w:r>
-              <w:rPr>
-                <w:sz w:val="17"/>
+                <w:rFonts w:ascii="Calibri" w:hAnsi="Calibri"/>
+                <w:b w:val="0"/>
+                <w:i w:val="0"/>
+                <w:sz w:val="20"/>
               </w:rPr>
               <w:t xml:space="preserve">Jira </w:t>
             </w:r>
             <w:r>
               <w:rPr>
-                <w:rFonts w:ascii="Consolas" w:hAnsi="Consolas"/>
-                <w:color w:val="444444"/>
-                <w:sz w:val="17"/>
+                <w:rFonts w:ascii="Courier New" w:hAnsi="Courier New"/>
+                <w:b w:val="0"/>
+                <w:i w:val="0"/>
+                <w:color w:val="333333"/>
+                <w:sz w:val="20"/>
               </w:rPr>
               <w:t>Felipe Siqueira</w:t>
             </w:r>
@@ -1179,20 +1746,29 @@
         </w:tc>
       </w:tr>
       <w:tr>
+        <w:trPr>
+          <w:cantSplit w:val="1"/>
+        </w:trPr>
         <w:tc>
           <w:tcPr>
-            <w:tcW w:type="dxa" w:w="3249"/>
-            <w:shd w:val="clear" w:fill="EDF1F7"/>
+            <w:tcW w:type="dxa" w:w="2967"/>
+            <w:tcMar>
+              <w:top w:w="60" w:type="dxa"/>
+              <w:bottom w:w="60" w:type="dxa"/>
+              <w:left w:w="100" w:type="dxa"/>
+              <w:right w:w="100" w:type="dxa"/>
+            </w:tcMar>
           </w:tcPr>
           <w:p>
+            <w:pPr>
+              <w:spacing w:before="40" w:after="40"/>
+            </w:pPr>
             <w:r>
               <w:rPr>
-                <w:sz w:val="17"/>
-              </w:rPr>
-            </w:r>
-            <w:r>
-              <w:rPr>
-                <w:sz w:val="17"/>
+                <w:rFonts w:ascii="Calibri" w:hAnsi="Calibri"/>
+                <w:b w:val="0"/>
+                <w:i w:val="0"/>
+                <w:sz w:val="20"/>
               </w:rPr>
               <w:t>Dev (no DevOps)</w:t>
             </w:r>
@@ -1200,18 +1776,24 @@
         </w:tc>
         <w:tc>
           <w:tcPr>
-            <w:tcW w:type="dxa" w:w="3249"/>
-            <w:shd w:val="clear" w:fill="EDF1F7"/>
+            <w:tcW w:type="dxa" w:w="2967"/>
+            <w:tcMar>
+              <w:top w:w="60" w:type="dxa"/>
+              <w:bottom w:w="60" w:type="dxa"/>
+              <w:left w:w="100" w:type="dxa"/>
+              <w:right w:w="100" w:type="dxa"/>
+            </w:tcMar>
           </w:tcPr>
           <w:p>
+            <w:pPr>
+              <w:spacing w:before="40" w:after="40"/>
+            </w:pPr>
             <w:r>
               <w:rPr>
-                <w:sz w:val="17"/>
-              </w:rPr>
-            </w:r>
-            <w:r>
-              <w:rPr>
-                <w:sz w:val="17"/>
+                <w:rFonts w:ascii="Calibri" w:hAnsi="Calibri"/>
+                <w:b w:val="0"/>
+                <w:i w:val="0"/>
+                <w:sz w:val="20"/>
               </w:rPr>
               <w:t>Lucas Batista</w:t>
             </w:r>
@@ -1219,26 +1801,34 @@
         </w:tc>
         <w:tc>
           <w:tcPr>
-            <w:tcW w:type="dxa" w:w="3249"/>
-            <w:shd w:val="clear" w:fill="EDF1F7"/>
+            <w:tcW w:type="dxa" w:w="2967"/>
+            <w:tcMar>
+              <w:top w:w="60" w:type="dxa"/>
+              <w:bottom w:w="60" w:type="dxa"/>
+              <w:left w:w="100" w:type="dxa"/>
+              <w:right w:w="100" w:type="dxa"/>
+            </w:tcMar>
           </w:tcPr>
           <w:p>
+            <w:pPr>
+              <w:spacing w:before="40" w:after="40"/>
+            </w:pPr>
             <w:r>
               <w:rPr>
-                <w:sz w:val="17"/>
-              </w:rPr>
-            </w:r>
-            <w:r>
-              <w:rPr>
-                <w:sz w:val="17"/>
+                <w:rFonts w:ascii="Calibri" w:hAnsi="Calibri"/>
+                <w:b w:val="0"/>
+                <w:i w:val="0"/>
+                <w:sz w:val="20"/>
               </w:rPr>
               <w:t xml:space="preserve">Jira </w:t>
             </w:r>
             <w:r>
               <w:rPr>
-                <w:rFonts w:ascii="Consolas" w:hAnsi="Consolas"/>
-                <w:color w:val="444444"/>
-                <w:sz w:val="17"/>
+                <w:rFonts w:ascii="Courier New" w:hAnsi="Courier New"/>
+                <w:b w:val="0"/>
+                <w:i w:val="0"/>
+                <w:color w:val="333333"/>
+                <w:sz w:val="20"/>
               </w:rPr>
               <w:t>Lucas Batista de Sousa</w:t>
             </w:r>
@@ -1246,19 +1836,30 @@
         </w:tc>
       </w:tr>
       <w:tr>
+        <w:trPr>
+          <w:cantSplit w:val="1"/>
+        </w:trPr>
         <w:tc>
           <w:tcPr>
-            <w:tcW w:type="dxa" w:w="3249"/>
+            <w:tcW w:type="dxa" w:w="2967"/>
+            <w:tcMar>
+              <w:top w:w="60" w:type="dxa"/>
+              <w:bottom w:w="60" w:type="dxa"/>
+              <w:left w:w="100" w:type="dxa"/>
+              <w:right w:w="100" w:type="dxa"/>
+            </w:tcMar>
+            <w:shd w:val="clear" w:color="auto" w:fill="EBF5FB"/>
           </w:tcPr>
           <w:p>
+            <w:pPr>
+              <w:spacing w:before="40" w:after="40"/>
+            </w:pPr>
             <w:r>
               <w:rPr>
-                <w:sz w:val="17"/>
-              </w:rPr>
-            </w:r>
-            <w:r>
-              <w:rPr>
-                <w:sz w:val="17"/>
+                <w:rFonts w:ascii="Calibri" w:hAnsi="Calibri"/>
+                <w:b w:val="0"/>
+                <w:i w:val="0"/>
+                <w:sz w:val="20"/>
               </w:rPr>
               <w:t>Dev (no DevOps)</w:t>
             </w:r>
@@ -1266,17 +1867,25 @@
         </w:tc>
         <w:tc>
           <w:tcPr>
-            <w:tcW w:type="dxa" w:w="3249"/>
+            <w:tcW w:type="dxa" w:w="2967"/>
+            <w:tcMar>
+              <w:top w:w="60" w:type="dxa"/>
+              <w:bottom w:w="60" w:type="dxa"/>
+              <w:left w:w="100" w:type="dxa"/>
+              <w:right w:w="100" w:type="dxa"/>
+            </w:tcMar>
+            <w:shd w:val="clear" w:color="auto" w:fill="EBF5FB"/>
           </w:tcPr>
           <w:p>
+            <w:pPr>
+              <w:spacing w:before="40" w:after="40"/>
+            </w:pPr>
             <w:r>
               <w:rPr>
-                <w:sz w:val="17"/>
-              </w:rPr>
-            </w:r>
-            <w:r>
-              <w:rPr>
-                <w:sz w:val="17"/>
+                <w:rFonts w:ascii="Calibri" w:hAnsi="Calibri"/>
+                <w:b w:val="0"/>
+                <w:i w:val="0"/>
+                <w:sz w:val="20"/>
               </w:rPr>
               <w:t>Henry Oliveira</w:t>
             </w:r>
@@ -1284,25 +1893,35 @@
         </w:tc>
         <w:tc>
           <w:tcPr>
-            <w:tcW w:type="dxa" w:w="3249"/>
+            <w:tcW w:type="dxa" w:w="2967"/>
+            <w:tcMar>
+              <w:top w:w="60" w:type="dxa"/>
+              <w:bottom w:w="60" w:type="dxa"/>
+              <w:left w:w="100" w:type="dxa"/>
+              <w:right w:w="100" w:type="dxa"/>
+            </w:tcMar>
+            <w:shd w:val="clear" w:color="auto" w:fill="EBF5FB"/>
           </w:tcPr>
           <w:p>
+            <w:pPr>
+              <w:spacing w:before="40" w:after="40"/>
+            </w:pPr>
             <w:r>
               <w:rPr>
-                <w:sz w:val="17"/>
-              </w:rPr>
-            </w:r>
-            <w:r>
-              <w:rPr>
-                <w:sz w:val="17"/>
+                <w:rFonts w:ascii="Calibri" w:hAnsi="Calibri"/>
+                <w:b w:val="0"/>
+                <w:i w:val="0"/>
+                <w:sz w:val="20"/>
               </w:rPr>
               <w:t xml:space="preserve">Jira </w:t>
             </w:r>
             <w:r>
               <w:rPr>
-                <w:rFonts w:ascii="Consolas" w:hAnsi="Consolas"/>
-                <w:color w:val="444444"/>
-                <w:sz w:val="17"/>
+                <w:rFonts w:ascii="Courier New" w:hAnsi="Courier New"/>
+                <w:b w:val="0"/>
+                <w:i w:val="0"/>
+                <w:color w:val="333333"/>
+                <w:sz w:val="20"/>
               </w:rPr>
               <w:t>Henry Komatsu</w:t>
             </w:r>
@@ -1311,148 +1930,214 @@
       </w:tr>
     </w:tbl>
     <w:p>
+      <w:pPr>
+        <w:spacing w:before="0" w:after="160"/>
+      </w:pPr>
+    </w:p>
+    <w:p>
+      <w:pPr>
+        <w:spacing w:before="40" w:after="120"/>
+        <w:ind w:left="454"/>
+        <w:pBdr>
+          <w:left w:val="single" w:sz="12" w:space="8" w:color="003366"/>
+        </w:pBdr>
+      </w:pPr>
       <w:r>
         <w:rPr>
+          <w:rFonts w:ascii="Calibri" w:hAnsi="Calibri"/>
           <w:b/>
-          <w:i/>
-          <w:color w:val="444444"/>
+          <w:i w:val="0"/>
+          <w:color w:val="1A5276"/>
+          <w:sz w:val="22"/>
         </w:rPr>
         <w:t>DevOps (Azure) = 5 pessoas:</w:t>
       </w:r>
       <w:r>
         <w:rPr>
-          <w:i/>
-          <w:color w:val="444444"/>
+          <w:rFonts w:ascii="Calibri" w:hAnsi="Calibri"/>
+          <w:b w:val="0"/>
+          <w:i w:val="0"/>
+          <w:color w:val="1A5276"/>
+          <w:sz w:val="22"/>
         </w:rPr>
         <w:t xml:space="preserve"> Cézar (TL) + Henry/Lucas/Felipe (devs) + Jonathan (QA). Abraão (GP) e Carol (GQA) ficam fora do DevOps. O aprovador de PR é </w:t>
       </w:r>
       <w:r>
         <w:rPr>
+          <w:rFonts w:ascii="Calibri" w:hAnsi="Calibri"/>
           <w:b/>
-          <w:i/>
-          <w:color w:val="444444"/>
+          <w:i w:val="0"/>
+          <w:color w:val="1A5276"/>
+          <w:sz w:val="22"/>
         </w:rPr>
         <w:t>Cézar Velazquez (Tech Lead)</w:t>
       </w:r>
       <w:r>
         <w:rPr>
-          <w:i/>
-          <w:color w:val="444444"/>
+          <w:rFonts w:ascii="Calibri" w:hAnsi="Calibri"/>
+          <w:b w:val="0"/>
+          <w:i w:val="0"/>
+          <w:color w:val="1A5276"/>
+          <w:sz w:val="22"/>
         </w:rPr>
         <w:t xml:space="preserve">; quem aprova o escopo/CR é o </w:t>
       </w:r>
       <w:r>
         <w:rPr>
+          <w:rFonts w:ascii="Calibri" w:hAnsi="Calibri"/>
           <w:b/>
-          <w:i/>
-          <w:color w:val="444444"/>
+          <w:i w:val="0"/>
+          <w:color w:val="1A5276"/>
+          <w:sz w:val="22"/>
         </w:rPr>
         <w:t>GP Abraão</w:t>
       </w:r>
       <w:r>
         <w:rPr>
-          <w:i/>
-          <w:color w:val="444444"/>
+          <w:rFonts w:ascii="Calibri" w:hAnsi="Calibri"/>
+          <w:b w:val="0"/>
+          <w:i w:val="0"/>
+          <w:color w:val="1A5276"/>
+          <w:sz w:val="22"/>
         </w:rPr>
         <w:t>.</w:t>
       </w:r>
     </w:p>
     <w:p>
+      <w:pPr>
+        <w:spacing w:before="40" w:after="120"/>
+        <w:ind w:left="454"/>
+        <w:pBdr>
+          <w:left w:val="single" w:sz="12" w:space="8" w:color="003366"/>
+        </w:pBdr>
+      </w:pPr>
       <w:r>
         <w:rPr>
-          <w:i/>
-          <w:color w:val="444444"/>
+          <w:rFonts w:ascii="Calibri" w:hAnsi="Calibri"/>
+          <w:b w:val="0"/>
+          <w:i w:val="0"/>
+          <w:color w:val="1A5276"/>
+          <w:sz w:val="22"/>
         </w:rPr>
         <w:t xml:space="preserve">Nota de equivalência: em textos de gestão são usados os nomes reais do time atual. Quando uma evidência do Jira ou do Azure DevOps citar o autor/assignee/revisor de uma issue ou PR, é usada a conta legada registrada na API (a aprovação de PR sob a conta </w:t>
       </w:r>
       <w:r>
         <w:rPr>
-          <w:rFonts w:ascii="Consolas" w:hAnsi="Consolas"/>
-          <w:i/>
-          <w:color w:val="444444"/>
-          <w:sz w:val="18"/>
+          <w:rFonts w:ascii="Courier New" w:hAnsi="Courier New"/>
+          <w:b w:val="0"/>
+          <w:i w:val="0"/>
+          <w:color w:val="1A5276"/>
+          <w:sz w:val="20"/>
         </w:rPr>
         <w:t>Mateus Veloso</w:t>
       </w:r>
       <w:r>
         <w:rPr>
-          <w:i/>
-          <w:color w:val="444444"/>
+          <w:rFonts w:ascii="Calibri" w:hAnsi="Calibri"/>
+          <w:b w:val="0"/>
+          <w:i w:val="0"/>
+          <w:color w:val="1A5276"/>
+          <w:sz w:val="22"/>
         </w:rPr>
         <w:t xml:space="preserve"> corresponde a Cézar; commits de infra/arquitetura sob </w:t>
       </w:r>
       <w:r>
         <w:rPr>
-          <w:rFonts w:ascii="Consolas" w:hAnsi="Consolas"/>
-          <w:i/>
-          <w:color w:val="444444"/>
-          <w:sz w:val="18"/>
+          <w:rFonts w:ascii="Courier New" w:hAnsi="Courier New"/>
+          <w:b w:val="0"/>
+          <w:i w:val="0"/>
+          <w:color w:val="1A5276"/>
+          <w:sz w:val="20"/>
         </w:rPr>
         <w:t>Raony Chagas</w:t>
       </w:r>
       <w:r>
         <w:rPr>
-          <w:i/>
-          <w:color w:val="444444"/>
+          <w:rFonts w:ascii="Calibri" w:hAnsi="Calibri"/>
+          <w:b w:val="0"/>
+          <w:i w:val="0"/>
+          <w:color w:val="1A5276"/>
+          <w:sz w:val="22"/>
         </w:rPr>
         <w:t>/</w:t>
       </w:r>
       <w:r>
         <w:rPr>
-          <w:rFonts w:ascii="Consolas" w:hAnsi="Consolas"/>
-          <w:i/>
-          <w:color w:val="444444"/>
-          <w:sz w:val="18"/>
+          <w:rFonts w:ascii="Courier New" w:hAnsi="Courier New"/>
+          <w:b w:val="0"/>
+          <w:i w:val="0"/>
+          <w:color w:val="1A5276"/>
+          <w:sz w:val="20"/>
         </w:rPr>
         <w:t>Mateus Sousa</w:t>
       </w:r>
       <w:r>
         <w:rPr>
-          <w:i/>
-          <w:color w:val="444444"/>
+          <w:rFonts w:ascii="Calibri" w:hAnsi="Calibri"/>
+          <w:b w:val="0"/>
+          <w:i w:val="0"/>
+          <w:color w:val="1A5276"/>
+          <w:sz w:val="22"/>
         </w:rPr>
         <w:t xml:space="preserve"> correspondem a Cézar).</w:t>
       </w:r>
     </w:p>
     <w:p>
       <w:pPr>
+        <w:pStyle w:val="Heading1"/>
+        <w:keepNext/>
+        <w:keepLines/>
         <w:pBdr>
-          <w:bottom w:val="single" w:sz="6" w:space="3" w:color="1F3B73"/>
+          <w:bottom w:val="single" w:sz="4" w:space="2" w:color="D6E4F0"/>
         </w:pBdr>
       </w:pPr>
       <w:r>
-        <w:rPr>
-          <w:b/>
-          <w:color w:val="1F3B73"/>
-          <w:sz w:val="27"/>
-        </w:rPr>
         <w:t>5. Partes interessadas</w:t>
       </w:r>
     </w:p>
     <w:tbl>
       <w:tblPr>
-        <w:tblStyle w:val="TableGrid"/>
         <w:tblW w:type="auto" w:w="0"/>
-        <w:jc w:val="center"/>
         <w:tblLook w:firstColumn="1" w:firstRow="1" w:lastColumn="0" w:lastRow="0" w:noHBand="0" w:noVBand="1" w:val="04A0"/>
+        <w:tblBorders>
+          <w:top w:val="single" w:sz="4" w:space="0" w:color="003366"/>
+          <w:left w:val="single" w:sz="4" w:space="0" w:color="003366"/>
+          <w:bottom w:val="single" w:sz="4" w:space="0" w:color="003366"/>
+          <w:right w:val="single" w:sz="4" w:space="0" w:color="003366"/>
+          <w:insideH w:val="single" w:sz="4" w:space="0" w:color="003366"/>
+          <w:insideV w:val="single" w:sz="4" w:space="0" w:color="003366"/>
+        </w:tblBorders>
       </w:tblPr>
       <w:tblGrid>
-        <w:gridCol w:w="4873"/>
-        <w:gridCol w:w="4873"/>
+        <w:gridCol w:w="4451"/>
+        <w:gridCol w:w="4451"/>
       </w:tblGrid>
       <w:tr>
+        <w:trPr>
+          <w:cantSplit w:val="1"/>
+        </w:trPr>
         <w:tc>
           <w:tcPr>
-            <w:tcW w:type="dxa" w:w="4873"/>
-            <w:shd w:val="clear" w:fill="1F3B73"/>
+            <w:tcW w:type="dxa" w:w="4451"/>
+            <w:tcMar>
+              <w:top w:w="60" w:type="dxa"/>
+              <w:bottom w:w="60" w:type="dxa"/>
+              <w:left w:w="100" w:type="dxa"/>
+              <w:right w:w="100" w:type="dxa"/>
+            </w:tcMar>
+            <w:shd w:val="clear" w:color="auto" w:fill="003366"/>
           </w:tcPr>
           <w:p>
-            <w:r/>
+            <w:pPr>
+              <w:spacing w:before="40" w:after="40"/>
+            </w:pPr>
             <w:r>
               <w:rPr>
+                <w:rFonts w:ascii="Calibri" w:hAnsi="Calibri"/>
                 <w:b/>
+                <w:i w:val="0"/>
                 <w:color w:val="FFFFFF"/>
-                <w:sz w:val="18"/>
+                <w:sz w:val="20"/>
               </w:rPr>
               <w:t>Parte interessada</w:t>
             </w:r>
@@ -1460,16 +2145,26 @@
         </w:tc>
         <w:tc>
           <w:tcPr>
-            <w:tcW w:type="dxa" w:w="4873"/>
-            <w:shd w:val="clear" w:fill="1F3B73"/>
+            <w:tcW w:type="dxa" w:w="4451"/>
+            <w:tcMar>
+              <w:top w:w="60" w:type="dxa"/>
+              <w:bottom w:w="60" w:type="dxa"/>
+              <w:left w:w="100" w:type="dxa"/>
+              <w:right w:w="100" w:type="dxa"/>
+            </w:tcMar>
+            <w:shd w:val="clear" w:color="auto" w:fill="003366"/>
           </w:tcPr>
           <w:p>
-            <w:r/>
+            <w:pPr>
+              <w:spacing w:before="40" w:after="40"/>
+            </w:pPr>
             <w:r>
               <w:rPr>
+                <w:rFonts w:ascii="Calibri" w:hAnsi="Calibri"/>
                 <w:b/>
+                <w:i w:val="0"/>
                 <w:color w:val="FFFFFF"/>
-                <w:sz w:val="18"/>
+                <w:sz w:val="20"/>
               </w:rPr>
               <w:t>Papel</w:t>
             </w:r>
@@ -1477,19 +2172,30 @@
         </w:tc>
       </w:tr>
       <w:tr>
+        <w:trPr>
+          <w:cantSplit w:val="1"/>
+        </w:trPr>
         <w:tc>
           <w:tcPr>
-            <w:tcW w:type="dxa" w:w="4873"/>
+            <w:tcW w:type="dxa" w:w="4451"/>
+            <w:tcMar>
+              <w:top w:w="60" w:type="dxa"/>
+              <w:bottom w:w="60" w:type="dxa"/>
+              <w:left w:w="100" w:type="dxa"/>
+              <w:right w:w="100" w:type="dxa"/>
+            </w:tcMar>
+            <w:shd w:val="clear" w:color="auto" w:fill="EBF5FB"/>
           </w:tcPr>
           <w:p>
+            <w:pPr>
+              <w:spacing w:before="40" w:after="40"/>
+            </w:pPr>
             <w:r>
               <w:rPr>
-                <w:sz w:val="17"/>
-              </w:rPr>
-            </w:r>
-            <w:r>
-              <w:rPr>
-                <w:sz w:val="17"/>
+                <w:rFonts w:ascii="Calibri" w:hAnsi="Calibri"/>
+                <w:b w:val="0"/>
+                <w:i w:val="0"/>
+                <w:sz w:val="20"/>
               </w:rPr>
               <w:t>PO Hub de Milhas</w:t>
             </w:r>
@@ -1497,17 +2203,25 @@
         </w:tc>
         <w:tc>
           <w:tcPr>
-            <w:tcW w:type="dxa" w:w="4873"/>
+            <w:tcW w:type="dxa" w:w="4451"/>
+            <w:tcMar>
+              <w:top w:w="60" w:type="dxa"/>
+              <w:bottom w:w="60" w:type="dxa"/>
+              <w:left w:w="100" w:type="dxa"/>
+              <w:right w:w="100" w:type="dxa"/>
+            </w:tcMar>
+            <w:shd w:val="clear" w:color="auto" w:fill="EBF5FB"/>
           </w:tcPr>
           <w:p>
+            <w:pPr>
+              <w:spacing w:before="40" w:after="40"/>
+            </w:pPr>
             <w:r>
               <w:rPr>
-                <w:sz w:val="17"/>
-              </w:rPr>
-            </w:r>
-            <w:r>
-              <w:rPr>
-                <w:sz w:val="17"/>
+                <w:rFonts w:ascii="Calibri" w:hAnsi="Calibri"/>
+                <w:b w:val="0"/>
+                <w:i w:val="0"/>
+                <w:sz w:val="20"/>
               </w:rPr>
               <w:t>Product Owner — Cliente (Hub de Milhas)</w:t>
             </w:r>
@@ -1515,20 +2229,29 @@
         </w:tc>
       </w:tr>
       <w:tr>
+        <w:trPr>
+          <w:cantSplit w:val="1"/>
+        </w:trPr>
         <w:tc>
           <w:tcPr>
-            <w:tcW w:type="dxa" w:w="4873"/>
-            <w:shd w:val="clear" w:fill="EDF1F7"/>
+            <w:tcW w:type="dxa" w:w="4451"/>
+            <w:tcMar>
+              <w:top w:w="60" w:type="dxa"/>
+              <w:bottom w:w="60" w:type="dxa"/>
+              <w:left w:w="100" w:type="dxa"/>
+              <w:right w:w="100" w:type="dxa"/>
+            </w:tcMar>
           </w:tcPr>
           <w:p>
+            <w:pPr>
+              <w:spacing w:before="40" w:after="40"/>
+            </w:pPr>
             <w:r>
               <w:rPr>
-                <w:sz w:val="17"/>
-              </w:rPr>
-            </w:r>
-            <w:r>
-              <w:rPr>
-                <w:sz w:val="17"/>
+                <w:rFonts w:ascii="Calibri" w:hAnsi="Calibri"/>
+                <w:b w:val="0"/>
+                <w:i w:val="0"/>
+                <w:sz w:val="20"/>
               </w:rPr>
               <w:t>Abraão</w:t>
             </w:r>
@@ -1536,18 +2259,24 @@
         </w:tc>
         <w:tc>
           <w:tcPr>
-            <w:tcW w:type="dxa" w:w="4873"/>
-            <w:shd w:val="clear" w:fill="EDF1F7"/>
+            <w:tcW w:type="dxa" w:w="4451"/>
+            <w:tcMar>
+              <w:top w:w="60" w:type="dxa"/>
+              <w:bottom w:w="60" w:type="dxa"/>
+              <w:left w:w="100" w:type="dxa"/>
+              <w:right w:w="100" w:type="dxa"/>
+            </w:tcMar>
           </w:tcPr>
           <w:p>
+            <w:pPr>
+              <w:spacing w:before="40" w:after="40"/>
+            </w:pPr>
             <w:r>
               <w:rPr>
-                <w:sz w:val="17"/>
-              </w:rPr>
-            </w:r>
-            <w:r>
-              <w:rPr>
-                <w:sz w:val="17"/>
+                <w:rFonts w:ascii="Calibri" w:hAnsi="Calibri"/>
+                <w:b w:val="0"/>
+                <w:i w:val="0"/>
+                <w:sz w:val="20"/>
               </w:rPr>
               <w:t>Gerente de Projeto — Timeware</w:t>
             </w:r>
@@ -1555,19 +2284,30 @@
         </w:tc>
       </w:tr>
       <w:tr>
+        <w:trPr>
+          <w:cantSplit w:val="1"/>
+        </w:trPr>
         <w:tc>
           <w:tcPr>
-            <w:tcW w:type="dxa" w:w="4873"/>
+            <w:tcW w:type="dxa" w:w="4451"/>
+            <w:tcMar>
+              <w:top w:w="60" w:type="dxa"/>
+              <w:bottom w:w="60" w:type="dxa"/>
+              <w:left w:w="100" w:type="dxa"/>
+              <w:right w:w="100" w:type="dxa"/>
+            </w:tcMar>
+            <w:shd w:val="clear" w:color="auto" w:fill="EBF5FB"/>
           </w:tcPr>
           <w:p>
+            <w:pPr>
+              <w:spacing w:before="40" w:after="40"/>
+            </w:pPr>
             <w:r>
               <w:rPr>
-                <w:sz w:val="17"/>
-              </w:rPr>
-            </w:r>
-            <w:r>
-              <w:rPr>
-                <w:sz w:val="17"/>
+                <w:rFonts w:ascii="Calibri" w:hAnsi="Calibri"/>
+                <w:b w:val="0"/>
+                <w:i w:val="0"/>
+                <w:sz w:val="20"/>
               </w:rPr>
               <w:t>Cézar Velazquez</w:t>
             </w:r>
@@ -1575,17 +2315,25 @@
         </w:tc>
         <w:tc>
           <w:tcPr>
-            <w:tcW w:type="dxa" w:w="4873"/>
+            <w:tcW w:type="dxa" w:w="4451"/>
+            <w:tcMar>
+              <w:top w:w="60" w:type="dxa"/>
+              <w:bottom w:w="60" w:type="dxa"/>
+              <w:left w:w="100" w:type="dxa"/>
+              <w:right w:w="100" w:type="dxa"/>
+            </w:tcMar>
+            <w:shd w:val="clear" w:color="auto" w:fill="EBF5FB"/>
           </w:tcPr>
           <w:p>
+            <w:pPr>
+              <w:spacing w:before="40" w:after="40"/>
+            </w:pPr>
             <w:r>
               <w:rPr>
-                <w:sz w:val="17"/>
-              </w:rPr>
-            </w:r>
-            <w:r>
-              <w:rPr>
-                <w:sz w:val="17"/>
+                <w:rFonts w:ascii="Calibri" w:hAnsi="Calibri"/>
+                <w:b w:val="0"/>
+                <w:i w:val="0"/>
+                <w:sz w:val="20"/>
               </w:rPr>
               <w:t>Tech Lead / Arquiteto / DevOps — Timeware</w:t>
             </w:r>
@@ -1593,20 +2341,29 @@
         </w:tc>
       </w:tr>
       <w:tr>
+        <w:trPr>
+          <w:cantSplit w:val="1"/>
+        </w:trPr>
         <w:tc>
           <w:tcPr>
-            <w:tcW w:type="dxa" w:w="4873"/>
-            <w:shd w:val="clear" w:fill="EDF1F7"/>
+            <w:tcW w:type="dxa" w:w="4451"/>
+            <w:tcMar>
+              <w:top w:w="60" w:type="dxa"/>
+              <w:bottom w:w="60" w:type="dxa"/>
+              <w:left w:w="100" w:type="dxa"/>
+              <w:right w:w="100" w:type="dxa"/>
+            </w:tcMar>
           </w:tcPr>
           <w:p>
+            <w:pPr>
+              <w:spacing w:before="40" w:after="40"/>
+            </w:pPr>
             <w:r>
               <w:rPr>
-                <w:sz w:val="17"/>
-              </w:rPr>
-            </w:r>
-            <w:r>
-              <w:rPr>
-                <w:sz w:val="17"/>
+                <w:rFonts w:ascii="Calibri" w:hAnsi="Calibri"/>
+                <w:b w:val="0"/>
+                <w:i w:val="0"/>
+                <w:sz w:val="20"/>
               </w:rPr>
               <w:t>Carol (Caroline)</w:t>
             </w:r>
@@ -1614,18 +2371,24 @@
         </w:tc>
         <w:tc>
           <w:tcPr>
-            <w:tcW w:type="dxa" w:w="4873"/>
-            <w:shd w:val="clear" w:fill="EDF1F7"/>
+            <w:tcW w:type="dxa" w:w="4451"/>
+            <w:tcMar>
+              <w:top w:w="60" w:type="dxa"/>
+              <w:bottom w:w="60" w:type="dxa"/>
+              <w:left w:w="100" w:type="dxa"/>
+              <w:right w:w="100" w:type="dxa"/>
+            </w:tcMar>
           </w:tcPr>
           <w:p>
+            <w:pPr>
+              <w:spacing w:before="40" w:after="40"/>
+            </w:pPr>
             <w:r>
               <w:rPr>
-                <w:sz w:val="17"/>
-              </w:rPr>
-            </w:r>
-            <w:r>
-              <w:rPr>
-                <w:sz w:val="17"/>
+                <w:rFonts w:ascii="Calibri" w:hAnsi="Calibri"/>
+                <w:b w:val="0"/>
+                <w:i w:val="0"/>
+                <w:sz w:val="20"/>
               </w:rPr>
               <w:t>Auditora de Garantia da Qualidade (GQA independente) — Timeware</w:t>
             </w:r>
@@ -1635,23 +2398,32 @@
     </w:tbl>
     <w:p>
       <w:pPr>
+        <w:spacing w:before="0" w:after="160"/>
+      </w:pPr>
+    </w:p>
+    <w:p>
+      <w:pPr>
+        <w:pStyle w:val="Heading1"/>
+        <w:keepNext/>
+        <w:keepLines/>
         <w:pBdr>
-          <w:bottom w:val="single" w:sz="6" w:space="3" w:color="1F3B73"/>
+          <w:bottom w:val="single" w:sz="4" w:space="2" w:color="D6E4F0"/>
         </w:pBdr>
       </w:pPr>
       <w:r>
-        <w:rPr>
-          <w:b/>
-          <w:color w:val="1F3B73"/>
-          <w:sz w:val="27"/>
-        </w:rPr>
         <w:t>6. Premissas e restrições iniciais</w:t>
       </w:r>
     </w:p>
     <w:p>
+      <w:pPr>
+        <w:spacing w:before="0" w:after="120"/>
+      </w:pPr>
       <w:r>
         <w:rPr>
+          <w:rFonts w:ascii="Calibri" w:hAnsi="Calibri"/>
           <w:b/>
+          <w:i w:val="0"/>
+          <w:sz w:val="22"/>
         </w:rPr>
         <w:t>Premissas:</w:t>
       </w:r>
@@ -1659,39 +2431,73 @@
     <w:p>
       <w:pPr>
         <w:pStyle w:val="ListBullet"/>
+        <w:spacing w:before="20" w:after="40"/>
       </w:pPr>
       <w:r>
+        <w:rPr>
+          <w:rFonts w:ascii="Calibri" w:hAnsi="Calibri"/>
+          <w:b w:val="0"/>
+          <w:i w:val="0"/>
+          <w:sz w:val="22"/>
+        </w:rPr>
         <w:t>Os programas Smiles, Azul e Latam mantêm os portais públicos acessíveis à raspagem pelo serviço de crawler (SeleniumBase).</w:t>
       </w:r>
     </w:p>
     <w:p>
       <w:pPr>
         <w:pStyle w:val="ListBullet"/>
+        <w:spacing w:before="20" w:after="40"/>
       </w:pPr>
       <w:r>
+        <w:rPr>
+          <w:rFonts w:ascii="Calibri" w:hAnsi="Calibri"/>
+          <w:b w:val="0"/>
+          <w:i w:val="0"/>
+          <w:sz w:val="22"/>
+        </w:rPr>
         <w:t>A Z-API permanece disponível para envio de notificações WhatsApp; falha no envio não interrompe o fluxo de alerta.</w:t>
       </w:r>
     </w:p>
     <w:p>
       <w:pPr>
         <w:pStyle w:val="ListBullet"/>
+        <w:spacing w:before="20" w:after="40"/>
       </w:pPr>
       <w:r>
+        <w:rPr>
+          <w:rFonts w:ascii="Calibri" w:hAnsi="Calibri"/>
+          <w:b w:val="0"/>
+          <w:i w:val="0"/>
+          <w:sz w:val="22"/>
+        </w:rPr>
         <w:t>O agente de CI Windows (Default) está disponível para execução das pipelines com tasks PowerShell@2.</w:t>
       </w:r>
     </w:p>
     <w:p>
       <w:pPr>
         <w:pStyle w:val="ListBullet"/>
+        <w:spacing w:before="20" w:after="40"/>
       </w:pPr>
       <w:r>
+        <w:rPr>
+          <w:rFonts w:ascii="Calibri" w:hAnsi="Calibri"/>
+          <w:b w:val="0"/>
+          <w:i w:val="0"/>
+          <w:sz w:val="22"/>
+        </w:rPr>
         <w:t>A planilha de gestão GEST-MILHASFACIL01-001 é a fonte da verdade de gestão do projeto.</w:t>
       </w:r>
     </w:p>
     <w:p>
+      <w:pPr>
+        <w:spacing w:before="0" w:after="120"/>
+      </w:pPr>
       <w:r>
         <w:rPr>
+          <w:rFonts w:ascii="Calibri" w:hAnsi="Calibri"/>
           <w:b/>
+          <w:i w:val="0"/>
+          <w:sz w:val="22"/>
         </w:rPr>
         <w:t>Restrições:</w:t>
       </w:r>
@@ -1699,127 +2505,214 @@
     <w:p>
       <w:pPr>
         <w:pStyle w:val="ListBullet"/>
+        <w:spacing w:before="20" w:after="40"/>
       </w:pPr>
       <w:r>
+        <w:rPr>
+          <w:rFonts w:ascii="Calibri" w:hAnsi="Calibri"/>
+          <w:b w:val="0"/>
+          <w:i w:val="0"/>
+          <w:sz w:val="22"/>
+        </w:rPr>
         <w:t>Equipe enxuta: GP (Abraão) que faz gestão e não codifica e fica fora do DevOps; GQA independente (Carol) que não codifica e fica fora do DevOps; um Tech Lead/Arquiteto/DevOps que revisa os PRs (Cézar Velazquez); QA de teste manual (Jonathan Alves); e três desenvolvedores efetivos (Felipe, Lucas, Henry). DevOps no Azure = 5 (Cézar + Henry/Lucas/Felipe + Jonathan).</w:t>
       </w:r>
     </w:p>
     <w:p>
       <w:pPr>
         <w:pStyle w:val="ListBullet"/>
+        <w:spacing w:before="20" w:after="40"/>
       </w:pPr>
       <w:r>
+        <w:rPr>
+          <w:rFonts w:ascii="Calibri" w:hAnsi="Calibri"/>
+          <w:b w:val="0"/>
+          <w:i w:val="0"/>
+          <w:sz w:val="22"/>
+        </w:rPr>
         <w:t xml:space="preserve">Autenticação stateless obrigatória (JWT HS256), CSRF desabilitado, sessão STATELESS; rotas públicas restritas a </w:t>
       </w:r>
       <w:r>
         <w:rPr>
-          <w:rFonts w:ascii="Consolas" w:hAnsi="Consolas"/>
-          <w:color w:val="444444"/>
-          <w:sz w:val="18"/>
+          <w:rFonts w:ascii="Courier New" w:hAnsi="Courier New"/>
+          <w:b w:val="0"/>
+          <w:i w:val="0"/>
+          <w:color w:val="333333"/>
+          <w:sz w:val="20"/>
         </w:rPr>
         <w:t>/api/v1/auth/**</w:t>
       </w:r>
       <w:r>
+        <w:rPr>
+          <w:rFonts w:ascii="Calibri" w:hAnsi="Calibri"/>
+          <w:b w:val="0"/>
+          <w:i w:val="0"/>
+          <w:sz w:val="22"/>
+        </w:rPr>
         <w:t xml:space="preserve"> e </w:t>
       </w:r>
       <w:r>
         <w:rPr>
-          <w:rFonts w:ascii="Consolas" w:hAnsi="Consolas"/>
-          <w:color w:val="444444"/>
-          <w:sz w:val="18"/>
+          <w:rFonts w:ascii="Courier New" w:hAnsi="Courier New"/>
+          <w:b w:val="0"/>
+          <w:i w:val="0"/>
+          <w:color w:val="333333"/>
+          <w:sz w:val="20"/>
         </w:rPr>
         <w:t>/actuator/health</w:t>
       </w:r>
       <w:r>
+        <w:rPr>
+          <w:rFonts w:ascii="Calibri" w:hAnsi="Calibri"/>
+          <w:b w:val="0"/>
+          <w:i w:val="0"/>
+          <w:sz w:val="22"/>
+        </w:rPr>
         <w:t>.</w:t>
       </w:r>
     </w:p>
     <w:p>
       <w:pPr>
         <w:pStyle w:val="ListBullet"/>
+        <w:spacing w:before="20" w:after="40"/>
       </w:pPr>
       <w:r>
+        <w:rPr>
+          <w:rFonts w:ascii="Calibri" w:hAnsi="Calibri"/>
+          <w:b w:val="0"/>
+          <w:i w:val="0"/>
+          <w:sz w:val="22"/>
+        </w:rPr>
         <w:t xml:space="preserve">Política de branches: PR obrigatório para develop, aprovação de PR pelo Tech Lead (Cézar Velazquez), gate de CI e nomenclatura </w:t>
       </w:r>
       <w:r>
         <w:rPr>
-          <w:rFonts w:ascii="Consolas" w:hAnsi="Consolas"/>
-          <w:color w:val="444444"/>
-          <w:sz w:val="18"/>
+          <w:rFonts w:ascii="Courier New" w:hAnsi="Courier New"/>
+          <w:b w:val="0"/>
+          <w:i w:val="0"/>
+          <w:color w:val="333333"/>
+          <w:sz w:val="20"/>
         </w:rPr>
         <w:t>feat/</w:t>
       </w:r>
       <w:r>
+        <w:rPr>
+          <w:rFonts w:ascii="Calibri" w:hAnsi="Calibri"/>
+          <w:b w:val="0"/>
+          <w:i w:val="0"/>
+          <w:sz w:val="22"/>
+        </w:rPr>
         <w:t xml:space="preserve"> ou </w:t>
       </w:r>
       <w:r>
         <w:rPr>
-          <w:rFonts w:ascii="Consolas" w:hAnsi="Consolas"/>
-          <w:color w:val="444444"/>
-          <w:sz w:val="18"/>
+          <w:rFonts w:ascii="Courier New" w:hAnsi="Courier New"/>
+          <w:b w:val="0"/>
+          <w:i w:val="0"/>
+          <w:color w:val="333333"/>
+          <w:sz w:val="20"/>
         </w:rPr>
         <w:t>fix/</w:t>
       </w:r>
       <w:r>
+        <w:rPr>
+          <w:rFonts w:ascii="Calibri" w:hAnsi="Calibri"/>
+          <w:b w:val="0"/>
+          <w:i w:val="0"/>
+          <w:sz w:val="22"/>
+        </w:rPr>
         <w:t xml:space="preserve"> + </w:t>
       </w:r>
       <w:r>
         <w:rPr>
-          <w:rFonts w:ascii="Consolas" w:hAnsi="Consolas"/>
-          <w:color w:val="444444"/>
-          <w:sz w:val="18"/>
+          <w:rFonts w:ascii="Courier New" w:hAnsi="Courier New"/>
+          <w:b w:val="0"/>
+          <w:i w:val="0"/>
+          <w:color w:val="333333"/>
+          <w:sz w:val="20"/>
         </w:rPr>
         <w:t>MF-XX</w:t>
       </w:r>
       <w:r>
+        <w:rPr>
+          <w:rFonts w:ascii="Calibri" w:hAnsi="Calibri"/>
+          <w:b w:val="0"/>
+          <w:i w:val="0"/>
+          <w:sz w:val="22"/>
+        </w:rPr>
         <w:t>; branch policy de revisor (≥1 revisor) ativa em develop nos três repositórios. A aprovação de escopo/CR é do GP (Abraão).</w:t>
       </w:r>
     </w:p>
     <w:p>
       <w:pPr>
+        <w:pStyle w:val="Heading1"/>
+        <w:keepNext/>
+        <w:keepLines/>
         <w:pBdr>
-          <w:bottom w:val="single" w:sz="6" w:space="3" w:color="1F3B73"/>
+          <w:bottom w:val="single" w:sz="4" w:space="2" w:color="D6E4F0"/>
         </w:pBdr>
       </w:pPr>
       <w:r>
-        <w:rPr>
-          <w:b/>
-          <w:color w:val="1F3B73"/>
-          <w:sz w:val="27"/>
-        </w:rPr>
         <w:t>7. Cronograma macro (Sprints S1–S12)</w:t>
       </w:r>
     </w:p>
     <w:p>
+      <w:pPr>
+        <w:spacing w:before="0" w:after="120"/>
+      </w:pPr>
       <w:r>
+        <w:rPr>
+          <w:rFonts w:ascii="Calibri" w:hAnsi="Calibri"/>
+          <w:b w:val="0"/>
+          <w:i w:val="0"/>
+          <w:sz w:val="22"/>
+        </w:rPr>
         <w:t>Modelo de sprints de 2 semanas. Início do projeto em 09/02/2026, término previsto em 26/07/2026.</w:t>
       </w:r>
     </w:p>
     <w:tbl>
       <w:tblPr>
-        <w:tblStyle w:val="TableGrid"/>
         <w:tblW w:type="auto" w:w="0"/>
-        <w:jc w:val="center"/>
         <w:tblLook w:firstColumn="1" w:firstRow="1" w:lastColumn="0" w:lastRow="0" w:noHBand="0" w:noVBand="1" w:val="04A0"/>
+        <w:tblBorders>
+          <w:top w:val="single" w:sz="4" w:space="0" w:color="003366"/>
+          <w:left w:val="single" w:sz="4" w:space="0" w:color="003366"/>
+          <w:bottom w:val="single" w:sz="4" w:space="0" w:color="003366"/>
+          <w:right w:val="single" w:sz="4" w:space="0" w:color="003366"/>
+          <w:insideH w:val="single" w:sz="4" w:space="0" w:color="003366"/>
+          <w:insideV w:val="single" w:sz="4" w:space="0" w:color="003366"/>
+        </w:tblBorders>
       </w:tblPr>
       <w:tblGrid>
-        <w:gridCol w:w="3249"/>
-        <w:gridCol w:w="3249"/>
-        <w:gridCol w:w="3249"/>
+        <w:gridCol w:w="2967"/>
+        <w:gridCol w:w="2967"/>
+        <w:gridCol w:w="2967"/>
       </w:tblGrid>
       <w:tr>
+        <w:trPr>
+          <w:cantSplit w:val="1"/>
+        </w:trPr>
         <w:tc>
           <w:tcPr>
-            <w:tcW w:type="dxa" w:w="3249"/>
-            <w:shd w:val="clear" w:fill="1F3B73"/>
+            <w:tcW w:type="dxa" w:w="2967"/>
+            <w:tcMar>
+              <w:top w:w="60" w:type="dxa"/>
+              <w:bottom w:w="60" w:type="dxa"/>
+              <w:left w:w="100" w:type="dxa"/>
+              <w:right w:w="100" w:type="dxa"/>
+            </w:tcMar>
+            <w:shd w:val="clear" w:color="auto" w:fill="003366"/>
           </w:tcPr>
           <w:p>
-            <w:r/>
+            <w:pPr>
+              <w:spacing w:before="40" w:after="40"/>
+            </w:pPr>
             <w:r>
               <w:rPr>
+                <w:rFonts w:ascii="Calibri" w:hAnsi="Calibri"/>
                 <w:b/>
+                <w:i w:val="0"/>
                 <w:color w:val="FFFFFF"/>
-                <w:sz w:val="18"/>
+                <w:sz w:val="20"/>
               </w:rPr>
               <w:t>Sprint</w:t>
             </w:r>
@@ -1827,16 +2720,26 @@
         </w:tc>
         <w:tc>
           <w:tcPr>
-            <w:tcW w:type="dxa" w:w="3249"/>
-            <w:shd w:val="clear" w:fill="1F3B73"/>
+            <w:tcW w:type="dxa" w:w="2967"/>
+            <w:tcMar>
+              <w:top w:w="60" w:type="dxa"/>
+              <w:bottom w:w="60" w:type="dxa"/>
+              <w:left w:w="100" w:type="dxa"/>
+              <w:right w:w="100" w:type="dxa"/>
+            </w:tcMar>
+            <w:shd w:val="clear" w:color="auto" w:fill="003366"/>
           </w:tcPr>
           <w:p>
-            <w:r/>
+            <w:pPr>
+              <w:spacing w:before="40" w:after="40"/>
+            </w:pPr>
             <w:r>
               <w:rPr>
+                <w:rFonts w:ascii="Calibri" w:hAnsi="Calibri"/>
                 <w:b/>
+                <w:i w:val="0"/>
                 <w:color w:val="FFFFFF"/>
-                <w:sz w:val="18"/>
+                <w:sz w:val="20"/>
               </w:rPr>
               <w:t>Período</w:t>
             </w:r>
@@ -1844,16 +2747,26 @@
         </w:tc>
         <w:tc>
           <w:tcPr>
-            <w:tcW w:type="dxa" w:w="3249"/>
-            <w:shd w:val="clear" w:fill="1F3B73"/>
+            <w:tcW w:type="dxa" w:w="2967"/>
+            <w:tcMar>
+              <w:top w:w="60" w:type="dxa"/>
+              <w:bottom w:w="60" w:type="dxa"/>
+              <w:left w:w="100" w:type="dxa"/>
+              <w:right w:w="100" w:type="dxa"/>
+            </w:tcMar>
+            <w:shd w:val="clear" w:color="auto" w:fill="003366"/>
           </w:tcPr>
           <w:p>
-            <w:r/>
+            <w:pPr>
+              <w:spacing w:before="40" w:after="40"/>
+            </w:pPr>
             <w:r>
               <w:rPr>
+                <w:rFonts w:ascii="Calibri" w:hAnsi="Calibri"/>
                 <w:b/>
+                <w:i w:val="0"/>
                 <w:color w:val="FFFFFF"/>
-                <w:sz w:val="18"/>
+                <w:sz w:val="20"/>
               </w:rPr>
               <w:t>Foco macro</w:t>
             </w:r>
@@ -1861,19 +2774,30 @@
         </w:tc>
       </w:tr>
       <w:tr>
+        <w:trPr>
+          <w:cantSplit w:val="1"/>
+        </w:trPr>
         <w:tc>
           <w:tcPr>
-            <w:tcW w:type="dxa" w:w="3249"/>
+            <w:tcW w:type="dxa" w:w="2967"/>
+            <w:tcMar>
+              <w:top w:w="60" w:type="dxa"/>
+              <w:bottom w:w="60" w:type="dxa"/>
+              <w:left w:w="100" w:type="dxa"/>
+              <w:right w:w="100" w:type="dxa"/>
+            </w:tcMar>
+            <w:shd w:val="clear" w:color="auto" w:fill="EBF5FB"/>
           </w:tcPr>
           <w:p>
+            <w:pPr>
+              <w:spacing w:before="40" w:after="40"/>
+            </w:pPr>
             <w:r>
               <w:rPr>
-                <w:sz w:val="17"/>
-              </w:rPr>
-            </w:r>
-            <w:r>
-              <w:rPr>
-                <w:sz w:val="17"/>
+                <w:rFonts w:ascii="Calibri" w:hAnsi="Calibri"/>
+                <w:b w:val="0"/>
+                <w:i w:val="0"/>
+                <w:sz w:val="20"/>
               </w:rPr>
               <w:t>S1</w:t>
             </w:r>
@@ -1881,17 +2805,25 @@
         </w:tc>
         <w:tc>
           <w:tcPr>
-            <w:tcW w:type="dxa" w:w="3249"/>
+            <w:tcW w:type="dxa" w:w="2967"/>
+            <w:tcMar>
+              <w:top w:w="60" w:type="dxa"/>
+              <w:bottom w:w="60" w:type="dxa"/>
+              <w:left w:w="100" w:type="dxa"/>
+              <w:right w:w="100" w:type="dxa"/>
+            </w:tcMar>
+            <w:shd w:val="clear" w:color="auto" w:fill="EBF5FB"/>
           </w:tcPr>
           <w:p>
+            <w:pPr>
+              <w:spacing w:before="40" w:after="40"/>
+            </w:pPr>
             <w:r>
               <w:rPr>
-                <w:sz w:val="17"/>
-              </w:rPr>
-            </w:r>
-            <w:r>
-              <w:rPr>
-                <w:sz w:val="17"/>
+                <w:rFonts w:ascii="Calibri" w:hAnsi="Calibri"/>
+                <w:b w:val="0"/>
+                <w:i w:val="0"/>
+                <w:sz w:val="20"/>
               </w:rPr>
               <w:t>09–22/02/2026</w:t>
             </w:r>
@@ -1899,17 +2831,25 @@
         </w:tc>
         <w:tc>
           <w:tcPr>
-            <w:tcW w:type="dxa" w:w="3249"/>
+            <w:tcW w:type="dxa" w:w="2967"/>
+            <w:tcMar>
+              <w:top w:w="60" w:type="dxa"/>
+              <w:bottom w:w="60" w:type="dxa"/>
+              <w:left w:w="100" w:type="dxa"/>
+              <w:right w:w="100" w:type="dxa"/>
+            </w:tcMar>
+            <w:shd w:val="clear" w:color="auto" w:fill="EBF5FB"/>
           </w:tcPr>
           <w:p>
+            <w:pPr>
+              <w:spacing w:before="40" w:after="40"/>
+            </w:pPr>
             <w:r>
               <w:rPr>
-                <w:sz w:val="17"/>
-              </w:rPr>
-            </w:r>
-            <w:r>
-              <w:rPr>
-                <w:sz w:val="17"/>
+                <w:rFonts w:ascii="Calibri" w:hAnsi="Calibri"/>
+                <w:b w:val="0"/>
+                <w:i w:val="0"/>
+                <w:sz w:val="20"/>
               </w:rPr>
               <w:t>Cadastro (RF01) e login JWT (RF02); SearchPage inicial</w:t>
             </w:r>
@@ -1917,20 +2857,29 @@
         </w:tc>
       </w:tr>
       <w:tr>
+        <w:trPr>
+          <w:cantSplit w:val="1"/>
+        </w:trPr>
         <w:tc>
           <w:tcPr>
-            <w:tcW w:type="dxa" w:w="3249"/>
-            <w:shd w:val="clear" w:fill="EDF1F7"/>
+            <w:tcW w:type="dxa" w:w="2967"/>
+            <w:tcMar>
+              <w:top w:w="60" w:type="dxa"/>
+              <w:bottom w:w="60" w:type="dxa"/>
+              <w:left w:w="100" w:type="dxa"/>
+              <w:right w:w="100" w:type="dxa"/>
+            </w:tcMar>
           </w:tcPr>
           <w:p>
+            <w:pPr>
+              <w:spacing w:before="40" w:after="40"/>
+            </w:pPr>
             <w:r>
               <w:rPr>
-                <w:sz w:val="17"/>
-              </w:rPr>
-            </w:r>
-            <w:r>
-              <w:rPr>
-                <w:sz w:val="17"/>
+                <w:rFonts w:ascii="Calibri" w:hAnsi="Calibri"/>
+                <w:b w:val="0"/>
+                <w:i w:val="0"/>
+                <w:sz w:val="20"/>
               </w:rPr>
               <w:t>S2</w:t>
             </w:r>
@@ -1938,18 +2887,24 @@
         </w:tc>
         <w:tc>
           <w:tcPr>
-            <w:tcW w:type="dxa" w:w="3249"/>
-            <w:shd w:val="clear" w:fill="EDF1F7"/>
+            <w:tcW w:type="dxa" w:w="2967"/>
+            <w:tcMar>
+              <w:top w:w="60" w:type="dxa"/>
+              <w:bottom w:w="60" w:type="dxa"/>
+              <w:left w:w="100" w:type="dxa"/>
+              <w:right w:w="100" w:type="dxa"/>
+            </w:tcMar>
           </w:tcPr>
           <w:p>
+            <w:pPr>
+              <w:spacing w:before="40" w:after="40"/>
+            </w:pPr>
             <w:r>
               <w:rPr>
-                <w:sz w:val="17"/>
-              </w:rPr>
-            </w:r>
-            <w:r>
-              <w:rPr>
-                <w:sz w:val="17"/>
+                <w:rFonts w:ascii="Calibri" w:hAnsi="Calibri"/>
+                <w:b w:val="0"/>
+                <w:i w:val="0"/>
+                <w:sz w:val="20"/>
               </w:rPr>
               <w:t>23/02–08/03/2026</w:t>
             </w:r>
@@ -1957,18 +2912,24 @@
         </w:tc>
         <w:tc>
           <w:tcPr>
-            <w:tcW w:type="dxa" w:w="3249"/>
-            <w:shd w:val="clear" w:fill="EDF1F7"/>
+            <w:tcW w:type="dxa" w:w="2967"/>
+            <w:tcMar>
+              <w:top w:w="60" w:type="dxa"/>
+              <w:bottom w:w="60" w:type="dxa"/>
+              <w:left w:w="100" w:type="dxa"/>
+              <w:right w:w="100" w:type="dxa"/>
+            </w:tcMar>
           </w:tcPr>
           <w:p>
+            <w:pPr>
+              <w:spacing w:before="40" w:after="40"/>
+            </w:pPr>
             <w:r>
               <w:rPr>
-                <w:sz w:val="17"/>
-              </w:rPr>
-            </w:r>
-            <w:r>
-              <w:rPr>
-                <w:sz w:val="17"/>
+                <w:rFonts w:ascii="Calibri" w:hAnsi="Calibri"/>
+                <w:b w:val="0"/>
+                <w:i w:val="0"/>
+                <w:sz w:val="20"/>
               </w:rPr>
               <w:t>Busca paralela Smiles/Azul/Latam (RF03); skeleton (RF04)</w:t>
             </w:r>
@@ -1976,19 +2937,30 @@
         </w:tc>
       </w:tr>
       <w:tr>
+        <w:trPr>
+          <w:cantSplit w:val="1"/>
+        </w:trPr>
         <w:tc>
           <w:tcPr>
-            <w:tcW w:type="dxa" w:w="3249"/>
+            <w:tcW w:type="dxa" w:w="2967"/>
+            <w:tcMar>
+              <w:top w:w="60" w:type="dxa"/>
+              <w:bottom w:w="60" w:type="dxa"/>
+              <w:left w:w="100" w:type="dxa"/>
+              <w:right w:w="100" w:type="dxa"/>
+            </w:tcMar>
+            <w:shd w:val="clear" w:color="auto" w:fill="EBF5FB"/>
           </w:tcPr>
           <w:p>
+            <w:pPr>
+              <w:spacing w:before="40" w:after="40"/>
+            </w:pPr>
             <w:r>
               <w:rPr>
-                <w:sz w:val="17"/>
-              </w:rPr>
-            </w:r>
-            <w:r>
-              <w:rPr>
-                <w:sz w:val="17"/>
+                <w:rFonts w:ascii="Calibri" w:hAnsi="Calibri"/>
+                <w:b w:val="0"/>
+                <w:i w:val="0"/>
+                <w:sz w:val="20"/>
               </w:rPr>
               <w:t>S3</w:t>
             </w:r>
@@ -1996,17 +2968,25 @@
         </w:tc>
         <w:tc>
           <w:tcPr>
-            <w:tcW w:type="dxa" w:w="3249"/>
+            <w:tcW w:type="dxa" w:w="2967"/>
+            <w:tcMar>
+              <w:top w:w="60" w:type="dxa"/>
+              <w:bottom w:w="60" w:type="dxa"/>
+              <w:left w:w="100" w:type="dxa"/>
+              <w:right w:w="100" w:type="dxa"/>
+            </w:tcMar>
+            <w:shd w:val="clear" w:color="auto" w:fill="EBF5FB"/>
           </w:tcPr>
           <w:p>
+            <w:pPr>
+              <w:spacing w:before="40" w:after="40"/>
+            </w:pPr>
             <w:r>
               <w:rPr>
-                <w:sz w:val="17"/>
-              </w:rPr>
-            </w:r>
-            <w:r>
-              <w:rPr>
-                <w:sz w:val="17"/>
+                <w:rFonts w:ascii="Calibri" w:hAnsi="Calibri"/>
+                <w:b w:val="0"/>
+                <w:i w:val="0"/>
+                <w:sz w:val="20"/>
               </w:rPr>
               <w:t>09–22/03/2026</w:t>
             </w:r>
@@ -2014,17 +2994,25 @@
         </w:tc>
         <w:tc>
           <w:tcPr>
-            <w:tcW w:type="dxa" w:w="3249"/>
+            <w:tcW w:type="dxa" w:w="2967"/>
+            <w:tcMar>
+              <w:top w:w="60" w:type="dxa"/>
+              <w:bottom w:w="60" w:type="dxa"/>
+              <w:left w:w="100" w:type="dxa"/>
+              <w:right w:w="100" w:type="dxa"/>
+            </w:tcMar>
+            <w:shd w:val="clear" w:color="auto" w:fill="EBF5FB"/>
           </w:tcPr>
           <w:p>
+            <w:pPr>
+              <w:spacing w:before="40" w:after="40"/>
+            </w:pPr>
             <w:r>
               <w:rPr>
-                <w:sz w:val="17"/>
-              </w:rPr>
-            </w:r>
-            <w:r>
-              <w:rPr>
-                <w:sz w:val="17"/>
+                <w:rFonts w:ascii="Calibri" w:hAnsi="Calibri"/>
+                <w:b w:val="0"/>
+                <w:i w:val="0"/>
+                <w:sz w:val="20"/>
               </w:rPr>
               <w:t>Histórico paginado (RF05); rotas favoritas e alertas (RF06)</w:t>
             </w:r>
@@ -2032,20 +3020,29 @@
         </w:tc>
       </w:tr>
       <w:tr>
+        <w:trPr>
+          <w:cantSplit w:val="1"/>
+        </w:trPr>
         <w:tc>
           <w:tcPr>
-            <w:tcW w:type="dxa" w:w="3249"/>
-            <w:shd w:val="clear" w:fill="EDF1F7"/>
+            <w:tcW w:type="dxa" w:w="2967"/>
+            <w:tcMar>
+              <w:top w:w="60" w:type="dxa"/>
+              <w:bottom w:w="60" w:type="dxa"/>
+              <w:left w:w="100" w:type="dxa"/>
+              <w:right w:w="100" w:type="dxa"/>
+            </w:tcMar>
           </w:tcPr>
           <w:p>
+            <w:pPr>
+              <w:spacing w:before="40" w:after="40"/>
+            </w:pPr>
             <w:r>
               <w:rPr>
-                <w:sz w:val="17"/>
-              </w:rPr>
-            </w:r>
-            <w:r>
-              <w:rPr>
-                <w:sz w:val="17"/>
+                <w:rFonts w:ascii="Calibri" w:hAnsi="Calibri"/>
+                <w:b w:val="0"/>
+                <w:i w:val="0"/>
+                <w:sz w:val="20"/>
               </w:rPr>
               <w:t>S4</w:t>
             </w:r>
@@ -2053,18 +3050,24 @@
         </w:tc>
         <w:tc>
           <w:tcPr>
-            <w:tcW w:type="dxa" w:w="3249"/>
-            <w:shd w:val="clear" w:fill="EDF1F7"/>
+            <w:tcW w:type="dxa" w:w="2967"/>
+            <w:tcMar>
+              <w:top w:w="60" w:type="dxa"/>
+              <w:bottom w:w="60" w:type="dxa"/>
+              <w:left w:w="100" w:type="dxa"/>
+              <w:right w:w="100" w:type="dxa"/>
+            </w:tcMar>
           </w:tcPr>
           <w:p>
+            <w:pPr>
+              <w:spacing w:before="40" w:after="40"/>
+            </w:pPr>
             <w:r>
               <w:rPr>
-                <w:sz w:val="17"/>
-              </w:rPr>
-            </w:r>
-            <w:r>
-              <w:rPr>
-                <w:sz w:val="17"/>
+                <w:rFonts w:ascii="Calibri" w:hAnsi="Calibri"/>
+                <w:b w:val="0"/>
+                <w:i w:val="0"/>
+                <w:sz w:val="20"/>
               </w:rPr>
               <w:t>23/03–05/04/2026</w:t>
             </w:r>
@@ -2072,18 +3075,24 @@
         </w:tc>
         <w:tc>
           <w:tcPr>
-            <w:tcW w:type="dxa" w:w="3249"/>
-            <w:shd w:val="clear" w:fill="EDF1F7"/>
+            <w:tcW w:type="dxa" w:w="2967"/>
+            <w:tcMar>
+              <w:top w:w="60" w:type="dxa"/>
+              <w:bottom w:w="60" w:type="dxa"/>
+              <w:left w:w="100" w:type="dxa"/>
+              <w:right w:w="100" w:type="dxa"/>
+            </w:tcMar>
           </w:tcPr>
           <w:p>
+            <w:pPr>
+              <w:spacing w:before="40" w:after="40"/>
+            </w:pPr>
             <w:r>
               <w:rPr>
-                <w:sz w:val="17"/>
-              </w:rPr>
-            </w:r>
-            <w:r>
-              <w:rPr>
-                <w:sz w:val="17"/>
+                <w:rFonts w:ascii="Calibri" w:hAnsi="Calibri"/>
+                <w:b w:val="0"/>
+                <w:i w:val="0"/>
+                <w:sz w:val="20"/>
               </w:rPr>
               <w:t>Perfil (RF07); alertas Spring Scheduler (RF08); gate de cobertura ativado</w:t>
             </w:r>
@@ -2091,19 +3100,30 @@
         </w:tc>
       </w:tr>
       <w:tr>
+        <w:trPr>
+          <w:cantSplit w:val="1"/>
+        </w:trPr>
         <w:tc>
           <w:tcPr>
-            <w:tcW w:type="dxa" w:w="3249"/>
+            <w:tcW w:type="dxa" w:w="2967"/>
+            <w:tcMar>
+              <w:top w:w="60" w:type="dxa"/>
+              <w:bottom w:w="60" w:type="dxa"/>
+              <w:left w:w="100" w:type="dxa"/>
+              <w:right w:w="100" w:type="dxa"/>
+            </w:tcMar>
+            <w:shd w:val="clear" w:color="auto" w:fill="EBF5FB"/>
           </w:tcPr>
           <w:p>
+            <w:pPr>
+              <w:spacing w:before="40" w:after="40"/>
+            </w:pPr>
             <w:r>
               <w:rPr>
-                <w:sz w:val="17"/>
-              </w:rPr>
-            </w:r>
-            <w:r>
-              <w:rPr>
-                <w:sz w:val="17"/>
+                <w:rFonts w:ascii="Calibri" w:hAnsi="Calibri"/>
+                <w:b w:val="0"/>
+                <w:i w:val="0"/>
+                <w:sz w:val="20"/>
               </w:rPr>
               <w:t>S5</w:t>
             </w:r>
@@ -2111,17 +3131,25 @@
         </w:tc>
         <w:tc>
           <w:tcPr>
-            <w:tcW w:type="dxa" w:w="3249"/>
+            <w:tcW w:type="dxa" w:w="2967"/>
+            <w:tcMar>
+              <w:top w:w="60" w:type="dxa"/>
+              <w:bottom w:w="60" w:type="dxa"/>
+              <w:left w:w="100" w:type="dxa"/>
+              <w:right w:w="100" w:type="dxa"/>
+            </w:tcMar>
+            <w:shd w:val="clear" w:color="auto" w:fill="EBF5FB"/>
           </w:tcPr>
           <w:p>
+            <w:pPr>
+              <w:spacing w:before="40" w:after="40"/>
+            </w:pPr>
             <w:r>
               <w:rPr>
-                <w:sz w:val="17"/>
-              </w:rPr>
-            </w:r>
-            <w:r>
-              <w:rPr>
-                <w:sz w:val="17"/>
+                <w:rFonts w:ascii="Calibri" w:hAnsi="Calibri"/>
+                <w:b w:val="0"/>
+                <w:i w:val="0"/>
+                <w:sz w:val="20"/>
               </w:rPr>
               <w:t>06–19/04/2026</w:t>
             </w:r>
@@ -2129,17 +3157,25 @@
         </w:tc>
         <w:tc>
           <w:tcPr>
-            <w:tcW w:type="dxa" w:w="3249"/>
+            <w:tcW w:type="dxa" w:w="2967"/>
+            <w:tcMar>
+              <w:top w:w="60" w:type="dxa"/>
+              <w:bottom w:w="60" w:type="dxa"/>
+              <w:left w:w="100" w:type="dxa"/>
+              <w:right w:w="100" w:type="dxa"/>
+            </w:tcMar>
+            <w:shd w:val="clear" w:color="auto" w:fill="EBF5FB"/>
           </w:tcPr>
           <w:p>
+            <w:pPr>
+              <w:spacing w:before="40" w:after="40"/>
+            </w:pPr>
             <w:r>
               <w:rPr>
-                <w:sz w:val="17"/>
-              </w:rPr>
-            </w:r>
-            <w:r>
-              <w:rPr>
-                <w:sz w:val="17"/>
+                <w:rFonts w:ascii="Calibri" w:hAnsi="Calibri"/>
+                <w:b w:val="0"/>
+                <w:i w:val="0"/>
+                <w:sz w:val="20"/>
               </w:rPr>
               <w:t>Assinaturas (RF10); rotação de refresh token (RF11)</w:t>
             </w:r>
@@ -2147,20 +3183,29 @@
         </w:tc>
       </w:tr>
       <w:tr>
+        <w:trPr>
+          <w:cantSplit w:val="1"/>
+        </w:trPr>
         <w:tc>
           <w:tcPr>
-            <w:tcW w:type="dxa" w:w="3249"/>
-            <w:shd w:val="clear" w:fill="EDF1F7"/>
+            <w:tcW w:type="dxa" w:w="2967"/>
+            <w:tcMar>
+              <w:top w:w="60" w:type="dxa"/>
+              <w:bottom w:w="60" w:type="dxa"/>
+              <w:left w:w="100" w:type="dxa"/>
+              <w:right w:w="100" w:type="dxa"/>
+            </w:tcMar>
           </w:tcPr>
           <w:p>
+            <w:pPr>
+              <w:spacing w:before="40" w:after="40"/>
+            </w:pPr>
             <w:r>
               <w:rPr>
-                <w:sz w:val="17"/>
-              </w:rPr>
-            </w:r>
-            <w:r>
-              <w:rPr>
-                <w:sz w:val="17"/>
+                <w:rFonts w:ascii="Calibri" w:hAnsi="Calibri"/>
+                <w:b w:val="0"/>
+                <w:i w:val="0"/>
+                <w:sz w:val="20"/>
               </w:rPr>
               <w:t>S6</w:t>
             </w:r>
@@ -2168,18 +3213,24 @@
         </w:tc>
         <w:tc>
           <w:tcPr>
-            <w:tcW w:type="dxa" w:w="3249"/>
-            <w:shd w:val="clear" w:fill="EDF1F7"/>
+            <w:tcW w:type="dxa" w:w="2967"/>
+            <w:tcMar>
+              <w:top w:w="60" w:type="dxa"/>
+              <w:bottom w:w="60" w:type="dxa"/>
+              <w:left w:w="100" w:type="dxa"/>
+              <w:right w:w="100" w:type="dxa"/>
+            </w:tcMar>
           </w:tcPr>
           <w:p>
+            <w:pPr>
+              <w:spacing w:before="40" w:after="40"/>
+            </w:pPr>
             <w:r>
               <w:rPr>
-                <w:sz w:val="17"/>
-              </w:rPr>
-            </w:r>
-            <w:r>
-              <w:rPr>
-                <w:sz w:val="17"/>
+                <w:rFonts w:ascii="Calibri" w:hAnsi="Calibri"/>
+                <w:b w:val="0"/>
+                <w:i w:val="0"/>
+                <w:sz w:val="20"/>
               </w:rPr>
               <w:t>20/04–03/05/2026</w:t>
             </w:r>
@@ -2187,18 +3238,24 @@
         </w:tc>
         <w:tc>
           <w:tcPr>
-            <w:tcW w:type="dxa" w:w="3249"/>
-            <w:shd w:val="clear" w:fill="EDF1F7"/>
+            <w:tcW w:type="dxa" w:w="2967"/>
+            <w:tcMar>
+              <w:top w:w="60" w:type="dxa"/>
+              <w:bottom w:w="60" w:type="dxa"/>
+              <w:left w:w="100" w:type="dxa"/>
+              <w:right w:w="100" w:type="dxa"/>
+            </w:tcMar>
           </w:tcPr>
           <w:p>
+            <w:pPr>
+              <w:spacing w:before="40" w:after="40"/>
+            </w:pPr>
             <w:r>
               <w:rPr>
-                <w:sz w:val="17"/>
-              </w:rPr>
-            </w:r>
-            <w:r>
-              <w:rPr>
-                <w:sz w:val="17"/>
+                <w:rFonts w:ascii="Calibri" w:hAnsi="Calibri"/>
+                <w:b w:val="0"/>
+                <w:i w:val="0"/>
+                <w:sz w:val="20"/>
               </w:rPr>
               <w:t>Estabilização e observabilidade</w:t>
             </w:r>
@@ -2206,19 +3263,30 @@
         </w:tc>
       </w:tr>
       <w:tr>
+        <w:trPr>
+          <w:cantSplit w:val="1"/>
+        </w:trPr>
         <w:tc>
           <w:tcPr>
-            <w:tcW w:type="dxa" w:w="3249"/>
+            <w:tcW w:type="dxa" w:w="2967"/>
+            <w:tcMar>
+              <w:top w:w="60" w:type="dxa"/>
+              <w:bottom w:w="60" w:type="dxa"/>
+              <w:left w:w="100" w:type="dxa"/>
+              <w:right w:w="100" w:type="dxa"/>
+            </w:tcMar>
+            <w:shd w:val="clear" w:color="auto" w:fill="EBF5FB"/>
           </w:tcPr>
           <w:p>
+            <w:pPr>
+              <w:spacing w:before="40" w:after="40"/>
+            </w:pPr>
             <w:r>
               <w:rPr>
-                <w:sz w:val="17"/>
-              </w:rPr>
-            </w:r>
-            <w:r>
-              <w:rPr>
-                <w:sz w:val="17"/>
+                <w:rFonts w:ascii="Calibri" w:hAnsi="Calibri"/>
+                <w:b w:val="0"/>
+                <w:i w:val="0"/>
+                <w:sz w:val="20"/>
               </w:rPr>
               <w:t>S7</w:t>
             </w:r>
@@ -2226,17 +3294,25 @@
         </w:tc>
         <w:tc>
           <w:tcPr>
-            <w:tcW w:type="dxa" w:w="3249"/>
+            <w:tcW w:type="dxa" w:w="2967"/>
+            <w:tcMar>
+              <w:top w:w="60" w:type="dxa"/>
+              <w:bottom w:w="60" w:type="dxa"/>
+              <w:left w:w="100" w:type="dxa"/>
+              <w:right w:w="100" w:type="dxa"/>
+            </w:tcMar>
+            <w:shd w:val="clear" w:color="auto" w:fill="EBF5FB"/>
           </w:tcPr>
           <w:p>
+            <w:pPr>
+              <w:spacing w:before="40" w:after="40"/>
+            </w:pPr>
             <w:r>
               <w:rPr>
-                <w:sz w:val="17"/>
-              </w:rPr>
-            </w:r>
-            <w:r>
-              <w:rPr>
-                <w:sz w:val="17"/>
+                <w:rFonts w:ascii="Calibri" w:hAnsi="Calibri"/>
+                <w:b w:val="0"/>
+                <w:i w:val="0"/>
+                <w:sz w:val="20"/>
               </w:rPr>
               <w:t>04–17/05/2026</w:t>
             </w:r>
@@ -2244,17 +3320,25 @@
         </w:tc>
         <w:tc>
           <w:tcPr>
-            <w:tcW w:type="dxa" w:w="3249"/>
+            <w:tcW w:type="dxa" w:w="2967"/>
+            <w:tcMar>
+              <w:top w:w="60" w:type="dxa"/>
+              <w:bottom w:w="60" w:type="dxa"/>
+              <w:left w:w="100" w:type="dxa"/>
+              <w:right w:w="100" w:type="dxa"/>
+            </w:tcMar>
+            <w:shd w:val="clear" w:color="auto" w:fill="EBF5FB"/>
           </w:tcPr>
           <w:p>
+            <w:pPr>
+              <w:spacing w:before="40" w:after="40"/>
+            </w:pPr>
             <w:r>
               <w:rPr>
-                <w:sz w:val="17"/>
-              </w:rPr>
-            </w:r>
-            <w:r>
-              <w:rPr>
-                <w:sz w:val="17"/>
+                <w:rFonts w:ascii="Calibri" w:hAnsi="Calibri"/>
+                <w:b w:val="0"/>
+                <w:i w:val="0"/>
+                <w:sz w:val="20"/>
               </w:rPr>
               <w:t>Notificação WhatsApp Z-API (RF09)</w:t>
             </w:r>
@@ -2262,20 +3346,29 @@
         </w:tc>
       </w:tr>
       <w:tr>
+        <w:trPr>
+          <w:cantSplit w:val="1"/>
+        </w:trPr>
         <w:tc>
           <w:tcPr>
-            <w:tcW w:type="dxa" w:w="3249"/>
-            <w:shd w:val="clear" w:fill="EDF1F7"/>
+            <w:tcW w:type="dxa" w:w="2967"/>
+            <w:tcMar>
+              <w:top w:w="60" w:type="dxa"/>
+              <w:bottom w:w="60" w:type="dxa"/>
+              <w:left w:w="100" w:type="dxa"/>
+              <w:right w:w="100" w:type="dxa"/>
+            </w:tcMar>
           </w:tcPr>
           <w:p>
+            <w:pPr>
+              <w:spacing w:before="40" w:after="40"/>
+            </w:pPr>
             <w:r>
               <w:rPr>
-                <w:sz w:val="17"/>
-              </w:rPr>
-            </w:r>
-            <w:r>
-              <w:rPr>
-                <w:sz w:val="17"/>
+                <w:rFonts w:ascii="Calibri" w:hAnsi="Calibri"/>
+                <w:b w:val="0"/>
+                <w:i w:val="0"/>
+                <w:sz w:val="20"/>
               </w:rPr>
               <w:t>S8</w:t>
             </w:r>
@@ -2283,18 +3376,24 @@
         </w:tc>
         <w:tc>
           <w:tcPr>
-            <w:tcW w:type="dxa" w:w="3249"/>
-            <w:shd w:val="clear" w:fill="EDF1F7"/>
+            <w:tcW w:type="dxa" w:w="2967"/>
+            <w:tcMar>
+              <w:top w:w="60" w:type="dxa"/>
+              <w:bottom w:w="60" w:type="dxa"/>
+              <w:left w:w="100" w:type="dxa"/>
+              <w:right w:w="100" w:type="dxa"/>
+            </w:tcMar>
           </w:tcPr>
           <w:p>
+            <w:pPr>
+              <w:spacing w:before="40" w:after="40"/>
+            </w:pPr>
             <w:r>
               <w:rPr>
-                <w:sz w:val="17"/>
-              </w:rPr>
-            </w:r>
-            <w:r>
-              <w:rPr>
-                <w:sz w:val="17"/>
+                <w:rFonts w:ascii="Calibri" w:hAnsi="Calibri"/>
+                <w:b w:val="0"/>
+                <w:i w:val="0"/>
+                <w:sz w:val="20"/>
               </w:rPr>
               <w:t>18–31/05/2026</w:t>
             </w:r>
@@ -2302,18 +3401,24 @@
         </w:tc>
         <w:tc>
           <w:tcPr>
-            <w:tcW w:type="dxa" w:w="3249"/>
-            <w:shd w:val="clear" w:fill="EDF1F7"/>
+            <w:tcW w:type="dxa" w:w="2967"/>
+            <w:tcMar>
+              <w:top w:w="60" w:type="dxa"/>
+              <w:bottom w:w="60" w:type="dxa"/>
+              <w:left w:w="100" w:type="dxa"/>
+              <w:right w:w="100" w:type="dxa"/>
+            </w:tcMar>
           </w:tcPr>
           <w:p>
+            <w:pPr>
+              <w:spacing w:before="40" w:after="40"/>
+            </w:pPr>
             <w:r>
               <w:rPr>
-                <w:sz w:val="17"/>
-              </w:rPr>
-            </w:r>
-            <w:r>
-              <w:rPr>
-                <w:sz w:val="17"/>
+                <w:rFonts w:ascii="Calibri" w:hAnsi="Calibri"/>
+                <w:b w:val="0"/>
+                <w:i w:val="0"/>
+                <w:sz w:val="20"/>
               </w:rPr>
               <w:t>Logout blacklist Redis jti (RF12); correções de parsers</w:t>
             </w:r>
@@ -2321,19 +3426,30 @@
         </w:tc>
       </w:tr>
       <w:tr>
+        <w:trPr>
+          <w:cantSplit w:val="1"/>
+        </w:trPr>
         <w:tc>
           <w:tcPr>
-            <w:tcW w:type="dxa" w:w="3249"/>
+            <w:tcW w:type="dxa" w:w="2967"/>
+            <w:tcMar>
+              <w:top w:w="60" w:type="dxa"/>
+              <w:bottom w:w="60" w:type="dxa"/>
+              <w:left w:w="100" w:type="dxa"/>
+              <w:right w:w="100" w:type="dxa"/>
+            </w:tcMar>
+            <w:shd w:val="clear" w:color="auto" w:fill="EBF5FB"/>
           </w:tcPr>
           <w:p>
+            <w:pPr>
+              <w:spacing w:before="40" w:after="40"/>
+            </w:pPr>
             <w:r>
               <w:rPr>
-                <w:sz w:val="17"/>
-              </w:rPr>
-            </w:r>
-            <w:r>
-              <w:rPr>
-                <w:sz w:val="17"/>
+                <w:rFonts w:ascii="Calibri" w:hAnsi="Calibri"/>
+                <w:b w:val="0"/>
+                <w:i w:val="0"/>
+                <w:sz w:val="20"/>
               </w:rPr>
               <w:t>S9</w:t>
             </w:r>
@@ -2341,17 +3457,25 @@
         </w:tc>
         <w:tc>
           <w:tcPr>
-            <w:tcW w:type="dxa" w:w="3249"/>
+            <w:tcW w:type="dxa" w:w="2967"/>
+            <w:tcMar>
+              <w:top w:w="60" w:type="dxa"/>
+              <w:bottom w:w="60" w:type="dxa"/>
+              <w:left w:w="100" w:type="dxa"/>
+              <w:right w:w="100" w:type="dxa"/>
+            </w:tcMar>
+            <w:shd w:val="clear" w:color="auto" w:fill="EBF5FB"/>
           </w:tcPr>
           <w:p>
+            <w:pPr>
+              <w:spacing w:before="40" w:after="40"/>
+            </w:pPr>
             <w:r>
               <w:rPr>
-                <w:sz w:val="17"/>
-              </w:rPr>
-            </w:r>
-            <w:r>
-              <w:rPr>
-                <w:sz w:val="17"/>
+                <w:rFonts w:ascii="Calibri" w:hAnsi="Calibri"/>
+                <w:b w:val="0"/>
+                <w:i w:val="0"/>
+                <w:sz w:val="20"/>
               </w:rPr>
               <w:t>01–14/06/2026</w:t>
             </w:r>
@@ -2359,17 +3483,25 @@
         </w:tc>
         <w:tc>
           <w:tcPr>
-            <w:tcW w:type="dxa" w:w="3249"/>
+            <w:tcW w:type="dxa" w:w="2967"/>
+            <w:tcMar>
+              <w:top w:w="60" w:type="dxa"/>
+              <w:bottom w:w="60" w:type="dxa"/>
+              <w:left w:w="100" w:type="dxa"/>
+              <w:right w:w="100" w:type="dxa"/>
+            </w:tcMar>
+            <w:shd w:val="clear" w:color="auto" w:fill="EBF5FB"/>
           </w:tcPr>
           <w:p>
+            <w:pPr>
+              <w:spacing w:before="40" w:after="40"/>
+            </w:pPr>
             <w:r>
               <w:rPr>
-                <w:sz w:val="17"/>
-              </w:rPr>
-            </w:r>
-            <w:r>
-              <w:rPr>
-                <w:sz w:val="17"/>
+                <w:rFonts w:ascii="Calibri" w:hAnsi="Calibri"/>
+                <w:b w:val="0"/>
+                <w:i w:val="0"/>
+                <w:sz w:val="20"/>
               </w:rPr>
               <w:t>Filtros avançados (RF13) e export CSV (RF14) entregues; airport ILIKE (MF-64); release v0.9.0 promovida a main</w:t>
             </w:r>
@@ -2377,20 +3509,29 @@
         </w:tc>
       </w:tr>
       <w:tr>
+        <w:trPr>
+          <w:cantSplit w:val="1"/>
+        </w:trPr>
         <w:tc>
           <w:tcPr>
-            <w:tcW w:type="dxa" w:w="3249"/>
-            <w:shd w:val="clear" w:fill="EDF1F7"/>
+            <w:tcW w:type="dxa" w:w="2967"/>
+            <w:tcMar>
+              <w:top w:w="60" w:type="dxa"/>
+              <w:bottom w:w="60" w:type="dxa"/>
+              <w:left w:w="100" w:type="dxa"/>
+              <w:right w:w="100" w:type="dxa"/>
+            </w:tcMar>
           </w:tcPr>
           <w:p>
+            <w:pPr>
+              <w:spacing w:before="40" w:after="40"/>
+            </w:pPr>
             <w:r>
               <w:rPr>
-                <w:sz w:val="17"/>
-              </w:rPr>
-            </w:r>
-            <w:r>
-              <w:rPr>
-                <w:sz w:val="17"/>
+                <w:rFonts w:ascii="Calibri" w:hAnsi="Calibri"/>
+                <w:b w:val="0"/>
+                <w:i w:val="0"/>
+                <w:sz w:val="20"/>
               </w:rPr>
               <w:t>S10</w:t>
             </w:r>
@@ -2398,18 +3539,24 @@
         </w:tc>
         <w:tc>
           <w:tcPr>
-            <w:tcW w:type="dxa" w:w="3249"/>
-            <w:shd w:val="clear" w:fill="EDF1F7"/>
+            <w:tcW w:type="dxa" w:w="2967"/>
+            <w:tcMar>
+              <w:top w:w="60" w:type="dxa"/>
+              <w:bottom w:w="60" w:type="dxa"/>
+              <w:left w:w="100" w:type="dxa"/>
+              <w:right w:w="100" w:type="dxa"/>
+            </w:tcMar>
           </w:tcPr>
           <w:p>
+            <w:pPr>
+              <w:spacing w:before="40" w:after="40"/>
+            </w:pPr>
             <w:r>
               <w:rPr>
-                <w:sz w:val="17"/>
-              </w:rPr>
-            </w:r>
-            <w:r>
-              <w:rPr>
-                <w:sz w:val="17"/>
+                <w:rFonts w:ascii="Calibri" w:hAnsi="Calibri"/>
+                <w:b w:val="0"/>
+                <w:i w:val="0"/>
+                <w:sz w:val="20"/>
               </w:rPr>
               <w:t>15–28/06/2026</w:t>
             </w:r>
@@ -2417,18 +3564,24 @@
         </w:tc>
         <w:tc>
           <w:tcPr>
-            <w:tcW w:type="dxa" w:w="3249"/>
-            <w:shd w:val="clear" w:fill="EDF1F7"/>
+            <w:tcW w:type="dxa" w:w="2967"/>
+            <w:tcMar>
+              <w:top w:w="60" w:type="dxa"/>
+              <w:bottom w:w="60" w:type="dxa"/>
+              <w:left w:w="100" w:type="dxa"/>
+              <w:right w:w="100" w:type="dxa"/>
+            </w:tcMar>
           </w:tcPr>
           <w:p>
+            <w:pPr>
+              <w:spacing w:before="40" w:after="40"/>
+            </w:pPr>
             <w:r>
               <w:rPr>
-                <w:sz w:val="17"/>
-              </w:rPr>
-            </w:r>
-            <w:r>
-              <w:rPr>
-                <w:sz w:val="17"/>
+                <w:rFonts w:ascii="Calibri" w:hAnsi="Calibri"/>
+                <w:b w:val="0"/>
+                <w:i w:val="0"/>
+                <w:sz w:val="20"/>
               </w:rPr>
               <w:t>Push PWA (RF15)</w:t>
             </w:r>
@@ -2436,19 +3589,30 @@
         </w:tc>
       </w:tr>
       <w:tr>
+        <w:trPr>
+          <w:cantSplit w:val="1"/>
+        </w:trPr>
         <w:tc>
           <w:tcPr>
-            <w:tcW w:type="dxa" w:w="3249"/>
+            <w:tcW w:type="dxa" w:w="2967"/>
+            <w:tcMar>
+              <w:top w:w="60" w:type="dxa"/>
+              <w:bottom w:w="60" w:type="dxa"/>
+              <w:left w:w="100" w:type="dxa"/>
+              <w:right w:w="100" w:type="dxa"/>
+            </w:tcMar>
+            <w:shd w:val="clear" w:color="auto" w:fill="EBF5FB"/>
           </w:tcPr>
           <w:p>
+            <w:pPr>
+              <w:spacing w:before="40" w:after="40"/>
+            </w:pPr>
             <w:r>
               <w:rPr>
-                <w:sz w:val="17"/>
-              </w:rPr>
-            </w:r>
-            <w:r>
-              <w:rPr>
-                <w:sz w:val="17"/>
+                <w:rFonts w:ascii="Calibri" w:hAnsi="Calibri"/>
+                <w:b w:val="0"/>
+                <w:i w:val="0"/>
+                <w:sz w:val="20"/>
               </w:rPr>
               <w:t>S11</w:t>
             </w:r>
@@ -2456,17 +3620,25 @@
         </w:tc>
         <w:tc>
           <w:tcPr>
-            <w:tcW w:type="dxa" w:w="3249"/>
+            <w:tcW w:type="dxa" w:w="2967"/>
+            <w:tcMar>
+              <w:top w:w="60" w:type="dxa"/>
+              <w:bottom w:w="60" w:type="dxa"/>
+              <w:left w:w="100" w:type="dxa"/>
+              <w:right w:w="100" w:type="dxa"/>
+            </w:tcMar>
+            <w:shd w:val="clear" w:color="auto" w:fill="EBF5FB"/>
           </w:tcPr>
           <w:p>
+            <w:pPr>
+              <w:spacing w:before="40" w:after="40"/>
+            </w:pPr>
             <w:r>
               <w:rPr>
-                <w:sz w:val="17"/>
-              </w:rPr>
-            </w:r>
-            <w:r>
-              <w:rPr>
-                <w:sz w:val="17"/>
+                <w:rFonts w:ascii="Calibri" w:hAnsi="Calibri"/>
+                <w:b w:val="0"/>
+                <w:i w:val="0"/>
+                <w:sz w:val="20"/>
               </w:rPr>
               <w:t>29/06–12/07/2026</w:t>
             </w:r>
@@ -2474,17 +3646,25 @@
         </w:tc>
         <w:tc>
           <w:tcPr>
-            <w:tcW w:type="dxa" w:w="3249"/>
+            <w:tcW w:type="dxa" w:w="2967"/>
+            <w:tcMar>
+              <w:top w:w="60" w:type="dxa"/>
+              <w:bottom w:w="60" w:type="dxa"/>
+              <w:left w:w="100" w:type="dxa"/>
+              <w:right w:w="100" w:type="dxa"/>
+            </w:tcMar>
+            <w:shd w:val="clear" w:color="auto" w:fill="EBF5FB"/>
           </w:tcPr>
           <w:p>
+            <w:pPr>
+              <w:spacing w:before="40" w:after="40"/>
+            </w:pPr>
             <w:r>
               <w:rPr>
-                <w:sz w:val="17"/>
-              </w:rPr>
-            </w:r>
-            <w:r>
-              <w:rPr>
-                <w:sz w:val="17"/>
+                <w:rFonts w:ascii="Calibri" w:hAnsi="Calibri"/>
+                <w:b w:val="0"/>
+                <w:i w:val="0"/>
+                <w:sz w:val="20"/>
               </w:rPr>
               <w:t>Refinamentos e testes</w:t>
             </w:r>
@@ -2492,20 +3672,29 @@
         </w:tc>
       </w:tr>
       <w:tr>
+        <w:trPr>
+          <w:cantSplit w:val="1"/>
+        </w:trPr>
         <w:tc>
           <w:tcPr>
-            <w:tcW w:type="dxa" w:w="3249"/>
-            <w:shd w:val="clear" w:fill="EDF1F7"/>
+            <w:tcW w:type="dxa" w:w="2967"/>
+            <w:tcMar>
+              <w:top w:w="60" w:type="dxa"/>
+              <w:bottom w:w="60" w:type="dxa"/>
+              <w:left w:w="100" w:type="dxa"/>
+              <w:right w:w="100" w:type="dxa"/>
+            </w:tcMar>
           </w:tcPr>
           <w:p>
+            <w:pPr>
+              <w:spacing w:before="40" w:after="40"/>
+            </w:pPr>
             <w:r>
               <w:rPr>
-                <w:sz w:val="17"/>
-              </w:rPr>
-            </w:r>
-            <w:r>
-              <w:rPr>
-                <w:sz w:val="17"/>
+                <w:rFonts w:ascii="Calibri" w:hAnsi="Calibri"/>
+                <w:b w:val="0"/>
+                <w:i w:val="0"/>
+                <w:sz w:val="20"/>
               </w:rPr>
               <w:t>S12</w:t>
             </w:r>
@@ -2513,18 +3702,24 @@
         </w:tc>
         <w:tc>
           <w:tcPr>
-            <w:tcW w:type="dxa" w:w="3249"/>
-            <w:shd w:val="clear" w:fill="EDF1F7"/>
+            <w:tcW w:type="dxa" w:w="2967"/>
+            <w:tcMar>
+              <w:top w:w="60" w:type="dxa"/>
+              <w:bottom w:w="60" w:type="dxa"/>
+              <w:left w:w="100" w:type="dxa"/>
+              <w:right w:w="100" w:type="dxa"/>
+            </w:tcMar>
           </w:tcPr>
           <w:p>
+            <w:pPr>
+              <w:spacing w:before="40" w:after="40"/>
+            </w:pPr>
             <w:r>
               <w:rPr>
-                <w:sz w:val="17"/>
-              </w:rPr>
-            </w:r>
-            <w:r>
-              <w:rPr>
-                <w:sz w:val="17"/>
+                <w:rFonts w:ascii="Calibri" w:hAnsi="Calibri"/>
+                <w:b w:val="0"/>
+                <w:i w:val="0"/>
+                <w:sz w:val="20"/>
               </w:rPr>
               <w:t>13–26/07/2026</w:t>
             </w:r>
@@ -2532,18 +3727,24 @@
         </w:tc>
         <w:tc>
           <w:tcPr>
-            <w:tcW w:type="dxa" w:w="3249"/>
-            <w:shd w:val="clear" w:fill="EDF1F7"/>
+            <w:tcW w:type="dxa" w:w="2967"/>
+            <w:tcMar>
+              <w:top w:w="60" w:type="dxa"/>
+              <w:bottom w:w="60" w:type="dxa"/>
+              <w:left w:w="100" w:type="dxa"/>
+              <w:right w:w="100" w:type="dxa"/>
+            </w:tcMar>
           </w:tcPr>
           <w:p>
+            <w:pPr>
+              <w:spacing w:before="40" w:after="40"/>
+            </w:pPr>
             <w:r>
               <w:rPr>
-                <w:sz w:val="17"/>
-              </w:rPr>
-            </w:r>
-            <w:r>
-              <w:rPr>
-                <w:sz w:val="17"/>
+                <w:rFonts w:ascii="Calibri" w:hAnsi="Calibri"/>
+                <w:b w:val="0"/>
+                <w:i w:val="0"/>
+                <w:sz w:val="20"/>
               </w:rPr>
               <w:t>Fechamento e entrega</w:t>
             </w:r>
@@ -2552,68 +3753,111 @@
       </w:tr>
     </w:tbl>
     <w:p>
+      <w:pPr>
+        <w:spacing w:before="0" w:after="160"/>
+      </w:pPr>
+    </w:p>
+    <w:p>
+      <w:pPr>
+        <w:spacing w:before="0" w:after="120"/>
+      </w:pPr>
       <w:r>
         <w:rPr>
+          <w:rFonts w:ascii="Calibri" w:hAnsi="Calibri"/>
           <w:b/>
+          <w:i w:val="0"/>
+          <w:sz w:val="22"/>
         </w:rPr>
         <w:t>Status atual:</w:t>
       </w:r>
       <w:r>
+        <w:rPr>
+          <w:rFonts w:ascii="Calibri" w:hAnsi="Calibri"/>
+          <w:b w:val="0"/>
+          <w:i w:val="0"/>
+          <w:sz w:val="22"/>
+        </w:rPr>
         <w:t xml:space="preserve"> Sprint 9 em andamento (01–14/06/2026); projeto ABERTO (S9 de 12). Release </w:t>
       </w:r>
       <w:r>
         <w:rPr>
+          <w:rFonts w:ascii="Calibri" w:hAnsi="Calibri"/>
           <w:b/>
+          <w:i w:val="0"/>
+          <w:sz w:val="22"/>
         </w:rPr>
         <w:t>v0.9.0</w:t>
       </w:r>
       <w:r>
+        <w:rPr>
+          <w:rFonts w:ascii="Calibri" w:hAnsi="Calibri"/>
+          <w:b w:val="0"/>
+          <w:i w:val="0"/>
+          <w:sz w:val="22"/>
+        </w:rPr>
         <w:t xml:space="preserve"> promovida a main (tag nos três repositórios) em 15/06/2026, com RF13/RF14/MF-64 entregues.</w:t>
       </w:r>
     </w:p>
     <w:p>
       <w:pPr>
+        <w:pStyle w:val="Heading1"/>
+        <w:keepNext/>
+        <w:keepLines/>
         <w:pBdr>
-          <w:bottom w:val="single" w:sz="6" w:space="3" w:color="1F3B73"/>
+          <w:bottom w:val="single" w:sz="4" w:space="2" w:color="D6E4F0"/>
         </w:pBdr>
       </w:pPr>
       <w:r>
-        <w:rPr>
-          <w:b/>
-          <w:color w:val="1F3B73"/>
-          <w:sz w:val="27"/>
-        </w:rPr>
         <w:t>8. Riscos iniciais</w:t>
       </w:r>
     </w:p>
     <w:tbl>
       <w:tblPr>
-        <w:tblStyle w:val="TableGrid"/>
         <w:tblW w:type="auto" w:w="0"/>
-        <w:jc w:val="center"/>
         <w:tblLook w:firstColumn="1" w:firstRow="1" w:lastColumn="0" w:lastRow="0" w:noHBand="0" w:noVBand="1" w:val="04A0"/>
+        <w:tblBorders>
+          <w:top w:val="single" w:sz="4" w:space="0" w:color="003366"/>
+          <w:left w:val="single" w:sz="4" w:space="0" w:color="003366"/>
+          <w:bottom w:val="single" w:sz="4" w:space="0" w:color="003366"/>
+          <w:right w:val="single" w:sz="4" w:space="0" w:color="003366"/>
+          <w:insideH w:val="single" w:sz="4" w:space="0" w:color="003366"/>
+          <w:insideV w:val="single" w:sz="4" w:space="0" w:color="003366"/>
+        </w:tblBorders>
       </w:tblPr>
       <w:tblGrid>
-        <w:gridCol w:w="1624"/>
-        <w:gridCol w:w="1624"/>
-        <w:gridCol w:w="1624"/>
-        <w:gridCol w:w="1624"/>
-        <w:gridCol w:w="1624"/>
-        <w:gridCol w:w="1624"/>
+        <w:gridCol w:w="1484"/>
+        <w:gridCol w:w="1484"/>
+        <w:gridCol w:w="1484"/>
+        <w:gridCol w:w="1484"/>
+        <w:gridCol w:w="1484"/>
+        <w:gridCol w:w="1484"/>
       </w:tblGrid>
       <w:tr>
+        <w:trPr>
+          <w:cantSplit w:val="1"/>
+        </w:trPr>
         <w:tc>
           <w:tcPr>
-            <w:tcW w:type="dxa" w:w="1624"/>
-            <w:shd w:val="clear" w:fill="1F3B73"/>
+            <w:tcW w:type="dxa" w:w="1484"/>
+            <w:tcMar>
+              <w:top w:w="60" w:type="dxa"/>
+              <w:bottom w:w="60" w:type="dxa"/>
+              <w:left w:w="100" w:type="dxa"/>
+              <w:right w:w="100" w:type="dxa"/>
+            </w:tcMar>
+            <w:shd w:val="clear" w:color="auto" w:fill="003366"/>
           </w:tcPr>
           <w:p>
-            <w:r/>
+            <w:pPr>
+              <w:spacing w:before="40" w:after="40"/>
+            </w:pPr>
             <w:r>
               <w:rPr>
+                <w:rFonts w:ascii="Calibri" w:hAnsi="Calibri"/>
                 <w:b/>
+                <w:i w:val="0"/>
                 <w:color w:val="FFFFFF"/>
-                <w:sz w:val="18"/>
+                <w:sz w:val="20"/>
               </w:rPr>
               <w:t>ID</w:t>
             </w:r>
@@ -2621,16 +3865,26 @@
         </w:tc>
         <w:tc>
           <w:tcPr>
-            <w:tcW w:type="dxa" w:w="1624"/>
-            <w:shd w:val="clear" w:fill="1F3B73"/>
+            <w:tcW w:type="dxa" w:w="1484"/>
+            <w:tcMar>
+              <w:top w:w="60" w:type="dxa"/>
+              <w:bottom w:w="60" w:type="dxa"/>
+              <w:left w:w="100" w:type="dxa"/>
+              <w:right w:w="100" w:type="dxa"/>
+            </w:tcMar>
+            <w:shd w:val="clear" w:color="auto" w:fill="003366"/>
           </w:tcPr>
           <w:p>
-            <w:r/>
+            <w:pPr>
+              <w:spacing w:before="40" w:after="40"/>
+            </w:pPr>
             <w:r>
               <w:rPr>
+                <w:rFonts w:ascii="Calibri" w:hAnsi="Calibri"/>
                 <w:b/>
+                <w:i w:val="0"/>
                 <w:color w:val="FFFFFF"/>
-                <w:sz w:val="18"/>
+                <w:sz w:val="20"/>
               </w:rPr>
               <w:t>Risco</w:t>
             </w:r>
@@ -2638,16 +3892,26 @@
         </w:tc>
         <w:tc>
           <w:tcPr>
-            <w:tcW w:type="dxa" w:w="1624"/>
-            <w:shd w:val="clear" w:fill="1F3B73"/>
+            <w:tcW w:type="dxa" w:w="1484"/>
+            <w:tcMar>
+              <w:top w:w="60" w:type="dxa"/>
+              <w:bottom w:w="60" w:type="dxa"/>
+              <w:left w:w="100" w:type="dxa"/>
+              <w:right w:w="100" w:type="dxa"/>
+            </w:tcMar>
+            <w:shd w:val="clear" w:color="auto" w:fill="003366"/>
           </w:tcPr>
           <w:p>
-            <w:r/>
+            <w:pPr>
+              <w:spacing w:before="40" w:after="40"/>
+            </w:pPr>
             <w:r>
               <w:rPr>
+                <w:rFonts w:ascii="Calibri" w:hAnsi="Calibri"/>
                 <w:b/>
+                <w:i w:val="0"/>
                 <w:color w:val="FFFFFF"/>
-                <w:sz w:val="18"/>
+                <w:sz w:val="20"/>
               </w:rPr>
               <w:t>Prob.</w:t>
             </w:r>
@@ -2655,16 +3919,26 @@
         </w:tc>
         <w:tc>
           <w:tcPr>
-            <w:tcW w:type="dxa" w:w="1624"/>
-            <w:shd w:val="clear" w:fill="1F3B73"/>
+            <w:tcW w:type="dxa" w:w="1484"/>
+            <w:tcMar>
+              <w:top w:w="60" w:type="dxa"/>
+              <w:bottom w:w="60" w:type="dxa"/>
+              <w:left w:w="100" w:type="dxa"/>
+              <w:right w:w="100" w:type="dxa"/>
+            </w:tcMar>
+            <w:shd w:val="clear" w:color="auto" w:fill="003366"/>
           </w:tcPr>
           <w:p>
-            <w:r/>
+            <w:pPr>
+              <w:spacing w:before="40" w:after="40"/>
+            </w:pPr>
             <w:r>
               <w:rPr>
+                <w:rFonts w:ascii="Calibri" w:hAnsi="Calibri"/>
                 <w:b/>
+                <w:i w:val="0"/>
                 <w:color w:val="FFFFFF"/>
-                <w:sz w:val="18"/>
+                <w:sz w:val="20"/>
               </w:rPr>
               <w:t>Impacto</w:t>
             </w:r>
@@ -2672,16 +3946,26 @@
         </w:tc>
         <w:tc>
           <w:tcPr>
-            <w:tcW w:type="dxa" w:w="1624"/>
-            <w:shd w:val="clear" w:fill="1F3B73"/>
+            <w:tcW w:type="dxa" w:w="1484"/>
+            <w:tcMar>
+              <w:top w:w="60" w:type="dxa"/>
+              <w:bottom w:w="60" w:type="dxa"/>
+              <w:left w:w="100" w:type="dxa"/>
+              <w:right w:w="100" w:type="dxa"/>
+            </w:tcMar>
+            <w:shd w:val="clear" w:color="auto" w:fill="003366"/>
           </w:tcPr>
           <w:p>
-            <w:r/>
+            <w:pPr>
+              <w:spacing w:before="40" w:after="40"/>
+            </w:pPr>
             <w:r>
               <w:rPr>
+                <w:rFonts w:ascii="Calibri" w:hAnsi="Calibri"/>
                 <w:b/>
+                <w:i w:val="0"/>
                 <w:color w:val="FFFFFF"/>
-                <w:sz w:val="18"/>
+                <w:sz w:val="20"/>
               </w:rPr>
               <w:t>Exposição</w:t>
             </w:r>
@@ -2689,16 +3973,26 @@
         </w:tc>
         <w:tc>
           <w:tcPr>
-            <w:tcW w:type="dxa" w:w="1624"/>
-            <w:shd w:val="clear" w:fill="1F3B73"/>
+            <w:tcW w:type="dxa" w:w="1484"/>
+            <w:tcMar>
+              <w:top w:w="60" w:type="dxa"/>
+              <w:bottom w:w="60" w:type="dxa"/>
+              <w:left w:w="100" w:type="dxa"/>
+              <w:right w:w="100" w:type="dxa"/>
+            </w:tcMar>
+            <w:shd w:val="clear" w:color="auto" w:fill="003366"/>
           </w:tcPr>
           <w:p>
-            <w:r/>
+            <w:pPr>
+              <w:spacing w:before="40" w:after="40"/>
+            </w:pPr>
             <w:r>
               <w:rPr>
+                <w:rFonts w:ascii="Calibri" w:hAnsi="Calibri"/>
                 <w:b/>
+                <w:i w:val="0"/>
                 <w:color w:val="FFFFFF"/>
-                <w:sz w:val="18"/>
+                <w:sz w:val="20"/>
               </w:rPr>
               <w:t>Resposta / status</w:t>
             </w:r>
@@ -2706,19 +4000,30 @@
         </w:tc>
       </w:tr>
       <w:tr>
+        <w:trPr>
+          <w:cantSplit w:val="1"/>
+        </w:trPr>
         <w:tc>
           <w:tcPr>
-            <w:tcW w:type="dxa" w:w="1624"/>
+            <w:tcW w:type="dxa" w:w="1484"/>
+            <w:tcMar>
+              <w:top w:w="60" w:type="dxa"/>
+              <w:bottom w:w="60" w:type="dxa"/>
+              <w:left w:w="100" w:type="dxa"/>
+              <w:right w:w="100" w:type="dxa"/>
+            </w:tcMar>
+            <w:shd w:val="clear" w:color="auto" w:fill="EBF5FB"/>
           </w:tcPr>
           <w:p>
+            <w:pPr>
+              <w:spacing w:before="40" w:after="40"/>
+            </w:pPr>
             <w:r>
               <w:rPr>
-                <w:sz w:val="17"/>
-              </w:rPr>
-            </w:r>
-            <w:r>
-              <w:rPr>
-                <w:sz w:val="17"/>
+                <w:rFonts w:ascii="Calibri" w:hAnsi="Calibri"/>
+                <w:b w:val="0"/>
+                <w:i w:val="0"/>
+                <w:sz w:val="20"/>
               </w:rPr>
               <w:t>R-01</w:t>
             </w:r>
@@ -2726,17 +4031,25 @@
         </w:tc>
         <w:tc>
           <w:tcPr>
-            <w:tcW w:type="dxa" w:w="1624"/>
+            <w:tcW w:type="dxa" w:w="1484"/>
+            <w:tcMar>
+              <w:top w:w="60" w:type="dxa"/>
+              <w:bottom w:w="60" w:type="dxa"/>
+              <w:left w:w="100" w:type="dxa"/>
+              <w:right w:w="100" w:type="dxa"/>
+            </w:tcMar>
+            <w:shd w:val="clear" w:color="auto" w:fill="EBF5FB"/>
           </w:tcPr>
           <w:p>
+            <w:pPr>
+              <w:spacing w:before="40" w:after="40"/>
+            </w:pPr>
             <w:r>
               <w:rPr>
-                <w:sz w:val="17"/>
-              </w:rPr>
-            </w:r>
-            <w:r>
-              <w:rPr>
-                <w:sz w:val="17"/>
+                <w:rFonts w:ascii="Calibri" w:hAnsi="Calibri"/>
+                <w:b w:val="0"/>
+                <w:i w:val="0"/>
+                <w:sz w:val="20"/>
               </w:rPr>
               <w:t>Redesign das companhias quebra os parsers do crawler</w:t>
             </w:r>
@@ -2744,17 +4057,25 @@
         </w:tc>
         <w:tc>
           <w:tcPr>
-            <w:tcW w:type="dxa" w:w="1624"/>
+            <w:tcW w:type="dxa" w:w="1484"/>
+            <w:tcMar>
+              <w:top w:w="60" w:type="dxa"/>
+              <w:bottom w:w="60" w:type="dxa"/>
+              <w:left w:w="100" w:type="dxa"/>
+              <w:right w:w="100" w:type="dxa"/>
+            </w:tcMar>
+            <w:shd w:val="clear" w:color="auto" w:fill="EBF5FB"/>
           </w:tcPr>
           <w:p>
+            <w:pPr>
+              <w:spacing w:before="40" w:after="40"/>
+            </w:pPr>
             <w:r>
               <w:rPr>
-                <w:sz w:val="17"/>
-              </w:rPr>
-            </w:r>
-            <w:r>
-              <w:rPr>
-                <w:sz w:val="17"/>
+                <w:rFonts w:ascii="Calibri" w:hAnsi="Calibri"/>
+                <w:b w:val="0"/>
+                <w:i w:val="0"/>
+                <w:sz w:val="20"/>
               </w:rPr>
               <w:t>3</w:t>
             </w:r>
@@ -2762,17 +4083,25 @@
         </w:tc>
         <w:tc>
           <w:tcPr>
-            <w:tcW w:type="dxa" w:w="1624"/>
+            <w:tcW w:type="dxa" w:w="1484"/>
+            <w:tcMar>
+              <w:top w:w="60" w:type="dxa"/>
+              <w:bottom w:w="60" w:type="dxa"/>
+              <w:left w:w="100" w:type="dxa"/>
+              <w:right w:w="100" w:type="dxa"/>
+            </w:tcMar>
+            <w:shd w:val="clear" w:color="auto" w:fill="EBF5FB"/>
           </w:tcPr>
           <w:p>
+            <w:pPr>
+              <w:spacing w:before="40" w:after="40"/>
+            </w:pPr>
             <w:r>
               <w:rPr>
-                <w:sz w:val="17"/>
-              </w:rPr>
-            </w:r>
-            <w:r>
-              <w:rPr>
-                <w:sz w:val="17"/>
+                <w:rFonts w:ascii="Calibri" w:hAnsi="Calibri"/>
+                <w:b w:val="0"/>
+                <w:i w:val="0"/>
+                <w:sz w:val="20"/>
               </w:rPr>
               <w:t>3</w:t>
             </w:r>
@@ -2780,17 +4109,25 @@
         </w:tc>
         <w:tc>
           <w:tcPr>
-            <w:tcW w:type="dxa" w:w="1624"/>
+            <w:tcW w:type="dxa" w:w="1484"/>
+            <w:tcMar>
+              <w:top w:w="60" w:type="dxa"/>
+              <w:bottom w:w="60" w:type="dxa"/>
+              <w:left w:w="100" w:type="dxa"/>
+              <w:right w:w="100" w:type="dxa"/>
+            </w:tcMar>
+            <w:shd w:val="clear" w:color="auto" w:fill="EBF5FB"/>
           </w:tcPr>
           <w:p>
+            <w:pPr>
+              <w:spacing w:before="40" w:after="40"/>
+            </w:pPr>
             <w:r>
               <w:rPr>
-                <w:sz w:val="17"/>
-              </w:rPr>
-            </w:r>
-            <w:r>
-              <w:rPr>
-                <w:sz w:val="17"/>
+                <w:rFonts w:ascii="Calibri" w:hAnsi="Calibri"/>
+                <w:b w:val="0"/>
+                <w:i w:val="0"/>
+                <w:sz w:val="20"/>
               </w:rPr>
               <w:t>9</w:t>
             </w:r>
@@ -2798,17 +4135,25 @@
         </w:tc>
         <w:tc>
           <w:tcPr>
-            <w:tcW w:type="dxa" w:w="1624"/>
+            <w:tcW w:type="dxa" w:w="1484"/>
+            <w:tcMar>
+              <w:top w:w="60" w:type="dxa"/>
+              <w:bottom w:w="60" w:type="dxa"/>
+              <w:left w:w="100" w:type="dxa"/>
+              <w:right w:w="100" w:type="dxa"/>
+            </w:tcMar>
+            <w:shd w:val="clear" w:color="auto" w:fill="EBF5FB"/>
           </w:tcPr>
           <w:p>
+            <w:pPr>
+              <w:spacing w:before="40" w:after="40"/>
+            </w:pPr>
             <w:r>
               <w:rPr>
-                <w:sz w:val="17"/>
-              </w:rPr>
-            </w:r>
-            <w:r>
-              <w:rPr>
-                <w:sz w:val="17"/>
+                <w:rFonts w:ascii="Calibri" w:hAnsi="Calibri"/>
+                <w:b w:val="0"/>
+                <w:i w:val="0"/>
+                <w:sz w:val="20"/>
               </w:rPr>
               <w:t>Ocorreu na S8 (MF-59), corrigido</w:t>
             </w:r>
@@ -2816,20 +4161,29 @@
         </w:tc>
       </w:tr>
       <w:tr>
+        <w:trPr>
+          <w:cantSplit w:val="1"/>
+        </w:trPr>
         <w:tc>
           <w:tcPr>
-            <w:tcW w:type="dxa" w:w="1624"/>
-            <w:shd w:val="clear" w:fill="EDF1F7"/>
+            <w:tcW w:type="dxa" w:w="1484"/>
+            <w:tcMar>
+              <w:top w:w="60" w:type="dxa"/>
+              <w:bottom w:w="60" w:type="dxa"/>
+              <w:left w:w="100" w:type="dxa"/>
+              <w:right w:w="100" w:type="dxa"/>
+            </w:tcMar>
           </w:tcPr>
           <w:p>
+            <w:pPr>
+              <w:spacing w:before="40" w:after="40"/>
+            </w:pPr>
             <w:r>
               <w:rPr>
-                <w:sz w:val="17"/>
-              </w:rPr>
-            </w:r>
-            <w:r>
-              <w:rPr>
-                <w:sz w:val="17"/>
+                <w:rFonts w:ascii="Calibri" w:hAnsi="Calibri"/>
+                <w:b w:val="0"/>
+                <w:i w:val="0"/>
+                <w:sz w:val="20"/>
               </w:rPr>
               <w:t>R-02</w:t>
             </w:r>
@@ -2837,18 +4191,24 @@
         </w:tc>
         <w:tc>
           <w:tcPr>
-            <w:tcW w:type="dxa" w:w="1624"/>
-            <w:shd w:val="clear" w:fill="EDF1F7"/>
+            <w:tcW w:type="dxa" w:w="1484"/>
+            <w:tcMar>
+              <w:top w:w="60" w:type="dxa"/>
+              <w:bottom w:w="60" w:type="dxa"/>
+              <w:left w:w="100" w:type="dxa"/>
+              <w:right w:w="100" w:type="dxa"/>
+            </w:tcMar>
           </w:tcPr>
           <w:p>
+            <w:pPr>
+              <w:spacing w:before="40" w:after="40"/>
+            </w:pPr>
             <w:r>
               <w:rPr>
-                <w:sz w:val="17"/>
-              </w:rPr>
-            </w:r>
-            <w:r>
-              <w:rPr>
-                <w:sz w:val="17"/>
+                <w:rFonts w:ascii="Calibri" w:hAnsi="Calibri"/>
+                <w:b w:val="0"/>
+                <w:i w:val="0"/>
+                <w:sz w:val="20"/>
               </w:rPr>
               <w:t>Cobertura de testes abaixo de 80%</w:t>
             </w:r>
@@ -2856,18 +4216,24 @@
         </w:tc>
         <w:tc>
           <w:tcPr>
-            <w:tcW w:type="dxa" w:w="1624"/>
-            <w:shd w:val="clear" w:fill="EDF1F7"/>
+            <w:tcW w:type="dxa" w:w="1484"/>
+            <w:tcMar>
+              <w:top w:w="60" w:type="dxa"/>
+              <w:bottom w:w="60" w:type="dxa"/>
+              <w:left w:w="100" w:type="dxa"/>
+              <w:right w:w="100" w:type="dxa"/>
+            </w:tcMar>
           </w:tcPr>
           <w:p>
+            <w:pPr>
+              <w:spacing w:before="40" w:after="40"/>
+            </w:pPr>
             <w:r>
               <w:rPr>
-                <w:sz w:val="17"/>
-              </w:rPr>
-            </w:r>
-            <w:r>
-              <w:rPr>
-                <w:sz w:val="17"/>
+                <w:rFonts w:ascii="Calibri" w:hAnsi="Calibri"/>
+                <w:b w:val="0"/>
+                <w:i w:val="0"/>
+                <w:sz w:val="20"/>
               </w:rPr>
               <w:t>3</w:t>
             </w:r>
@@ -2875,18 +4241,24 @@
         </w:tc>
         <w:tc>
           <w:tcPr>
-            <w:tcW w:type="dxa" w:w="1624"/>
-            <w:shd w:val="clear" w:fill="EDF1F7"/>
+            <w:tcW w:type="dxa" w:w="1484"/>
+            <w:tcMar>
+              <w:top w:w="60" w:type="dxa"/>
+              <w:bottom w:w="60" w:type="dxa"/>
+              <w:left w:w="100" w:type="dxa"/>
+              <w:right w:w="100" w:type="dxa"/>
+            </w:tcMar>
           </w:tcPr>
           <w:p>
+            <w:pPr>
+              <w:spacing w:before="40" w:after="40"/>
+            </w:pPr>
             <w:r>
               <w:rPr>
-                <w:sz w:val="17"/>
-              </w:rPr>
-            </w:r>
-            <w:r>
-              <w:rPr>
-                <w:sz w:val="17"/>
+                <w:rFonts w:ascii="Calibri" w:hAnsi="Calibri"/>
+                <w:b w:val="0"/>
+                <w:i w:val="0"/>
+                <w:sz w:val="20"/>
               </w:rPr>
               <w:t>3</w:t>
             </w:r>
@@ -2894,18 +4266,24 @@
         </w:tc>
         <w:tc>
           <w:tcPr>
-            <w:tcW w:type="dxa" w:w="1624"/>
-            <w:shd w:val="clear" w:fill="EDF1F7"/>
+            <w:tcW w:type="dxa" w:w="1484"/>
+            <w:tcMar>
+              <w:top w:w="60" w:type="dxa"/>
+              <w:bottom w:w="60" w:type="dxa"/>
+              <w:left w:w="100" w:type="dxa"/>
+              <w:right w:w="100" w:type="dxa"/>
+            </w:tcMar>
           </w:tcPr>
           <w:p>
+            <w:pPr>
+              <w:spacing w:before="40" w:after="40"/>
+            </w:pPr>
             <w:r>
               <w:rPr>
-                <w:sz w:val="17"/>
-              </w:rPr>
-            </w:r>
-            <w:r>
-              <w:rPr>
-                <w:sz w:val="17"/>
+                <w:rFonts w:ascii="Calibri" w:hAnsi="Calibri"/>
+                <w:b w:val="0"/>
+                <w:i w:val="0"/>
+                <w:sz w:val="20"/>
               </w:rPr>
               <w:t>9</w:t>
             </w:r>
@@ -2913,18 +4291,24 @@
         </w:tc>
         <w:tc>
           <w:tcPr>
-            <w:tcW w:type="dxa" w:w="1624"/>
-            <w:shd w:val="clear" w:fill="EDF1F7"/>
+            <w:tcW w:type="dxa" w:w="1484"/>
+            <w:tcMar>
+              <w:top w:w="60" w:type="dxa"/>
+              <w:bottom w:w="60" w:type="dxa"/>
+              <w:left w:w="100" w:type="dxa"/>
+              <w:right w:w="100" w:type="dxa"/>
+            </w:tcMar>
           </w:tcPr>
           <w:p>
+            <w:pPr>
+              <w:spacing w:before="40" w:after="40"/>
+            </w:pPr>
             <w:r>
               <w:rPr>
-                <w:sz w:val="17"/>
-              </w:rPr>
-            </w:r>
-            <w:r>
-              <w:rPr>
-                <w:sz w:val="17"/>
+                <w:rFonts w:ascii="Calibri" w:hAnsi="Calibri"/>
+                <w:b w:val="0"/>
+                <w:i w:val="0"/>
+                <w:sz w:val="20"/>
               </w:rPr>
               <w:t>NC-001 (S2–S4), encerrada na S5</w:t>
             </w:r>
@@ -2932,19 +4316,30 @@
         </w:tc>
       </w:tr>
       <w:tr>
+        <w:trPr>
+          <w:cantSplit w:val="1"/>
+        </w:trPr>
         <w:tc>
           <w:tcPr>
-            <w:tcW w:type="dxa" w:w="1624"/>
+            <w:tcW w:type="dxa" w:w="1484"/>
+            <w:tcMar>
+              <w:top w:w="60" w:type="dxa"/>
+              <w:bottom w:w="60" w:type="dxa"/>
+              <w:left w:w="100" w:type="dxa"/>
+              <w:right w:w="100" w:type="dxa"/>
+            </w:tcMar>
+            <w:shd w:val="clear" w:color="auto" w:fill="EBF5FB"/>
           </w:tcPr>
           <w:p>
+            <w:pPr>
+              <w:spacing w:before="40" w:after="40"/>
+            </w:pPr>
             <w:r>
               <w:rPr>
-                <w:sz w:val="17"/>
-              </w:rPr>
-            </w:r>
-            <w:r>
-              <w:rPr>
-                <w:sz w:val="17"/>
+                <w:rFonts w:ascii="Calibri" w:hAnsi="Calibri"/>
+                <w:b w:val="0"/>
+                <w:i w:val="0"/>
+                <w:sz w:val="20"/>
               </w:rPr>
               <w:t>R-03</w:t>
             </w:r>
@@ -2952,17 +4347,25 @@
         </w:tc>
         <w:tc>
           <w:tcPr>
-            <w:tcW w:type="dxa" w:w="1624"/>
+            <w:tcW w:type="dxa" w:w="1484"/>
+            <w:tcMar>
+              <w:top w:w="60" w:type="dxa"/>
+              <w:bottom w:w="60" w:type="dxa"/>
+              <w:left w:w="100" w:type="dxa"/>
+              <w:right w:w="100" w:type="dxa"/>
+            </w:tcMar>
+            <w:shd w:val="clear" w:color="auto" w:fill="EBF5FB"/>
           </w:tcPr>
           <w:p>
+            <w:pPr>
+              <w:spacing w:before="40" w:after="40"/>
+            </w:pPr>
             <w:r>
               <w:rPr>
-                <w:sz w:val="17"/>
-              </w:rPr>
-            </w:r>
-            <w:r>
-              <w:rPr>
-                <w:sz w:val="17"/>
+                <w:rFonts w:ascii="Calibri" w:hAnsi="Calibri"/>
+                <w:b w:val="0"/>
+                <w:i w:val="0"/>
+                <w:sz w:val="20"/>
               </w:rPr>
               <w:t>Indisponibilidade da Z-API</w:t>
             </w:r>
@@ -2970,17 +4373,25 @@
         </w:tc>
         <w:tc>
           <w:tcPr>
-            <w:tcW w:type="dxa" w:w="1624"/>
+            <w:tcW w:type="dxa" w:w="1484"/>
+            <w:tcMar>
+              <w:top w:w="60" w:type="dxa"/>
+              <w:bottom w:w="60" w:type="dxa"/>
+              <w:left w:w="100" w:type="dxa"/>
+              <w:right w:w="100" w:type="dxa"/>
+            </w:tcMar>
+            <w:shd w:val="clear" w:color="auto" w:fill="EBF5FB"/>
           </w:tcPr>
           <w:p>
+            <w:pPr>
+              <w:spacing w:before="40" w:after="40"/>
+            </w:pPr>
             <w:r>
               <w:rPr>
-                <w:sz w:val="17"/>
-              </w:rPr>
-            </w:r>
-            <w:r>
-              <w:rPr>
-                <w:sz w:val="17"/>
+                <w:rFonts w:ascii="Calibri" w:hAnsi="Calibri"/>
+                <w:b w:val="0"/>
+                <w:i w:val="0"/>
+                <w:sz w:val="20"/>
               </w:rPr>
               <w:t>2</w:t>
             </w:r>
@@ -2988,17 +4399,25 @@
         </w:tc>
         <w:tc>
           <w:tcPr>
-            <w:tcW w:type="dxa" w:w="1624"/>
+            <w:tcW w:type="dxa" w:w="1484"/>
+            <w:tcMar>
+              <w:top w:w="60" w:type="dxa"/>
+              <w:bottom w:w="60" w:type="dxa"/>
+              <w:left w:w="100" w:type="dxa"/>
+              <w:right w:w="100" w:type="dxa"/>
+            </w:tcMar>
+            <w:shd w:val="clear" w:color="auto" w:fill="EBF5FB"/>
           </w:tcPr>
           <w:p>
+            <w:pPr>
+              <w:spacing w:before="40" w:after="40"/>
+            </w:pPr>
             <w:r>
               <w:rPr>
-                <w:sz w:val="17"/>
-              </w:rPr>
-            </w:r>
-            <w:r>
-              <w:rPr>
-                <w:sz w:val="17"/>
+                <w:rFonts w:ascii="Calibri" w:hAnsi="Calibri"/>
+                <w:b w:val="0"/>
+                <w:i w:val="0"/>
+                <w:sz w:val="20"/>
               </w:rPr>
               <w:t>2</w:t>
             </w:r>
@@ -3006,17 +4425,25 @@
         </w:tc>
         <w:tc>
           <w:tcPr>
-            <w:tcW w:type="dxa" w:w="1624"/>
+            <w:tcW w:type="dxa" w:w="1484"/>
+            <w:tcMar>
+              <w:top w:w="60" w:type="dxa"/>
+              <w:bottom w:w="60" w:type="dxa"/>
+              <w:left w:w="100" w:type="dxa"/>
+              <w:right w:w="100" w:type="dxa"/>
+            </w:tcMar>
+            <w:shd w:val="clear" w:color="auto" w:fill="EBF5FB"/>
           </w:tcPr>
           <w:p>
+            <w:pPr>
+              <w:spacing w:before="40" w:after="40"/>
+            </w:pPr>
             <w:r>
               <w:rPr>
-                <w:sz w:val="17"/>
-              </w:rPr>
-            </w:r>
-            <w:r>
-              <w:rPr>
-                <w:sz w:val="17"/>
+                <w:rFonts w:ascii="Calibri" w:hAnsi="Calibri"/>
+                <w:b w:val="0"/>
+                <w:i w:val="0"/>
+                <w:sz w:val="20"/>
               </w:rPr>
               <w:t>4</w:t>
             </w:r>
@@ -3024,17 +4451,25 @@
         </w:tc>
         <w:tc>
           <w:tcPr>
-            <w:tcW w:type="dxa" w:w="1624"/>
+            <w:tcW w:type="dxa" w:w="1484"/>
+            <w:tcMar>
+              <w:top w:w="60" w:type="dxa"/>
+              <w:bottom w:w="60" w:type="dxa"/>
+              <w:left w:w="100" w:type="dxa"/>
+              <w:right w:w="100" w:type="dxa"/>
+            </w:tcMar>
+            <w:shd w:val="clear" w:color="auto" w:fill="EBF5FB"/>
           </w:tcPr>
           <w:p>
+            <w:pPr>
+              <w:spacing w:before="40" w:after="40"/>
+            </w:pPr>
             <w:r>
               <w:rPr>
-                <w:sz w:val="17"/>
-              </w:rPr>
-            </w:r>
-            <w:r>
-              <w:rPr>
-                <w:sz w:val="17"/>
+                <w:rFonts w:ascii="Calibri" w:hAnsi="Calibri"/>
+                <w:b w:val="0"/>
+                <w:i w:val="0"/>
+                <w:sz w:val="20"/>
               </w:rPr>
               <w:t>Fallback por e-mail; falha não interrompe o fluxo</w:t>
             </w:r>
@@ -3042,20 +4477,29 @@
         </w:tc>
       </w:tr>
       <w:tr>
+        <w:trPr>
+          <w:cantSplit w:val="1"/>
+        </w:trPr>
         <w:tc>
           <w:tcPr>
-            <w:tcW w:type="dxa" w:w="1624"/>
-            <w:shd w:val="clear" w:fill="EDF1F7"/>
+            <w:tcW w:type="dxa" w:w="1484"/>
+            <w:tcMar>
+              <w:top w:w="60" w:type="dxa"/>
+              <w:bottom w:w="60" w:type="dxa"/>
+              <w:left w:w="100" w:type="dxa"/>
+              <w:right w:w="100" w:type="dxa"/>
+            </w:tcMar>
           </w:tcPr>
           <w:p>
+            <w:pPr>
+              <w:spacing w:before="40" w:after="40"/>
+            </w:pPr>
             <w:r>
               <w:rPr>
-                <w:sz w:val="17"/>
-              </w:rPr>
-            </w:r>
-            <w:r>
-              <w:rPr>
-                <w:sz w:val="17"/>
+                <w:rFonts w:ascii="Calibri" w:hAnsi="Calibri"/>
+                <w:b w:val="0"/>
+                <w:i w:val="0"/>
+                <w:sz w:val="20"/>
               </w:rPr>
               <w:t>R-04</w:t>
             </w:r>
@@ -3063,18 +4507,24 @@
         </w:tc>
         <w:tc>
           <w:tcPr>
-            <w:tcW w:type="dxa" w:w="1624"/>
-            <w:shd w:val="clear" w:fill="EDF1F7"/>
+            <w:tcW w:type="dxa" w:w="1484"/>
+            <w:tcMar>
+              <w:top w:w="60" w:type="dxa"/>
+              <w:bottom w:w="60" w:type="dxa"/>
+              <w:left w:w="100" w:type="dxa"/>
+              <w:right w:w="100" w:type="dxa"/>
+            </w:tcMar>
           </w:tcPr>
           <w:p>
+            <w:pPr>
+              <w:spacing w:before="40" w:after="40"/>
+            </w:pPr>
             <w:r>
               <w:rPr>
-                <w:sz w:val="17"/>
-              </w:rPr>
-            </w:r>
-            <w:r>
-              <w:rPr>
-                <w:sz w:val="17"/>
+                <w:rFonts w:ascii="Calibri" w:hAnsi="Calibri"/>
+                <w:b w:val="0"/>
+                <w:i w:val="0"/>
+                <w:sz w:val="20"/>
               </w:rPr>
               <w:t>Mudança de escopo</w:t>
             </w:r>
@@ -3082,18 +4532,24 @@
         </w:tc>
         <w:tc>
           <w:tcPr>
-            <w:tcW w:type="dxa" w:w="1624"/>
-            <w:shd w:val="clear" w:fill="EDF1F7"/>
+            <w:tcW w:type="dxa" w:w="1484"/>
+            <w:tcMar>
+              <w:top w:w="60" w:type="dxa"/>
+              <w:bottom w:w="60" w:type="dxa"/>
+              <w:left w:w="100" w:type="dxa"/>
+              <w:right w:w="100" w:type="dxa"/>
+            </w:tcMar>
           </w:tcPr>
           <w:p>
+            <w:pPr>
+              <w:spacing w:before="40" w:after="40"/>
+            </w:pPr>
             <w:r>
               <w:rPr>
-                <w:sz w:val="17"/>
-              </w:rPr>
-            </w:r>
-            <w:r>
-              <w:rPr>
-                <w:sz w:val="17"/>
+                <w:rFonts w:ascii="Calibri" w:hAnsi="Calibri"/>
+                <w:b w:val="0"/>
+                <w:i w:val="0"/>
+                <w:sz w:val="20"/>
               </w:rPr>
               <w:t>2</w:t>
             </w:r>
@@ -3101,18 +4557,24 @@
         </w:tc>
         <w:tc>
           <w:tcPr>
-            <w:tcW w:type="dxa" w:w="1624"/>
-            <w:shd w:val="clear" w:fill="EDF1F7"/>
+            <w:tcW w:type="dxa" w:w="1484"/>
+            <w:tcMar>
+              <w:top w:w="60" w:type="dxa"/>
+              <w:bottom w:w="60" w:type="dxa"/>
+              <w:left w:w="100" w:type="dxa"/>
+              <w:right w:w="100" w:type="dxa"/>
+            </w:tcMar>
           </w:tcPr>
           <w:p>
+            <w:pPr>
+              <w:spacing w:before="40" w:after="40"/>
+            </w:pPr>
             <w:r>
               <w:rPr>
-                <w:sz w:val="17"/>
-              </w:rPr>
-            </w:r>
-            <w:r>
-              <w:rPr>
-                <w:sz w:val="17"/>
+                <w:rFonts w:ascii="Calibri" w:hAnsi="Calibri"/>
+                <w:b w:val="0"/>
+                <w:i w:val="0"/>
+                <w:sz w:val="20"/>
               </w:rPr>
               <w:t>3</w:t>
             </w:r>
@@ -3120,18 +4582,24 @@
         </w:tc>
         <w:tc>
           <w:tcPr>
-            <w:tcW w:type="dxa" w:w="1624"/>
-            <w:shd w:val="clear" w:fill="EDF1F7"/>
+            <w:tcW w:type="dxa" w:w="1484"/>
+            <w:tcMar>
+              <w:top w:w="60" w:type="dxa"/>
+              <w:bottom w:w="60" w:type="dxa"/>
+              <w:left w:w="100" w:type="dxa"/>
+              <w:right w:w="100" w:type="dxa"/>
+            </w:tcMar>
           </w:tcPr>
           <w:p>
+            <w:pPr>
+              <w:spacing w:before="40" w:after="40"/>
+            </w:pPr>
             <w:r>
               <w:rPr>
-                <w:sz w:val="17"/>
-              </w:rPr>
-            </w:r>
-            <w:r>
-              <w:rPr>
-                <w:sz w:val="17"/>
+                <w:rFonts w:ascii="Calibri" w:hAnsi="Calibri"/>
+                <w:b w:val="0"/>
+                <w:i w:val="0"/>
+                <w:sz w:val="20"/>
               </w:rPr>
               <w:t>6</w:t>
             </w:r>
@@ -3139,18 +4607,24 @@
         </w:tc>
         <w:tc>
           <w:tcPr>
-            <w:tcW w:type="dxa" w:w="1624"/>
-            <w:shd w:val="clear" w:fill="EDF1F7"/>
+            <w:tcW w:type="dxa" w:w="1484"/>
+            <w:tcMar>
+              <w:top w:w="60" w:type="dxa"/>
+              <w:bottom w:w="60" w:type="dxa"/>
+              <w:left w:w="100" w:type="dxa"/>
+              <w:right w:w="100" w:type="dxa"/>
+            </w:tcMar>
           </w:tcPr>
           <w:p>
+            <w:pPr>
+              <w:spacing w:before="40" w:after="40"/>
+            </w:pPr>
             <w:r>
               <w:rPr>
-                <w:sz w:val="17"/>
-              </w:rPr>
-            </w:r>
-            <w:r>
-              <w:rPr>
-                <w:sz w:val="17"/>
+                <w:rFonts w:ascii="Calibri" w:hAnsi="Calibri"/>
+                <w:b w:val="0"/>
+                <w:i w:val="0"/>
+                <w:sz w:val="20"/>
               </w:rPr>
               <w:t>Tratada via CR-MF-001</w:t>
             </w:r>
@@ -3158,19 +4632,30 @@
         </w:tc>
       </w:tr>
       <w:tr>
+        <w:trPr>
+          <w:cantSplit w:val="1"/>
+        </w:trPr>
         <w:tc>
           <w:tcPr>
-            <w:tcW w:type="dxa" w:w="1624"/>
+            <w:tcW w:type="dxa" w:w="1484"/>
+            <w:tcMar>
+              <w:top w:w="60" w:type="dxa"/>
+              <w:bottom w:w="60" w:type="dxa"/>
+              <w:left w:w="100" w:type="dxa"/>
+              <w:right w:w="100" w:type="dxa"/>
+            </w:tcMar>
+            <w:shd w:val="clear" w:color="auto" w:fill="EBF5FB"/>
           </w:tcPr>
           <w:p>
+            <w:pPr>
+              <w:spacing w:before="40" w:after="40"/>
+            </w:pPr>
             <w:r>
               <w:rPr>
-                <w:sz w:val="17"/>
-              </w:rPr>
-            </w:r>
-            <w:r>
-              <w:rPr>
-                <w:sz w:val="17"/>
+                <w:rFonts w:ascii="Calibri" w:hAnsi="Calibri"/>
+                <w:b w:val="0"/>
+                <w:i w:val="0"/>
+                <w:sz w:val="20"/>
               </w:rPr>
               <w:t>R-05</w:t>
             </w:r>
@@ -3178,17 +4663,25 @@
         </w:tc>
         <w:tc>
           <w:tcPr>
-            <w:tcW w:type="dxa" w:w="1624"/>
+            <w:tcW w:type="dxa" w:w="1484"/>
+            <w:tcMar>
+              <w:top w:w="60" w:type="dxa"/>
+              <w:bottom w:w="60" w:type="dxa"/>
+              <w:left w:w="100" w:type="dxa"/>
+              <w:right w:w="100" w:type="dxa"/>
+            </w:tcMar>
+            <w:shd w:val="clear" w:color="auto" w:fill="EBF5FB"/>
           </w:tcPr>
           <w:p>
+            <w:pPr>
+              <w:spacing w:before="40" w:after="40"/>
+            </w:pPr>
             <w:r>
               <w:rPr>
-                <w:sz w:val="17"/>
-              </w:rPr>
-            </w:r>
-            <w:r>
-              <w:rPr>
-                <w:sz w:val="17"/>
+                <w:rFonts w:ascii="Calibri" w:hAnsi="Calibri"/>
+                <w:b w:val="0"/>
+                <w:i w:val="0"/>
+                <w:sz w:val="20"/>
               </w:rPr>
               <w:t>Pipeline de CI em agente Windows</w:t>
             </w:r>
@@ -3196,17 +4689,25 @@
         </w:tc>
         <w:tc>
           <w:tcPr>
-            <w:tcW w:type="dxa" w:w="1624"/>
+            <w:tcW w:type="dxa" w:w="1484"/>
+            <w:tcMar>
+              <w:top w:w="60" w:type="dxa"/>
+              <w:bottom w:w="60" w:type="dxa"/>
+              <w:left w:w="100" w:type="dxa"/>
+              <w:right w:w="100" w:type="dxa"/>
+            </w:tcMar>
+            <w:shd w:val="clear" w:color="auto" w:fill="EBF5FB"/>
           </w:tcPr>
           <w:p>
+            <w:pPr>
+              <w:spacing w:before="40" w:after="40"/>
+            </w:pPr>
             <w:r>
               <w:rPr>
-                <w:sz w:val="17"/>
-              </w:rPr>
-            </w:r>
-            <w:r>
-              <w:rPr>
-                <w:sz w:val="17"/>
+                <w:rFonts w:ascii="Calibri" w:hAnsi="Calibri"/>
+                <w:b w:val="0"/>
+                <w:i w:val="0"/>
+                <w:sz w:val="20"/>
               </w:rPr>
               <w:t>2</w:t>
             </w:r>
@@ -3214,17 +4715,25 @@
         </w:tc>
         <w:tc>
           <w:tcPr>
-            <w:tcW w:type="dxa" w:w="1624"/>
+            <w:tcW w:type="dxa" w:w="1484"/>
+            <w:tcMar>
+              <w:top w:w="60" w:type="dxa"/>
+              <w:bottom w:w="60" w:type="dxa"/>
+              <w:left w:w="100" w:type="dxa"/>
+              <w:right w:w="100" w:type="dxa"/>
+            </w:tcMar>
+            <w:shd w:val="clear" w:color="auto" w:fill="EBF5FB"/>
           </w:tcPr>
           <w:p>
+            <w:pPr>
+              <w:spacing w:before="40" w:after="40"/>
+            </w:pPr>
             <w:r>
               <w:rPr>
-                <w:sz w:val="17"/>
-              </w:rPr>
-            </w:r>
-            <w:r>
-              <w:rPr>
-                <w:sz w:val="17"/>
+                <w:rFonts w:ascii="Calibri" w:hAnsi="Calibri"/>
+                <w:b w:val="0"/>
+                <w:i w:val="0"/>
+                <w:sz w:val="20"/>
               </w:rPr>
               <w:t>2</w:t>
             </w:r>
@@ -3232,17 +4741,25 @@
         </w:tc>
         <w:tc>
           <w:tcPr>
-            <w:tcW w:type="dxa" w:w="1624"/>
+            <w:tcW w:type="dxa" w:w="1484"/>
+            <w:tcMar>
+              <w:top w:w="60" w:type="dxa"/>
+              <w:bottom w:w="60" w:type="dxa"/>
+              <w:left w:w="100" w:type="dxa"/>
+              <w:right w:w="100" w:type="dxa"/>
+            </w:tcMar>
+            <w:shd w:val="clear" w:color="auto" w:fill="EBF5FB"/>
           </w:tcPr>
           <w:p>
+            <w:pPr>
+              <w:spacing w:before="40" w:after="40"/>
+            </w:pPr>
             <w:r>
               <w:rPr>
-                <w:sz w:val="17"/>
-              </w:rPr>
-            </w:r>
-            <w:r>
-              <w:rPr>
-                <w:sz w:val="17"/>
+                <w:rFonts w:ascii="Calibri" w:hAnsi="Calibri"/>
+                <w:b w:val="0"/>
+                <w:i w:val="0"/>
+                <w:sz w:val="20"/>
               </w:rPr>
               <w:t>4</w:t>
             </w:r>
@@ -3250,17 +4767,25 @@
         </w:tc>
         <w:tc>
           <w:tcPr>
-            <w:tcW w:type="dxa" w:w="1624"/>
+            <w:tcW w:type="dxa" w:w="1484"/>
+            <w:tcMar>
+              <w:top w:w="60" w:type="dxa"/>
+              <w:bottom w:w="60" w:type="dxa"/>
+              <w:left w:w="100" w:type="dxa"/>
+              <w:right w:w="100" w:type="dxa"/>
+            </w:tcMar>
+            <w:shd w:val="clear" w:color="auto" w:fill="EBF5FB"/>
           </w:tcPr>
           <w:p>
+            <w:pPr>
+              <w:spacing w:before="40" w:after="40"/>
+            </w:pPr>
             <w:r>
               <w:rPr>
-                <w:sz w:val="17"/>
-              </w:rPr>
-            </w:r>
-            <w:r>
-              <w:rPr>
-                <w:sz w:val="17"/>
+                <w:rFonts w:ascii="Calibri" w:hAnsi="Calibri"/>
+                <w:b w:val="0"/>
+                <w:i w:val="0"/>
+                <w:sz w:val="20"/>
               </w:rPr>
               <w:t>Padronização com tasks PowerShell@2</w:t>
             </w:r>
@@ -3270,43 +4795,65 @@
     </w:tbl>
     <w:p>
       <w:pPr>
+        <w:spacing w:before="0" w:after="160"/>
+      </w:pPr>
+    </w:p>
+    <w:p>
+      <w:pPr>
+        <w:pStyle w:val="Heading1"/>
+        <w:keepNext/>
+        <w:keepLines/>
         <w:pBdr>
-          <w:bottom w:val="single" w:sz="6" w:space="3" w:color="1F3B73"/>
+          <w:bottom w:val="single" w:sz="4" w:space="2" w:color="D6E4F0"/>
         </w:pBdr>
       </w:pPr>
       <w:r>
-        <w:rPr>
-          <w:b/>
-          <w:color w:val="1F3B73"/>
-          <w:sz w:val="27"/>
-        </w:rPr>
         <w:t>9. Registro de abertura</w:t>
       </w:r>
     </w:p>
     <w:tbl>
       <w:tblPr>
-        <w:tblStyle w:val="TableGrid"/>
         <w:tblW w:type="auto" w:w="0"/>
-        <w:jc w:val="center"/>
         <w:tblLook w:firstColumn="1" w:firstRow="1" w:lastColumn="0" w:lastRow="0" w:noHBand="0" w:noVBand="1" w:val="04A0"/>
+        <w:tblBorders>
+          <w:top w:val="single" w:sz="4" w:space="0" w:color="003366"/>
+          <w:left w:val="single" w:sz="4" w:space="0" w:color="003366"/>
+          <w:bottom w:val="single" w:sz="4" w:space="0" w:color="003366"/>
+          <w:right w:val="single" w:sz="4" w:space="0" w:color="003366"/>
+          <w:insideH w:val="single" w:sz="4" w:space="0" w:color="003366"/>
+          <w:insideV w:val="single" w:sz="4" w:space="0" w:color="003366"/>
+        </w:tblBorders>
       </w:tblPr>
       <w:tblGrid>
-        <w:gridCol w:w="4873"/>
-        <w:gridCol w:w="4873"/>
+        <w:gridCol w:w="4451"/>
+        <w:gridCol w:w="4451"/>
       </w:tblGrid>
       <w:tr>
+        <w:trPr>
+          <w:cantSplit w:val="1"/>
+        </w:trPr>
         <w:tc>
           <w:tcPr>
-            <w:tcW w:type="dxa" w:w="4873"/>
-            <w:shd w:val="clear" w:fill="1F3B73"/>
+            <w:tcW w:type="dxa" w:w="4451"/>
+            <w:tcMar>
+              <w:top w:w="60" w:type="dxa"/>
+              <w:bottom w:w="60" w:type="dxa"/>
+              <w:left w:w="100" w:type="dxa"/>
+              <w:right w:w="100" w:type="dxa"/>
+            </w:tcMar>
+            <w:shd w:val="clear" w:color="auto" w:fill="003366"/>
           </w:tcPr>
           <w:p>
-            <w:r/>
+            <w:pPr>
+              <w:spacing w:before="40" w:after="40"/>
+            </w:pPr>
             <w:r>
               <w:rPr>
+                <w:rFonts w:ascii="Calibri" w:hAnsi="Calibri"/>
                 <w:b/>
+                <w:i w:val="0"/>
                 <w:color w:val="FFFFFF"/>
-                <w:sz w:val="18"/>
+                <w:sz w:val="20"/>
               </w:rPr>
               <w:t>Item</w:t>
             </w:r>
@@ -3314,16 +4861,26 @@
         </w:tc>
         <w:tc>
           <w:tcPr>
-            <w:tcW w:type="dxa" w:w="4873"/>
-            <w:shd w:val="clear" w:fill="1F3B73"/>
+            <w:tcW w:type="dxa" w:w="4451"/>
+            <w:tcMar>
+              <w:top w:w="60" w:type="dxa"/>
+              <w:bottom w:w="60" w:type="dxa"/>
+              <w:left w:w="100" w:type="dxa"/>
+              <w:right w:w="100" w:type="dxa"/>
+            </w:tcMar>
+            <w:shd w:val="clear" w:color="auto" w:fill="003366"/>
           </w:tcPr>
           <w:p>
-            <w:r/>
+            <w:pPr>
+              <w:spacing w:before="40" w:after="40"/>
+            </w:pPr>
             <w:r>
               <w:rPr>
+                <w:rFonts w:ascii="Calibri" w:hAnsi="Calibri"/>
                 <w:b/>
+                <w:i w:val="0"/>
                 <w:color w:val="FFFFFF"/>
-                <w:sz w:val="18"/>
+                <w:sz w:val="20"/>
               </w:rPr>
               <w:t>Valor</w:t>
             </w:r>
@@ -3331,19 +4888,30 @@
         </w:tc>
       </w:tr>
       <w:tr>
+        <w:trPr>
+          <w:cantSplit w:val="1"/>
+        </w:trPr>
         <w:tc>
           <w:tcPr>
-            <w:tcW w:type="dxa" w:w="4873"/>
+            <w:tcW w:type="dxa" w:w="4451"/>
+            <w:tcMar>
+              <w:top w:w="60" w:type="dxa"/>
+              <w:bottom w:w="60" w:type="dxa"/>
+              <w:left w:w="100" w:type="dxa"/>
+              <w:right w:w="100" w:type="dxa"/>
+            </w:tcMar>
+            <w:shd w:val="clear" w:color="auto" w:fill="EBF5FB"/>
           </w:tcPr>
           <w:p>
+            <w:pPr>
+              <w:spacing w:before="40" w:after="40"/>
+            </w:pPr>
             <w:r>
               <w:rPr>
-                <w:sz w:val="17"/>
-              </w:rPr>
-            </w:r>
-            <w:r>
-              <w:rPr>
-                <w:sz w:val="17"/>
+                <w:rFonts w:ascii="Calibri" w:hAnsi="Calibri"/>
+                <w:b w:val="0"/>
+                <w:i w:val="0"/>
+                <w:sz w:val="20"/>
               </w:rPr>
               <w:t>Início do projeto</w:t>
             </w:r>
@@ -3351,17 +4919,25 @@
         </w:tc>
         <w:tc>
           <w:tcPr>
-            <w:tcW w:type="dxa" w:w="4873"/>
+            <w:tcW w:type="dxa" w:w="4451"/>
+            <w:tcMar>
+              <w:top w:w="60" w:type="dxa"/>
+              <w:bottom w:w="60" w:type="dxa"/>
+              <w:left w:w="100" w:type="dxa"/>
+              <w:right w:w="100" w:type="dxa"/>
+            </w:tcMar>
+            <w:shd w:val="clear" w:color="auto" w:fill="EBF5FB"/>
           </w:tcPr>
           <w:p>
+            <w:pPr>
+              <w:spacing w:before="40" w:after="40"/>
+            </w:pPr>
             <w:r>
               <w:rPr>
-                <w:sz w:val="17"/>
-              </w:rPr>
-            </w:r>
-            <w:r>
-              <w:rPr>
-                <w:sz w:val="17"/>
+                <w:rFonts w:ascii="Calibri" w:hAnsi="Calibri"/>
+                <w:b w:val="0"/>
+                <w:i w:val="0"/>
+                <w:sz w:val="20"/>
               </w:rPr>
               <w:t>09/02/2026</w:t>
             </w:r>
@@ -3369,20 +4945,29 @@
         </w:tc>
       </w:tr>
       <w:tr>
+        <w:trPr>
+          <w:cantSplit w:val="1"/>
+        </w:trPr>
         <w:tc>
           <w:tcPr>
-            <w:tcW w:type="dxa" w:w="4873"/>
-            <w:shd w:val="clear" w:fill="EDF1F7"/>
+            <w:tcW w:type="dxa" w:w="4451"/>
+            <w:tcMar>
+              <w:top w:w="60" w:type="dxa"/>
+              <w:bottom w:w="60" w:type="dxa"/>
+              <w:left w:w="100" w:type="dxa"/>
+              <w:right w:w="100" w:type="dxa"/>
+            </w:tcMar>
           </w:tcPr>
           <w:p>
+            <w:pPr>
+              <w:spacing w:before="40" w:after="40"/>
+            </w:pPr>
             <w:r>
               <w:rPr>
-                <w:sz w:val="17"/>
-              </w:rPr>
-            </w:r>
-            <w:r>
-              <w:rPr>
-                <w:sz w:val="17"/>
+                <w:rFonts w:ascii="Calibri" w:hAnsi="Calibri"/>
+                <w:b w:val="0"/>
+                <w:i w:val="0"/>
+                <w:sz w:val="20"/>
               </w:rPr>
               <w:t>Término previsto</w:t>
             </w:r>
@@ -3390,18 +4975,24 @@
         </w:tc>
         <w:tc>
           <w:tcPr>
-            <w:tcW w:type="dxa" w:w="4873"/>
-            <w:shd w:val="clear" w:fill="EDF1F7"/>
+            <w:tcW w:type="dxa" w:w="4451"/>
+            <w:tcMar>
+              <w:top w:w="60" w:type="dxa"/>
+              <w:bottom w:w="60" w:type="dxa"/>
+              <w:left w:w="100" w:type="dxa"/>
+              <w:right w:w="100" w:type="dxa"/>
+            </w:tcMar>
           </w:tcPr>
           <w:p>
+            <w:pPr>
+              <w:spacing w:before="40" w:after="40"/>
+            </w:pPr>
             <w:r>
               <w:rPr>
-                <w:sz w:val="17"/>
-              </w:rPr>
-            </w:r>
-            <w:r>
-              <w:rPr>
-                <w:sz w:val="17"/>
+                <w:rFonts w:ascii="Calibri" w:hAnsi="Calibri"/>
+                <w:b w:val="0"/>
+                <w:i w:val="0"/>
+                <w:sz w:val="20"/>
               </w:rPr>
               <w:t>26/07/2026</w:t>
             </w:r>
@@ -3409,19 +5000,30 @@
         </w:tc>
       </w:tr>
       <w:tr>
+        <w:trPr>
+          <w:cantSplit w:val="1"/>
+        </w:trPr>
         <w:tc>
           <w:tcPr>
-            <w:tcW w:type="dxa" w:w="4873"/>
+            <w:tcW w:type="dxa" w:w="4451"/>
+            <w:tcMar>
+              <w:top w:w="60" w:type="dxa"/>
+              <w:bottom w:w="60" w:type="dxa"/>
+              <w:left w:w="100" w:type="dxa"/>
+              <w:right w:w="100" w:type="dxa"/>
+            </w:tcMar>
+            <w:shd w:val="clear" w:color="auto" w:fill="EBF5FB"/>
           </w:tcPr>
           <w:p>
+            <w:pPr>
+              <w:spacing w:before="40" w:after="40"/>
+            </w:pPr>
             <w:r>
               <w:rPr>
-                <w:sz w:val="17"/>
-              </w:rPr>
-            </w:r>
-            <w:r>
-              <w:rPr>
-                <w:sz w:val="17"/>
+                <w:rFonts w:ascii="Calibri" w:hAnsi="Calibri"/>
+                <w:b w:val="0"/>
+                <w:i w:val="0"/>
+                <w:sz w:val="20"/>
               </w:rPr>
               <w:t>Situação na emissão</w:t>
             </w:r>
@@ -3429,17 +5031,25 @@
         </w:tc>
         <w:tc>
           <w:tcPr>
-            <w:tcW w:type="dxa" w:w="4873"/>
+            <w:tcW w:type="dxa" w:w="4451"/>
+            <w:tcMar>
+              <w:top w:w="60" w:type="dxa"/>
+              <w:bottom w:w="60" w:type="dxa"/>
+              <w:left w:w="100" w:type="dxa"/>
+              <w:right w:w="100" w:type="dxa"/>
+            </w:tcMar>
+            <w:shd w:val="clear" w:color="auto" w:fill="EBF5FB"/>
           </w:tcPr>
           <w:p>
+            <w:pPr>
+              <w:spacing w:before="40" w:after="40"/>
+            </w:pPr>
             <w:r>
               <w:rPr>
-                <w:sz w:val="17"/>
-              </w:rPr>
-            </w:r>
-            <w:r>
-              <w:rPr>
-                <w:sz w:val="17"/>
+                <w:rFonts w:ascii="Calibri" w:hAnsi="Calibri"/>
+                <w:b w:val="0"/>
+                <w:i w:val="0"/>
+                <w:sz w:val="20"/>
               </w:rPr>
               <w:t>Aprovado — projeto ABERTO (Sprint 9 de 12 em andamento)</w:t>
             </w:r>
@@ -3447,20 +5057,29 @@
         </w:tc>
       </w:tr>
       <w:tr>
+        <w:trPr>
+          <w:cantSplit w:val="1"/>
+        </w:trPr>
         <w:tc>
           <w:tcPr>
-            <w:tcW w:type="dxa" w:w="4873"/>
-            <w:shd w:val="clear" w:fill="EDF1F7"/>
+            <w:tcW w:type="dxa" w:w="4451"/>
+            <w:tcMar>
+              <w:top w:w="60" w:type="dxa"/>
+              <w:bottom w:w="60" w:type="dxa"/>
+              <w:left w:w="100" w:type="dxa"/>
+              <w:right w:w="100" w:type="dxa"/>
+            </w:tcMar>
           </w:tcPr>
           <w:p>
+            <w:pPr>
+              <w:spacing w:before="40" w:after="40"/>
+            </w:pPr>
             <w:r>
               <w:rPr>
-                <w:sz w:val="17"/>
-              </w:rPr>
-            </w:r>
-            <w:r>
-              <w:rPr>
-                <w:sz w:val="17"/>
+                <w:rFonts w:ascii="Calibri" w:hAnsi="Calibri"/>
+                <w:b w:val="0"/>
+                <w:i w:val="0"/>
+                <w:sz w:val="20"/>
               </w:rPr>
               <w:t>Processos no projeto</w:t>
             </w:r>
@@ -3468,18 +5087,24 @@
         </w:tc>
         <w:tc>
           <w:tcPr>
-            <w:tcW w:type="dxa" w:w="4873"/>
-            <w:shd w:val="clear" w:fill="EDF1F7"/>
+            <w:tcW w:type="dxa" w:w="4451"/>
+            <w:tcMar>
+              <w:top w:w="60" w:type="dxa"/>
+              <w:bottom w:w="60" w:type="dxa"/>
+              <w:left w:w="100" w:type="dxa"/>
+              <w:right w:w="100" w:type="dxa"/>
+            </w:tcMar>
           </w:tcPr>
           <w:p>
+            <w:pPr>
+              <w:spacing w:before="40" w:after="40"/>
+            </w:pPr>
             <w:r>
               <w:rPr>
-                <w:sz w:val="17"/>
-              </w:rPr>
-            </w:r>
-            <w:r>
-              <w:rPr>
-                <w:sz w:val="17"/>
+                <w:rFonts w:ascii="Calibri" w:hAnsi="Calibri"/>
+                <w:b w:val="0"/>
+                <w:i w:val="0"/>
+                <w:sz w:val="20"/>
               </w:rPr>
               <w:t>GPR · REQ · PCP · ITP · VV · GCO · MED · GDE · CAP · GQA(GPC)</w:t>
             </w:r>
@@ -3489,45 +5114,66 @@
     </w:tbl>
     <w:p>
       <w:pPr>
+        <w:spacing w:before="0" w:after="160"/>
+      </w:pPr>
+    </w:p>
+    <w:p>
+      <w:pPr>
+        <w:pStyle w:val="Heading1"/>
+        <w:keepNext/>
+        <w:keepLines/>
         <w:pBdr>
-          <w:bottom w:val="single" w:sz="6" w:space="3" w:color="1F3B73"/>
+          <w:bottom w:val="single" w:sz="4" w:space="2" w:color="D6E4F0"/>
         </w:pBdr>
       </w:pPr>
       <w:r>
-        <w:rPr>
-          <w:b/>
-          <w:color w:val="1F3B73"/>
-          <w:sz w:val="27"/>
-        </w:rPr>
         <w:t>Histórico de revisões</w:t>
       </w:r>
     </w:p>
     <w:tbl>
       <w:tblPr>
-        <w:tblStyle w:val="TableGrid"/>
         <w:tblW w:type="auto" w:w="0"/>
-        <w:jc w:val="center"/>
         <w:tblLook w:firstColumn="1" w:firstRow="1" w:lastColumn="0" w:lastRow="0" w:noHBand="0" w:noVBand="1" w:val="04A0"/>
+        <w:tblBorders>
+          <w:top w:val="single" w:sz="4" w:space="0" w:color="AAAAAA"/>
+          <w:left w:val="single" w:sz="4" w:space="0" w:color="AAAAAA"/>
+          <w:bottom w:val="single" w:sz="4" w:space="0" w:color="AAAAAA"/>
+          <w:right w:val="single" w:sz="4" w:space="0" w:color="AAAAAA"/>
+          <w:insideH w:val="single" w:sz="4" w:space="0" w:color="AAAAAA"/>
+          <w:insideV w:val="single" w:sz="4" w:space="0" w:color="AAAAAA"/>
+        </w:tblBorders>
       </w:tblPr>
       <w:tblGrid>
-        <w:gridCol w:w="2436"/>
-        <w:gridCol w:w="2436"/>
-        <w:gridCol w:w="2436"/>
-        <w:gridCol w:w="2436"/>
+        <w:gridCol w:w="2225"/>
+        <w:gridCol w:w="2225"/>
+        <w:gridCol w:w="2225"/>
+        <w:gridCol w:w="2225"/>
       </w:tblGrid>
       <w:tr>
+        <w:trPr>
+          <w:cantSplit w:val="1"/>
+        </w:trPr>
         <w:tc>
           <w:tcPr>
-            <w:tcW w:type="dxa" w:w="2436"/>
-            <w:shd w:val="clear" w:fill="1F3B73"/>
+            <w:tcW w:type="dxa" w:w="2225"/>
+            <w:tcMar>
+              <w:top w:w="60" w:type="dxa"/>
+              <w:bottom w:w="60" w:type="dxa"/>
+              <w:left w:w="100" w:type="dxa"/>
+              <w:right w:w="100" w:type="dxa"/>
+            </w:tcMar>
+            <w:shd w:val="clear" w:color="auto" w:fill="D6E4F0"/>
           </w:tcPr>
           <w:p>
-            <w:r/>
+            <w:pPr>
+              <w:spacing w:before="40" w:after="40"/>
+            </w:pPr>
             <w:r>
               <w:rPr>
+                <w:rFonts w:ascii="Calibri" w:hAnsi="Calibri"/>
                 <w:b/>
-                <w:color w:val="FFFFFF"/>
-                <w:sz w:val="18"/>
+                <w:i w:val="0"/>
+                <w:sz w:val="20"/>
               </w:rPr>
               <w:t>Versão</w:t>
             </w:r>
@@ -3535,16 +5181,25 @@
         </w:tc>
         <w:tc>
           <w:tcPr>
-            <w:tcW w:type="dxa" w:w="2436"/>
-            <w:shd w:val="clear" w:fill="1F3B73"/>
+            <w:tcW w:type="dxa" w:w="2225"/>
+            <w:tcMar>
+              <w:top w:w="60" w:type="dxa"/>
+              <w:bottom w:w="60" w:type="dxa"/>
+              <w:left w:w="100" w:type="dxa"/>
+              <w:right w:w="100" w:type="dxa"/>
+            </w:tcMar>
+            <w:shd w:val="clear" w:color="auto" w:fill="D6E4F0"/>
           </w:tcPr>
           <w:p>
-            <w:r/>
+            <w:pPr>
+              <w:spacing w:before="40" w:after="40"/>
+            </w:pPr>
             <w:r>
               <w:rPr>
+                <w:rFonts w:ascii="Calibri" w:hAnsi="Calibri"/>
                 <w:b/>
-                <w:color w:val="FFFFFF"/>
-                <w:sz w:val="18"/>
+                <w:i w:val="0"/>
+                <w:sz w:val="20"/>
               </w:rPr>
               <w:t>Data</w:t>
             </w:r>
@@ -3552,16 +5207,25 @@
         </w:tc>
         <w:tc>
           <w:tcPr>
-            <w:tcW w:type="dxa" w:w="2436"/>
-            <w:shd w:val="clear" w:fill="1F3B73"/>
+            <w:tcW w:type="dxa" w:w="2225"/>
+            <w:tcMar>
+              <w:top w:w="60" w:type="dxa"/>
+              <w:bottom w:w="60" w:type="dxa"/>
+              <w:left w:w="100" w:type="dxa"/>
+              <w:right w:w="100" w:type="dxa"/>
+            </w:tcMar>
+            <w:shd w:val="clear" w:color="auto" w:fill="D6E4F0"/>
           </w:tcPr>
           <w:p>
-            <w:r/>
+            <w:pPr>
+              <w:spacing w:before="40" w:after="40"/>
+            </w:pPr>
             <w:r>
               <w:rPr>
+                <w:rFonts w:ascii="Calibri" w:hAnsi="Calibri"/>
                 <w:b/>
-                <w:color w:val="FFFFFF"/>
-                <w:sz w:val="18"/>
+                <w:i w:val="0"/>
+                <w:sz w:val="20"/>
               </w:rPr>
               <w:t>Autor</w:t>
             </w:r>
@@ -3569,16 +5233,25 @@
         </w:tc>
         <w:tc>
           <w:tcPr>
-            <w:tcW w:type="dxa" w:w="2436"/>
-            <w:shd w:val="clear" w:fill="1F3B73"/>
+            <w:tcW w:type="dxa" w:w="2225"/>
+            <w:tcMar>
+              <w:top w:w="60" w:type="dxa"/>
+              <w:bottom w:w="60" w:type="dxa"/>
+              <w:left w:w="100" w:type="dxa"/>
+              <w:right w:w="100" w:type="dxa"/>
+            </w:tcMar>
+            <w:shd w:val="clear" w:color="auto" w:fill="D6E4F0"/>
           </w:tcPr>
           <w:p>
-            <w:r/>
+            <w:pPr>
+              <w:spacing w:before="40" w:after="40"/>
+            </w:pPr>
             <w:r>
               <w:rPr>
+                <w:rFonts w:ascii="Calibri" w:hAnsi="Calibri"/>
                 <w:b/>
-                <w:color w:val="FFFFFF"/>
-                <w:sz w:val="18"/>
+                <w:i w:val="0"/>
+                <w:sz w:val="20"/>
               </w:rPr>
               <w:t>Descrição</w:t>
             </w:r>
@@ -3586,19 +5259,30 @@
         </w:tc>
       </w:tr>
       <w:tr>
+        <w:trPr>
+          <w:cantSplit w:val="1"/>
+        </w:trPr>
         <w:tc>
           <w:tcPr>
-            <w:tcW w:type="dxa" w:w="2436"/>
+            <w:tcW w:type="dxa" w:w="2225"/>
+            <w:tcMar>
+              <w:top w:w="60" w:type="dxa"/>
+              <w:bottom w:w="60" w:type="dxa"/>
+              <w:left w:w="100" w:type="dxa"/>
+              <w:right w:w="100" w:type="dxa"/>
+            </w:tcMar>
+            <w:shd w:val="clear" w:color="auto" w:fill="F0F4F8"/>
           </w:tcPr>
           <w:p>
+            <w:pPr>
+              <w:spacing w:before="40" w:after="40"/>
+            </w:pPr>
             <w:r>
               <w:rPr>
-                <w:sz w:val="17"/>
-              </w:rPr>
-            </w:r>
-            <w:r>
-              <w:rPr>
-                <w:sz w:val="17"/>
+                <w:rFonts w:ascii="Calibri" w:hAnsi="Calibri"/>
+                <w:b/>
+                <w:i w:val="0"/>
+                <w:sz w:val="20"/>
               </w:rPr>
               <w:t>1.0</w:t>
             </w:r>
@@ -3606,17 +5290,24 @@
         </w:tc>
         <w:tc>
           <w:tcPr>
-            <w:tcW w:type="dxa" w:w="2436"/>
+            <w:tcW w:type="dxa" w:w="2225"/>
+            <w:tcMar>
+              <w:top w:w="60" w:type="dxa"/>
+              <w:bottom w:w="60" w:type="dxa"/>
+              <w:left w:w="100" w:type="dxa"/>
+              <w:right w:w="100" w:type="dxa"/>
+            </w:tcMar>
           </w:tcPr>
           <w:p>
+            <w:pPr>
+              <w:spacing w:before="40" w:after="40"/>
+            </w:pPr>
             <w:r>
               <w:rPr>
-                <w:sz w:val="17"/>
-              </w:rPr>
-            </w:r>
-            <w:r>
-              <w:rPr>
-                <w:sz w:val="17"/>
+                <w:rFonts w:ascii="Calibri" w:hAnsi="Calibri"/>
+                <w:b w:val="0"/>
+                <w:i w:val="0"/>
+                <w:sz w:val="20"/>
               </w:rPr>
               <w:t>15/06/2026</w:t>
             </w:r>
@@ -3624,17 +5315,24 @@
         </w:tc>
         <w:tc>
           <w:tcPr>
-            <w:tcW w:type="dxa" w:w="2436"/>
+            <w:tcW w:type="dxa" w:w="2225"/>
+            <w:tcMar>
+              <w:top w:w="60" w:type="dxa"/>
+              <w:bottom w:w="60" w:type="dxa"/>
+              <w:left w:w="100" w:type="dxa"/>
+              <w:right w:w="100" w:type="dxa"/>
+            </w:tcMar>
           </w:tcPr>
           <w:p>
+            <w:pPr>
+              <w:spacing w:before="40" w:after="40"/>
+            </w:pPr>
             <w:r>
               <w:rPr>
-                <w:sz w:val="17"/>
-              </w:rPr>
-            </w:r>
-            <w:r>
-              <w:rPr>
-                <w:sz w:val="17"/>
+                <w:rFonts w:ascii="Calibri" w:hAnsi="Calibri"/>
+                <w:b w:val="0"/>
+                <w:i w:val="0"/>
+                <w:sz w:val="20"/>
               </w:rPr>
               <w:t>Time de Melhoria Contínua</w:t>
             </w:r>
@@ -3642,32 +5340,334 @@
         </w:tc>
         <w:tc>
           <w:tcPr>
-            <w:tcW w:type="dxa" w:w="2436"/>
+            <w:tcW w:type="dxa" w:w="2225"/>
+            <w:tcMar>
+              <w:top w:w="60" w:type="dxa"/>
+              <w:bottom w:w="60" w:type="dxa"/>
+              <w:left w:w="100" w:type="dxa"/>
+              <w:right w:w="100" w:type="dxa"/>
+            </w:tcMar>
           </w:tcPr>
           <w:p>
+            <w:pPr>
+              <w:spacing w:before="40" w:after="40"/>
+            </w:pPr>
             <w:r>
               <w:rPr>
-                <w:sz w:val="17"/>
-              </w:rPr>
-            </w:r>
-            <w:r>
-              <w:rPr>
-                <w:sz w:val="17"/>
+                <w:rFonts w:ascii="Calibri" w:hAnsi="Calibri"/>
+                <w:b w:val="0"/>
+                <w:i w:val="0"/>
+                <w:sz w:val="20"/>
               </w:rPr>
               <w:t>Emissão inicial — evidência do ciclo S1–S9 (MR-MPS-SW:2024 Nível C).</w:t>
             </w:r>
           </w:p>
         </w:tc>
       </w:tr>
+      <w:tr>
+        <w:trPr>
+          <w:cantSplit w:val="1"/>
+        </w:trPr>
+        <w:tc>
+          <w:tcPr>
+            <w:tcW w:type="dxa" w:w="2225"/>
+            <w:tcMar>
+              <w:top w:w="60" w:type="dxa"/>
+              <w:bottom w:w="60" w:type="dxa"/>
+              <w:left w:w="100" w:type="dxa"/>
+              <w:right w:w="100" w:type="dxa"/>
+            </w:tcMar>
+            <w:shd w:val="clear" w:color="auto" w:fill="F0F4F8"/>
+          </w:tcPr>
+          <w:p>
+            <w:pPr>
+              <w:spacing w:before="40" w:after="40"/>
+            </w:pPr>
+            <w:r>
+              <w:rPr>
+                <w:rFonts w:ascii="Calibri" w:hAnsi="Calibri"/>
+                <w:b/>
+                <w:i w:val="0"/>
+                <w:sz w:val="20"/>
+              </w:rPr>
+              <w:t>1.1</w:t>
+            </w:r>
+          </w:p>
+        </w:tc>
+        <w:tc>
+          <w:tcPr>
+            <w:tcW w:type="dxa" w:w="2225"/>
+            <w:tcMar>
+              <w:top w:w="60" w:type="dxa"/>
+              <w:bottom w:w="60" w:type="dxa"/>
+              <w:left w:w="100" w:type="dxa"/>
+              <w:right w:w="100" w:type="dxa"/>
+            </w:tcMar>
+          </w:tcPr>
+          <w:p>
+            <w:pPr>
+              <w:spacing w:before="40" w:after="40"/>
+            </w:pPr>
+            <w:r>
+              <w:rPr>
+                <w:rFonts w:ascii="Calibri" w:hAnsi="Calibri"/>
+                <w:b w:val="0"/>
+                <w:i w:val="0"/>
+                <w:sz w:val="20"/>
+              </w:rPr>
+              <w:t>15/06/2026</w:t>
+            </w:r>
+          </w:p>
+        </w:tc>
+        <w:tc>
+          <w:tcPr>
+            <w:tcW w:type="dxa" w:w="2225"/>
+            <w:tcMar>
+              <w:top w:w="60" w:type="dxa"/>
+              <w:bottom w:w="60" w:type="dxa"/>
+              <w:left w:w="100" w:type="dxa"/>
+              <w:right w:w="100" w:type="dxa"/>
+            </w:tcMar>
+          </w:tcPr>
+          <w:p>
+            <w:pPr>
+              <w:spacing w:before="40" w:after="40"/>
+            </w:pPr>
+            <w:r>
+              <w:rPr>
+                <w:rFonts w:ascii="Calibri" w:hAnsi="Calibri"/>
+                <w:b w:val="0"/>
+                <w:i w:val="0"/>
+                <w:sz w:val="20"/>
+              </w:rPr>
+              <w:t>Time de Melhoria Contínua</w:t>
+            </w:r>
+          </w:p>
+        </w:tc>
+        <w:tc>
+          <w:tcPr>
+            <w:tcW w:type="dxa" w:w="2225"/>
+            <w:tcMar>
+              <w:top w:w="60" w:type="dxa"/>
+              <w:bottom w:w="60" w:type="dxa"/>
+              <w:left w:w="100" w:type="dxa"/>
+              <w:right w:w="100" w:type="dxa"/>
+            </w:tcMar>
+          </w:tcPr>
+          <w:p>
+            <w:pPr>
+              <w:spacing w:before="40" w:after="40"/>
+            </w:pPr>
+            <w:r>
+              <w:rPr>
+                <w:rFonts w:ascii="Calibri" w:hAnsi="Calibri"/>
+                <w:b w:val="0"/>
+                <w:i w:val="0"/>
+                <w:sz w:val="20"/>
+              </w:rPr>
+              <w:t>Correção do nome do plano de assinatura no RF10 (PREMIUM → PRO), alinhando ao enum real do código e ao REQ/PCP.</w:t>
+            </w:r>
+          </w:p>
+        </w:tc>
+      </w:tr>
     </w:tbl>
+    <w:p>
+      <w:pPr>
+        <w:spacing w:before="0" w:after="160"/>
+      </w:pPr>
+    </w:p>
     <w:sectPr>
-      <w:pgSz w:w="12240" w:h="15840"/>
-      <w:pgMar w:top="1134" w:right="1247" w:bottom="1134" w:left="1247" w:header="720" w:footer="720" w:gutter="0"/>
+      <w:headerReference w:type="default" r:id="rId9"/>
+      <w:headerReference w:type="first" r:id="rId10"/>
+      <w:footerReference w:type="default" r:id="rId11"/>
+      <w:footerReference w:type="first" r:id="rId12"/>
+      <w:pgSz w:w="11906" w:h="16838"/>
+      <w:pgMar w:top="1587" w:right="1417" w:bottom="1417" w:left="1587" w:header="720" w:footer="720" w:gutter="0"/>
       <w:cols w:space="720"/>
+      <w:titlePg/>
       <w:docGrid w:linePitch="360"/>
     </w:sectPr>
   </w:body>
 </w:document>
+</file>
+
+<file path=word/footer1.xml><?xml version="1.0" encoding="utf-8"?>
+<w:ftr xmlns:m="http://schemas.openxmlformats.org/officeDocument/2006/math" xmlns:mc="http://schemas.openxmlformats.org/markup-compatibility/2006" xmlns:mo="http://schemas.microsoft.com/office/mac/office/2008/main" xmlns:mv="urn:schemas-microsoft-com:mac:vml" xmlns:o="urn:schemas-microsoft-com:office:office" xmlns:r="http://schemas.openxmlformats.org/officeDocument/2006/relationships" xmlns:v="urn:schemas-microsoft-com:vml" xmlns:w10="urn:schemas-microsoft-com:office:word" xmlns:w14="http://schemas.microsoft.com/office/word/2010/wordml" xmlns:w="http://schemas.openxmlformats.org/wordprocessingml/2006/main" xmlns:wne="http://schemas.microsoft.com/office/word/2006/wordml" xmlns:wp14="http://schemas.microsoft.com/office/word/2010/wordprocessingDrawing" xmlns:wp="http://schemas.openxmlformats.org/drawingml/2006/wordprocessingDrawing" xmlns:wpc="http://schemas.microsoft.com/office/word/2010/wordprocessingCanvas" xmlns:wpg="http://schemas.microsoft.com/office/word/2010/wordprocessingGroup" xmlns:wpi="http://schemas.microsoft.com/office/word/2010/wordprocessingInk" xmlns:wps="http://schemas.microsoft.com/office/word/2010/wordprocessingShape" mc:Ignorable="w14 wp14">
+  <w:p>
+    <w:pPr>
+      <w:pStyle w:val="Footer"/>
+      <w:tabs>
+        <w:tab w:val="right" w:pos="8901"/>
+      </w:tabs>
+      <w:pBdr>
+        <w:top w:val="single" w:sz="4" w:space="4" w:color="003366"/>
+      </w:pBdr>
+      <w:spacing w:before="80" w:after="0"/>
+    </w:pPr>
+    <w:r>
+      <w:rPr>
+        <w:rFonts w:ascii="Calibri" w:hAnsi="Calibri"/>
+        <w:color w:val="555555"/>
+        <w:sz w:val="16"/>
+      </w:rPr>
+      <w:t>v1.1  ·  15/06/2026</w:t>
+    </w:r>
+    <w:r>
+      <w:tab/>
+    </w:r>
+    <w:r>
+      <w:rPr>
+        <w:rFonts w:ascii="Calibri" w:hAnsi="Calibri"/>
+        <w:color w:val="555555"/>
+        <w:sz w:val="16"/>
+      </w:rPr>
+      <w:t xml:space="preserve">Página </w:t>
+    </w:r>
+    <w:r>
+      <w:rPr>
+        <w:rFonts w:ascii="Calibri" w:hAnsi="Calibri"/>
+        <w:sz w:val="16"/>
+      </w:rPr>
+      <w:fldChar w:fldCharType="begin"/>
+      <w:instrText xml:space="preserve"> PAGE </w:instrText>
+      <w:fldChar w:fldCharType="end"/>
+    </w:r>
+    <w:r>
+      <w:rPr>
+        <w:rFonts w:ascii="Calibri" w:hAnsi="Calibri"/>
+        <w:color w:val="555555"/>
+        <w:sz w:val="16"/>
+      </w:rPr>
+      <w:t xml:space="preserve"> de </w:t>
+    </w:r>
+    <w:r>
+      <w:rPr>
+        <w:rFonts w:ascii="Calibri" w:hAnsi="Calibri"/>
+        <w:sz w:val="16"/>
+      </w:rPr>
+      <w:fldChar w:fldCharType="begin"/>
+      <w:instrText xml:space="preserve"> NUMPAGES </w:instrText>
+      <w:fldChar w:fldCharType="end"/>
+    </w:r>
+  </w:p>
+</w:ftr>
+</file>
+
+<file path=word/footer2.xml><?xml version="1.0" encoding="utf-8"?>
+<w:ftr xmlns:m="http://schemas.openxmlformats.org/officeDocument/2006/math" xmlns:mc="http://schemas.openxmlformats.org/markup-compatibility/2006" xmlns:mo="http://schemas.microsoft.com/office/mac/office/2008/main" xmlns:mv="urn:schemas-microsoft-com:mac:vml" xmlns:o="urn:schemas-microsoft-com:office:office" xmlns:r="http://schemas.openxmlformats.org/officeDocument/2006/relationships" xmlns:v="urn:schemas-microsoft-com:vml" xmlns:w10="urn:schemas-microsoft-com:office:word" xmlns:w14="http://schemas.microsoft.com/office/word/2010/wordml" xmlns:w="http://schemas.openxmlformats.org/wordprocessingml/2006/main" xmlns:wne="http://schemas.microsoft.com/office/word/2006/wordml" xmlns:wp14="http://schemas.microsoft.com/office/word/2010/wordprocessingDrawing" xmlns:wp="http://schemas.openxmlformats.org/drawingml/2006/wordprocessingDrawing" xmlns:wpc="http://schemas.microsoft.com/office/word/2010/wordprocessingCanvas" xmlns:wpg="http://schemas.microsoft.com/office/word/2010/wordprocessingGroup" xmlns:wpi="http://schemas.microsoft.com/office/word/2010/wordprocessingInk" xmlns:wps="http://schemas.microsoft.com/office/word/2010/wordprocessingShape" mc:Ignorable="w14 wp14">
+  <w:p>
+    <w:pPr>
+      <w:pStyle w:val="Footer"/>
+      <w:tabs>
+        <w:tab w:val="right" w:pos="8901"/>
+      </w:tabs>
+      <w:pBdr>
+        <w:top w:val="single" w:sz="4" w:space="4" w:color="003366"/>
+      </w:pBdr>
+      <w:spacing w:before="80" w:after="0"/>
+    </w:pPr>
+    <w:r>
+      <w:rPr>
+        <w:rFonts w:ascii="Calibri" w:hAnsi="Calibri"/>
+        <w:color w:val="555555"/>
+        <w:sz w:val="16"/>
+      </w:rPr>
+      <w:t>v1.1  ·  15/06/2026</w:t>
+    </w:r>
+    <w:r>
+      <w:tab/>
+    </w:r>
+    <w:r>
+      <w:rPr>
+        <w:rFonts w:ascii="Calibri" w:hAnsi="Calibri"/>
+        <w:color w:val="555555"/>
+        <w:sz w:val="16"/>
+      </w:rPr>
+      <w:t xml:space="preserve">Página </w:t>
+    </w:r>
+    <w:r>
+      <w:rPr>
+        <w:rFonts w:ascii="Calibri" w:hAnsi="Calibri"/>
+        <w:sz w:val="16"/>
+      </w:rPr>
+      <w:fldChar w:fldCharType="begin"/>
+      <w:instrText xml:space="preserve"> PAGE </w:instrText>
+      <w:fldChar w:fldCharType="end"/>
+    </w:r>
+    <w:r>
+      <w:rPr>
+        <w:rFonts w:ascii="Calibri" w:hAnsi="Calibri"/>
+        <w:color w:val="555555"/>
+        <w:sz w:val="16"/>
+      </w:rPr>
+      <w:t xml:space="preserve"> de </w:t>
+    </w:r>
+    <w:r>
+      <w:rPr>
+        <w:rFonts w:ascii="Calibri" w:hAnsi="Calibri"/>
+        <w:sz w:val="16"/>
+      </w:rPr>
+      <w:fldChar w:fldCharType="begin"/>
+      <w:instrText xml:space="preserve"> NUMPAGES </w:instrText>
+      <w:fldChar w:fldCharType="end"/>
+    </w:r>
+  </w:p>
+</w:ftr>
+</file>
+
+<file path=word/header1.xml><?xml version="1.0" encoding="utf-8"?>
+<w:hdr xmlns:m="http://schemas.openxmlformats.org/officeDocument/2006/math" xmlns:mc="http://schemas.openxmlformats.org/markup-compatibility/2006" xmlns:mo="http://schemas.microsoft.com/office/mac/office/2008/main" xmlns:mv="urn:schemas-microsoft-com:mac:vml" xmlns:o="urn:schemas-microsoft-com:office:office" xmlns:r="http://schemas.openxmlformats.org/officeDocument/2006/relationships" xmlns:v="urn:schemas-microsoft-com:vml" xmlns:w10="urn:schemas-microsoft-com:office:word" xmlns:w14="http://schemas.microsoft.com/office/word/2010/wordml" xmlns:w="http://schemas.openxmlformats.org/wordprocessingml/2006/main" xmlns:wne="http://schemas.microsoft.com/office/word/2006/wordml" xmlns:wp14="http://schemas.microsoft.com/office/word/2010/wordprocessingDrawing" xmlns:wp="http://schemas.openxmlformats.org/drawingml/2006/wordprocessingDrawing" xmlns:wpc="http://schemas.microsoft.com/office/word/2010/wordprocessingCanvas" xmlns:wpg="http://schemas.microsoft.com/office/word/2010/wordprocessingGroup" xmlns:wpi="http://schemas.microsoft.com/office/word/2010/wordprocessingInk" xmlns:wps="http://schemas.microsoft.com/office/word/2010/wordprocessingShape" mc:Ignorable="w14 wp14">
+  <w:p>
+    <w:pPr>
+      <w:pStyle w:val="Header"/>
+      <w:tabs>
+        <w:tab w:val="right" w:pos="8901"/>
+      </w:tabs>
+      <w:pBdr>
+        <w:bottom w:val="single" w:sz="8" w:space="4" w:color="003366"/>
+      </w:pBdr>
+      <w:spacing w:before="0" w:after="80"/>
+    </w:pPr>
+    <w:r>
+      <w:rPr>
+        <w:rFonts w:ascii="Calibri" w:hAnsi="Calibri"/>
+        <w:b/>
+        <w:color w:val="003366"/>
+        <w:sz w:val="18"/>
+      </w:rPr>
+      <w:t>TIMEWARE</w:t>
+    </w:r>
+    <w:r>
+      <w:rPr>
+        <w:rFonts w:ascii="Calibri" w:hAnsi="Calibri"/>
+        <w:color w:val="555555"/>
+        <w:sz w:val="18"/>
+      </w:rPr>
+      <w:t xml:space="preserve">   ·   MILHASFACIL01</w:t>
+    </w:r>
+    <w:r>
+      <w:tab/>
+    </w:r>
+    <w:r>
+      <w:rPr>
+        <w:rFonts w:ascii="Calibri" w:hAnsi="Calibri"/>
+        <w:color w:val="555555"/>
+        <w:sz w:val="18"/>
+      </w:rPr>
+      <w:t>Evidência de Projeto</w:t>
+    </w:r>
+  </w:p>
+</w:hdr>
+</file>
+
+<file path=word/header2.xml><?xml version="1.0" encoding="utf-8"?>
+<w:hdr xmlns:m="http://schemas.openxmlformats.org/officeDocument/2006/math" xmlns:mc="http://schemas.openxmlformats.org/markup-compatibility/2006" xmlns:mo="http://schemas.microsoft.com/office/mac/office/2008/main" xmlns:mv="urn:schemas-microsoft-com:mac:vml" xmlns:o="urn:schemas-microsoft-com:office:office" xmlns:r="http://schemas.openxmlformats.org/officeDocument/2006/relationships" xmlns:v="urn:schemas-microsoft-com:vml" xmlns:w10="urn:schemas-microsoft-com:office:word" xmlns:w14="http://schemas.microsoft.com/office/word/2010/wordml" xmlns:w="http://schemas.openxmlformats.org/wordprocessingml/2006/main" xmlns:wne="http://schemas.microsoft.com/office/word/2006/wordml" xmlns:wp14="http://schemas.microsoft.com/office/word/2010/wordprocessingDrawing" xmlns:wp="http://schemas.openxmlformats.org/drawingml/2006/wordprocessingDrawing" xmlns:wpc="http://schemas.microsoft.com/office/word/2010/wordprocessingCanvas" xmlns:wpg="http://schemas.microsoft.com/office/word/2010/wordprocessingGroup" xmlns:wpi="http://schemas.microsoft.com/office/word/2010/wordprocessingInk" xmlns:wps="http://schemas.microsoft.com/office/word/2010/wordprocessingShape" mc:Ignorable="w14 wp14">
+  <w:p>
+    <w:pPr>
+      <w:pStyle w:val="Header"/>
+    </w:pPr>
+  </w:p>
+</w:hdr>
 </file>
 
 <file path=word/numbering.xml><?xml version="1.0" encoding="utf-8"?>
@@ -4033,9 +6033,12 @@
     <w:name w:val="Normal"/>
     <w:qFormat/>
     <w:rsid w:val="00FC693F"/>
+    <w:pPr>
+      <w:spacing w:after="120" w:lineRule="auto" w:line="276"/>
+    </w:pPr>
     <w:rPr>
       <w:rFonts w:ascii="Calibri" w:hAnsi="Calibri"/>
-      <w:sz w:val="21"/>
+      <w:sz w:val="22"/>
     </w:rPr>
   </w:style>
   <w:style w:type="paragraph" w:styleId="Header">
@@ -4093,15 +6096,15 @@
     <w:pPr>
       <w:keepNext/>
       <w:keepLines/>
-      <w:spacing w:before="480" w:after="0"/>
+      <w:spacing w:before="360" w:after="120"/>
       <w:outlineLvl w:val="0"/>
     </w:pPr>
     <w:rPr>
-      <w:rFonts w:asciiTheme="majorHAnsi" w:eastAsiaTheme="majorEastAsia" w:hAnsiTheme="majorHAnsi" w:cstheme="majorBidi"/>
+      <w:rFonts w:asciiTheme="majorHAnsi" w:eastAsiaTheme="majorEastAsia" w:hAnsiTheme="majorHAnsi" w:cstheme="majorBidi" w:ascii="Calibri" w:hAnsi="Calibri"/>
       <w:b/>
       <w:bCs/>
-      <w:color w:val="365F91" w:themeColor="accent1" w:themeShade="BF"/>
-      <w:sz w:val="28"/>
+      <w:color w:val="003366"/>
+      <w:sz w:val="26"/>
       <w:szCs w:val="28"/>
     </w:rPr>
   </w:style>
@@ -4117,15 +6120,15 @@
     <w:pPr>
       <w:keepNext/>
       <w:keepLines/>
-      <w:spacing w:before="200" w:after="0"/>
+      <w:spacing w:before="240" w:after="80"/>
       <w:outlineLvl w:val="1"/>
     </w:pPr>
     <w:rPr>
-      <w:rFonts w:asciiTheme="majorHAnsi" w:eastAsiaTheme="majorEastAsia" w:hAnsiTheme="majorHAnsi" w:cstheme="majorBidi"/>
+      <w:rFonts w:asciiTheme="majorHAnsi" w:eastAsiaTheme="majorEastAsia" w:hAnsiTheme="majorHAnsi" w:cstheme="majorBidi" w:ascii="Calibri" w:hAnsi="Calibri"/>
       <w:b/>
       <w:bCs/>
-      <w:color w:val="4F81BD" w:themeColor="accent1"/>
-      <w:sz w:val="26"/>
+      <w:color w:val="1A5276"/>
+      <w:sz w:val="22"/>
       <w:szCs w:val="26"/>
     </w:rPr>
   </w:style>
@@ -4141,14 +6144,16 @@
     <w:pPr>
       <w:keepNext/>
       <w:keepLines/>
-      <w:spacing w:before="200" w:after="0"/>
+      <w:spacing w:before="160" w:after="40"/>
       <w:outlineLvl w:val="2"/>
     </w:pPr>
     <w:rPr>
-      <w:rFonts w:asciiTheme="majorHAnsi" w:eastAsiaTheme="majorEastAsia" w:hAnsiTheme="majorHAnsi" w:cstheme="majorBidi"/>
+      <w:rFonts w:asciiTheme="majorHAnsi" w:eastAsiaTheme="majorEastAsia" w:hAnsiTheme="majorHAnsi" w:cstheme="majorBidi" w:ascii="Calibri" w:hAnsi="Calibri"/>
       <w:b/>
       <w:bCs/>
-      <w:color w:val="4F81BD" w:themeColor="accent1"/>
+      <w:i/>
+      <w:color w:val="1A5276"/>
+      <w:sz w:val="22"/>
     </w:rPr>
   </w:style>
   <w:style w:type="paragraph" w:styleId="Heading4">

--- a/mps-nivel-c/oficial/04_registros/MilhasFacil_Busca-de-Milhas/TAP-MILHASFACIL01-001_Termo-de-Abertura.docx
+++ b/mps-nivel-c/oficial/04_registros/MilhasFacil_Busca-de-Milhas/TAP-MILHASFACIL01-001_Termo-de-Abertura.docx
@@ -4,89 +4,31 @@
   <w:body>
     <w:p>
       <w:pPr>
-        <w:pBdr>
-          <w:top w:val="single" w:sz="32" w:space="0" w:color="003366"/>
-        </w:pBdr>
-        <w:spacing w:before="0" w:after="0"/>
-      </w:pPr>
-    </w:p>
-    <w:p>
-      <w:pPr>
-        <w:spacing w:before="240" w:after="40"/>
+        <w:pStyle w:val="Heading1"/>
       </w:pPr>
       <w:r>
-        <w:rPr>
-          <w:rFonts w:ascii="Calibri" w:hAnsi="Calibri"/>
-          <w:b/>
-          <w:color w:val="003366"/>
-          <w:sz w:val="36"/>
-        </w:rPr>
-        <w:t>TERMO DE ABERTURA DO PROJETO — MILHASFACIL · BUSCA DE MILHAS</w:t>
+        <w:t>Termo de Abertura do Projeto — MilhasFacil · Busca de Milhas</w:t>
       </w:r>
-    </w:p>
-    <w:p>
-      <w:pPr>
-        <w:spacing w:before="0" w:after="40"/>
-      </w:pPr>
-      <w:r>
-        <w:rPr>
-          <w:rFonts w:ascii="Calibri" w:hAnsi="Calibri"/>
-          <w:color w:val="555555"/>
-          <w:sz w:val="20"/>
-        </w:rPr>
-        <w:t>MILHASFACIL01   ·   Versão 1.1   ·   15/06/2026   ·   Timeware Brasil</w:t>
-      </w:r>
-    </w:p>
-    <w:p>
-      <w:pPr>
-        <w:pBdr>
-          <w:bottom w:val="single" w:sz="6" w:space="1" w:color="003366"/>
-        </w:pBdr>
-        <w:spacing w:before="120" w:after="280"/>
-      </w:pPr>
     </w:p>
     <w:tbl>
       <w:tblPr>
+        <w:tblStyle w:val="TableGrid"/>
         <w:tblW w:type="auto" w:w="0"/>
         <w:tblLook w:firstColumn="1" w:firstRow="1" w:lastColumn="0" w:lastRow="0" w:noHBand="0" w:noVBand="1" w:val="04A0"/>
-        <w:tblBorders>
-          <w:top w:val="single" w:sz="4" w:space="0" w:color="AAAAAA"/>
-          <w:left w:val="single" w:sz="4" w:space="0" w:color="AAAAAA"/>
-          <w:bottom w:val="single" w:sz="4" w:space="0" w:color="AAAAAA"/>
-          <w:right w:val="single" w:sz="4" w:space="0" w:color="AAAAAA"/>
-          <w:insideH w:val="single" w:sz="4" w:space="0" w:color="AAAAAA"/>
-          <w:insideV w:val="single" w:sz="4" w:space="0" w:color="AAAAAA"/>
-        </w:tblBorders>
       </w:tblPr>
       <w:tblGrid>
-        <w:gridCol w:w="4451"/>
-        <w:gridCol w:w="4451"/>
+        <w:gridCol w:w="4320"/>
+        <w:gridCol w:w="4320"/>
       </w:tblGrid>
       <w:tr>
-        <w:trPr>
-          <w:cantSplit w:val="1"/>
-        </w:trPr>
         <w:tc>
           <w:tcPr>
-            <w:tcW w:type="dxa" w:w="4451"/>
-            <w:tcMar>
-              <w:top w:w="60" w:type="dxa"/>
-              <w:bottom w:w="60" w:type="dxa"/>
-              <w:left w:w="100" w:type="dxa"/>
-              <w:right w:w="100" w:type="dxa"/>
-            </w:tcMar>
-            <w:shd w:val="clear" w:color="auto" w:fill="D6E4F0"/>
+            <w:tcW w:type="dxa" w:w="4320"/>
           </w:tcPr>
           <w:p>
-            <w:pPr>
-              <w:spacing w:before="40" w:after="40"/>
-            </w:pPr>
             <w:r>
               <w:rPr>
-                <w:rFonts w:ascii="Calibri" w:hAnsi="Calibri"/>
                 <w:b/>
-                <w:i w:val="0"/>
-                <w:sz w:val="20"/>
               </w:rPr>
               <w:t>Campo</w:t>
             </w:r>
@@ -94,25 +36,12 @@
         </w:tc>
         <w:tc>
           <w:tcPr>
-            <w:tcW w:type="dxa" w:w="4451"/>
-            <w:tcMar>
-              <w:top w:w="60" w:type="dxa"/>
-              <w:bottom w:w="60" w:type="dxa"/>
-              <w:left w:w="100" w:type="dxa"/>
-              <w:right w:w="100" w:type="dxa"/>
-            </w:tcMar>
-            <w:shd w:val="clear" w:color="auto" w:fill="D6E4F0"/>
+            <w:tcW w:type="dxa" w:w="4320"/>
           </w:tcPr>
           <w:p>
-            <w:pPr>
-              <w:spacing w:before="40" w:after="40"/>
-            </w:pPr>
             <w:r>
               <w:rPr>
-                <w:rFonts w:ascii="Calibri" w:hAnsi="Calibri"/>
                 <w:b/>
-                <w:i w:val="0"/>
-                <w:sz w:val="20"/>
               </w:rPr>
               <w:t>Valor</w:t>
             </w:r>
@@ -120,30 +49,14 @@
         </w:tc>
       </w:tr>
       <w:tr>
-        <w:trPr>
-          <w:cantSplit w:val="1"/>
-        </w:trPr>
         <w:tc>
           <w:tcPr>
-            <w:tcW w:type="dxa" w:w="4451"/>
-            <w:tcMar>
-              <w:top w:w="60" w:type="dxa"/>
-              <w:bottom w:w="60" w:type="dxa"/>
-              <w:left w:w="100" w:type="dxa"/>
-              <w:right w:w="100" w:type="dxa"/>
-            </w:tcMar>
-            <w:shd w:val="clear" w:color="auto" w:fill="F0F4F8"/>
+            <w:tcW w:type="dxa" w:w="4320"/>
           </w:tcPr>
           <w:p>
-            <w:pPr>
-              <w:spacing w:before="40" w:after="40"/>
-            </w:pPr>
             <w:r>
               <w:rPr>
-                <w:rFonts w:ascii="Calibri" w:hAnsi="Calibri"/>
                 <w:b/>
-                <w:i w:val="0"/>
-                <w:sz w:val="20"/>
               </w:rPr>
               <w:t>Documento</w:t>
             </w:r>
@@ -151,55 +64,24 @@
         </w:tc>
         <w:tc>
           <w:tcPr>
-            <w:tcW w:type="dxa" w:w="4451"/>
-            <w:tcMar>
-              <w:top w:w="60" w:type="dxa"/>
-              <w:bottom w:w="60" w:type="dxa"/>
-              <w:left w:w="100" w:type="dxa"/>
-              <w:right w:w="100" w:type="dxa"/>
-            </w:tcMar>
+            <w:tcW w:type="dxa" w:w="4320"/>
           </w:tcPr>
           <w:p>
-            <w:pPr>
-              <w:spacing w:before="40" w:after="40"/>
-            </w:pPr>
             <w:r>
-              <w:rPr>
-                <w:rFonts w:ascii="Calibri" w:hAnsi="Calibri"/>
-                <w:b w:val="0"/>
-                <w:i w:val="0"/>
-                <w:sz w:val="20"/>
-              </w:rPr>
               <w:t>TAP-MILHASFACIL01-001</w:t>
             </w:r>
           </w:p>
         </w:tc>
       </w:tr>
       <w:tr>
-        <w:trPr>
-          <w:cantSplit w:val="1"/>
-        </w:trPr>
         <w:tc>
           <w:tcPr>
-            <w:tcW w:type="dxa" w:w="4451"/>
-            <w:tcMar>
-              <w:top w:w="60" w:type="dxa"/>
-              <w:bottom w:w="60" w:type="dxa"/>
-              <w:left w:w="100" w:type="dxa"/>
-              <w:right w:w="100" w:type="dxa"/>
-            </w:tcMar>
-            <w:shd w:val="clear" w:color="auto" w:fill="F0F4F8"/>
+            <w:tcW w:type="dxa" w:w="4320"/>
           </w:tcPr>
           <w:p>
-            <w:pPr>
-              <w:spacing w:before="40" w:after="40"/>
-            </w:pPr>
             <w:r>
               <w:rPr>
-                <w:rFonts w:ascii="Calibri" w:hAnsi="Calibri"/>
                 <w:b/>
-                <w:i w:val="0"/>
-                <w:sz w:val="20"/>
               </w:rPr>
               <w:t>Projeto</w:t>
             </w:r>
@@ -207,55 +89,24 @@
         </w:tc>
         <w:tc>
           <w:tcPr>
-            <w:tcW w:type="dxa" w:w="4451"/>
-            <w:tcMar>
-              <w:top w:w="60" w:type="dxa"/>
-              <w:bottom w:w="60" w:type="dxa"/>
-              <w:left w:w="100" w:type="dxa"/>
-              <w:right w:w="100" w:type="dxa"/>
-            </w:tcMar>
+            <w:tcW w:type="dxa" w:w="4320"/>
           </w:tcPr>
           <w:p>
-            <w:pPr>
-              <w:spacing w:before="40" w:after="40"/>
-            </w:pPr>
             <w:r>
-              <w:rPr>
-                <w:rFonts w:ascii="Calibri" w:hAnsi="Calibri"/>
-                <w:b w:val="0"/>
-                <w:i w:val="0"/>
-                <w:sz w:val="20"/>
-              </w:rPr>
               <w:t>MilhasFacil — Plataforma de Busca e Alerta de Passagens por Milhas</w:t>
             </w:r>
           </w:p>
         </w:tc>
       </w:tr>
       <w:tr>
-        <w:trPr>
-          <w:cantSplit w:val="1"/>
-        </w:trPr>
         <w:tc>
           <w:tcPr>
-            <w:tcW w:type="dxa" w:w="4451"/>
-            <w:tcMar>
-              <w:top w:w="60" w:type="dxa"/>
-              <w:bottom w:w="60" w:type="dxa"/>
-              <w:left w:w="100" w:type="dxa"/>
-              <w:right w:w="100" w:type="dxa"/>
-            </w:tcMar>
-            <w:shd w:val="clear" w:color="auto" w:fill="F0F4F8"/>
+            <w:tcW w:type="dxa" w:w="4320"/>
           </w:tcPr>
           <w:p>
-            <w:pPr>
-              <w:spacing w:before="40" w:after="40"/>
-            </w:pPr>
             <w:r>
               <w:rPr>
-                <w:rFonts w:ascii="Calibri" w:hAnsi="Calibri"/>
                 <w:b/>
-                <w:i w:val="0"/>
-                <w:sz w:val="20"/>
               </w:rPr>
               <w:t>Código do projeto</w:t>
             </w:r>
@@ -263,55 +114,24 @@
         </w:tc>
         <w:tc>
           <w:tcPr>
-            <w:tcW w:type="dxa" w:w="4451"/>
-            <w:tcMar>
-              <w:top w:w="60" w:type="dxa"/>
-              <w:bottom w:w="60" w:type="dxa"/>
-              <w:left w:w="100" w:type="dxa"/>
-              <w:right w:w="100" w:type="dxa"/>
-            </w:tcMar>
+            <w:tcW w:type="dxa" w:w="4320"/>
           </w:tcPr>
           <w:p>
-            <w:pPr>
-              <w:spacing w:before="40" w:after="40"/>
-            </w:pPr>
             <w:r>
-              <w:rPr>
-                <w:rFonts w:ascii="Calibri" w:hAnsi="Calibri"/>
-                <w:b w:val="0"/>
-                <w:i w:val="0"/>
-                <w:sz w:val="20"/>
-              </w:rPr>
               <w:t>MILHASFACIL01</w:t>
             </w:r>
           </w:p>
         </w:tc>
       </w:tr>
       <w:tr>
-        <w:trPr>
-          <w:cantSplit w:val="1"/>
-        </w:trPr>
         <w:tc>
           <w:tcPr>
-            <w:tcW w:type="dxa" w:w="4451"/>
-            <w:tcMar>
-              <w:top w:w="60" w:type="dxa"/>
-              <w:bottom w:w="60" w:type="dxa"/>
-              <w:left w:w="100" w:type="dxa"/>
-              <w:right w:w="100" w:type="dxa"/>
-            </w:tcMar>
-            <w:shd w:val="clear" w:color="auto" w:fill="F0F4F8"/>
+            <w:tcW w:type="dxa" w:w="4320"/>
           </w:tcPr>
           <w:p>
-            <w:pPr>
-              <w:spacing w:before="40" w:after="40"/>
-            </w:pPr>
             <w:r>
               <w:rPr>
-                <w:rFonts w:ascii="Calibri" w:hAnsi="Calibri"/>
                 <w:b/>
-                <w:i w:val="0"/>
-                <w:sz w:val="20"/>
               </w:rPr>
               <w:t>Cliente</w:t>
             </w:r>
@@ -319,55 +139,24 @@
         </w:tc>
         <w:tc>
           <w:tcPr>
-            <w:tcW w:type="dxa" w:w="4451"/>
-            <w:tcMar>
-              <w:top w:w="60" w:type="dxa"/>
-              <w:bottom w:w="60" w:type="dxa"/>
-              <w:left w:w="100" w:type="dxa"/>
-              <w:right w:w="100" w:type="dxa"/>
-            </w:tcMar>
+            <w:tcW w:type="dxa" w:w="4320"/>
           </w:tcPr>
           <w:p>
-            <w:pPr>
-              <w:spacing w:before="40" w:after="40"/>
-            </w:pPr>
             <w:r>
-              <w:rPr>
-                <w:rFonts w:ascii="Calibri" w:hAnsi="Calibri"/>
-                <w:b w:val="0"/>
-                <w:i w:val="0"/>
-                <w:sz w:val="20"/>
-              </w:rPr>
               <w:t>Hub de Milhas</w:t>
             </w:r>
           </w:p>
         </w:tc>
       </w:tr>
       <w:tr>
-        <w:trPr>
-          <w:cantSplit w:val="1"/>
-        </w:trPr>
         <w:tc>
           <w:tcPr>
-            <w:tcW w:type="dxa" w:w="4451"/>
-            <w:tcMar>
-              <w:top w:w="60" w:type="dxa"/>
-              <w:bottom w:w="60" w:type="dxa"/>
-              <w:left w:w="100" w:type="dxa"/>
-              <w:right w:w="100" w:type="dxa"/>
-            </w:tcMar>
-            <w:shd w:val="clear" w:color="auto" w:fill="F0F4F8"/>
+            <w:tcW w:type="dxa" w:w="4320"/>
           </w:tcPr>
           <w:p>
-            <w:pPr>
-              <w:spacing w:before="40" w:after="40"/>
-            </w:pPr>
             <w:r>
               <w:rPr>
-                <w:rFonts w:ascii="Calibri" w:hAnsi="Calibri"/>
                 <w:b/>
-                <w:i w:val="0"/>
-                <w:sz w:val="20"/>
               </w:rPr>
               <w:t>Organização</w:t>
             </w:r>
@@ -375,55 +164,24 @@
         </w:tc>
         <w:tc>
           <w:tcPr>
-            <w:tcW w:type="dxa" w:w="4451"/>
-            <w:tcMar>
-              <w:top w:w="60" w:type="dxa"/>
-              <w:bottom w:w="60" w:type="dxa"/>
-              <w:left w:w="100" w:type="dxa"/>
-              <w:right w:w="100" w:type="dxa"/>
-            </w:tcMar>
+            <w:tcW w:type="dxa" w:w="4320"/>
           </w:tcPr>
           <w:p>
-            <w:pPr>
-              <w:spacing w:before="40" w:after="40"/>
-            </w:pPr>
             <w:r>
-              <w:rPr>
-                <w:rFonts w:ascii="Calibri" w:hAnsi="Calibri"/>
-                <w:b w:val="0"/>
-                <w:i w:val="0"/>
-                <w:sz w:val="20"/>
-              </w:rPr>
               <w:t>Timeware Brasil Softwares e Serviços LTDA</w:t>
             </w:r>
           </w:p>
         </w:tc>
       </w:tr>
       <w:tr>
-        <w:trPr>
-          <w:cantSplit w:val="1"/>
-        </w:trPr>
         <w:tc>
           <w:tcPr>
-            <w:tcW w:type="dxa" w:w="4451"/>
-            <w:tcMar>
-              <w:top w:w="60" w:type="dxa"/>
-              <w:bottom w:w="60" w:type="dxa"/>
-              <w:left w:w="100" w:type="dxa"/>
-              <w:right w:w="100" w:type="dxa"/>
-            </w:tcMar>
-            <w:shd w:val="clear" w:color="auto" w:fill="F0F4F8"/>
+            <w:tcW w:type="dxa" w:w="4320"/>
           </w:tcPr>
           <w:p>
-            <w:pPr>
-              <w:spacing w:before="40" w:after="40"/>
-            </w:pPr>
             <w:r>
               <w:rPr>
-                <w:rFonts w:ascii="Calibri" w:hAnsi="Calibri"/>
                 <w:b/>
-                <w:i w:val="0"/>
-                <w:sz w:val="20"/>
               </w:rPr>
               <w:t>Versão</w:t>
             </w:r>
@@ -431,55 +189,24 @@
         </w:tc>
         <w:tc>
           <w:tcPr>
-            <w:tcW w:type="dxa" w:w="4451"/>
-            <w:tcMar>
-              <w:top w:w="60" w:type="dxa"/>
-              <w:bottom w:w="60" w:type="dxa"/>
-              <w:left w:w="100" w:type="dxa"/>
-              <w:right w:w="100" w:type="dxa"/>
-            </w:tcMar>
+            <w:tcW w:type="dxa" w:w="4320"/>
           </w:tcPr>
           <w:p>
-            <w:pPr>
-              <w:spacing w:before="40" w:after="40"/>
-            </w:pPr>
             <w:r>
-              <w:rPr>
-                <w:rFonts w:ascii="Calibri" w:hAnsi="Calibri"/>
-                <w:b w:val="0"/>
-                <w:i w:val="0"/>
-                <w:sz w:val="20"/>
-              </w:rPr>
-              <w:t>1.1</w:t>
+              <w:t>1.2</w:t>
             </w:r>
           </w:p>
         </w:tc>
       </w:tr>
       <w:tr>
-        <w:trPr>
-          <w:cantSplit w:val="1"/>
-        </w:trPr>
         <w:tc>
           <w:tcPr>
-            <w:tcW w:type="dxa" w:w="4451"/>
-            <w:tcMar>
-              <w:top w:w="60" w:type="dxa"/>
-              <w:bottom w:w="60" w:type="dxa"/>
-              <w:left w:w="100" w:type="dxa"/>
-              <w:right w:w="100" w:type="dxa"/>
-            </w:tcMar>
-            <w:shd w:val="clear" w:color="auto" w:fill="F0F4F8"/>
+            <w:tcW w:type="dxa" w:w="4320"/>
           </w:tcPr>
           <w:p>
-            <w:pPr>
-              <w:spacing w:before="40" w:after="40"/>
-            </w:pPr>
             <w:r>
               <w:rPr>
-                <w:rFonts w:ascii="Calibri" w:hAnsi="Calibri"/>
                 <w:b/>
-                <w:i w:val="0"/>
-                <w:sz w:val="20"/>
               </w:rPr>
               <w:t>Data</w:t>
             </w:r>
@@ -487,55 +214,24 @@
         </w:tc>
         <w:tc>
           <w:tcPr>
-            <w:tcW w:type="dxa" w:w="4451"/>
-            <w:tcMar>
-              <w:top w:w="60" w:type="dxa"/>
-              <w:bottom w:w="60" w:type="dxa"/>
-              <w:left w:w="100" w:type="dxa"/>
-              <w:right w:w="100" w:type="dxa"/>
-            </w:tcMar>
+            <w:tcW w:type="dxa" w:w="4320"/>
           </w:tcPr>
           <w:p>
-            <w:pPr>
-              <w:spacing w:before="40" w:after="40"/>
-            </w:pPr>
             <w:r>
-              <w:rPr>
-                <w:rFonts w:ascii="Calibri" w:hAnsi="Calibri"/>
-                <w:b w:val="0"/>
-                <w:i w:val="0"/>
-                <w:sz w:val="20"/>
-              </w:rPr>
-              <w:t>15/06/2026</w:t>
+              <w:t>26/06/2026</w:t>
             </w:r>
           </w:p>
         </w:tc>
       </w:tr>
       <w:tr>
-        <w:trPr>
-          <w:cantSplit w:val="1"/>
-        </w:trPr>
         <w:tc>
           <w:tcPr>
-            <w:tcW w:type="dxa" w:w="4451"/>
-            <w:tcMar>
-              <w:top w:w="60" w:type="dxa"/>
-              <w:bottom w:w="60" w:type="dxa"/>
-              <w:left w:w="100" w:type="dxa"/>
-              <w:right w:w="100" w:type="dxa"/>
-            </w:tcMar>
-            <w:shd w:val="clear" w:color="auto" w:fill="F0F4F8"/>
+            <w:tcW w:type="dxa" w:w="4320"/>
           </w:tcPr>
           <w:p>
-            <w:pPr>
-              <w:spacing w:before="40" w:after="40"/>
-            </w:pPr>
             <w:r>
               <w:rPr>
-                <w:rFonts w:ascii="Calibri" w:hAnsi="Calibri"/>
                 <w:b/>
-                <w:i w:val="0"/>
-                <w:sz w:val="20"/>
               </w:rPr>
               <w:t>Situação</w:t>
             </w:r>
@@ -543,55 +239,24 @@
         </w:tc>
         <w:tc>
           <w:tcPr>
-            <w:tcW w:type="dxa" w:w="4451"/>
-            <w:tcMar>
-              <w:top w:w="60" w:type="dxa"/>
-              <w:bottom w:w="60" w:type="dxa"/>
-              <w:left w:w="100" w:type="dxa"/>
-              <w:right w:w="100" w:type="dxa"/>
-            </w:tcMar>
+            <w:tcW w:type="dxa" w:w="4320"/>
           </w:tcPr>
           <w:p>
-            <w:pPr>
-              <w:spacing w:before="40" w:after="40"/>
-            </w:pPr>
             <w:r>
-              <w:rPr>
-                <w:rFonts w:ascii="Calibri" w:hAnsi="Calibri"/>
-                <w:b w:val="0"/>
-                <w:i w:val="0"/>
-                <w:sz w:val="20"/>
-              </w:rPr>
               <w:t>Aprovado</w:t>
             </w:r>
           </w:p>
         </w:tc>
       </w:tr>
       <w:tr>
-        <w:trPr>
-          <w:cantSplit w:val="1"/>
-        </w:trPr>
         <w:tc>
           <w:tcPr>
-            <w:tcW w:type="dxa" w:w="4451"/>
-            <w:tcMar>
-              <w:top w:w="60" w:type="dxa"/>
-              <w:bottom w:w="60" w:type="dxa"/>
-              <w:left w:w="100" w:type="dxa"/>
-              <w:right w:w="100" w:type="dxa"/>
-            </w:tcMar>
-            <w:shd w:val="clear" w:color="auto" w:fill="F0F4F8"/>
+            <w:tcW w:type="dxa" w:w="4320"/>
           </w:tcPr>
           <w:p>
-            <w:pPr>
-              <w:spacing w:before="40" w:after="40"/>
-            </w:pPr>
             <w:r>
               <w:rPr>
-                <w:rFonts w:ascii="Calibri" w:hAnsi="Calibri"/>
                 <w:b/>
-                <w:i w:val="0"/>
-                <w:sz w:val="20"/>
               </w:rPr>
               <w:t>Gerente de Projeto</w:t>
             </w:r>
@@ -599,55 +264,24 @@
         </w:tc>
         <w:tc>
           <w:tcPr>
-            <w:tcW w:type="dxa" w:w="4451"/>
-            <w:tcMar>
-              <w:top w:w="60" w:type="dxa"/>
-              <w:bottom w:w="60" w:type="dxa"/>
-              <w:left w:w="100" w:type="dxa"/>
-              <w:right w:w="100" w:type="dxa"/>
-            </w:tcMar>
+            <w:tcW w:type="dxa" w:w="4320"/>
           </w:tcPr>
           <w:p>
-            <w:pPr>
-              <w:spacing w:before="40" w:after="40"/>
-            </w:pPr>
             <w:r>
-              <w:rPr>
-                <w:rFonts w:ascii="Calibri" w:hAnsi="Calibri"/>
-                <w:b w:val="0"/>
-                <w:i w:val="0"/>
-                <w:sz w:val="20"/>
-              </w:rPr>
               <w:t>Abraão</w:t>
             </w:r>
           </w:p>
         </w:tc>
       </w:tr>
       <w:tr>
-        <w:trPr>
-          <w:cantSplit w:val="1"/>
-        </w:trPr>
         <w:tc>
           <w:tcPr>
-            <w:tcW w:type="dxa" w:w="4451"/>
-            <w:tcMar>
-              <w:top w:w="60" w:type="dxa"/>
-              <w:bottom w:w="60" w:type="dxa"/>
-              <w:left w:w="100" w:type="dxa"/>
-              <w:right w:w="100" w:type="dxa"/>
-            </w:tcMar>
-            <w:shd w:val="clear" w:color="auto" w:fill="F0F4F8"/>
+            <w:tcW w:type="dxa" w:w="4320"/>
           </w:tcPr>
           <w:p>
-            <w:pPr>
-              <w:spacing w:before="40" w:after="40"/>
-            </w:pPr>
             <w:r>
               <w:rPr>
-                <w:rFonts w:ascii="Calibri" w:hAnsi="Calibri"/>
                 <w:b/>
-                <w:i w:val="0"/>
-                <w:sz w:val="20"/>
               </w:rPr>
               <w:t>Tech Lead / Arquiteto / DevOps</w:t>
             </w:r>
@@ -655,55 +289,24 @@
         </w:tc>
         <w:tc>
           <w:tcPr>
-            <w:tcW w:type="dxa" w:w="4451"/>
-            <w:tcMar>
-              <w:top w:w="60" w:type="dxa"/>
-              <w:bottom w:w="60" w:type="dxa"/>
-              <w:left w:w="100" w:type="dxa"/>
-              <w:right w:w="100" w:type="dxa"/>
-            </w:tcMar>
+            <w:tcW w:type="dxa" w:w="4320"/>
           </w:tcPr>
           <w:p>
-            <w:pPr>
-              <w:spacing w:before="40" w:after="40"/>
-            </w:pPr>
             <w:r>
-              <w:rPr>
-                <w:rFonts w:ascii="Calibri" w:hAnsi="Calibri"/>
-                <w:b w:val="0"/>
-                <w:i w:val="0"/>
-                <w:sz w:val="20"/>
-              </w:rPr>
               <w:t>Cézar Velazquez</w:t>
             </w:r>
           </w:p>
         </w:tc>
       </w:tr>
       <w:tr>
-        <w:trPr>
-          <w:cantSplit w:val="1"/>
-        </w:trPr>
         <w:tc>
           <w:tcPr>
-            <w:tcW w:type="dxa" w:w="4451"/>
-            <w:tcMar>
-              <w:top w:w="60" w:type="dxa"/>
-              <w:bottom w:w="60" w:type="dxa"/>
-              <w:left w:w="100" w:type="dxa"/>
-              <w:right w:w="100" w:type="dxa"/>
-            </w:tcMar>
-            <w:shd w:val="clear" w:color="auto" w:fill="F0F4F8"/>
+            <w:tcW w:type="dxa" w:w="4320"/>
           </w:tcPr>
           <w:p>
-            <w:pPr>
-              <w:spacing w:before="40" w:after="40"/>
-            </w:pPr>
             <w:r>
               <w:rPr>
-                <w:rFonts w:ascii="Calibri" w:hAnsi="Calibri"/>
                 <w:b/>
-                <w:i w:val="0"/>
-                <w:sz w:val="20"/>
               </w:rPr>
               <w:t>Processo MPS-SW</w:t>
             </w:r>
@@ -711,117 +314,55 @@
         </w:tc>
         <w:tc>
           <w:tcPr>
-            <w:tcW w:type="dxa" w:w="4451"/>
-            <w:tcMar>
-              <w:top w:w="60" w:type="dxa"/>
-              <w:bottom w:w="60" w:type="dxa"/>
-              <w:left w:w="100" w:type="dxa"/>
-              <w:right w:w="100" w:type="dxa"/>
-            </w:tcMar>
+            <w:tcW w:type="dxa" w:w="4320"/>
           </w:tcPr>
           <w:p>
-            <w:pPr>
-              <w:spacing w:before="40" w:after="40"/>
-            </w:pPr>
             <w:r>
-              <w:rPr>
-                <w:rFonts w:ascii="Calibri" w:hAnsi="Calibri"/>
-                <w:b w:val="0"/>
-                <w:i w:val="0"/>
-                <w:sz w:val="20"/>
-              </w:rPr>
               <w:t>GPR (evidência de projeto — Termo de Abertura)</w:t>
             </w:r>
           </w:p>
         </w:tc>
       </w:tr>
     </w:tbl>
+    <w:p/>
     <w:p>
       <w:pPr>
-        <w:spacing w:before="0" w:after="160"/>
-      </w:pPr>
-    </w:p>
-    <w:p>
-      <w:pPr>
-        <w:pStyle w:val="Heading1"/>
-        <w:keepNext/>
-        <w:keepLines/>
-        <w:pBdr>
-          <w:bottom w:val="single" w:sz="4" w:space="2" w:color="D6E4F0"/>
-        </w:pBdr>
+        <w:pStyle w:val="Heading2"/>
       </w:pPr>
       <w:r>
         <w:t>1. Objetivo do projeto</w:t>
       </w:r>
     </w:p>
     <w:p>
-      <w:pPr>
-        <w:spacing w:before="0" w:after="120"/>
-      </w:pPr>
       <w:r>
-        <w:rPr>
-          <w:rFonts w:ascii="Calibri" w:hAnsi="Calibri"/>
-          <w:b w:val="0"/>
-          <w:i w:val="0"/>
-          <w:sz w:val="22"/>
-        </w:rPr>
         <w:t xml:space="preserve">Desenvolver a plataforma MilhasFacil, uma solução de busca e alerta de passagens aéreas por milhas que consulta em paralelo os programas Smiles, Azul e Latam, registra o histórico de buscas do usuário e dispara alertas automáticos quando rotas favoritas atingem o preço-alvo em milhas. A solução é composta por três aplicações integradas: uma API REST em Spring Boot 3.2.5 / Java 21 (base </w:t>
       </w:r>
       <w:r>
         <w:rPr>
-          <w:rFonts w:ascii="Courier New" w:hAnsi="Courier New"/>
-          <w:b w:val="0"/>
-          <w:i w:val="0"/>
-          <w:color w:val="333333"/>
-          <w:sz w:val="20"/>
+          <w:rFonts w:ascii="Consolas" w:hAnsi="Consolas"/>
         </w:rPr>
         <w:t>/api/v1</w:t>
       </w:r>
       <w:r>
-        <w:rPr>
-          <w:rFonts w:ascii="Calibri" w:hAnsi="Calibri"/>
-          <w:b w:val="0"/>
-          <w:i w:val="0"/>
-          <w:sz w:val="22"/>
-        </w:rPr>
         <w:t>, autenticação JWT HS256 stateless), um front-end web em Angular 17.3 standalone e um serviço de crawler em FastAPI 0.111 / SeleniumBase 4.27.4 responsável pela raspagem das companhias. O sistema cobre cadastro e login com tokens de acesso e refresh, busca paralela com tempo médio de 8,3 s, histórico paginado, rotas favoritas com alertas via WhatsApp (Z-API) e controle de assinaturas.</w:t>
       </w:r>
     </w:p>
     <w:p>
       <w:pPr>
-        <w:pStyle w:val="Heading1"/>
-        <w:keepNext/>
-        <w:keepLines/>
-        <w:pBdr>
-          <w:bottom w:val="single" w:sz="4" w:space="2" w:color="D6E4F0"/>
-        </w:pBdr>
+        <w:pStyle w:val="Heading2"/>
       </w:pPr>
       <w:r>
         <w:t>2. Justificativa</w:t>
       </w:r>
     </w:p>
     <w:p>
-      <w:pPr>
-        <w:spacing w:before="0" w:after="120"/>
-      </w:pPr>
       <w:r>
-        <w:rPr>
-          <w:rFonts w:ascii="Calibri" w:hAnsi="Calibri"/>
-          <w:b w:val="0"/>
-          <w:i w:val="0"/>
-          <w:sz w:val="22"/>
-        </w:rPr>
         <w:t>O Hub de Milhas necessita de uma ferramenta própria que centralize a consulta de disponibilidade de passagens por milhas nas três principais companhias do mercado, hoje pesquisadas manualmente em portais distintos. A plataforma MilhasFacil elimina esse esforço manual ao paralelizar as buscas, persistir o histórico e notificar proativamente o usuário quando uma rota favorita atinge o limite de milhas desejado, agregando valor direto ao serviço prestado pelo Hub de Milhas a seus clientes.</w:t>
       </w:r>
     </w:p>
     <w:p>
       <w:pPr>
-        <w:pStyle w:val="Heading1"/>
-        <w:keepNext/>
-        <w:keepLines/>
-        <w:pBdr>
-          <w:bottom w:val="single" w:sz="4" w:space="2" w:color="D6E4F0"/>
-        </w:pBdr>
+        <w:pStyle w:val="Heading2"/>
       </w:pPr>
       <w:r>
         <w:t>3. Escopo macro</w:t>
@@ -830,298 +371,173 @@
     <w:p>
       <w:pPr>
         <w:pStyle w:val="ListBullet"/>
-        <w:spacing w:before="20" w:after="40"/>
       </w:pPr>
       <w:r>
         <w:rPr>
-          <w:rFonts w:ascii="Calibri" w:hAnsi="Calibri"/>
           <w:b/>
-          <w:i w:val="0"/>
-          <w:sz w:val="22"/>
         </w:rPr>
         <w:t>Incluído (RF01–RF15):</w:t>
       </w:r>
     </w:p>
     <w:p>
       <w:pPr>
-        <w:spacing w:before="0" w:after="120"/>
+        <w:pStyle w:val="ListBullet"/>
       </w:pPr>
       <w:r>
-        <w:rPr>
-          <w:rFonts w:ascii="Calibri" w:hAnsi="Calibri"/>
-          <w:b w:val="0"/>
-          <w:i w:val="0"/>
-          <w:sz w:val="22"/>
-        </w:rPr>
-        <w:t>- RF01 — Cadastro de usuário com senha protegida por BCrypt</w:t>
+        <w:t>RF01 — Cadastro de usuário com senha protegida por BCrypt</w:t>
       </w:r>
     </w:p>
     <w:p>
       <w:pPr>
-        <w:spacing w:before="0" w:after="120"/>
+        <w:pStyle w:val="ListBullet"/>
       </w:pPr>
       <w:r>
-        <w:rPr>
-          <w:rFonts w:ascii="Calibri" w:hAnsi="Calibri"/>
-          <w:b w:val="0"/>
-          <w:i w:val="0"/>
-          <w:sz w:val="22"/>
-        </w:rPr>
-        <w:t>- RF02 — Login com emissão de tokens JWT de acesso e refresh</w:t>
+        <w:t>RF02 — Login com emissão de tokens JWT de acesso e refresh</w:t>
       </w:r>
     </w:p>
     <w:p>
       <w:pPr>
-        <w:spacing w:before="0" w:after="120"/>
+        <w:pStyle w:val="ListBullet"/>
       </w:pPr>
       <w:r>
-        <w:rPr>
-          <w:rFonts w:ascii="Calibri" w:hAnsi="Calibri"/>
-          <w:b w:val="0"/>
-          <w:i w:val="0"/>
-          <w:sz w:val="22"/>
-        </w:rPr>
-        <w:t>- RF03 — Busca paralela nas companhias Smiles, Azul e Latam</w:t>
+        <w:t>RF03 — Busca paralela nas companhias Smiles, Azul e Latam</w:t>
       </w:r>
     </w:p>
     <w:p>
       <w:pPr>
-        <w:spacing w:before="0" w:after="120"/>
+        <w:pStyle w:val="ListBullet"/>
       </w:pPr>
       <w:r>
-        <w:rPr>
-          <w:rFonts w:ascii="Calibri" w:hAnsi="Calibri"/>
-          <w:b w:val="0"/>
-          <w:i w:val="0"/>
-          <w:sz w:val="22"/>
-        </w:rPr>
-        <w:t>- RF04 — SearchPage com skeleton de carregamento (Angular)</w:t>
+        <w:t>RF04 — SearchPage com skeleton de carregamento (Angular)</w:t>
       </w:r>
     </w:p>
     <w:p>
       <w:pPr>
-        <w:spacing w:before="0" w:after="120"/>
+        <w:pStyle w:val="ListBullet"/>
       </w:pPr>
       <w:r>
-        <w:rPr>
-          <w:rFonts w:ascii="Calibri" w:hAnsi="Calibri"/>
-          <w:b w:val="0"/>
-          <w:i w:val="0"/>
-          <w:sz w:val="22"/>
-        </w:rPr>
-        <w:t>- RF05 — Histórico de buscas paginado</w:t>
+        <w:t>RF05 — Histórico de buscas paginado</w:t>
       </w:r>
     </w:p>
     <w:p>
       <w:pPr>
-        <w:spacing w:before="0" w:after="120"/>
+        <w:pStyle w:val="ListBullet"/>
       </w:pPr>
       <w:r>
-        <w:rPr>
-          <w:rFonts w:ascii="Calibri" w:hAnsi="Calibri"/>
-          <w:b w:val="0"/>
-          <w:i w:val="0"/>
-          <w:sz w:val="22"/>
-        </w:rPr>
-        <w:t>- RF06 — Rotas favoritas com configuração de alertas</w:t>
+        <w:t>RF06 — Rotas favoritas com configuração de alertas</w:t>
       </w:r>
     </w:p>
     <w:p>
       <w:pPr>
-        <w:spacing w:before="0" w:after="120"/>
+        <w:pStyle w:val="ListBullet"/>
       </w:pPr>
       <w:r>
-        <w:rPr>
-          <w:rFonts w:ascii="Calibri" w:hAnsi="Calibri"/>
-          <w:b w:val="0"/>
-          <w:i w:val="0"/>
-          <w:sz w:val="22"/>
-        </w:rPr>
-        <w:t xml:space="preserve">- RF07 — Perfil do usuário (GET/PATCH </w:t>
+        <w:t xml:space="preserve">RF07 — Perfil do usuário (GET/PATCH </w:t>
       </w:r>
       <w:r>
         <w:rPr>
-          <w:rFonts w:ascii="Courier New" w:hAnsi="Courier New"/>
-          <w:b w:val="0"/>
-          <w:i w:val="0"/>
-          <w:color w:val="333333"/>
-          <w:sz w:val="20"/>
+          <w:rFonts w:ascii="Consolas" w:hAnsi="Consolas"/>
         </w:rPr>
         <w:t>/users/me</w:t>
       </w:r>
       <w:r>
-        <w:rPr>
-          <w:rFonts w:ascii="Calibri" w:hAnsi="Calibri"/>
-          <w:b w:val="0"/>
-          <w:i w:val="0"/>
-          <w:sz w:val="22"/>
-        </w:rPr>
         <w:t>)</w:t>
       </w:r>
     </w:p>
     <w:p>
       <w:pPr>
-        <w:spacing w:before="0" w:after="120"/>
+        <w:pStyle w:val="ListBullet"/>
       </w:pPr>
       <w:r>
-        <w:rPr>
-          <w:rFonts w:ascii="Calibri" w:hAnsi="Calibri"/>
-          <w:b w:val="0"/>
-          <w:i w:val="0"/>
-          <w:sz w:val="22"/>
-        </w:rPr>
-        <w:t>- RF08 — Alertas agendados via Spring Scheduler</w:t>
-      </w:r>
-    </w:p>
-    <w:p>
-      <w:pPr>
-        <w:spacing w:before="0" w:after="120"/>
-      </w:pPr>
-      <w:r>
-        <w:rPr>
-          <w:rFonts w:ascii="Calibri" w:hAnsi="Calibri"/>
-          <w:b w:val="0"/>
-          <w:i w:val="0"/>
-          <w:sz w:val="22"/>
-        </w:rPr>
-        <w:t>- RF09 — Notificação WhatsApp via Z-API</w:t>
-      </w:r>
-    </w:p>
-    <w:p>
-      <w:pPr>
-        <w:spacing w:before="0" w:after="120"/>
-      </w:pPr>
-      <w:r>
-        <w:rPr>
-          <w:rFonts w:ascii="Calibri" w:hAnsi="Calibri"/>
-          <w:b w:val="0"/>
-          <w:i w:val="0"/>
-          <w:sz w:val="22"/>
-        </w:rPr>
-        <w:t>- RF10 — Assinaturas BASIC/PRO/ENTERPRISE</w:t>
-      </w:r>
-    </w:p>
-    <w:p>
-      <w:pPr>
-        <w:spacing w:before="0" w:after="120"/>
-      </w:pPr>
-      <w:r>
-        <w:rPr>
-          <w:rFonts w:ascii="Calibri" w:hAnsi="Calibri"/>
-          <w:b w:val="0"/>
-          <w:i w:val="0"/>
-          <w:sz w:val="22"/>
-        </w:rPr>
-        <w:t>- RF11 — Rotação de refresh token</w:t>
-      </w:r>
-    </w:p>
-    <w:p>
-      <w:pPr>
-        <w:spacing w:before="0" w:after="120"/>
-      </w:pPr>
-      <w:r>
-        <w:rPr>
-          <w:rFonts w:ascii="Calibri" w:hAnsi="Calibri"/>
-          <w:b w:val="0"/>
-          <w:i w:val="0"/>
-          <w:sz w:val="22"/>
-        </w:rPr>
-        <w:t>- RF12 — Logout com blacklist de jti em Redis</w:t>
-      </w:r>
-    </w:p>
-    <w:p>
-      <w:pPr>
-        <w:spacing w:before="0" w:after="120"/>
-      </w:pPr>
-      <w:r>
-        <w:rPr>
-          <w:rFonts w:ascii="Calibri" w:hAnsi="Calibri"/>
-          <w:b w:val="0"/>
-          <w:i w:val="0"/>
-          <w:sz w:val="22"/>
-        </w:rPr>
-        <w:t>- RF13 — Filtros avançados de busca (maxMiles / cabinType) — entregue na release v0.9.0 (main)</w:t>
-      </w:r>
-    </w:p>
-    <w:p>
-      <w:pPr>
-        <w:spacing w:before="0" w:after="120"/>
-      </w:pPr>
-      <w:r>
-        <w:rPr>
-          <w:rFonts w:ascii="Calibri" w:hAnsi="Calibri"/>
-          <w:b w:val="0"/>
-          <w:i w:val="0"/>
-          <w:sz w:val="22"/>
-        </w:rPr>
-        <w:t>- RF14 — Exportação de histórico em CSV UTF-8 com BOM — entregue na release v0.9.0 (main)</w:t>
-      </w:r>
-    </w:p>
-    <w:p>
-      <w:pPr>
-        <w:spacing w:before="0" w:after="120"/>
-      </w:pPr>
-      <w:r>
-        <w:rPr>
-          <w:rFonts w:ascii="Calibri" w:hAnsi="Calibri"/>
-          <w:b w:val="0"/>
-          <w:i w:val="0"/>
-          <w:sz w:val="22"/>
-        </w:rPr>
-        <w:t>- RF15 — Notificações push PWA</w:t>
+        <w:t>RF08 — Alertas agendados via Spring Scheduler</w:t>
       </w:r>
     </w:p>
     <w:p>
       <w:pPr>
         <w:pStyle w:val="ListBullet"/>
-        <w:spacing w:before="20" w:after="40"/>
+      </w:pPr>
+      <w:r>
+        <w:t>RF09 — Notificação WhatsApp via Z-API</w:t>
+      </w:r>
+    </w:p>
+    <w:p>
+      <w:pPr>
+        <w:pStyle w:val="ListBullet"/>
+      </w:pPr>
+      <w:r>
+        <w:t>RF10 — Assinaturas BASIC/PRO/ENTERPRISE</w:t>
+      </w:r>
+    </w:p>
+    <w:p>
+      <w:pPr>
+        <w:pStyle w:val="ListBullet"/>
+      </w:pPr>
+      <w:r>
+        <w:t>RF11 — Rotação de refresh token</w:t>
+      </w:r>
+    </w:p>
+    <w:p>
+      <w:pPr>
+        <w:pStyle w:val="ListBullet"/>
+      </w:pPr>
+      <w:r>
+        <w:t>RF12 — Logout com blacklist de jti em Redis</w:t>
+      </w:r>
+    </w:p>
+    <w:p>
+      <w:pPr>
+        <w:pStyle w:val="ListBullet"/>
+      </w:pPr>
+      <w:r>
+        <w:t>RF13 — Filtros avançados de busca (maxMiles / cabinType) — entregue na release v0.9.0 (main)</w:t>
+      </w:r>
+    </w:p>
+    <w:p>
+      <w:pPr>
+        <w:pStyle w:val="ListBullet"/>
+      </w:pPr>
+      <w:r>
+        <w:t>RF14 — Exportação de histórico em CSV UTF-8 com BOM — entregue na release v0.9.0 (main)</w:t>
+      </w:r>
+    </w:p>
+    <w:p>
+      <w:pPr>
+        <w:pStyle w:val="ListBullet"/>
+      </w:pPr>
+      <w:r>
+        <w:t>RF15 — Notificações push PWA</w:t>
+      </w:r>
+    </w:p>
+    <w:p>
+      <w:pPr>
+        <w:pStyle w:val="ListBullet"/>
       </w:pPr>
       <w:r>
         <w:rPr>
-          <w:rFonts w:ascii="Calibri" w:hAnsi="Calibri"/>
           <w:b/>
-          <w:i w:val="0"/>
-          <w:sz w:val="22"/>
         </w:rPr>
         <w:t>Não incluído:</w:t>
       </w:r>
     </w:p>
     <w:p>
       <w:pPr>
-        <w:spacing w:before="0" w:after="120"/>
+        <w:pStyle w:val="ListBullet"/>
       </w:pPr>
       <w:r>
-        <w:rPr>
-          <w:rFonts w:ascii="Calibri" w:hAnsi="Calibri"/>
-          <w:b w:val="0"/>
-          <w:i w:val="0"/>
-          <w:sz w:val="22"/>
-        </w:rPr>
-        <w:t>- Telas de perfil, alertas e assinatura no front-end web (não há, no escopo atual, rotas dedicadas para esses fluxos)</w:t>
+        <w:t>Telas de perfil, alertas e assinatura no front-end web (não há, no escopo atual, rotas dedicadas para esses fluxos)</w:t>
       </w:r>
     </w:p>
     <w:p>
       <w:pPr>
-        <w:spacing w:before="0" w:after="120"/>
+        <w:pStyle w:val="ListBullet"/>
       </w:pPr>
       <w:r>
-        <w:rPr>
-          <w:rFonts w:ascii="Calibri" w:hAnsi="Calibri"/>
-          <w:b w:val="0"/>
-          <w:i w:val="0"/>
-          <w:sz w:val="22"/>
-        </w:rPr>
-        <w:t>- Integração com programas de milhas além de Smiles, Azul e Latam</w:t>
+        <w:t>Integração com programas de milhas além de Smiles, Azul e Latam</w:t>
       </w:r>
     </w:p>
     <w:p>
       <w:pPr>
-        <w:pStyle w:val="Heading1"/>
-        <w:keepNext/>
-        <w:keepLines/>
-        <w:pBdr>
-          <w:bottom w:val="single" w:sz="4" w:space="2" w:color="D6E4F0"/>
-        </w:pBdr>
+        <w:pStyle w:val="Heading2"/>
       </w:pPr>
       <w:r>
         <w:t>4. Equipe do projeto (Timeware)</w:t>
@@ -1129,48 +545,24 @@
     </w:p>
     <w:tbl>
       <w:tblPr>
+        <w:tblStyle w:val="TableGrid"/>
         <w:tblW w:type="auto" w:w="0"/>
         <w:tblLook w:firstColumn="1" w:firstRow="1" w:lastColumn="0" w:lastRow="0" w:noHBand="0" w:noVBand="1" w:val="04A0"/>
-        <w:tblBorders>
-          <w:top w:val="single" w:sz="4" w:space="0" w:color="003366"/>
-          <w:left w:val="single" w:sz="4" w:space="0" w:color="003366"/>
-          <w:bottom w:val="single" w:sz="4" w:space="0" w:color="003366"/>
-          <w:right w:val="single" w:sz="4" w:space="0" w:color="003366"/>
-          <w:insideH w:val="single" w:sz="4" w:space="0" w:color="003366"/>
-          <w:insideV w:val="single" w:sz="4" w:space="0" w:color="003366"/>
-        </w:tblBorders>
       </w:tblPr>
       <w:tblGrid>
-        <w:gridCol w:w="2967"/>
-        <w:gridCol w:w="2967"/>
-        <w:gridCol w:w="2967"/>
+        <w:gridCol w:w="2880"/>
+        <w:gridCol w:w="2880"/>
+        <w:gridCol w:w="2880"/>
       </w:tblGrid>
       <w:tr>
-        <w:trPr>
-          <w:cantSplit w:val="1"/>
-        </w:trPr>
         <w:tc>
           <w:tcPr>
-            <w:tcW w:type="dxa" w:w="2967"/>
-            <w:tcMar>
-              <w:top w:w="60" w:type="dxa"/>
-              <w:bottom w:w="60" w:type="dxa"/>
-              <w:left w:w="100" w:type="dxa"/>
-              <w:right w:w="100" w:type="dxa"/>
-            </w:tcMar>
-            <w:shd w:val="clear" w:color="auto" w:fill="003366"/>
+            <w:tcW w:type="dxa" w:w="2880"/>
           </w:tcPr>
           <w:p>
-            <w:pPr>
-              <w:spacing w:before="40" w:after="40"/>
-            </w:pPr>
             <w:r>
               <w:rPr>
-                <w:rFonts w:ascii="Calibri" w:hAnsi="Calibri"/>
                 <w:b/>
-                <w:i w:val="0"/>
-                <w:color w:val="FFFFFF"/>
-                <w:sz w:val="20"/>
               </w:rPr>
               <w:t>Papel</w:t>
             </w:r>
@@ -1178,26 +570,12 @@
         </w:tc>
         <w:tc>
           <w:tcPr>
-            <w:tcW w:type="dxa" w:w="2967"/>
-            <w:tcMar>
-              <w:top w:w="60" w:type="dxa"/>
-              <w:bottom w:w="60" w:type="dxa"/>
-              <w:left w:w="100" w:type="dxa"/>
-              <w:right w:w="100" w:type="dxa"/>
-            </w:tcMar>
-            <w:shd w:val="clear" w:color="auto" w:fill="003366"/>
+            <w:tcW w:type="dxa" w:w="2880"/>
           </w:tcPr>
           <w:p>
-            <w:pPr>
-              <w:spacing w:before="40" w:after="40"/>
-            </w:pPr>
             <w:r>
               <w:rPr>
-                <w:rFonts w:ascii="Calibri" w:hAnsi="Calibri"/>
                 <w:b/>
-                <w:i w:val="0"/>
-                <w:color w:val="FFFFFF"/>
-                <w:sz w:val="20"/>
               </w:rPr>
               <w:t>Responsável</w:t>
             </w:r>
@@ -1205,26 +583,12 @@
         </w:tc>
         <w:tc>
           <w:tcPr>
-            <w:tcW w:type="dxa" w:w="2967"/>
-            <w:tcMar>
-              <w:top w:w="60" w:type="dxa"/>
-              <w:bottom w:w="60" w:type="dxa"/>
-              <w:left w:w="100" w:type="dxa"/>
-              <w:right w:w="100" w:type="dxa"/>
-            </w:tcMar>
-            <w:shd w:val="clear" w:color="auto" w:fill="003366"/>
+            <w:tcW w:type="dxa" w:w="2880"/>
           </w:tcPr>
           <w:p>
-            <w:pPr>
-              <w:spacing w:before="40" w:after="40"/>
-            </w:pPr>
             <w:r>
               <w:rPr>
-                <w:rFonts w:ascii="Calibri" w:hAnsi="Calibri"/>
                 <w:b/>
-                <w:i w:val="0"/>
-                <w:color w:val="FFFFFF"/>
-                <w:sz w:val="20"/>
               </w:rPr>
               <w:t>Identificação / evidência no tooling</w:t>
             </w:r>
@@ -1232,513 +596,201 @@
         </w:tc>
       </w:tr>
       <w:tr>
-        <w:trPr>
-          <w:cantSplit w:val="1"/>
-        </w:trPr>
         <w:tc>
           <w:tcPr>
-            <w:tcW w:type="dxa" w:w="2967"/>
-            <w:tcMar>
-              <w:top w:w="60" w:type="dxa"/>
-              <w:bottom w:w="60" w:type="dxa"/>
-              <w:left w:w="100" w:type="dxa"/>
-              <w:right w:w="100" w:type="dxa"/>
-            </w:tcMar>
-            <w:shd w:val="clear" w:color="auto" w:fill="EBF5FB"/>
+            <w:tcW w:type="dxa" w:w="2880"/>
           </w:tcPr>
           <w:p>
-            <w:pPr>
-              <w:spacing w:before="40" w:after="40"/>
-            </w:pPr>
             <w:r>
-              <w:rPr>
-                <w:rFonts w:ascii="Calibri" w:hAnsi="Calibri"/>
-                <w:b w:val="0"/>
-                <w:i w:val="0"/>
-                <w:sz w:val="20"/>
-              </w:rPr>
               <w:t>Gerente de Projeto (gestão; não codifica; fora do DevOps)</w:t>
             </w:r>
           </w:p>
         </w:tc>
         <w:tc>
           <w:tcPr>
-            <w:tcW w:type="dxa" w:w="2967"/>
-            <w:tcMar>
-              <w:top w:w="60" w:type="dxa"/>
-              <w:bottom w:w="60" w:type="dxa"/>
-              <w:left w:w="100" w:type="dxa"/>
-              <w:right w:w="100" w:type="dxa"/>
-            </w:tcMar>
-            <w:shd w:val="clear" w:color="auto" w:fill="EBF5FB"/>
+            <w:tcW w:type="dxa" w:w="2880"/>
           </w:tcPr>
           <w:p>
-            <w:pPr>
-              <w:spacing w:before="40" w:after="40"/>
-            </w:pPr>
             <w:r>
-              <w:rPr>
-                <w:rFonts w:ascii="Calibri" w:hAnsi="Calibri"/>
-                <w:b w:val="0"/>
-                <w:i w:val="0"/>
-                <w:sz w:val="20"/>
-              </w:rPr>
               <w:t>Abraão</w:t>
             </w:r>
           </w:p>
         </w:tc>
         <w:tc>
           <w:tcPr>
-            <w:tcW w:type="dxa" w:w="2967"/>
-            <w:tcMar>
-              <w:top w:w="60" w:type="dxa"/>
-              <w:bottom w:w="60" w:type="dxa"/>
-              <w:left w:w="100" w:type="dxa"/>
-              <w:right w:w="100" w:type="dxa"/>
-            </w:tcMar>
-            <w:shd w:val="clear" w:color="auto" w:fill="EBF5FB"/>
+            <w:tcW w:type="dxa" w:w="2880"/>
           </w:tcPr>
           <w:p>
-            <w:pPr>
-              <w:spacing w:before="40" w:after="40"/>
-            </w:pPr>
             <w:r>
-              <w:rPr>
-                <w:rFonts w:ascii="Calibri" w:hAnsi="Calibri"/>
-                <w:b w:val="0"/>
-                <w:i w:val="0"/>
-                <w:sz w:val="20"/>
-              </w:rPr>
               <w:t>Jira: conta a ser provisionada</w:t>
             </w:r>
           </w:p>
         </w:tc>
       </w:tr>
       <w:tr>
-        <w:trPr>
-          <w:cantSplit w:val="1"/>
-        </w:trPr>
         <w:tc>
           <w:tcPr>
-            <w:tcW w:type="dxa" w:w="2967"/>
-            <w:tcMar>
-              <w:top w:w="60" w:type="dxa"/>
-              <w:bottom w:w="60" w:type="dxa"/>
-              <w:left w:w="100" w:type="dxa"/>
-              <w:right w:w="100" w:type="dxa"/>
-            </w:tcMar>
+            <w:tcW w:type="dxa" w:w="2880"/>
           </w:tcPr>
           <w:p>
-            <w:pPr>
-              <w:spacing w:before="40" w:after="40"/>
-            </w:pPr>
             <w:r>
-              <w:rPr>
-                <w:rFonts w:ascii="Calibri" w:hAnsi="Calibri"/>
-                <w:b w:val="0"/>
-                <w:i w:val="0"/>
-                <w:sz w:val="20"/>
-              </w:rPr>
               <w:t>Tech Lead / Arquiteto / DevOps (revisor de PR; no DevOps)</w:t>
             </w:r>
           </w:p>
         </w:tc>
         <w:tc>
           <w:tcPr>
-            <w:tcW w:type="dxa" w:w="2967"/>
-            <w:tcMar>
-              <w:top w:w="60" w:type="dxa"/>
-              <w:bottom w:w="60" w:type="dxa"/>
-              <w:left w:w="100" w:type="dxa"/>
-              <w:right w:w="100" w:type="dxa"/>
-            </w:tcMar>
+            <w:tcW w:type="dxa" w:w="2880"/>
           </w:tcPr>
           <w:p>
-            <w:pPr>
-              <w:spacing w:before="40" w:after="40"/>
-            </w:pPr>
             <w:r>
-              <w:rPr>
-                <w:rFonts w:ascii="Calibri" w:hAnsi="Calibri"/>
-                <w:b w:val="0"/>
-                <w:i w:val="0"/>
-                <w:sz w:val="20"/>
-              </w:rPr>
               <w:t>Cézar Velazquez</w:t>
             </w:r>
           </w:p>
         </w:tc>
         <w:tc>
           <w:tcPr>
-            <w:tcW w:type="dxa" w:w="2967"/>
-            <w:tcMar>
-              <w:top w:w="60" w:type="dxa"/>
-              <w:bottom w:w="60" w:type="dxa"/>
-              <w:left w:w="100" w:type="dxa"/>
-              <w:right w:w="100" w:type="dxa"/>
-            </w:tcMar>
+            <w:tcW w:type="dxa" w:w="2880"/>
           </w:tcPr>
           <w:p>
-            <w:pPr>
-              <w:spacing w:before="40" w:after="40"/>
-            </w:pPr>
             <w:r>
-              <w:rPr>
-                <w:rFonts w:ascii="Calibri" w:hAnsi="Calibri"/>
-                <w:b w:val="0"/>
-                <w:i w:val="0"/>
-                <w:sz w:val="20"/>
-              </w:rPr>
-              <w:t xml:space="preserve">Jira </w:t>
+              <w:t xml:space="preserve">GitLab </w:t>
             </w:r>
             <w:r>
               <w:rPr>
-                <w:rFonts w:ascii="Courier New" w:hAnsi="Courier New"/>
-                <w:b w:val="0"/>
-                <w:i w:val="0"/>
-                <w:color w:val="333333"/>
-                <w:sz w:val="20"/>
+                <w:rFonts w:ascii="Consolas" w:hAnsi="Consolas"/>
               </w:rPr>
-              <w:t>cezar.hiraki</w:t>
+              <w:t>cezar.velazquez</w:t>
+            </w:r>
+            <w:r>
+              <w:t xml:space="preserve">; commits de infra/arquitetura podem aparecer sob </w:t>
             </w:r>
             <w:r>
               <w:rPr>
-                <w:rFonts w:ascii="Calibri" w:hAnsi="Calibri"/>
-                <w:b w:val="0"/>
-                <w:i w:val="0"/>
-                <w:sz w:val="20"/>
-              </w:rPr>
-              <w:t xml:space="preserve">; nas evidências legadas a aprovação de PR aparece sob </w:t>
-            </w:r>
-            <w:r>
-              <w:rPr>
-                <w:rFonts w:ascii="Courier New" w:hAnsi="Courier New"/>
-                <w:b w:val="0"/>
-                <w:i w:val="0"/>
-                <w:color w:val="333333"/>
-                <w:sz w:val="20"/>
-              </w:rPr>
-              <w:t>Mateus Veloso</w:t>
-            </w:r>
-            <w:r>
-              <w:rPr>
-                <w:rFonts w:ascii="Calibri" w:hAnsi="Calibri"/>
-                <w:b w:val="0"/>
-                <w:i w:val="0"/>
-                <w:sz w:val="20"/>
-              </w:rPr>
-              <w:t xml:space="preserve"> e os commits de infra/arquitetura sob </w:t>
-            </w:r>
-            <w:r>
-              <w:rPr>
-                <w:rFonts w:ascii="Courier New" w:hAnsi="Courier New"/>
-                <w:b w:val="0"/>
-                <w:i w:val="0"/>
-                <w:color w:val="333333"/>
-                <w:sz w:val="20"/>
+                <w:rFonts w:ascii="Consolas" w:hAnsi="Consolas"/>
               </w:rPr>
               <w:t>Raony Chagas</w:t>
             </w:r>
             <w:r>
-              <w:rPr>
-                <w:rFonts w:ascii="Calibri" w:hAnsi="Calibri"/>
-                <w:b w:val="0"/>
-                <w:i w:val="0"/>
-                <w:sz w:val="20"/>
-              </w:rPr>
               <w:t>/</w:t>
             </w:r>
             <w:r>
               <w:rPr>
-                <w:rFonts w:ascii="Courier New" w:hAnsi="Courier New"/>
-                <w:b w:val="0"/>
-                <w:i w:val="0"/>
-                <w:color w:val="333333"/>
-                <w:sz w:val="20"/>
+                <w:rFonts w:ascii="Consolas" w:hAnsi="Consolas"/>
               </w:rPr>
               <w:t>Mateus Sousa</w:t>
             </w:r>
             <w:r>
-              <w:rPr>
-                <w:rFonts w:ascii="Calibri" w:hAnsi="Calibri"/>
-                <w:b w:val="0"/>
-                <w:i w:val="0"/>
-                <w:sz w:val="20"/>
-              </w:rPr>
               <w:t xml:space="preserve"> (= Cézar)</w:t>
             </w:r>
           </w:p>
         </w:tc>
       </w:tr>
       <w:tr>
-        <w:trPr>
-          <w:cantSplit w:val="1"/>
-        </w:trPr>
         <w:tc>
           <w:tcPr>
-            <w:tcW w:type="dxa" w:w="2967"/>
-            <w:tcMar>
-              <w:top w:w="60" w:type="dxa"/>
-              <w:bottom w:w="60" w:type="dxa"/>
-              <w:left w:w="100" w:type="dxa"/>
-              <w:right w:w="100" w:type="dxa"/>
-            </w:tcMar>
-            <w:shd w:val="clear" w:color="auto" w:fill="EBF5FB"/>
+            <w:tcW w:type="dxa" w:w="2880"/>
           </w:tcPr>
           <w:p>
-            <w:pPr>
-              <w:spacing w:before="40" w:after="40"/>
-            </w:pPr>
             <w:r>
-              <w:rPr>
-                <w:rFonts w:ascii="Calibri" w:hAnsi="Calibri"/>
-                <w:b w:val="0"/>
-                <w:i w:val="0"/>
-                <w:sz w:val="20"/>
-              </w:rPr>
               <w:t>QA (teste manual; gera evidências; no DevOps)</w:t>
             </w:r>
           </w:p>
         </w:tc>
         <w:tc>
           <w:tcPr>
-            <w:tcW w:type="dxa" w:w="2967"/>
-            <w:tcMar>
-              <w:top w:w="60" w:type="dxa"/>
-              <w:bottom w:w="60" w:type="dxa"/>
-              <w:left w:w="100" w:type="dxa"/>
-              <w:right w:w="100" w:type="dxa"/>
-            </w:tcMar>
-            <w:shd w:val="clear" w:color="auto" w:fill="EBF5FB"/>
+            <w:tcW w:type="dxa" w:w="2880"/>
           </w:tcPr>
           <w:p>
-            <w:pPr>
-              <w:spacing w:before="40" w:after="40"/>
-            </w:pPr>
             <w:r>
-              <w:rPr>
-                <w:rFonts w:ascii="Calibri" w:hAnsi="Calibri"/>
-                <w:b w:val="0"/>
-                <w:i w:val="0"/>
-                <w:sz w:val="20"/>
-              </w:rPr>
               <w:t>Jonathan Alves</w:t>
             </w:r>
           </w:p>
         </w:tc>
         <w:tc>
           <w:tcPr>
-            <w:tcW w:type="dxa" w:w="2967"/>
-            <w:tcMar>
-              <w:top w:w="60" w:type="dxa"/>
-              <w:bottom w:w="60" w:type="dxa"/>
-              <w:left w:w="100" w:type="dxa"/>
-              <w:right w:w="100" w:type="dxa"/>
-            </w:tcMar>
-            <w:shd w:val="clear" w:color="auto" w:fill="EBF5FB"/>
+            <w:tcW w:type="dxa" w:w="2880"/>
           </w:tcPr>
           <w:p>
-            <w:pPr>
-              <w:spacing w:before="40" w:after="40"/>
-            </w:pPr>
             <w:r>
-              <w:rPr>
-                <w:rFonts w:ascii="Calibri" w:hAnsi="Calibri"/>
-                <w:b w:val="0"/>
-                <w:i w:val="0"/>
-                <w:sz w:val="20"/>
-              </w:rPr>
-              <w:t>Jira/Azure: conta a ser provisionada (</w:t>
+              <w:t>GitLab/Jira: conta a ser provisionada (</w:t>
             </w:r>
             <w:r>
               <w:rPr>
-                <w:rFonts w:ascii="Courier New" w:hAnsi="Courier New"/>
-                <w:b w:val="0"/>
-                <w:i w:val="0"/>
-                <w:color w:val="333333"/>
-                <w:sz w:val="20"/>
+                <w:rFonts w:ascii="Consolas" w:hAnsi="Consolas"/>
               </w:rPr>
               <w:t>jonathan@timeware.com.br</w:t>
             </w:r>
             <w:r>
-              <w:rPr>
-                <w:rFonts w:ascii="Calibri" w:hAnsi="Calibri"/>
-                <w:b w:val="0"/>
-                <w:i w:val="0"/>
-                <w:sz w:val="20"/>
-              </w:rPr>
               <w:t>)</w:t>
             </w:r>
           </w:p>
         </w:tc>
       </w:tr>
       <w:tr>
-        <w:trPr>
-          <w:cantSplit w:val="1"/>
-        </w:trPr>
         <w:tc>
           <w:tcPr>
-            <w:tcW w:type="dxa" w:w="2967"/>
-            <w:tcMar>
-              <w:top w:w="60" w:type="dxa"/>
-              <w:bottom w:w="60" w:type="dxa"/>
-              <w:left w:w="100" w:type="dxa"/>
-              <w:right w:w="100" w:type="dxa"/>
-            </w:tcMar>
+            <w:tcW w:type="dxa" w:w="2880"/>
           </w:tcPr>
           <w:p>
-            <w:pPr>
-              <w:spacing w:before="40" w:after="40"/>
-            </w:pPr>
             <w:r>
-              <w:rPr>
-                <w:rFonts w:ascii="Calibri" w:hAnsi="Calibri"/>
-                <w:b w:val="0"/>
-                <w:i w:val="0"/>
-                <w:sz w:val="20"/>
-              </w:rPr>
               <w:t>GQA independente (auditoria; não codifica; fora do DevOps)</w:t>
             </w:r>
           </w:p>
         </w:tc>
         <w:tc>
           <w:tcPr>
-            <w:tcW w:type="dxa" w:w="2967"/>
-            <w:tcMar>
-              <w:top w:w="60" w:type="dxa"/>
-              <w:bottom w:w="60" w:type="dxa"/>
-              <w:left w:w="100" w:type="dxa"/>
-              <w:right w:w="100" w:type="dxa"/>
-            </w:tcMar>
+            <w:tcW w:type="dxa" w:w="2880"/>
           </w:tcPr>
           <w:p>
-            <w:pPr>
-              <w:spacing w:before="40" w:after="40"/>
-            </w:pPr>
             <w:r>
-              <w:rPr>
-                <w:rFonts w:ascii="Calibri" w:hAnsi="Calibri"/>
-                <w:b w:val="0"/>
-                <w:i w:val="0"/>
-                <w:sz w:val="20"/>
-              </w:rPr>
               <w:t>Carol (Caroline)</w:t>
             </w:r>
           </w:p>
         </w:tc>
         <w:tc>
           <w:tcPr>
-            <w:tcW w:type="dxa" w:w="2967"/>
-            <w:tcMar>
-              <w:top w:w="60" w:type="dxa"/>
-              <w:bottom w:w="60" w:type="dxa"/>
-              <w:left w:w="100" w:type="dxa"/>
-              <w:right w:w="100" w:type="dxa"/>
-            </w:tcMar>
+            <w:tcW w:type="dxa" w:w="2880"/>
           </w:tcPr>
           <w:p>
-            <w:pPr>
-              <w:spacing w:before="40" w:after="40"/>
-            </w:pPr>
             <w:r>
-              <w:rPr>
-                <w:rFonts w:ascii="Calibri" w:hAnsi="Calibri"/>
-                <w:b w:val="0"/>
-                <w:i w:val="0"/>
-                <w:sz w:val="20"/>
-              </w:rPr>
               <w:t>(não assina issues)</w:t>
             </w:r>
           </w:p>
         </w:tc>
       </w:tr>
       <w:tr>
-        <w:trPr>
-          <w:cantSplit w:val="1"/>
-        </w:trPr>
         <w:tc>
           <w:tcPr>
-            <w:tcW w:type="dxa" w:w="2967"/>
-            <w:tcMar>
-              <w:top w:w="60" w:type="dxa"/>
-              <w:bottom w:w="60" w:type="dxa"/>
-              <w:left w:w="100" w:type="dxa"/>
-              <w:right w:w="100" w:type="dxa"/>
-            </w:tcMar>
-            <w:shd w:val="clear" w:color="auto" w:fill="EBF5FB"/>
+            <w:tcW w:type="dxa" w:w="2880"/>
           </w:tcPr>
           <w:p>
-            <w:pPr>
-              <w:spacing w:before="40" w:after="40"/>
-            </w:pPr>
             <w:r>
-              <w:rPr>
-                <w:rFonts w:ascii="Calibri" w:hAnsi="Calibri"/>
-                <w:b w:val="0"/>
-                <w:i w:val="0"/>
-                <w:sz w:val="20"/>
-              </w:rPr>
               <w:t>Dev (no DevOps)</w:t>
             </w:r>
           </w:p>
         </w:tc>
         <w:tc>
           <w:tcPr>
-            <w:tcW w:type="dxa" w:w="2967"/>
-            <w:tcMar>
-              <w:top w:w="60" w:type="dxa"/>
-              <w:bottom w:w="60" w:type="dxa"/>
-              <w:left w:w="100" w:type="dxa"/>
-              <w:right w:w="100" w:type="dxa"/>
-            </w:tcMar>
-            <w:shd w:val="clear" w:color="auto" w:fill="EBF5FB"/>
+            <w:tcW w:type="dxa" w:w="2880"/>
           </w:tcPr>
           <w:p>
-            <w:pPr>
-              <w:spacing w:before="40" w:after="40"/>
-            </w:pPr>
             <w:r>
-              <w:rPr>
-                <w:rFonts w:ascii="Calibri" w:hAnsi="Calibri"/>
-                <w:b w:val="0"/>
-                <w:i w:val="0"/>
-                <w:sz w:val="20"/>
-              </w:rPr>
               <w:t>Felipe Santos</w:t>
             </w:r>
           </w:p>
         </w:tc>
         <w:tc>
           <w:tcPr>
-            <w:tcW w:type="dxa" w:w="2967"/>
-            <w:tcMar>
-              <w:top w:w="60" w:type="dxa"/>
-              <w:bottom w:w="60" w:type="dxa"/>
-              <w:left w:w="100" w:type="dxa"/>
-              <w:right w:w="100" w:type="dxa"/>
-            </w:tcMar>
-            <w:shd w:val="clear" w:color="auto" w:fill="EBF5FB"/>
+            <w:tcW w:type="dxa" w:w="2880"/>
           </w:tcPr>
           <w:p>
-            <w:pPr>
-              <w:spacing w:before="40" w:after="40"/>
-            </w:pPr>
             <w:r>
-              <w:rPr>
-                <w:rFonts w:ascii="Calibri" w:hAnsi="Calibri"/>
-                <w:b w:val="0"/>
-                <w:i w:val="0"/>
-                <w:sz w:val="20"/>
-              </w:rPr>
               <w:t xml:space="preserve">Jira </w:t>
             </w:r>
             <w:r>
               <w:rPr>
-                <w:rFonts w:ascii="Courier New" w:hAnsi="Courier New"/>
-                <w:b w:val="0"/>
-                <w:i w:val="0"/>
-                <w:color w:val="333333"/>
-                <w:sz w:val="20"/>
+                <w:rFonts w:ascii="Consolas" w:hAnsi="Consolas"/>
               </w:rPr>
               <w:t>Felipe Siqueira</w:t>
             </w:r>
@@ -1746,89 +798,37 @@
         </w:tc>
       </w:tr>
       <w:tr>
-        <w:trPr>
-          <w:cantSplit w:val="1"/>
-        </w:trPr>
         <w:tc>
           <w:tcPr>
-            <w:tcW w:type="dxa" w:w="2967"/>
-            <w:tcMar>
-              <w:top w:w="60" w:type="dxa"/>
-              <w:bottom w:w="60" w:type="dxa"/>
-              <w:left w:w="100" w:type="dxa"/>
-              <w:right w:w="100" w:type="dxa"/>
-            </w:tcMar>
+            <w:tcW w:type="dxa" w:w="2880"/>
           </w:tcPr>
           <w:p>
-            <w:pPr>
-              <w:spacing w:before="40" w:after="40"/>
-            </w:pPr>
             <w:r>
-              <w:rPr>
-                <w:rFonts w:ascii="Calibri" w:hAnsi="Calibri"/>
-                <w:b w:val="0"/>
-                <w:i w:val="0"/>
-                <w:sz w:val="20"/>
-              </w:rPr>
               <w:t>Dev (no DevOps)</w:t>
             </w:r>
           </w:p>
         </w:tc>
         <w:tc>
           <w:tcPr>
-            <w:tcW w:type="dxa" w:w="2967"/>
-            <w:tcMar>
-              <w:top w:w="60" w:type="dxa"/>
-              <w:bottom w:w="60" w:type="dxa"/>
-              <w:left w:w="100" w:type="dxa"/>
-              <w:right w:w="100" w:type="dxa"/>
-            </w:tcMar>
+            <w:tcW w:type="dxa" w:w="2880"/>
           </w:tcPr>
           <w:p>
-            <w:pPr>
-              <w:spacing w:before="40" w:after="40"/>
-            </w:pPr>
             <w:r>
-              <w:rPr>
-                <w:rFonts w:ascii="Calibri" w:hAnsi="Calibri"/>
-                <w:b w:val="0"/>
-                <w:i w:val="0"/>
-                <w:sz w:val="20"/>
-              </w:rPr>
               <w:t>Lucas Batista</w:t>
             </w:r>
           </w:p>
         </w:tc>
         <w:tc>
           <w:tcPr>
-            <w:tcW w:type="dxa" w:w="2967"/>
-            <w:tcMar>
-              <w:top w:w="60" w:type="dxa"/>
-              <w:bottom w:w="60" w:type="dxa"/>
-              <w:left w:w="100" w:type="dxa"/>
-              <w:right w:w="100" w:type="dxa"/>
-            </w:tcMar>
+            <w:tcW w:type="dxa" w:w="2880"/>
           </w:tcPr>
           <w:p>
-            <w:pPr>
-              <w:spacing w:before="40" w:after="40"/>
-            </w:pPr>
             <w:r>
-              <w:rPr>
-                <w:rFonts w:ascii="Calibri" w:hAnsi="Calibri"/>
-                <w:b w:val="0"/>
-                <w:i w:val="0"/>
-                <w:sz w:val="20"/>
-              </w:rPr>
               <w:t xml:space="preserve">Jira </w:t>
             </w:r>
             <w:r>
               <w:rPr>
-                <w:rFonts w:ascii="Courier New" w:hAnsi="Courier New"/>
-                <w:b w:val="0"/>
-                <w:i w:val="0"/>
-                <w:color w:val="333333"/>
-                <w:sz w:val="20"/>
+                <w:rFonts w:ascii="Consolas" w:hAnsi="Consolas"/>
               </w:rPr>
               <w:t>Lucas Batista de Sousa</w:t>
             </w:r>
@@ -1836,92 +836,37 @@
         </w:tc>
       </w:tr>
       <w:tr>
-        <w:trPr>
-          <w:cantSplit w:val="1"/>
-        </w:trPr>
         <w:tc>
           <w:tcPr>
-            <w:tcW w:type="dxa" w:w="2967"/>
-            <w:tcMar>
-              <w:top w:w="60" w:type="dxa"/>
-              <w:bottom w:w="60" w:type="dxa"/>
-              <w:left w:w="100" w:type="dxa"/>
-              <w:right w:w="100" w:type="dxa"/>
-            </w:tcMar>
-            <w:shd w:val="clear" w:color="auto" w:fill="EBF5FB"/>
+            <w:tcW w:type="dxa" w:w="2880"/>
           </w:tcPr>
           <w:p>
-            <w:pPr>
-              <w:spacing w:before="40" w:after="40"/>
-            </w:pPr>
             <w:r>
-              <w:rPr>
-                <w:rFonts w:ascii="Calibri" w:hAnsi="Calibri"/>
-                <w:b w:val="0"/>
-                <w:i w:val="0"/>
-                <w:sz w:val="20"/>
-              </w:rPr>
               <w:t>Dev (no DevOps)</w:t>
             </w:r>
           </w:p>
         </w:tc>
         <w:tc>
           <w:tcPr>
-            <w:tcW w:type="dxa" w:w="2967"/>
-            <w:tcMar>
-              <w:top w:w="60" w:type="dxa"/>
-              <w:bottom w:w="60" w:type="dxa"/>
-              <w:left w:w="100" w:type="dxa"/>
-              <w:right w:w="100" w:type="dxa"/>
-            </w:tcMar>
-            <w:shd w:val="clear" w:color="auto" w:fill="EBF5FB"/>
+            <w:tcW w:type="dxa" w:w="2880"/>
           </w:tcPr>
           <w:p>
-            <w:pPr>
-              <w:spacing w:before="40" w:after="40"/>
-            </w:pPr>
             <w:r>
-              <w:rPr>
-                <w:rFonts w:ascii="Calibri" w:hAnsi="Calibri"/>
-                <w:b w:val="0"/>
-                <w:i w:val="0"/>
-                <w:sz w:val="20"/>
-              </w:rPr>
               <w:t>Henry Oliveira</w:t>
             </w:r>
           </w:p>
         </w:tc>
         <w:tc>
           <w:tcPr>
-            <w:tcW w:type="dxa" w:w="2967"/>
-            <w:tcMar>
-              <w:top w:w="60" w:type="dxa"/>
-              <w:bottom w:w="60" w:type="dxa"/>
-              <w:left w:w="100" w:type="dxa"/>
-              <w:right w:w="100" w:type="dxa"/>
-            </w:tcMar>
-            <w:shd w:val="clear" w:color="auto" w:fill="EBF5FB"/>
+            <w:tcW w:type="dxa" w:w="2880"/>
           </w:tcPr>
           <w:p>
-            <w:pPr>
-              <w:spacing w:before="40" w:after="40"/>
-            </w:pPr>
             <w:r>
-              <w:rPr>
-                <w:rFonts w:ascii="Calibri" w:hAnsi="Calibri"/>
-                <w:b w:val="0"/>
-                <w:i w:val="0"/>
-                <w:sz w:val="20"/>
-              </w:rPr>
               <w:t xml:space="preserve">Jira </w:t>
             </w:r>
             <w:r>
               <w:rPr>
-                <w:rFonts w:ascii="Courier New" w:hAnsi="Courier New"/>
-                <w:b w:val="0"/>
-                <w:i w:val="0"/>
-                <w:color w:val="333333"/>
-                <w:sz w:val="20"/>
+                <w:rFonts w:ascii="Consolas" w:hAnsi="Consolas"/>
               </w:rPr>
               <w:t>Henry Komatsu</w:t>
             </w:r>
@@ -1929,167 +874,77 @@
         </w:tc>
       </w:tr>
     </w:tbl>
+    <w:p/>
     <w:p>
       <w:pPr>
-        <w:spacing w:before="0" w:after="160"/>
-      </w:pPr>
-    </w:p>
-    <w:p>
-      <w:pPr>
-        <w:spacing w:before="40" w:after="120"/>
-        <w:ind w:left="454"/>
-        <w:pBdr>
-          <w:left w:val="single" w:sz="12" w:space="8" w:color="003366"/>
-        </w:pBdr>
+        <w:pStyle w:val="IntenseQuote"/>
       </w:pPr>
       <w:r>
         <w:rPr>
-          <w:rFonts w:ascii="Calibri" w:hAnsi="Calibri"/>
           <w:b/>
-          <w:i w:val="0"/>
-          <w:color w:val="1A5276"/>
-          <w:sz w:val="22"/>
         </w:rPr>
-        <w:t>DevOps (Azure) = 5 pessoas:</w:t>
+        <w:t>DevOps (GitLab) = 5 pessoas:</w:t>
       </w:r>
       <w:r>
-        <w:rPr>
-          <w:rFonts w:ascii="Calibri" w:hAnsi="Calibri"/>
-          <w:b w:val="0"/>
-          <w:i w:val="0"/>
-          <w:color w:val="1A5276"/>
-          <w:sz w:val="22"/>
-        </w:rPr>
         <w:t xml:space="preserve"> Cézar (TL) + Henry/Lucas/Felipe (devs) + Jonathan (QA). Abraão (GP) e Carol (GQA) ficam fora do DevOps. O aprovador de PR é </w:t>
       </w:r>
       <w:r>
         <w:rPr>
-          <w:rFonts w:ascii="Calibri" w:hAnsi="Calibri"/>
           <w:b/>
-          <w:i w:val="0"/>
-          <w:color w:val="1A5276"/>
-          <w:sz w:val="22"/>
         </w:rPr>
         <w:t>Cézar Velazquez (Tech Lead)</w:t>
       </w:r>
       <w:r>
-        <w:rPr>
-          <w:rFonts w:ascii="Calibri" w:hAnsi="Calibri"/>
-          <w:b w:val="0"/>
-          <w:i w:val="0"/>
-          <w:color w:val="1A5276"/>
-          <w:sz w:val="22"/>
-        </w:rPr>
         <w:t xml:space="preserve">; quem aprova o escopo/CR é o </w:t>
       </w:r>
       <w:r>
         <w:rPr>
-          <w:rFonts w:ascii="Calibri" w:hAnsi="Calibri"/>
           <w:b/>
-          <w:i w:val="0"/>
-          <w:color w:val="1A5276"/>
-          <w:sz w:val="22"/>
         </w:rPr>
         <w:t>GP Abraão</w:t>
       </w:r>
       <w:r>
-        <w:rPr>
-          <w:rFonts w:ascii="Calibri" w:hAnsi="Calibri"/>
-          <w:b w:val="0"/>
-          <w:i w:val="0"/>
-          <w:color w:val="1A5276"/>
-          <w:sz w:val="22"/>
-        </w:rPr>
         <w:t>.</w:t>
       </w:r>
     </w:p>
     <w:p>
       <w:pPr>
-        <w:spacing w:before="40" w:after="120"/>
-        <w:ind w:left="454"/>
-        <w:pBdr>
-          <w:left w:val="single" w:sz="12" w:space="8" w:color="003366"/>
-        </w:pBdr>
+        <w:pStyle w:val="IntenseQuote"/>
       </w:pPr>
       <w:r>
-        <w:rPr>
-          <w:rFonts w:ascii="Calibri" w:hAnsi="Calibri"/>
-          <w:b w:val="0"/>
-          <w:i w:val="0"/>
-          <w:color w:val="1A5276"/>
-          <w:sz w:val="22"/>
-        </w:rPr>
-        <w:t xml:space="preserve">Nota de equivalência: em textos de gestão são usados os nomes reais do time atual. Quando uma evidência do Jira ou do Azure DevOps citar o autor/assignee/revisor de uma issue ou PR, é usada a conta legada registrada na API (a aprovação de PR sob a conta </w:t>
+        <w:t>Nota de equivalência: em textos de gestão são usados os nomes reais do time atual. Quando uma evidência do GitLab citar o autor/assignee/revisor de uma issue ou MR, é usada a conta registrada na plataforma (</w:t>
       </w:r>
       <w:r>
         <w:rPr>
-          <w:rFonts w:ascii="Courier New" w:hAnsi="Courier New"/>
-          <w:b w:val="0"/>
-          <w:i w:val="0"/>
-          <w:color w:val="1A5276"/>
-          <w:sz w:val="20"/>
+          <w:rFonts w:ascii="Consolas" w:hAnsi="Consolas"/>
         </w:rPr>
-        <w:t>Mateus Veloso</w:t>
+        <w:t>cezar.velazquez</w:t>
+      </w:r>
+      <w:r>
+        <w:t xml:space="preserve">); commits de infra/arquitetura sob </w:t>
       </w:r>
       <w:r>
         <w:rPr>
-          <w:rFonts w:ascii="Calibri" w:hAnsi="Calibri"/>
-          <w:b w:val="0"/>
-          <w:i w:val="0"/>
-          <w:color w:val="1A5276"/>
-          <w:sz w:val="22"/>
-        </w:rPr>
-        <w:t xml:space="preserve"> corresponde a Cézar; commits de infra/arquitetura sob </w:t>
-      </w:r>
-      <w:r>
-        <w:rPr>
-          <w:rFonts w:ascii="Courier New" w:hAnsi="Courier New"/>
-          <w:b w:val="0"/>
-          <w:i w:val="0"/>
-          <w:color w:val="1A5276"/>
-          <w:sz w:val="20"/>
+          <w:rFonts w:ascii="Consolas" w:hAnsi="Consolas"/>
         </w:rPr>
         <w:t>Raony Chagas</w:t>
       </w:r>
       <w:r>
-        <w:rPr>
-          <w:rFonts w:ascii="Calibri" w:hAnsi="Calibri"/>
-          <w:b w:val="0"/>
-          <w:i w:val="0"/>
-          <w:color w:val="1A5276"/>
-          <w:sz w:val="22"/>
-        </w:rPr>
         <w:t>/</w:t>
       </w:r>
       <w:r>
         <w:rPr>
-          <w:rFonts w:ascii="Courier New" w:hAnsi="Courier New"/>
-          <w:b w:val="0"/>
-          <w:i w:val="0"/>
-          <w:color w:val="1A5276"/>
-          <w:sz w:val="20"/>
+          <w:rFonts w:ascii="Consolas" w:hAnsi="Consolas"/>
         </w:rPr>
         <w:t>Mateus Sousa</w:t>
       </w:r>
       <w:r>
-        <w:rPr>
-          <w:rFonts w:ascii="Calibri" w:hAnsi="Calibri"/>
-          <w:b w:val="0"/>
-          <w:i w:val="0"/>
-          <w:color w:val="1A5276"/>
-          <w:sz w:val="22"/>
-        </w:rPr>
-        <w:t xml:space="preserve"> correspondem a Cézar).</w:t>
+        <w:t xml:space="preserve"> correspondem a Cézar.</w:t>
       </w:r>
     </w:p>
     <w:p>
       <w:pPr>
-        <w:pStyle w:val="Heading1"/>
-        <w:keepNext/>
-        <w:keepLines/>
-        <w:pBdr>
-          <w:bottom w:val="single" w:sz="4" w:space="2" w:color="D6E4F0"/>
-        </w:pBdr>
+        <w:pStyle w:val="Heading2"/>
       </w:pPr>
       <w:r>
         <w:t>5. Partes interessadas</w:t>
@@ -2097,47 +952,23 @@
     </w:p>
     <w:tbl>
       <w:tblPr>
+        <w:tblStyle w:val="TableGrid"/>
         <w:tblW w:type="auto" w:w="0"/>
         <w:tblLook w:firstColumn="1" w:firstRow="1" w:lastColumn="0" w:lastRow="0" w:noHBand="0" w:noVBand="1" w:val="04A0"/>
-        <w:tblBorders>
-          <w:top w:val="single" w:sz="4" w:space="0" w:color="003366"/>
-          <w:left w:val="single" w:sz="4" w:space="0" w:color="003366"/>
-          <w:bottom w:val="single" w:sz="4" w:space="0" w:color="003366"/>
-          <w:right w:val="single" w:sz="4" w:space="0" w:color="003366"/>
-          <w:insideH w:val="single" w:sz="4" w:space="0" w:color="003366"/>
-          <w:insideV w:val="single" w:sz="4" w:space="0" w:color="003366"/>
-        </w:tblBorders>
       </w:tblPr>
       <w:tblGrid>
-        <w:gridCol w:w="4451"/>
-        <w:gridCol w:w="4451"/>
+        <w:gridCol w:w="4320"/>
+        <w:gridCol w:w="4320"/>
       </w:tblGrid>
       <w:tr>
-        <w:trPr>
-          <w:cantSplit w:val="1"/>
-        </w:trPr>
         <w:tc>
           <w:tcPr>
-            <w:tcW w:type="dxa" w:w="4451"/>
-            <w:tcMar>
-              <w:top w:w="60" w:type="dxa"/>
-              <w:bottom w:w="60" w:type="dxa"/>
-              <w:left w:w="100" w:type="dxa"/>
-              <w:right w:w="100" w:type="dxa"/>
-            </w:tcMar>
-            <w:shd w:val="clear" w:color="auto" w:fill="003366"/>
+            <w:tcW w:type="dxa" w:w="4320"/>
           </w:tcPr>
           <w:p>
-            <w:pPr>
-              <w:spacing w:before="40" w:after="40"/>
-            </w:pPr>
             <w:r>
               <w:rPr>
-                <w:rFonts w:ascii="Calibri" w:hAnsi="Calibri"/>
                 <w:b/>
-                <w:i w:val="0"/>
-                <w:color w:val="FFFFFF"/>
-                <w:sz w:val="20"/>
               </w:rPr>
               <w:t>Parte interessada</w:t>
             </w:r>
@@ -2145,26 +976,12 @@
         </w:tc>
         <w:tc>
           <w:tcPr>
-            <w:tcW w:type="dxa" w:w="4451"/>
-            <w:tcMar>
-              <w:top w:w="60" w:type="dxa"/>
-              <w:bottom w:w="60" w:type="dxa"/>
-              <w:left w:w="100" w:type="dxa"/>
-              <w:right w:w="100" w:type="dxa"/>
-            </w:tcMar>
-            <w:shd w:val="clear" w:color="auto" w:fill="003366"/>
+            <w:tcW w:type="dxa" w:w="4320"/>
           </w:tcPr>
           <w:p>
-            <w:pPr>
-              <w:spacing w:before="40" w:after="40"/>
-            </w:pPr>
             <w:r>
               <w:rPr>
-                <w:rFonts w:ascii="Calibri" w:hAnsi="Calibri"/>
                 <w:b/>
-                <w:i w:val="0"/>
-                <w:color w:val="FFFFFF"/>
-                <w:sz w:val="20"/>
               </w:rPr>
               <w:t>Papel</w:t>
             </w:r>
@@ -2172,258 +989,107 @@
         </w:tc>
       </w:tr>
       <w:tr>
-        <w:trPr>
-          <w:cantSplit w:val="1"/>
-        </w:trPr>
         <w:tc>
           <w:tcPr>
-            <w:tcW w:type="dxa" w:w="4451"/>
-            <w:tcMar>
-              <w:top w:w="60" w:type="dxa"/>
-              <w:bottom w:w="60" w:type="dxa"/>
-              <w:left w:w="100" w:type="dxa"/>
-              <w:right w:w="100" w:type="dxa"/>
-            </w:tcMar>
-            <w:shd w:val="clear" w:color="auto" w:fill="EBF5FB"/>
+            <w:tcW w:type="dxa" w:w="4320"/>
           </w:tcPr>
           <w:p>
-            <w:pPr>
-              <w:spacing w:before="40" w:after="40"/>
-            </w:pPr>
             <w:r>
-              <w:rPr>
-                <w:rFonts w:ascii="Calibri" w:hAnsi="Calibri"/>
-                <w:b w:val="0"/>
-                <w:i w:val="0"/>
-                <w:sz w:val="20"/>
-              </w:rPr>
               <w:t>PO Hub de Milhas</w:t>
             </w:r>
           </w:p>
         </w:tc>
         <w:tc>
           <w:tcPr>
-            <w:tcW w:type="dxa" w:w="4451"/>
-            <w:tcMar>
-              <w:top w:w="60" w:type="dxa"/>
-              <w:bottom w:w="60" w:type="dxa"/>
-              <w:left w:w="100" w:type="dxa"/>
-              <w:right w:w="100" w:type="dxa"/>
-            </w:tcMar>
-            <w:shd w:val="clear" w:color="auto" w:fill="EBF5FB"/>
+            <w:tcW w:type="dxa" w:w="4320"/>
           </w:tcPr>
           <w:p>
-            <w:pPr>
-              <w:spacing w:before="40" w:after="40"/>
-            </w:pPr>
             <w:r>
-              <w:rPr>
-                <w:rFonts w:ascii="Calibri" w:hAnsi="Calibri"/>
-                <w:b w:val="0"/>
-                <w:i w:val="0"/>
-                <w:sz w:val="20"/>
-              </w:rPr>
               <w:t>Product Owner — Cliente (Hub de Milhas)</w:t>
             </w:r>
           </w:p>
         </w:tc>
       </w:tr>
       <w:tr>
-        <w:trPr>
-          <w:cantSplit w:val="1"/>
-        </w:trPr>
         <w:tc>
           <w:tcPr>
-            <w:tcW w:type="dxa" w:w="4451"/>
-            <w:tcMar>
-              <w:top w:w="60" w:type="dxa"/>
-              <w:bottom w:w="60" w:type="dxa"/>
-              <w:left w:w="100" w:type="dxa"/>
-              <w:right w:w="100" w:type="dxa"/>
-            </w:tcMar>
+            <w:tcW w:type="dxa" w:w="4320"/>
           </w:tcPr>
           <w:p>
-            <w:pPr>
-              <w:spacing w:before="40" w:after="40"/>
-            </w:pPr>
             <w:r>
-              <w:rPr>
-                <w:rFonts w:ascii="Calibri" w:hAnsi="Calibri"/>
-                <w:b w:val="0"/>
-                <w:i w:val="0"/>
-                <w:sz w:val="20"/>
-              </w:rPr>
               <w:t>Abraão</w:t>
             </w:r>
           </w:p>
         </w:tc>
         <w:tc>
           <w:tcPr>
-            <w:tcW w:type="dxa" w:w="4451"/>
-            <w:tcMar>
-              <w:top w:w="60" w:type="dxa"/>
-              <w:bottom w:w="60" w:type="dxa"/>
-              <w:left w:w="100" w:type="dxa"/>
-              <w:right w:w="100" w:type="dxa"/>
-            </w:tcMar>
+            <w:tcW w:type="dxa" w:w="4320"/>
           </w:tcPr>
           <w:p>
-            <w:pPr>
-              <w:spacing w:before="40" w:after="40"/>
-            </w:pPr>
             <w:r>
-              <w:rPr>
-                <w:rFonts w:ascii="Calibri" w:hAnsi="Calibri"/>
-                <w:b w:val="0"/>
-                <w:i w:val="0"/>
-                <w:sz w:val="20"/>
-              </w:rPr>
               <w:t>Gerente de Projeto — Timeware</w:t>
             </w:r>
           </w:p>
         </w:tc>
       </w:tr>
       <w:tr>
-        <w:trPr>
-          <w:cantSplit w:val="1"/>
-        </w:trPr>
         <w:tc>
           <w:tcPr>
-            <w:tcW w:type="dxa" w:w="4451"/>
-            <w:tcMar>
-              <w:top w:w="60" w:type="dxa"/>
-              <w:bottom w:w="60" w:type="dxa"/>
-              <w:left w:w="100" w:type="dxa"/>
-              <w:right w:w="100" w:type="dxa"/>
-            </w:tcMar>
-            <w:shd w:val="clear" w:color="auto" w:fill="EBF5FB"/>
+            <w:tcW w:type="dxa" w:w="4320"/>
           </w:tcPr>
           <w:p>
-            <w:pPr>
-              <w:spacing w:before="40" w:after="40"/>
-            </w:pPr>
             <w:r>
-              <w:rPr>
-                <w:rFonts w:ascii="Calibri" w:hAnsi="Calibri"/>
-                <w:b w:val="0"/>
-                <w:i w:val="0"/>
-                <w:sz w:val="20"/>
-              </w:rPr>
               <w:t>Cézar Velazquez</w:t>
             </w:r>
           </w:p>
         </w:tc>
         <w:tc>
           <w:tcPr>
-            <w:tcW w:type="dxa" w:w="4451"/>
-            <w:tcMar>
-              <w:top w:w="60" w:type="dxa"/>
-              <w:bottom w:w="60" w:type="dxa"/>
-              <w:left w:w="100" w:type="dxa"/>
-              <w:right w:w="100" w:type="dxa"/>
-            </w:tcMar>
-            <w:shd w:val="clear" w:color="auto" w:fill="EBF5FB"/>
+            <w:tcW w:type="dxa" w:w="4320"/>
           </w:tcPr>
           <w:p>
-            <w:pPr>
-              <w:spacing w:before="40" w:after="40"/>
-            </w:pPr>
             <w:r>
-              <w:rPr>
-                <w:rFonts w:ascii="Calibri" w:hAnsi="Calibri"/>
-                <w:b w:val="0"/>
-                <w:i w:val="0"/>
-                <w:sz w:val="20"/>
-              </w:rPr>
               <w:t>Tech Lead / Arquiteto / DevOps — Timeware</w:t>
             </w:r>
           </w:p>
         </w:tc>
       </w:tr>
       <w:tr>
-        <w:trPr>
-          <w:cantSplit w:val="1"/>
-        </w:trPr>
         <w:tc>
           <w:tcPr>
-            <w:tcW w:type="dxa" w:w="4451"/>
-            <w:tcMar>
-              <w:top w:w="60" w:type="dxa"/>
-              <w:bottom w:w="60" w:type="dxa"/>
-              <w:left w:w="100" w:type="dxa"/>
-              <w:right w:w="100" w:type="dxa"/>
-            </w:tcMar>
+            <w:tcW w:type="dxa" w:w="4320"/>
           </w:tcPr>
           <w:p>
-            <w:pPr>
-              <w:spacing w:before="40" w:after="40"/>
-            </w:pPr>
             <w:r>
-              <w:rPr>
-                <w:rFonts w:ascii="Calibri" w:hAnsi="Calibri"/>
-                <w:b w:val="0"/>
-                <w:i w:val="0"/>
-                <w:sz w:val="20"/>
-              </w:rPr>
               <w:t>Carol (Caroline)</w:t>
             </w:r>
           </w:p>
         </w:tc>
         <w:tc>
           <w:tcPr>
-            <w:tcW w:type="dxa" w:w="4451"/>
-            <w:tcMar>
-              <w:top w:w="60" w:type="dxa"/>
-              <w:bottom w:w="60" w:type="dxa"/>
-              <w:left w:w="100" w:type="dxa"/>
-              <w:right w:w="100" w:type="dxa"/>
-            </w:tcMar>
+            <w:tcW w:type="dxa" w:w="4320"/>
           </w:tcPr>
           <w:p>
-            <w:pPr>
-              <w:spacing w:before="40" w:after="40"/>
-            </w:pPr>
             <w:r>
-              <w:rPr>
-                <w:rFonts w:ascii="Calibri" w:hAnsi="Calibri"/>
-                <w:b w:val="0"/>
-                <w:i w:val="0"/>
-                <w:sz w:val="20"/>
-              </w:rPr>
               <w:t>Auditora de Garantia da Qualidade (GQA independente) — Timeware</w:t>
             </w:r>
           </w:p>
         </w:tc>
       </w:tr>
     </w:tbl>
+    <w:p/>
     <w:p>
       <w:pPr>
-        <w:spacing w:before="0" w:after="160"/>
-      </w:pPr>
-    </w:p>
-    <w:p>
-      <w:pPr>
-        <w:pStyle w:val="Heading1"/>
-        <w:keepNext/>
-        <w:keepLines/>
-        <w:pBdr>
-          <w:bottom w:val="single" w:sz="4" w:space="2" w:color="D6E4F0"/>
-        </w:pBdr>
+        <w:pStyle w:val="Heading2"/>
       </w:pPr>
       <w:r>
         <w:t>6. Premissas e restrições iniciais</w:t>
       </w:r>
     </w:p>
     <w:p>
-      <w:pPr>
-        <w:spacing w:before="0" w:after="120"/>
-      </w:pPr>
       <w:r>
         <w:rPr>
-          <w:rFonts w:ascii="Calibri" w:hAnsi="Calibri"/>
           <w:b/>
-          <w:i w:val="0"/>
-          <w:sz w:val="22"/>
         </w:rPr>
         <w:t>Premissas:</w:t>
       </w:r>
@@ -2431,73 +1097,39 @@
     <w:p>
       <w:pPr>
         <w:pStyle w:val="ListBullet"/>
-        <w:spacing w:before="20" w:after="40"/>
       </w:pPr>
       <w:r>
-        <w:rPr>
-          <w:rFonts w:ascii="Calibri" w:hAnsi="Calibri"/>
-          <w:b w:val="0"/>
-          <w:i w:val="0"/>
-          <w:sz w:val="22"/>
-        </w:rPr>
         <w:t>Os programas Smiles, Azul e Latam mantêm os portais públicos acessíveis à raspagem pelo serviço de crawler (SeleniumBase).</w:t>
       </w:r>
     </w:p>
     <w:p>
       <w:pPr>
         <w:pStyle w:val="ListBullet"/>
-        <w:spacing w:before="20" w:after="40"/>
       </w:pPr>
       <w:r>
-        <w:rPr>
-          <w:rFonts w:ascii="Calibri" w:hAnsi="Calibri"/>
-          <w:b w:val="0"/>
-          <w:i w:val="0"/>
-          <w:sz w:val="22"/>
-        </w:rPr>
         <w:t>A Z-API permanece disponível para envio de notificações WhatsApp; falha no envio não interrompe o fluxo de alerta.</w:t>
       </w:r>
     </w:p>
     <w:p>
       <w:pPr>
         <w:pStyle w:val="ListBullet"/>
-        <w:spacing w:before="20" w:after="40"/>
       </w:pPr>
       <w:r>
-        <w:rPr>
-          <w:rFonts w:ascii="Calibri" w:hAnsi="Calibri"/>
-          <w:b w:val="0"/>
-          <w:i w:val="0"/>
-          <w:sz w:val="22"/>
-        </w:rPr>
-        <w:t>O agente de CI Windows (Default) está disponível para execução das pipelines com tasks PowerShell@2.</w:t>
+        <w:t>O runner de CI Docker (runner-vm-docker) está disponível para execução das pipelines no GitLab CI/CD.</w:t>
       </w:r>
     </w:p>
     <w:p>
       <w:pPr>
         <w:pStyle w:val="ListBullet"/>
-        <w:spacing w:before="20" w:after="40"/>
       </w:pPr>
       <w:r>
-        <w:rPr>
-          <w:rFonts w:ascii="Calibri" w:hAnsi="Calibri"/>
-          <w:b w:val="0"/>
-          <w:i w:val="0"/>
-          <w:sz w:val="22"/>
-        </w:rPr>
         <w:t>A planilha de gestão GEST-MILHASFACIL01-001 é a fonte da verdade de gestão do projeto.</w:t>
       </w:r>
     </w:p>
     <w:p>
-      <w:pPr>
-        <w:spacing w:before="0" w:after="120"/>
-      </w:pPr>
       <w:r>
         <w:rPr>
-          <w:rFonts w:ascii="Calibri" w:hAnsi="Calibri"/>
           <w:b/>
-          <w:i w:val="0"/>
-          <w:sz w:val="22"/>
         </w:rPr>
         <w:t>Restrições:</w:t>
       </w:r>
@@ -2505,214 +1137,105 @@
     <w:p>
       <w:pPr>
         <w:pStyle w:val="ListBullet"/>
-        <w:spacing w:before="20" w:after="40"/>
       </w:pPr>
       <w:r>
-        <w:rPr>
-          <w:rFonts w:ascii="Calibri" w:hAnsi="Calibri"/>
-          <w:b w:val="0"/>
-          <w:i w:val="0"/>
-          <w:sz w:val="22"/>
-        </w:rPr>
-        <w:t>Equipe enxuta: GP (Abraão) que faz gestão e não codifica e fica fora do DevOps; GQA independente (Carol) que não codifica e fica fora do DevOps; um Tech Lead/Arquiteto/DevOps que revisa os PRs (Cézar Velazquez); QA de teste manual (Jonathan Alves); e três desenvolvedores efetivos (Felipe, Lucas, Henry). DevOps no Azure = 5 (Cézar + Henry/Lucas/Felipe + Jonathan).</w:t>
+        <w:t>Equipe enxuta: GP (Abraão) que faz gestão e não codifica e fica fora do DevOps; GQA independente (Carol) que não codifica e fica fora do DevOps; um Tech Lead/Arquiteto/DevOps que revisa os PRs (Cézar Velazquez); QA de teste manual (Jonathan Alves); e três desenvolvedores efetivos (Felipe, Lucas, Henry). DevOps no GitLab = 5 (Cézar + Henry/Lucas/Felipe + Jonathan).</w:t>
       </w:r>
     </w:p>
     <w:p>
       <w:pPr>
         <w:pStyle w:val="ListBullet"/>
-        <w:spacing w:before="20" w:after="40"/>
       </w:pPr>
       <w:r>
-        <w:rPr>
-          <w:rFonts w:ascii="Calibri" w:hAnsi="Calibri"/>
-          <w:b w:val="0"/>
-          <w:i w:val="0"/>
-          <w:sz w:val="22"/>
-        </w:rPr>
         <w:t xml:space="preserve">Autenticação stateless obrigatória (JWT HS256), CSRF desabilitado, sessão STATELESS; rotas públicas restritas a </w:t>
       </w:r>
       <w:r>
         <w:rPr>
-          <w:rFonts w:ascii="Courier New" w:hAnsi="Courier New"/>
-          <w:b w:val="0"/>
-          <w:i w:val="0"/>
-          <w:color w:val="333333"/>
-          <w:sz w:val="20"/>
+          <w:rFonts w:ascii="Consolas" w:hAnsi="Consolas"/>
         </w:rPr>
         <w:t>/api/v1/auth/**</w:t>
       </w:r>
       <w:r>
-        <w:rPr>
-          <w:rFonts w:ascii="Calibri" w:hAnsi="Calibri"/>
-          <w:b w:val="0"/>
-          <w:i w:val="0"/>
-          <w:sz w:val="22"/>
-        </w:rPr>
         <w:t xml:space="preserve"> e </w:t>
       </w:r>
       <w:r>
         <w:rPr>
-          <w:rFonts w:ascii="Courier New" w:hAnsi="Courier New"/>
-          <w:b w:val="0"/>
-          <w:i w:val="0"/>
-          <w:color w:val="333333"/>
-          <w:sz w:val="20"/>
+          <w:rFonts w:ascii="Consolas" w:hAnsi="Consolas"/>
         </w:rPr>
         <w:t>/actuator/health</w:t>
       </w:r>
       <w:r>
-        <w:rPr>
-          <w:rFonts w:ascii="Calibri" w:hAnsi="Calibri"/>
-          <w:b w:val="0"/>
-          <w:i w:val="0"/>
-          <w:sz w:val="22"/>
-        </w:rPr>
         <w:t>.</w:t>
       </w:r>
     </w:p>
     <w:p>
       <w:pPr>
         <w:pStyle w:val="ListBullet"/>
-        <w:spacing w:before="20" w:after="40"/>
       </w:pPr>
       <w:r>
-        <w:rPr>
-          <w:rFonts w:ascii="Calibri" w:hAnsi="Calibri"/>
-          <w:b w:val="0"/>
-          <w:i w:val="0"/>
-          <w:sz w:val="22"/>
-        </w:rPr>
         <w:t xml:space="preserve">Política de branches: PR obrigatório para develop, aprovação de PR pelo Tech Lead (Cézar Velazquez), gate de CI e nomenclatura </w:t>
       </w:r>
       <w:r>
         <w:rPr>
-          <w:rFonts w:ascii="Courier New" w:hAnsi="Courier New"/>
-          <w:b w:val="0"/>
-          <w:i w:val="0"/>
-          <w:color w:val="333333"/>
-          <w:sz w:val="20"/>
+          <w:rFonts w:ascii="Consolas" w:hAnsi="Consolas"/>
         </w:rPr>
         <w:t>feat/</w:t>
       </w:r>
       <w:r>
-        <w:rPr>
-          <w:rFonts w:ascii="Calibri" w:hAnsi="Calibri"/>
-          <w:b w:val="0"/>
-          <w:i w:val="0"/>
-          <w:sz w:val="22"/>
-        </w:rPr>
         <w:t xml:space="preserve"> ou </w:t>
       </w:r>
       <w:r>
         <w:rPr>
-          <w:rFonts w:ascii="Courier New" w:hAnsi="Courier New"/>
-          <w:b w:val="0"/>
-          <w:i w:val="0"/>
-          <w:color w:val="333333"/>
-          <w:sz w:val="20"/>
+          <w:rFonts w:ascii="Consolas" w:hAnsi="Consolas"/>
         </w:rPr>
         <w:t>fix/</w:t>
       </w:r>
       <w:r>
-        <w:rPr>
-          <w:rFonts w:ascii="Calibri" w:hAnsi="Calibri"/>
-          <w:b w:val="0"/>
-          <w:i w:val="0"/>
-          <w:sz w:val="22"/>
-        </w:rPr>
         <w:t xml:space="preserve"> + </w:t>
       </w:r>
       <w:r>
         <w:rPr>
-          <w:rFonts w:ascii="Courier New" w:hAnsi="Courier New"/>
-          <w:b w:val="0"/>
-          <w:i w:val="0"/>
-          <w:color w:val="333333"/>
-          <w:sz w:val="20"/>
+          <w:rFonts w:ascii="Consolas" w:hAnsi="Consolas"/>
         </w:rPr>
         <w:t>MF-XX</w:t>
       </w:r>
       <w:r>
-        <w:rPr>
-          <w:rFonts w:ascii="Calibri" w:hAnsi="Calibri"/>
-          <w:b w:val="0"/>
-          <w:i w:val="0"/>
-          <w:sz w:val="22"/>
-        </w:rPr>
         <w:t>; branch policy de revisor (≥1 revisor) ativa em develop nos três repositórios. A aprovação de escopo/CR é do GP (Abraão).</w:t>
       </w:r>
     </w:p>
     <w:p>
       <w:pPr>
-        <w:pStyle w:val="Heading1"/>
-        <w:keepNext/>
-        <w:keepLines/>
-        <w:pBdr>
-          <w:bottom w:val="single" w:sz="4" w:space="2" w:color="D6E4F0"/>
-        </w:pBdr>
+        <w:pStyle w:val="Heading2"/>
       </w:pPr>
       <w:r>
         <w:t>7. Cronograma macro (Sprints S1–S12)</w:t>
       </w:r>
     </w:p>
     <w:p>
-      <w:pPr>
-        <w:spacing w:before="0" w:after="120"/>
-      </w:pPr>
       <w:r>
-        <w:rPr>
-          <w:rFonts w:ascii="Calibri" w:hAnsi="Calibri"/>
-          <w:b w:val="0"/>
-          <w:i w:val="0"/>
-          <w:sz w:val="22"/>
-        </w:rPr>
         <w:t>Modelo de sprints de 2 semanas. Início do projeto em 09/02/2026, término previsto em 26/07/2026.</w:t>
       </w:r>
     </w:p>
     <w:tbl>
       <w:tblPr>
+        <w:tblStyle w:val="TableGrid"/>
         <w:tblW w:type="auto" w:w="0"/>
         <w:tblLook w:firstColumn="1" w:firstRow="1" w:lastColumn="0" w:lastRow="0" w:noHBand="0" w:noVBand="1" w:val="04A0"/>
-        <w:tblBorders>
-          <w:top w:val="single" w:sz="4" w:space="0" w:color="003366"/>
-          <w:left w:val="single" w:sz="4" w:space="0" w:color="003366"/>
-          <w:bottom w:val="single" w:sz="4" w:space="0" w:color="003366"/>
-          <w:right w:val="single" w:sz="4" w:space="0" w:color="003366"/>
-          <w:insideH w:val="single" w:sz="4" w:space="0" w:color="003366"/>
-          <w:insideV w:val="single" w:sz="4" w:space="0" w:color="003366"/>
-        </w:tblBorders>
       </w:tblPr>
       <w:tblGrid>
-        <w:gridCol w:w="2967"/>
-        <w:gridCol w:w="2967"/>
-        <w:gridCol w:w="2967"/>
+        <w:gridCol w:w="2880"/>
+        <w:gridCol w:w="2880"/>
+        <w:gridCol w:w="2880"/>
       </w:tblGrid>
       <w:tr>
-        <w:trPr>
-          <w:cantSplit w:val="1"/>
-        </w:trPr>
         <w:tc>
           <w:tcPr>
-            <w:tcW w:type="dxa" w:w="2967"/>
-            <w:tcMar>
-              <w:top w:w="60" w:type="dxa"/>
-              <w:bottom w:w="60" w:type="dxa"/>
-              <w:left w:w="100" w:type="dxa"/>
-              <w:right w:w="100" w:type="dxa"/>
-            </w:tcMar>
-            <w:shd w:val="clear" w:color="auto" w:fill="003366"/>
+            <w:tcW w:type="dxa" w:w="2880"/>
           </w:tcPr>
           <w:p>
-            <w:pPr>
-              <w:spacing w:before="40" w:after="40"/>
-            </w:pPr>
             <w:r>
               <w:rPr>
-                <w:rFonts w:ascii="Calibri" w:hAnsi="Calibri"/>
                 <w:b/>
-                <w:i w:val="0"/>
-                <w:color w:val="FFFFFF"/>
-                <w:sz w:val="20"/>
               </w:rPr>
               <w:t>Sprint</w:t>
             </w:r>
@@ -2720,26 +1243,12 @@
         </w:tc>
         <w:tc>
           <w:tcPr>
-            <w:tcW w:type="dxa" w:w="2967"/>
-            <w:tcMar>
-              <w:top w:w="60" w:type="dxa"/>
-              <w:bottom w:w="60" w:type="dxa"/>
-              <w:left w:w="100" w:type="dxa"/>
-              <w:right w:w="100" w:type="dxa"/>
-            </w:tcMar>
-            <w:shd w:val="clear" w:color="auto" w:fill="003366"/>
+            <w:tcW w:type="dxa" w:w="2880"/>
           </w:tcPr>
           <w:p>
-            <w:pPr>
-              <w:spacing w:before="40" w:after="40"/>
-            </w:pPr>
             <w:r>
               <w:rPr>
-                <w:rFonts w:ascii="Calibri" w:hAnsi="Calibri"/>
                 <w:b/>
-                <w:i w:val="0"/>
-                <w:color w:val="FFFFFF"/>
-                <w:sz w:val="20"/>
               </w:rPr>
               <w:t>Período</w:t>
             </w:r>
@@ -2747,26 +1256,12 @@
         </w:tc>
         <w:tc>
           <w:tcPr>
-            <w:tcW w:type="dxa" w:w="2967"/>
-            <w:tcMar>
-              <w:top w:w="60" w:type="dxa"/>
-              <w:bottom w:w="60" w:type="dxa"/>
-              <w:left w:w="100" w:type="dxa"/>
-              <w:right w:w="100" w:type="dxa"/>
-            </w:tcMar>
-            <w:shd w:val="clear" w:color="auto" w:fill="003366"/>
+            <w:tcW w:type="dxa" w:w="2880"/>
           </w:tcPr>
           <w:p>
-            <w:pPr>
-              <w:spacing w:before="40" w:after="40"/>
-            </w:pPr>
             <w:r>
               <w:rPr>
-                <w:rFonts w:ascii="Calibri" w:hAnsi="Calibri"/>
                 <w:b/>
-                <w:i w:val="0"/>
-                <w:color w:val="FFFFFF"/>
-                <w:sz w:val="20"/>
               </w:rPr>
               <w:t>Foco macro</w:t>
             </w:r>
@@ -2774,1038 +1269,414 @@
         </w:tc>
       </w:tr>
       <w:tr>
-        <w:trPr>
-          <w:cantSplit w:val="1"/>
-        </w:trPr>
         <w:tc>
           <w:tcPr>
-            <w:tcW w:type="dxa" w:w="2967"/>
-            <w:tcMar>
-              <w:top w:w="60" w:type="dxa"/>
-              <w:bottom w:w="60" w:type="dxa"/>
-              <w:left w:w="100" w:type="dxa"/>
-              <w:right w:w="100" w:type="dxa"/>
-            </w:tcMar>
-            <w:shd w:val="clear" w:color="auto" w:fill="EBF5FB"/>
+            <w:tcW w:type="dxa" w:w="2880"/>
           </w:tcPr>
           <w:p>
-            <w:pPr>
-              <w:spacing w:before="40" w:after="40"/>
-            </w:pPr>
             <w:r>
-              <w:rPr>
-                <w:rFonts w:ascii="Calibri" w:hAnsi="Calibri"/>
-                <w:b w:val="0"/>
-                <w:i w:val="0"/>
-                <w:sz w:val="20"/>
-              </w:rPr>
               <w:t>S1</w:t>
             </w:r>
           </w:p>
         </w:tc>
         <w:tc>
           <w:tcPr>
-            <w:tcW w:type="dxa" w:w="2967"/>
-            <w:tcMar>
-              <w:top w:w="60" w:type="dxa"/>
-              <w:bottom w:w="60" w:type="dxa"/>
-              <w:left w:w="100" w:type="dxa"/>
-              <w:right w:w="100" w:type="dxa"/>
-            </w:tcMar>
-            <w:shd w:val="clear" w:color="auto" w:fill="EBF5FB"/>
+            <w:tcW w:type="dxa" w:w="2880"/>
           </w:tcPr>
           <w:p>
-            <w:pPr>
-              <w:spacing w:before="40" w:after="40"/>
-            </w:pPr>
             <w:r>
-              <w:rPr>
-                <w:rFonts w:ascii="Calibri" w:hAnsi="Calibri"/>
-                <w:b w:val="0"/>
-                <w:i w:val="0"/>
-                <w:sz w:val="20"/>
-              </w:rPr>
               <w:t>09–22/02/2026</w:t>
             </w:r>
           </w:p>
         </w:tc>
         <w:tc>
           <w:tcPr>
-            <w:tcW w:type="dxa" w:w="2967"/>
-            <w:tcMar>
-              <w:top w:w="60" w:type="dxa"/>
-              <w:bottom w:w="60" w:type="dxa"/>
-              <w:left w:w="100" w:type="dxa"/>
-              <w:right w:w="100" w:type="dxa"/>
-            </w:tcMar>
-            <w:shd w:val="clear" w:color="auto" w:fill="EBF5FB"/>
+            <w:tcW w:type="dxa" w:w="2880"/>
           </w:tcPr>
           <w:p>
-            <w:pPr>
-              <w:spacing w:before="40" w:after="40"/>
-            </w:pPr>
             <w:r>
-              <w:rPr>
-                <w:rFonts w:ascii="Calibri" w:hAnsi="Calibri"/>
-                <w:b w:val="0"/>
-                <w:i w:val="0"/>
-                <w:sz w:val="20"/>
-              </w:rPr>
               <w:t>Cadastro (RF01) e login JWT (RF02); SearchPage inicial</w:t>
             </w:r>
           </w:p>
         </w:tc>
       </w:tr>
       <w:tr>
-        <w:trPr>
-          <w:cantSplit w:val="1"/>
-        </w:trPr>
         <w:tc>
           <w:tcPr>
-            <w:tcW w:type="dxa" w:w="2967"/>
-            <w:tcMar>
-              <w:top w:w="60" w:type="dxa"/>
-              <w:bottom w:w="60" w:type="dxa"/>
-              <w:left w:w="100" w:type="dxa"/>
-              <w:right w:w="100" w:type="dxa"/>
-            </w:tcMar>
+            <w:tcW w:type="dxa" w:w="2880"/>
           </w:tcPr>
           <w:p>
-            <w:pPr>
-              <w:spacing w:before="40" w:after="40"/>
-            </w:pPr>
             <w:r>
-              <w:rPr>
-                <w:rFonts w:ascii="Calibri" w:hAnsi="Calibri"/>
-                <w:b w:val="0"/>
-                <w:i w:val="0"/>
-                <w:sz w:val="20"/>
-              </w:rPr>
               <w:t>S2</w:t>
             </w:r>
           </w:p>
         </w:tc>
         <w:tc>
           <w:tcPr>
-            <w:tcW w:type="dxa" w:w="2967"/>
-            <w:tcMar>
-              <w:top w:w="60" w:type="dxa"/>
-              <w:bottom w:w="60" w:type="dxa"/>
-              <w:left w:w="100" w:type="dxa"/>
-              <w:right w:w="100" w:type="dxa"/>
-            </w:tcMar>
+            <w:tcW w:type="dxa" w:w="2880"/>
           </w:tcPr>
           <w:p>
-            <w:pPr>
-              <w:spacing w:before="40" w:after="40"/>
-            </w:pPr>
             <w:r>
-              <w:rPr>
-                <w:rFonts w:ascii="Calibri" w:hAnsi="Calibri"/>
-                <w:b w:val="0"/>
-                <w:i w:val="0"/>
-                <w:sz w:val="20"/>
-              </w:rPr>
               <w:t>23/02–08/03/2026</w:t>
             </w:r>
           </w:p>
         </w:tc>
         <w:tc>
           <w:tcPr>
-            <w:tcW w:type="dxa" w:w="2967"/>
-            <w:tcMar>
-              <w:top w:w="60" w:type="dxa"/>
-              <w:bottom w:w="60" w:type="dxa"/>
-              <w:left w:w="100" w:type="dxa"/>
-              <w:right w:w="100" w:type="dxa"/>
-            </w:tcMar>
+            <w:tcW w:type="dxa" w:w="2880"/>
           </w:tcPr>
           <w:p>
-            <w:pPr>
-              <w:spacing w:before="40" w:after="40"/>
-            </w:pPr>
             <w:r>
-              <w:rPr>
-                <w:rFonts w:ascii="Calibri" w:hAnsi="Calibri"/>
-                <w:b w:val="0"/>
-                <w:i w:val="0"/>
-                <w:sz w:val="20"/>
-              </w:rPr>
               <w:t>Busca paralela Smiles/Azul/Latam (RF03); skeleton (RF04)</w:t>
             </w:r>
           </w:p>
         </w:tc>
       </w:tr>
       <w:tr>
-        <w:trPr>
-          <w:cantSplit w:val="1"/>
-        </w:trPr>
         <w:tc>
           <w:tcPr>
-            <w:tcW w:type="dxa" w:w="2967"/>
-            <w:tcMar>
-              <w:top w:w="60" w:type="dxa"/>
-              <w:bottom w:w="60" w:type="dxa"/>
-              <w:left w:w="100" w:type="dxa"/>
-              <w:right w:w="100" w:type="dxa"/>
-            </w:tcMar>
-            <w:shd w:val="clear" w:color="auto" w:fill="EBF5FB"/>
+            <w:tcW w:type="dxa" w:w="2880"/>
           </w:tcPr>
           <w:p>
-            <w:pPr>
-              <w:spacing w:before="40" w:after="40"/>
-            </w:pPr>
             <w:r>
-              <w:rPr>
-                <w:rFonts w:ascii="Calibri" w:hAnsi="Calibri"/>
-                <w:b w:val="0"/>
-                <w:i w:val="0"/>
-                <w:sz w:val="20"/>
-              </w:rPr>
               <w:t>S3</w:t>
             </w:r>
           </w:p>
         </w:tc>
         <w:tc>
           <w:tcPr>
-            <w:tcW w:type="dxa" w:w="2967"/>
-            <w:tcMar>
-              <w:top w:w="60" w:type="dxa"/>
-              <w:bottom w:w="60" w:type="dxa"/>
-              <w:left w:w="100" w:type="dxa"/>
-              <w:right w:w="100" w:type="dxa"/>
-            </w:tcMar>
-            <w:shd w:val="clear" w:color="auto" w:fill="EBF5FB"/>
+            <w:tcW w:type="dxa" w:w="2880"/>
           </w:tcPr>
           <w:p>
-            <w:pPr>
-              <w:spacing w:before="40" w:after="40"/>
-            </w:pPr>
             <w:r>
-              <w:rPr>
-                <w:rFonts w:ascii="Calibri" w:hAnsi="Calibri"/>
-                <w:b w:val="0"/>
-                <w:i w:val="0"/>
-                <w:sz w:val="20"/>
-              </w:rPr>
               <w:t>09–22/03/2026</w:t>
             </w:r>
           </w:p>
         </w:tc>
         <w:tc>
           <w:tcPr>
-            <w:tcW w:type="dxa" w:w="2967"/>
-            <w:tcMar>
-              <w:top w:w="60" w:type="dxa"/>
-              <w:bottom w:w="60" w:type="dxa"/>
-              <w:left w:w="100" w:type="dxa"/>
-              <w:right w:w="100" w:type="dxa"/>
-            </w:tcMar>
-            <w:shd w:val="clear" w:color="auto" w:fill="EBF5FB"/>
+            <w:tcW w:type="dxa" w:w="2880"/>
           </w:tcPr>
           <w:p>
-            <w:pPr>
-              <w:spacing w:before="40" w:after="40"/>
-            </w:pPr>
             <w:r>
-              <w:rPr>
-                <w:rFonts w:ascii="Calibri" w:hAnsi="Calibri"/>
-                <w:b w:val="0"/>
-                <w:i w:val="0"/>
-                <w:sz w:val="20"/>
-              </w:rPr>
               <w:t>Histórico paginado (RF05); rotas favoritas e alertas (RF06)</w:t>
             </w:r>
           </w:p>
         </w:tc>
       </w:tr>
       <w:tr>
-        <w:trPr>
-          <w:cantSplit w:val="1"/>
-        </w:trPr>
         <w:tc>
           <w:tcPr>
-            <w:tcW w:type="dxa" w:w="2967"/>
-            <w:tcMar>
-              <w:top w:w="60" w:type="dxa"/>
-              <w:bottom w:w="60" w:type="dxa"/>
-              <w:left w:w="100" w:type="dxa"/>
-              <w:right w:w="100" w:type="dxa"/>
-            </w:tcMar>
+            <w:tcW w:type="dxa" w:w="2880"/>
           </w:tcPr>
           <w:p>
-            <w:pPr>
-              <w:spacing w:before="40" w:after="40"/>
-            </w:pPr>
             <w:r>
-              <w:rPr>
-                <w:rFonts w:ascii="Calibri" w:hAnsi="Calibri"/>
-                <w:b w:val="0"/>
-                <w:i w:val="0"/>
-                <w:sz w:val="20"/>
-              </w:rPr>
               <w:t>S4</w:t>
             </w:r>
           </w:p>
         </w:tc>
         <w:tc>
           <w:tcPr>
-            <w:tcW w:type="dxa" w:w="2967"/>
-            <w:tcMar>
-              <w:top w:w="60" w:type="dxa"/>
-              <w:bottom w:w="60" w:type="dxa"/>
-              <w:left w:w="100" w:type="dxa"/>
-              <w:right w:w="100" w:type="dxa"/>
-            </w:tcMar>
+            <w:tcW w:type="dxa" w:w="2880"/>
           </w:tcPr>
           <w:p>
-            <w:pPr>
-              <w:spacing w:before="40" w:after="40"/>
-            </w:pPr>
             <w:r>
-              <w:rPr>
-                <w:rFonts w:ascii="Calibri" w:hAnsi="Calibri"/>
-                <w:b w:val="0"/>
-                <w:i w:val="0"/>
-                <w:sz w:val="20"/>
-              </w:rPr>
               <w:t>23/03–05/04/2026</w:t>
             </w:r>
           </w:p>
         </w:tc>
         <w:tc>
           <w:tcPr>
-            <w:tcW w:type="dxa" w:w="2967"/>
-            <w:tcMar>
-              <w:top w:w="60" w:type="dxa"/>
-              <w:bottom w:w="60" w:type="dxa"/>
-              <w:left w:w="100" w:type="dxa"/>
-              <w:right w:w="100" w:type="dxa"/>
-            </w:tcMar>
+            <w:tcW w:type="dxa" w:w="2880"/>
           </w:tcPr>
           <w:p>
-            <w:pPr>
-              <w:spacing w:before="40" w:after="40"/>
-            </w:pPr>
             <w:r>
-              <w:rPr>
-                <w:rFonts w:ascii="Calibri" w:hAnsi="Calibri"/>
-                <w:b w:val="0"/>
-                <w:i w:val="0"/>
-                <w:sz w:val="20"/>
-              </w:rPr>
               <w:t>Perfil (RF07); alertas Spring Scheduler (RF08); gate de cobertura ativado</w:t>
             </w:r>
           </w:p>
         </w:tc>
       </w:tr>
       <w:tr>
-        <w:trPr>
-          <w:cantSplit w:val="1"/>
-        </w:trPr>
         <w:tc>
           <w:tcPr>
-            <w:tcW w:type="dxa" w:w="2967"/>
-            <w:tcMar>
-              <w:top w:w="60" w:type="dxa"/>
-              <w:bottom w:w="60" w:type="dxa"/>
-              <w:left w:w="100" w:type="dxa"/>
-              <w:right w:w="100" w:type="dxa"/>
-            </w:tcMar>
-            <w:shd w:val="clear" w:color="auto" w:fill="EBF5FB"/>
+            <w:tcW w:type="dxa" w:w="2880"/>
           </w:tcPr>
           <w:p>
-            <w:pPr>
-              <w:spacing w:before="40" w:after="40"/>
-            </w:pPr>
             <w:r>
-              <w:rPr>
-                <w:rFonts w:ascii="Calibri" w:hAnsi="Calibri"/>
-                <w:b w:val="0"/>
-                <w:i w:val="0"/>
-                <w:sz w:val="20"/>
-              </w:rPr>
               <w:t>S5</w:t>
             </w:r>
           </w:p>
         </w:tc>
         <w:tc>
           <w:tcPr>
-            <w:tcW w:type="dxa" w:w="2967"/>
-            <w:tcMar>
-              <w:top w:w="60" w:type="dxa"/>
-              <w:bottom w:w="60" w:type="dxa"/>
-              <w:left w:w="100" w:type="dxa"/>
-              <w:right w:w="100" w:type="dxa"/>
-            </w:tcMar>
-            <w:shd w:val="clear" w:color="auto" w:fill="EBF5FB"/>
+            <w:tcW w:type="dxa" w:w="2880"/>
           </w:tcPr>
           <w:p>
-            <w:pPr>
-              <w:spacing w:before="40" w:after="40"/>
-            </w:pPr>
             <w:r>
-              <w:rPr>
-                <w:rFonts w:ascii="Calibri" w:hAnsi="Calibri"/>
-                <w:b w:val="0"/>
-                <w:i w:val="0"/>
-                <w:sz w:val="20"/>
-              </w:rPr>
               <w:t>06–19/04/2026</w:t>
             </w:r>
           </w:p>
         </w:tc>
         <w:tc>
           <w:tcPr>
-            <w:tcW w:type="dxa" w:w="2967"/>
-            <w:tcMar>
-              <w:top w:w="60" w:type="dxa"/>
-              <w:bottom w:w="60" w:type="dxa"/>
-              <w:left w:w="100" w:type="dxa"/>
-              <w:right w:w="100" w:type="dxa"/>
-            </w:tcMar>
-            <w:shd w:val="clear" w:color="auto" w:fill="EBF5FB"/>
+            <w:tcW w:type="dxa" w:w="2880"/>
           </w:tcPr>
           <w:p>
-            <w:pPr>
-              <w:spacing w:before="40" w:after="40"/>
-            </w:pPr>
             <w:r>
-              <w:rPr>
-                <w:rFonts w:ascii="Calibri" w:hAnsi="Calibri"/>
-                <w:b w:val="0"/>
-                <w:i w:val="0"/>
-                <w:sz w:val="20"/>
-              </w:rPr>
               <w:t>Assinaturas (RF10); rotação de refresh token (RF11)</w:t>
             </w:r>
           </w:p>
         </w:tc>
       </w:tr>
       <w:tr>
-        <w:trPr>
-          <w:cantSplit w:val="1"/>
-        </w:trPr>
         <w:tc>
           <w:tcPr>
-            <w:tcW w:type="dxa" w:w="2967"/>
-            <w:tcMar>
-              <w:top w:w="60" w:type="dxa"/>
-              <w:bottom w:w="60" w:type="dxa"/>
-              <w:left w:w="100" w:type="dxa"/>
-              <w:right w:w="100" w:type="dxa"/>
-            </w:tcMar>
+            <w:tcW w:type="dxa" w:w="2880"/>
           </w:tcPr>
           <w:p>
-            <w:pPr>
-              <w:spacing w:before="40" w:after="40"/>
-            </w:pPr>
             <w:r>
-              <w:rPr>
-                <w:rFonts w:ascii="Calibri" w:hAnsi="Calibri"/>
-                <w:b w:val="0"/>
-                <w:i w:val="0"/>
-                <w:sz w:val="20"/>
-              </w:rPr>
               <w:t>S6</w:t>
             </w:r>
           </w:p>
         </w:tc>
         <w:tc>
           <w:tcPr>
-            <w:tcW w:type="dxa" w:w="2967"/>
-            <w:tcMar>
-              <w:top w:w="60" w:type="dxa"/>
-              <w:bottom w:w="60" w:type="dxa"/>
-              <w:left w:w="100" w:type="dxa"/>
-              <w:right w:w="100" w:type="dxa"/>
-            </w:tcMar>
+            <w:tcW w:type="dxa" w:w="2880"/>
           </w:tcPr>
           <w:p>
-            <w:pPr>
-              <w:spacing w:before="40" w:after="40"/>
-            </w:pPr>
             <w:r>
-              <w:rPr>
-                <w:rFonts w:ascii="Calibri" w:hAnsi="Calibri"/>
-                <w:b w:val="0"/>
-                <w:i w:val="0"/>
-                <w:sz w:val="20"/>
-              </w:rPr>
               <w:t>20/04–03/05/2026</w:t>
             </w:r>
           </w:p>
         </w:tc>
         <w:tc>
           <w:tcPr>
-            <w:tcW w:type="dxa" w:w="2967"/>
-            <w:tcMar>
-              <w:top w:w="60" w:type="dxa"/>
-              <w:bottom w:w="60" w:type="dxa"/>
-              <w:left w:w="100" w:type="dxa"/>
-              <w:right w:w="100" w:type="dxa"/>
-            </w:tcMar>
+            <w:tcW w:type="dxa" w:w="2880"/>
           </w:tcPr>
           <w:p>
-            <w:pPr>
-              <w:spacing w:before="40" w:after="40"/>
-            </w:pPr>
             <w:r>
-              <w:rPr>
-                <w:rFonts w:ascii="Calibri" w:hAnsi="Calibri"/>
-                <w:b w:val="0"/>
-                <w:i w:val="0"/>
-                <w:sz w:val="20"/>
-              </w:rPr>
               <w:t>Estabilização e observabilidade</w:t>
             </w:r>
           </w:p>
         </w:tc>
       </w:tr>
       <w:tr>
-        <w:trPr>
-          <w:cantSplit w:val="1"/>
-        </w:trPr>
         <w:tc>
           <w:tcPr>
-            <w:tcW w:type="dxa" w:w="2967"/>
-            <w:tcMar>
-              <w:top w:w="60" w:type="dxa"/>
-              <w:bottom w:w="60" w:type="dxa"/>
-              <w:left w:w="100" w:type="dxa"/>
-              <w:right w:w="100" w:type="dxa"/>
-            </w:tcMar>
-            <w:shd w:val="clear" w:color="auto" w:fill="EBF5FB"/>
+            <w:tcW w:type="dxa" w:w="2880"/>
           </w:tcPr>
           <w:p>
-            <w:pPr>
-              <w:spacing w:before="40" w:after="40"/>
-            </w:pPr>
             <w:r>
-              <w:rPr>
-                <w:rFonts w:ascii="Calibri" w:hAnsi="Calibri"/>
-                <w:b w:val="0"/>
-                <w:i w:val="0"/>
-                <w:sz w:val="20"/>
-              </w:rPr>
               <w:t>S7</w:t>
             </w:r>
           </w:p>
         </w:tc>
         <w:tc>
           <w:tcPr>
-            <w:tcW w:type="dxa" w:w="2967"/>
-            <w:tcMar>
-              <w:top w:w="60" w:type="dxa"/>
-              <w:bottom w:w="60" w:type="dxa"/>
-              <w:left w:w="100" w:type="dxa"/>
-              <w:right w:w="100" w:type="dxa"/>
-            </w:tcMar>
-            <w:shd w:val="clear" w:color="auto" w:fill="EBF5FB"/>
+            <w:tcW w:type="dxa" w:w="2880"/>
           </w:tcPr>
           <w:p>
-            <w:pPr>
-              <w:spacing w:before="40" w:after="40"/>
-            </w:pPr>
             <w:r>
-              <w:rPr>
-                <w:rFonts w:ascii="Calibri" w:hAnsi="Calibri"/>
-                <w:b w:val="0"/>
-                <w:i w:val="0"/>
-                <w:sz w:val="20"/>
-              </w:rPr>
               <w:t>04–17/05/2026</w:t>
             </w:r>
           </w:p>
         </w:tc>
         <w:tc>
           <w:tcPr>
-            <w:tcW w:type="dxa" w:w="2967"/>
-            <w:tcMar>
-              <w:top w:w="60" w:type="dxa"/>
-              <w:bottom w:w="60" w:type="dxa"/>
-              <w:left w:w="100" w:type="dxa"/>
-              <w:right w:w="100" w:type="dxa"/>
-            </w:tcMar>
-            <w:shd w:val="clear" w:color="auto" w:fill="EBF5FB"/>
+            <w:tcW w:type="dxa" w:w="2880"/>
           </w:tcPr>
           <w:p>
-            <w:pPr>
-              <w:spacing w:before="40" w:after="40"/>
-            </w:pPr>
             <w:r>
-              <w:rPr>
-                <w:rFonts w:ascii="Calibri" w:hAnsi="Calibri"/>
-                <w:b w:val="0"/>
-                <w:i w:val="0"/>
-                <w:sz w:val="20"/>
-              </w:rPr>
               <w:t>Notificação WhatsApp Z-API (RF09)</w:t>
             </w:r>
           </w:p>
         </w:tc>
       </w:tr>
       <w:tr>
-        <w:trPr>
-          <w:cantSplit w:val="1"/>
-        </w:trPr>
         <w:tc>
           <w:tcPr>
-            <w:tcW w:type="dxa" w:w="2967"/>
-            <w:tcMar>
-              <w:top w:w="60" w:type="dxa"/>
-              <w:bottom w:w="60" w:type="dxa"/>
-              <w:left w:w="100" w:type="dxa"/>
-              <w:right w:w="100" w:type="dxa"/>
-            </w:tcMar>
+            <w:tcW w:type="dxa" w:w="2880"/>
           </w:tcPr>
           <w:p>
-            <w:pPr>
-              <w:spacing w:before="40" w:after="40"/>
-            </w:pPr>
             <w:r>
-              <w:rPr>
-                <w:rFonts w:ascii="Calibri" w:hAnsi="Calibri"/>
-                <w:b w:val="0"/>
-                <w:i w:val="0"/>
-                <w:sz w:val="20"/>
-              </w:rPr>
               <w:t>S8</w:t>
             </w:r>
           </w:p>
         </w:tc>
         <w:tc>
           <w:tcPr>
-            <w:tcW w:type="dxa" w:w="2967"/>
-            <w:tcMar>
-              <w:top w:w="60" w:type="dxa"/>
-              <w:bottom w:w="60" w:type="dxa"/>
-              <w:left w:w="100" w:type="dxa"/>
-              <w:right w:w="100" w:type="dxa"/>
-            </w:tcMar>
+            <w:tcW w:type="dxa" w:w="2880"/>
           </w:tcPr>
           <w:p>
-            <w:pPr>
-              <w:spacing w:before="40" w:after="40"/>
-            </w:pPr>
             <w:r>
-              <w:rPr>
-                <w:rFonts w:ascii="Calibri" w:hAnsi="Calibri"/>
-                <w:b w:val="0"/>
-                <w:i w:val="0"/>
-                <w:sz w:val="20"/>
-              </w:rPr>
               <w:t>18–31/05/2026</w:t>
             </w:r>
           </w:p>
         </w:tc>
         <w:tc>
           <w:tcPr>
-            <w:tcW w:type="dxa" w:w="2967"/>
-            <w:tcMar>
-              <w:top w:w="60" w:type="dxa"/>
-              <w:bottom w:w="60" w:type="dxa"/>
-              <w:left w:w="100" w:type="dxa"/>
-              <w:right w:w="100" w:type="dxa"/>
-            </w:tcMar>
+            <w:tcW w:type="dxa" w:w="2880"/>
           </w:tcPr>
           <w:p>
-            <w:pPr>
-              <w:spacing w:before="40" w:after="40"/>
-            </w:pPr>
             <w:r>
-              <w:rPr>
-                <w:rFonts w:ascii="Calibri" w:hAnsi="Calibri"/>
-                <w:b w:val="0"/>
-                <w:i w:val="0"/>
-                <w:sz w:val="20"/>
-              </w:rPr>
               <w:t>Logout blacklist Redis jti (RF12); correções de parsers</w:t>
             </w:r>
           </w:p>
         </w:tc>
       </w:tr>
       <w:tr>
-        <w:trPr>
-          <w:cantSplit w:val="1"/>
-        </w:trPr>
         <w:tc>
           <w:tcPr>
-            <w:tcW w:type="dxa" w:w="2967"/>
-            <w:tcMar>
-              <w:top w:w="60" w:type="dxa"/>
-              <w:bottom w:w="60" w:type="dxa"/>
-              <w:left w:w="100" w:type="dxa"/>
-              <w:right w:w="100" w:type="dxa"/>
-            </w:tcMar>
-            <w:shd w:val="clear" w:color="auto" w:fill="EBF5FB"/>
+            <w:tcW w:type="dxa" w:w="2880"/>
           </w:tcPr>
           <w:p>
-            <w:pPr>
-              <w:spacing w:before="40" w:after="40"/>
-            </w:pPr>
             <w:r>
-              <w:rPr>
-                <w:rFonts w:ascii="Calibri" w:hAnsi="Calibri"/>
-                <w:b w:val="0"/>
-                <w:i w:val="0"/>
-                <w:sz w:val="20"/>
-              </w:rPr>
               <w:t>S9</w:t>
             </w:r>
           </w:p>
         </w:tc>
         <w:tc>
           <w:tcPr>
-            <w:tcW w:type="dxa" w:w="2967"/>
-            <w:tcMar>
-              <w:top w:w="60" w:type="dxa"/>
-              <w:bottom w:w="60" w:type="dxa"/>
-              <w:left w:w="100" w:type="dxa"/>
-              <w:right w:w="100" w:type="dxa"/>
-            </w:tcMar>
-            <w:shd w:val="clear" w:color="auto" w:fill="EBF5FB"/>
+            <w:tcW w:type="dxa" w:w="2880"/>
           </w:tcPr>
           <w:p>
-            <w:pPr>
-              <w:spacing w:before="40" w:after="40"/>
-            </w:pPr>
             <w:r>
-              <w:rPr>
-                <w:rFonts w:ascii="Calibri" w:hAnsi="Calibri"/>
-                <w:b w:val="0"/>
-                <w:i w:val="0"/>
-                <w:sz w:val="20"/>
-              </w:rPr>
               <w:t>01–14/06/2026</w:t>
             </w:r>
           </w:p>
         </w:tc>
         <w:tc>
           <w:tcPr>
-            <w:tcW w:type="dxa" w:w="2967"/>
-            <w:tcMar>
-              <w:top w:w="60" w:type="dxa"/>
-              <w:bottom w:w="60" w:type="dxa"/>
-              <w:left w:w="100" w:type="dxa"/>
-              <w:right w:w="100" w:type="dxa"/>
-            </w:tcMar>
-            <w:shd w:val="clear" w:color="auto" w:fill="EBF5FB"/>
+            <w:tcW w:type="dxa" w:w="2880"/>
           </w:tcPr>
           <w:p>
-            <w:pPr>
-              <w:spacing w:before="40" w:after="40"/>
-            </w:pPr>
             <w:r>
-              <w:rPr>
-                <w:rFonts w:ascii="Calibri" w:hAnsi="Calibri"/>
-                <w:b w:val="0"/>
-                <w:i w:val="0"/>
-                <w:sz w:val="20"/>
-              </w:rPr>
               <w:t>Filtros avançados (RF13) e export CSV (RF14) entregues; airport ILIKE (MF-64); release v0.9.0 promovida a main</w:t>
             </w:r>
           </w:p>
         </w:tc>
       </w:tr>
       <w:tr>
-        <w:trPr>
-          <w:cantSplit w:val="1"/>
-        </w:trPr>
         <w:tc>
           <w:tcPr>
-            <w:tcW w:type="dxa" w:w="2967"/>
-            <w:tcMar>
-              <w:top w:w="60" w:type="dxa"/>
-              <w:bottom w:w="60" w:type="dxa"/>
-              <w:left w:w="100" w:type="dxa"/>
-              <w:right w:w="100" w:type="dxa"/>
-            </w:tcMar>
+            <w:tcW w:type="dxa" w:w="2880"/>
           </w:tcPr>
           <w:p>
-            <w:pPr>
-              <w:spacing w:before="40" w:after="40"/>
-            </w:pPr>
             <w:r>
-              <w:rPr>
-                <w:rFonts w:ascii="Calibri" w:hAnsi="Calibri"/>
-                <w:b w:val="0"/>
-                <w:i w:val="0"/>
-                <w:sz w:val="20"/>
-              </w:rPr>
               <w:t>S10</w:t>
             </w:r>
           </w:p>
         </w:tc>
         <w:tc>
           <w:tcPr>
-            <w:tcW w:type="dxa" w:w="2967"/>
-            <w:tcMar>
-              <w:top w:w="60" w:type="dxa"/>
-              <w:bottom w:w="60" w:type="dxa"/>
-              <w:left w:w="100" w:type="dxa"/>
-              <w:right w:w="100" w:type="dxa"/>
-            </w:tcMar>
+            <w:tcW w:type="dxa" w:w="2880"/>
           </w:tcPr>
           <w:p>
-            <w:pPr>
-              <w:spacing w:before="40" w:after="40"/>
-            </w:pPr>
             <w:r>
-              <w:rPr>
-                <w:rFonts w:ascii="Calibri" w:hAnsi="Calibri"/>
-                <w:b w:val="0"/>
-                <w:i w:val="0"/>
-                <w:sz w:val="20"/>
-              </w:rPr>
               <w:t>15–28/06/2026</w:t>
             </w:r>
           </w:p>
         </w:tc>
         <w:tc>
           <w:tcPr>
-            <w:tcW w:type="dxa" w:w="2967"/>
-            <w:tcMar>
-              <w:top w:w="60" w:type="dxa"/>
-              <w:bottom w:w="60" w:type="dxa"/>
-              <w:left w:w="100" w:type="dxa"/>
-              <w:right w:w="100" w:type="dxa"/>
-            </w:tcMar>
+            <w:tcW w:type="dxa" w:w="2880"/>
           </w:tcPr>
           <w:p>
-            <w:pPr>
-              <w:spacing w:before="40" w:after="40"/>
-            </w:pPr>
             <w:r>
-              <w:rPr>
-                <w:rFonts w:ascii="Calibri" w:hAnsi="Calibri"/>
-                <w:b w:val="0"/>
-                <w:i w:val="0"/>
-                <w:sz w:val="20"/>
-              </w:rPr>
               <w:t>Push PWA (RF15)</w:t>
             </w:r>
           </w:p>
         </w:tc>
       </w:tr>
       <w:tr>
-        <w:trPr>
-          <w:cantSplit w:val="1"/>
-        </w:trPr>
         <w:tc>
           <w:tcPr>
-            <w:tcW w:type="dxa" w:w="2967"/>
-            <w:tcMar>
-              <w:top w:w="60" w:type="dxa"/>
-              <w:bottom w:w="60" w:type="dxa"/>
-              <w:left w:w="100" w:type="dxa"/>
-              <w:right w:w="100" w:type="dxa"/>
-            </w:tcMar>
-            <w:shd w:val="clear" w:color="auto" w:fill="EBF5FB"/>
+            <w:tcW w:type="dxa" w:w="2880"/>
           </w:tcPr>
           <w:p>
-            <w:pPr>
-              <w:spacing w:before="40" w:after="40"/>
-            </w:pPr>
             <w:r>
-              <w:rPr>
-                <w:rFonts w:ascii="Calibri" w:hAnsi="Calibri"/>
-                <w:b w:val="0"/>
-                <w:i w:val="0"/>
-                <w:sz w:val="20"/>
-              </w:rPr>
               <w:t>S11</w:t>
             </w:r>
           </w:p>
         </w:tc>
         <w:tc>
           <w:tcPr>
-            <w:tcW w:type="dxa" w:w="2967"/>
-            <w:tcMar>
-              <w:top w:w="60" w:type="dxa"/>
-              <w:bottom w:w="60" w:type="dxa"/>
-              <w:left w:w="100" w:type="dxa"/>
-              <w:right w:w="100" w:type="dxa"/>
-            </w:tcMar>
-            <w:shd w:val="clear" w:color="auto" w:fill="EBF5FB"/>
+            <w:tcW w:type="dxa" w:w="2880"/>
           </w:tcPr>
           <w:p>
-            <w:pPr>
-              <w:spacing w:before="40" w:after="40"/>
-            </w:pPr>
             <w:r>
-              <w:rPr>
-                <w:rFonts w:ascii="Calibri" w:hAnsi="Calibri"/>
-                <w:b w:val="0"/>
-                <w:i w:val="0"/>
-                <w:sz w:val="20"/>
-              </w:rPr>
               <w:t>29/06–12/07/2026</w:t>
             </w:r>
           </w:p>
         </w:tc>
         <w:tc>
           <w:tcPr>
-            <w:tcW w:type="dxa" w:w="2967"/>
-            <w:tcMar>
-              <w:top w:w="60" w:type="dxa"/>
-              <w:bottom w:w="60" w:type="dxa"/>
-              <w:left w:w="100" w:type="dxa"/>
-              <w:right w:w="100" w:type="dxa"/>
-            </w:tcMar>
-            <w:shd w:val="clear" w:color="auto" w:fill="EBF5FB"/>
+            <w:tcW w:type="dxa" w:w="2880"/>
           </w:tcPr>
           <w:p>
-            <w:pPr>
-              <w:spacing w:before="40" w:after="40"/>
-            </w:pPr>
             <w:r>
-              <w:rPr>
-                <w:rFonts w:ascii="Calibri" w:hAnsi="Calibri"/>
-                <w:b w:val="0"/>
-                <w:i w:val="0"/>
-                <w:sz w:val="20"/>
-              </w:rPr>
               <w:t>Refinamentos e testes</w:t>
             </w:r>
           </w:p>
         </w:tc>
       </w:tr>
       <w:tr>
-        <w:trPr>
-          <w:cantSplit w:val="1"/>
-        </w:trPr>
         <w:tc>
           <w:tcPr>
-            <w:tcW w:type="dxa" w:w="2967"/>
-            <w:tcMar>
-              <w:top w:w="60" w:type="dxa"/>
-              <w:bottom w:w="60" w:type="dxa"/>
-              <w:left w:w="100" w:type="dxa"/>
-              <w:right w:w="100" w:type="dxa"/>
-            </w:tcMar>
+            <w:tcW w:type="dxa" w:w="2880"/>
           </w:tcPr>
           <w:p>
-            <w:pPr>
-              <w:spacing w:before="40" w:after="40"/>
-            </w:pPr>
             <w:r>
-              <w:rPr>
-                <w:rFonts w:ascii="Calibri" w:hAnsi="Calibri"/>
-                <w:b w:val="0"/>
-                <w:i w:val="0"/>
-                <w:sz w:val="20"/>
-              </w:rPr>
               <w:t>S12</w:t>
             </w:r>
           </w:p>
         </w:tc>
         <w:tc>
           <w:tcPr>
-            <w:tcW w:type="dxa" w:w="2967"/>
-            <w:tcMar>
-              <w:top w:w="60" w:type="dxa"/>
-              <w:bottom w:w="60" w:type="dxa"/>
-              <w:left w:w="100" w:type="dxa"/>
-              <w:right w:w="100" w:type="dxa"/>
-            </w:tcMar>
+            <w:tcW w:type="dxa" w:w="2880"/>
           </w:tcPr>
           <w:p>
-            <w:pPr>
-              <w:spacing w:before="40" w:after="40"/>
-            </w:pPr>
             <w:r>
-              <w:rPr>
-                <w:rFonts w:ascii="Calibri" w:hAnsi="Calibri"/>
-                <w:b w:val="0"/>
-                <w:i w:val="0"/>
-                <w:sz w:val="20"/>
-              </w:rPr>
               <w:t>13–26/07/2026</w:t>
             </w:r>
           </w:p>
         </w:tc>
         <w:tc>
           <w:tcPr>
-            <w:tcW w:type="dxa" w:w="2967"/>
-            <w:tcMar>
-              <w:top w:w="60" w:type="dxa"/>
-              <w:bottom w:w="60" w:type="dxa"/>
-              <w:left w:w="100" w:type="dxa"/>
-              <w:right w:w="100" w:type="dxa"/>
-            </w:tcMar>
+            <w:tcW w:type="dxa" w:w="2880"/>
           </w:tcPr>
           <w:p>
-            <w:pPr>
-              <w:spacing w:before="40" w:after="40"/>
-            </w:pPr>
             <w:r>
-              <w:rPr>
-                <w:rFonts w:ascii="Calibri" w:hAnsi="Calibri"/>
-                <w:b w:val="0"/>
-                <w:i w:val="0"/>
-                <w:sz w:val="20"/>
-              </w:rPr>
               <w:t>Fechamento e entrega</w:t>
             </w:r>
           </w:p>
         </w:tc>
       </w:tr>
     </w:tbl>
+    <w:p/>
     <w:p>
-      <w:pPr>
-        <w:spacing w:before="0" w:after="160"/>
-      </w:pPr>
-    </w:p>
-    <w:p>
-      <w:pPr>
-        <w:spacing w:before="0" w:after="120"/>
-      </w:pPr>
       <w:r>
         <w:rPr>
-          <w:rFonts w:ascii="Calibri" w:hAnsi="Calibri"/>
           <w:b/>
-          <w:i w:val="0"/>
-          <w:sz w:val="22"/>
         </w:rPr>
         <w:t>Status atual:</w:t>
       </w:r>
       <w:r>
-        <w:rPr>
-          <w:rFonts w:ascii="Calibri" w:hAnsi="Calibri"/>
-          <w:b w:val="0"/>
-          <w:i w:val="0"/>
-          <w:sz w:val="22"/>
-        </w:rPr>
         <w:t xml:space="preserve"> Sprint 9 em andamento (01–14/06/2026); projeto ABERTO (S9 de 12). Release </w:t>
       </w:r>
       <w:r>
         <w:rPr>
-          <w:rFonts w:ascii="Calibri" w:hAnsi="Calibri"/>
           <w:b/>
-          <w:i w:val="0"/>
-          <w:sz w:val="22"/>
         </w:rPr>
         <w:t>v0.9.0</w:t>
       </w:r>
       <w:r>
-        <w:rPr>
-          <w:rFonts w:ascii="Calibri" w:hAnsi="Calibri"/>
-          <w:b w:val="0"/>
-          <w:i w:val="0"/>
-          <w:sz w:val="22"/>
-        </w:rPr>
         <w:t xml:space="preserve"> promovida a main (tag nos três repositórios) em 15/06/2026, com RF13/RF14/MF-64 entregues.</w:t>
       </w:r>
     </w:p>
     <w:p>
       <w:pPr>
-        <w:pStyle w:val="Heading1"/>
-        <w:keepNext/>
-        <w:keepLines/>
-        <w:pBdr>
-          <w:bottom w:val="single" w:sz="4" w:space="2" w:color="D6E4F0"/>
-        </w:pBdr>
+        <w:pStyle w:val="Heading2"/>
       </w:pPr>
       <w:r>
         <w:t>8. Riscos iniciais</w:t>
@@ -3813,51 +1684,27 @@
     </w:p>
     <w:tbl>
       <w:tblPr>
+        <w:tblStyle w:val="TableGrid"/>
         <w:tblW w:type="auto" w:w="0"/>
         <w:tblLook w:firstColumn="1" w:firstRow="1" w:lastColumn="0" w:lastRow="0" w:noHBand="0" w:noVBand="1" w:val="04A0"/>
-        <w:tblBorders>
-          <w:top w:val="single" w:sz="4" w:space="0" w:color="003366"/>
-          <w:left w:val="single" w:sz="4" w:space="0" w:color="003366"/>
-          <w:bottom w:val="single" w:sz="4" w:space="0" w:color="003366"/>
-          <w:right w:val="single" w:sz="4" w:space="0" w:color="003366"/>
-          <w:insideH w:val="single" w:sz="4" w:space="0" w:color="003366"/>
-          <w:insideV w:val="single" w:sz="4" w:space="0" w:color="003366"/>
-        </w:tblBorders>
       </w:tblPr>
       <w:tblGrid>
-        <w:gridCol w:w="1484"/>
-        <w:gridCol w:w="1484"/>
-        <w:gridCol w:w="1484"/>
-        <w:gridCol w:w="1484"/>
-        <w:gridCol w:w="1484"/>
-        <w:gridCol w:w="1484"/>
+        <w:gridCol w:w="1440"/>
+        <w:gridCol w:w="1440"/>
+        <w:gridCol w:w="1440"/>
+        <w:gridCol w:w="1440"/>
+        <w:gridCol w:w="1440"/>
+        <w:gridCol w:w="1440"/>
       </w:tblGrid>
       <w:tr>
-        <w:trPr>
-          <w:cantSplit w:val="1"/>
-        </w:trPr>
         <w:tc>
           <w:tcPr>
-            <w:tcW w:type="dxa" w:w="1484"/>
-            <w:tcMar>
-              <w:top w:w="60" w:type="dxa"/>
-              <w:bottom w:w="60" w:type="dxa"/>
-              <w:left w:w="100" w:type="dxa"/>
-              <w:right w:w="100" w:type="dxa"/>
-            </w:tcMar>
-            <w:shd w:val="clear" w:color="auto" w:fill="003366"/>
+            <w:tcW w:type="dxa" w:w="1440"/>
           </w:tcPr>
           <w:p>
-            <w:pPr>
-              <w:spacing w:before="40" w:after="40"/>
-            </w:pPr>
             <w:r>
               <w:rPr>
-                <w:rFonts w:ascii="Calibri" w:hAnsi="Calibri"/>
                 <w:b/>
-                <w:i w:val="0"/>
-                <w:color w:val="FFFFFF"/>
-                <w:sz w:val="20"/>
               </w:rPr>
               <w:t>ID</w:t>
             </w:r>
@@ -3865,26 +1712,12 @@
         </w:tc>
         <w:tc>
           <w:tcPr>
-            <w:tcW w:type="dxa" w:w="1484"/>
-            <w:tcMar>
-              <w:top w:w="60" w:type="dxa"/>
-              <w:bottom w:w="60" w:type="dxa"/>
-              <w:left w:w="100" w:type="dxa"/>
-              <w:right w:w="100" w:type="dxa"/>
-            </w:tcMar>
-            <w:shd w:val="clear" w:color="auto" w:fill="003366"/>
+            <w:tcW w:type="dxa" w:w="1440"/>
           </w:tcPr>
           <w:p>
-            <w:pPr>
-              <w:spacing w:before="40" w:after="40"/>
-            </w:pPr>
             <w:r>
               <w:rPr>
-                <w:rFonts w:ascii="Calibri" w:hAnsi="Calibri"/>
                 <w:b/>
-                <w:i w:val="0"/>
-                <w:color w:val="FFFFFF"/>
-                <w:sz w:val="20"/>
               </w:rPr>
               <w:t>Risco</w:t>
             </w:r>
@@ -3892,26 +1725,12 @@
         </w:tc>
         <w:tc>
           <w:tcPr>
-            <w:tcW w:type="dxa" w:w="1484"/>
-            <w:tcMar>
-              <w:top w:w="60" w:type="dxa"/>
-              <w:bottom w:w="60" w:type="dxa"/>
-              <w:left w:w="100" w:type="dxa"/>
-              <w:right w:w="100" w:type="dxa"/>
-            </w:tcMar>
-            <w:shd w:val="clear" w:color="auto" w:fill="003366"/>
+            <w:tcW w:type="dxa" w:w="1440"/>
           </w:tcPr>
           <w:p>
-            <w:pPr>
-              <w:spacing w:before="40" w:after="40"/>
-            </w:pPr>
             <w:r>
               <w:rPr>
-                <w:rFonts w:ascii="Calibri" w:hAnsi="Calibri"/>
                 <w:b/>
-                <w:i w:val="0"/>
-                <w:color w:val="FFFFFF"/>
-                <w:sz w:val="20"/>
               </w:rPr>
               <w:t>Prob.</w:t>
             </w:r>
@@ -3919,26 +1738,12 @@
         </w:tc>
         <w:tc>
           <w:tcPr>
-            <w:tcW w:type="dxa" w:w="1484"/>
-            <w:tcMar>
-              <w:top w:w="60" w:type="dxa"/>
-              <w:bottom w:w="60" w:type="dxa"/>
-              <w:left w:w="100" w:type="dxa"/>
-              <w:right w:w="100" w:type="dxa"/>
-            </w:tcMar>
-            <w:shd w:val="clear" w:color="auto" w:fill="003366"/>
+            <w:tcW w:type="dxa" w:w="1440"/>
           </w:tcPr>
           <w:p>
-            <w:pPr>
-              <w:spacing w:before="40" w:after="40"/>
-            </w:pPr>
             <w:r>
               <w:rPr>
-                <w:rFonts w:ascii="Calibri" w:hAnsi="Calibri"/>
                 <w:b/>
-                <w:i w:val="0"/>
-                <w:color w:val="FFFFFF"/>
-                <w:sz w:val="20"/>
               </w:rPr>
               <w:t>Impacto</w:t>
             </w:r>
@@ -3946,26 +1751,12 @@
         </w:tc>
         <w:tc>
           <w:tcPr>
-            <w:tcW w:type="dxa" w:w="1484"/>
-            <w:tcMar>
-              <w:top w:w="60" w:type="dxa"/>
-              <w:bottom w:w="60" w:type="dxa"/>
-              <w:left w:w="100" w:type="dxa"/>
-              <w:right w:w="100" w:type="dxa"/>
-            </w:tcMar>
-            <w:shd w:val="clear" w:color="auto" w:fill="003366"/>
+            <w:tcW w:type="dxa" w:w="1440"/>
           </w:tcPr>
           <w:p>
-            <w:pPr>
-              <w:spacing w:before="40" w:after="40"/>
-            </w:pPr>
             <w:r>
               <w:rPr>
-                <w:rFonts w:ascii="Calibri" w:hAnsi="Calibri"/>
                 <w:b/>
-                <w:i w:val="0"/>
-                <w:color w:val="FFFFFF"/>
-                <w:sz w:val="20"/>
               </w:rPr>
               <w:t>Exposição</w:t>
             </w:r>
@@ -3973,26 +1764,12 @@
         </w:tc>
         <w:tc>
           <w:tcPr>
-            <w:tcW w:type="dxa" w:w="1484"/>
-            <w:tcMar>
-              <w:top w:w="60" w:type="dxa"/>
-              <w:bottom w:w="60" w:type="dxa"/>
-              <w:left w:w="100" w:type="dxa"/>
-              <w:right w:w="100" w:type="dxa"/>
-            </w:tcMar>
-            <w:shd w:val="clear" w:color="auto" w:fill="003366"/>
+            <w:tcW w:type="dxa" w:w="1440"/>
           </w:tcPr>
           <w:p>
-            <w:pPr>
-              <w:spacing w:before="40" w:after="40"/>
-            </w:pPr>
             <w:r>
               <w:rPr>
-                <w:rFonts w:ascii="Calibri" w:hAnsi="Calibri"/>
                 <w:b/>
-                <w:i w:val="0"/>
-                <w:color w:val="FFFFFF"/>
-                <w:sz w:val="20"/>
               </w:rPr>
               <w:t>Resposta / status</w:t>
             </w:r>
@@ -4000,812 +1777,320 @@
         </w:tc>
       </w:tr>
       <w:tr>
-        <w:trPr>
-          <w:cantSplit w:val="1"/>
-        </w:trPr>
         <w:tc>
           <w:tcPr>
-            <w:tcW w:type="dxa" w:w="1484"/>
-            <w:tcMar>
-              <w:top w:w="60" w:type="dxa"/>
-              <w:bottom w:w="60" w:type="dxa"/>
-              <w:left w:w="100" w:type="dxa"/>
-              <w:right w:w="100" w:type="dxa"/>
-            </w:tcMar>
-            <w:shd w:val="clear" w:color="auto" w:fill="EBF5FB"/>
+            <w:tcW w:type="dxa" w:w="1440"/>
           </w:tcPr>
           <w:p>
-            <w:pPr>
-              <w:spacing w:before="40" w:after="40"/>
-            </w:pPr>
             <w:r>
-              <w:rPr>
-                <w:rFonts w:ascii="Calibri" w:hAnsi="Calibri"/>
-                <w:b w:val="0"/>
-                <w:i w:val="0"/>
-                <w:sz w:val="20"/>
-              </w:rPr>
               <w:t>R-01</w:t>
             </w:r>
           </w:p>
         </w:tc>
         <w:tc>
           <w:tcPr>
-            <w:tcW w:type="dxa" w:w="1484"/>
-            <w:tcMar>
-              <w:top w:w="60" w:type="dxa"/>
-              <w:bottom w:w="60" w:type="dxa"/>
-              <w:left w:w="100" w:type="dxa"/>
-              <w:right w:w="100" w:type="dxa"/>
-            </w:tcMar>
-            <w:shd w:val="clear" w:color="auto" w:fill="EBF5FB"/>
+            <w:tcW w:type="dxa" w:w="1440"/>
           </w:tcPr>
           <w:p>
-            <w:pPr>
-              <w:spacing w:before="40" w:after="40"/>
-            </w:pPr>
             <w:r>
-              <w:rPr>
-                <w:rFonts w:ascii="Calibri" w:hAnsi="Calibri"/>
-                <w:b w:val="0"/>
-                <w:i w:val="0"/>
-                <w:sz w:val="20"/>
-              </w:rPr>
               <w:t>Redesign das companhias quebra os parsers do crawler</w:t>
             </w:r>
           </w:p>
         </w:tc>
         <w:tc>
           <w:tcPr>
-            <w:tcW w:type="dxa" w:w="1484"/>
-            <w:tcMar>
-              <w:top w:w="60" w:type="dxa"/>
-              <w:bottom w:w="60" w:type="dxa"/>
-              <w:left w:w="100" w:type="dxa"/>
-              <w:right w:w="100" w:type="dxa"/>
-            </w:tcMar>
-            <w:shd w:val="clear" w:color="auto" w:fill="EBF5FB"/>
+            <w:tcW w:type="dxa" w:w="1440"/>
           </w:tcPr>
           <w:p>
-            <w:pPr>
-              <w:spacing w:before="40" w:after="40"/>
-            </w:pPr>
             <w:r>
-              <w:rPr>
-                <w:rFonts w:ascii="Calibri" w:hAnsi="Calibri"/>
-                <w:b w:val="0"/>
-                <w:i w:val="0"/>
-                <w:sz w:val="20"/>
-              </w:rPr>
               <w:t>3</w:t>
             </w:r>
           </w:p>
         </w:tc>
         <w:tc>
           <w:tcPr>
-            <w:tcW w:type="dxa" w:w="1484"/>
-            <w:tcMar>
-              <w:top w:w="60" w:type="dxa"/>
-              <w:bottom w:w="60" w:type="dxa"/>
-              <w:left w:w="100" w:type="dxa"/>
-              <w:right w:w="100" w:type="dxa"/>
-            </w:tcMar>
-            <w:shd w:val="clear" w:color="auto" w:fill="EBF5FB"/>
+            <w:tcW w:type="dxa" w:w="1440"/>
           </w:tcPr>
           <w:p>
-            <w:pPr>
-              <w:spacing w:before="40" w:after="40"/>
-            </w:pPr>
             <w:r>
-              <w:rPr>
-                <w:rFonts w:ascii="Calibri" w:hAnsi="Calibri"/>
-                <w:b w:val="0"/>
-                <w:i w:val="0"/>
-                <w:sz w:val="20"/>
-              </w:rPr>
               <w:t>3</w:t>
             </w:r>
           </w:p>
         </w:tc>
         <w:tc>
           <w:tcPr>
-            <w:tcW w:type="dxa" w:w="1484"/>
-            <w:tcMar>
-              <w:top w:w="60" w:type="dxa"/>
-              <w:bottom w:w="60" w:type="dxa"/>
-              <w:left w:w="100" w:type="dxa"/>
-              <w:right w:w="100" w:type="dxa"/>
-            </w:tcMar>
-            <w:shd w:val="clear" w:color="auto" w:fill="EBF5FB"/>
+            <w:tcW w:type="dxa" w:w="1440"/>
           </w:tcPr>
           <w:p>
-            <w:pPr>
-              <w:spacing w:before="40" w:after="40"/>
-            </w:pPr>
             <w:r>
-              <w:rPr>
-                <w:rFonts w:ascii="Calibri" w:hAnsi="Calibri"/>
-                <w:b w:val="0"/>
-                <w:i w:val="0"/>
-                <w:sz w:val="20"/>
-              </w:rPr>
               <w:t>9</w:t>
             </w:r>
           </w:p>
         </w:tc>
         <w:tc>
           <w:tcPr>
-            <w:tcW w:type="dxa" w:w="1484"/>
-            <w:tcMar>
-              <w:top w:w="60" w:type="dxa"/>
-              <w:bottom w:w="60" w:type="dxa"/>
-              <w:left w:w="100" w:type="dxa"/>
-              <w:right w:w="100" w:type="dxa"/>
-            </w:tcMar>
-            <w:shd w:val="clear" w:color="auto" w:fill="EBF5FB"/>
+            <w:tcW w:type="dxa" w:w="1440"/>
           </w:tcPr>
           <w:p>
-            <w:pPr>
-              <w:spacing w:before="40" w:after="40"/>
-            </w:pPr>
             <w:r>
-              <w:rPr>
-                <w:rFonts w:ascii="Calibri" w:hAnsi="Calibri"/>
-                <w:b w:val="0"/>
-                <w:i w:val="0"/>
-                <w:sz w:val="20"/>
-              </w:rPr>
               <w:t>Ocorreu na S8 (MF-59), corrigido</w:t>
             </w:r>
           </w:p>
         </w:tc>
       </w:tr>
       <w:tr>
-        <w:trPr>
-          <w:cantSplit w:val="1"/>
-        </w:trPr>
         <w:tc>
           <w:tcPr>
-            <w:tcW w:type="dxa" w:w="1484"/>
-            <w:tcMar>
-              <w:top w:w="60" w:type="dxa"/>
-              <w:bottom w:w="60" w:type="dxa"/>
-              <w:left w:w="100" w:type="dxa"/>
-              <w:right w:w="100" w:type="dxa"/>
-            </w:tcMar>
+            <w:tcW w:type="dxa" w:w="1440"/>
           </w:tcPr>
           <w:p>
-            <w:pPr>
-              <w:spacing w:before="40" w:after="40"/>
-            </w:pPr>
             <w:r>
-              <w:rPr>
-                <w:rFonts w:ascii="Calibri" w:hAnsi="Calibri"/>
-                <w:b w:val="0"/>
-                <w:i w:val="0"/>
-                <w:sz w:val="20"/>
-              </w:rPr>
               <w:t>R-02</w:t>
             </w:r>
           </w:p>
         </w:tc>
         <w:tc>
           <w:tcPr>
-            <w:tcW w:type="dxa" w:w="1484"/>
-            <w:tcMar>
-              <w:top w:w="60" w:type="dxa"/>
-              <w:bottom w:w="60" w:type="dxa"/>
-              <w:left w:w="100" w:type="dxa"/>
-              <w:right w:w="100" w:type="dxa"/>
-            </w:tcMar>
+            <w:tcW w:type="dxa" w:w="1440"/>
           </w:tcPr>
           <w:p>
-            <w:pPr>
-              <w:spacing w:before="40" w:after="40"/>
-            </w:pPr>
             <w:r>
-              <w:rPr>
-                <w:rFonts w:ascii="Calibri" w:hAnsi="Calibri"/>
-                <w:b w:val="0"/>
-                <w:i w:val="0"/>
-                <w:sz w:val="20"/>
-              </w:rPr>
               <w:t>Cobertura de testes abaixo de 80%</w:t>
             </w:r>
           </w:p>
         </w:tc>
         <w:tc>
           <w:tcPr>
-            <w:tcW w:type="dxa" w:w="1484"/>
-            <w:tcMar>
-              <w:top w:w="60" w:type="dxa"/>
-              <w:bottom w:w="60" w:type="dxa"/>
-              <w:left w:w="100" w:type="dxa"/>
-              <w:right w:w="100" w:type="dxa"/>
-            </w:tcMar>
+            <w:tcW w:type="dxa" w:w="1440"/>
           </w:tcPr>
           <w:p>
-            <w:pPr>
-              <w:spacing w:before="40" w:after="40"/>
-            </w:pPr>
             <w:r>
-              <w:rPr>
-                <w:rFonts w:ascii="Calibri" w:hAnsi="Calibri"/>
-                <w:b w:val="0"/>
-                <w:i w:val="0"/>
-                <w:sz w:val="20"/>
-              </w:rPr>
               <w:t>3</w:t>
             </w:r>
           </w:p>
         </w:tc>
         <w:tc>
           <w:tcPr>
-            <w:tcW w:type="dxa" w:w="1484"/>
-            <w:tcMar>
-              <w:top w:w="60" w:type="dxa"/>
-              <w:bottom w:w="60" w:type="dxa"/>
-              <w:left w:w="100" w:type="dxa"/>
-              <w:right w:w="100" w:type="dxa"/>
-            </w:tcMar>
+            <w:tcW w:type="dxa" w:w="1440"/>
           </w:tcPr>
           <w:p>
-            <w:pPr>
-              <w:spacing w:before="40" w:after="40"/>
-            </w:pPr>
             <w:r>
-              <w:rPr>
-                <w:rFonts w:ascii="Calibri" w:hAnsi="Calibri"/>
-                <w:b w:val="0"/>
-                <w:i w:val="0"/>
-                <w:sz w:val="20"/>
-              </w:rPr>
               <w:t>3</w:t>
             </w:r>
           </w:p>
         </w:tc>
         <w:tc>
           <w:tcPr>
-            <w:tcW w:type="dxa" w:w="1484"/>
-            <w:tcMar>
-              <w:top w:w="60" w:type="dxa"/>
-              <w:bottom w:w="60" w:type="dxa"/>
-              <w:left w:w="100" w:type="dxa"/>
-              <w:right w:w="100" w:type="dxa"/>
-            </w:tcMar>
+            <w:tcW w:type="dxa" w:w="1440"/>
           </w:tcPr>
           <w:p>
-            <w:pPr>
-              <w:spacing w:before="40" w:after="40"/>
-            </w:pPr>
             <w:r>
-              <w:rPr>
-                <w:rFonts w:ascii="Calibri" w:hAnsi="Calibri"/>
-                <w:b w:val="0"/>
-                <w:i w:val="0"/>
-                <w:sz w:val="20"/>
-              </w:rPr>
               <w:t>9</w:t>
             </w:r>
           </w:p>
         </w:tc>
         <w:tc>
           <w:tcPr>
-            <w:tcW w:type="dxa" w:w="1484"/>
-            <w:tcMar>
-              <w:top w:w="60" w:type="dxa"/>
-              <w:bottom w:w="60" w:type="dxa"/>
-              <w:left w:w="100" w:type="dxa"/>
-              <w:right w:w="100" w:type="dxa"/>
-            </w:tcMar>
+            <w:tcW w:type="dxa" w:w="1440"/>
           </w:tcPr>
           <w:p>
-            <w:pPr>
-              <w:spacing w:before="40" w:after="40"/>
-            </w:pPr>
             <w:r>
-              <w:rPr>
-                <w:rFonts w:ascii="Calibri" w:hAnsi="Calibri"/>
-                <w:b w:val="0"/>
-                <w:i w:val="0"/>
-                <w:sz w:val="20"/>
-              </w:rPr>
               <w:t>NC-001 (S2–S4), encerrada na S5</w:t>
             </w:r>
           </w:p>
         </w:tc>
       </w:tr>
       <w:tr>
-        <w:trPr>
-          <w:cantSplit w:val="1"/>
-        </w:trPr>
         <w:tc>
           <w:tcPr>
-            <w:tcW w:type="dxa" w:w="1484"/>
-            <w:tcMar>
-              <w:top w:w="60" w:type="dxa"/>
-              <w:bottom w:w="60" w:type="dxa"/>
-              <w:left w:w="100" w:type="dxa"/>
-              <w:right w:w="100" w:type="dxa"/>
-            </w:tcMar>
-            <w:shd w:val="clear" w:color="auto" w:fill="EBF5FB"/>
+            <w:tcW w:type="dxa" w:w="1440"/>
           </w:tcPr>
           <w:p>
-            <w:pPr>
-              <w:spacing w:before="40" w:after="40"/>
-            </w:pPr>
             <w:r>
-              <w:rPr>
-                <w:rFonts w:ascii="Calibri" w:hAnsi="Calibri"/>
-                <w:b w:val="0"/>
-                <w:i w:val="0"/>
-                <w:sz w:val="20"/>
-              </w:rPr>
               <w:t>R-03</w:t>
             </w:r>
           </w:p>
         </w:tc>
         <w:tc>
           <w:tcPr>
-            <w:tcW w:type="dxa" w:w="1484"/>
-            <w:tcMar>
-              <w:top w:w="60" w:type="dxa"/>
-              <w:bottom w:w="60" w:type="dxa"/>
-              <w:left w:w="100" w:type="dxa"/>
-              <w:right w:w="100" w:type="dxa"/>
-            </w:tcMar>
-            <w:shd w:val="clear" w:color="auto" w:fill="EBF5FB"/>
+            <w:tcW w:type="dxa" w:w="1440"/>
           </w:tcPr>
           <w:p>
-            <w:pPr>
-              <w:spacing w:before="40" w:after="40"/>
-            </w:pPr>
             <w:r>
-              <w:rPr>
-                <w:rFonts w:ascii="Calibri" w:hAnsi="Calibri"/>
-                <w:b w:val="0"/>
-                <w:i w:val="0"/>
-                <w:sz w:val="20"/>
-              </w:rPr>
               <w:t>Indisponibilidade da Z-API</w:t>
             </w:r>
           </w:p>
         </w:tc>
         <w:tc>
           <w:tcPr>
-            <w:tcW w:type="dxa" w:w="1484"/>
-            <w:tcMar>
-              <w:top w:w="60" w:type="dxa"/>
-              <w:bottom w:w="60" w:type="dxa"/>
-              <w:left w:w="100" w:type="dxa"/>
-              <w:right w:w="100" w:type="dxa"/>
-            </w:tcMar>
-            <w:shd w:val="clear" w:color="auto" w:fill="EBF5FB"/>
+            <w:tcW w:type="dxa" w:w="1440"/>
           </w:tcPr>
           <w:p>
-            <w:pPr>
-              <w:spacing w:before="40" w:after="40"/>
-            </w:pPr>
             <w:r>
-              <w:rPr>
-                <w:rFonts w:ascii="Calibri" w:hAnsi="Calibri"/>
-                <w:b w:val="0"/>
-                <w:i w:val="0"/>
-                <w:sz w:val="20"/>
-              </w:rPr>
               <w:t>2</w:t>
             </w:r>
           </w:p>
         </w:tc>
         <w:tc>
           <w:tcPr>
-            <w:tcW w:type="dxa" w:w="1484"/>
-            <w:tcMar>
-              <w:top w:w="60" w:type="dxa"/>
-              <w:bottom w:w="60" w:type="dxa"/>
-              <w:left w:w="100" w:type="dxa"/>
-              <w:right w:w="100" w:type="dxa"/>
-            </w:tcMar>
-            <w:shd w:val="clear" w:color="auto" w:fill="EBF5FB"/>
+            <w:tcW w:type="dxa" w:w="1440"/>
           </w:tcPr>
           <w:p>
-            <w:pPr>
-              <w:spacing w:before="40" w:after="40"/>
-            </w:pPr>
             <w:r>
-              <w:rPr>
-                <w:rFonts w:ascii="Calibri" w:hAnsi="Calibri"/>
-                <w:b w:val="0"/>
-                <w:i w:val="0"/>
-                <w:sz w:val="20"/>
-              </w:rPr>
               <w:t>2</w:t>
             </w:r>
           </w:p>
         </w:tc>
         <w:tc>
           <w:tcPr>
-            <w:tcW w:type="dxa" w:w="1484"/>
-            <w:tcMar>
-              <w:top w:w="60" w:type="dxa"/>
-              <w:bottom w:w="60" w:type="dxa"/>
-              <w:left w:w="100" w:type="dxa"/>
-              <w:right w:w="100" w:type="dxa"/>
-            </w:tcMar>
-            <w:shd w:val="clear" w:color="auto" w:fill="EBF5FB"/>
+            <w:tcW w:type="dxa" w:w="1440"/>
           </w:tcPr>
           <w:p>
-            <w:pPr>
-              <w:spacing w:before="40" w:after="40"/>
-            </w:pPr>
             <w:r>
-              <w:rPr>
-                <w:rFonts w:ascii="Calibri" w:hAnsi="Calibri"/>
-                <w:b w:val="0"/>
-                <w:i w:val="0"/>
-                <w:sz w:val="20"/>
-              </w:rPr>
               <w:t>4</w:t>
             </w:r>
           </w:p>
         </w:tc>
         <w:tc>
           <w:tcPr>
-            <w:tcW w:type="dxa" w:w="1484"/>
-            <w:tcMar>
-              <w:top w:w="60" w:type="dxa"/>
-              <w:bottom w:w="60" w:type="dxa"/>
-              <w:left w:w="100" w:type="dxa"/>
-              <w:right w:w="100" w:type="dxa"/>
-            </w:tcMar>
-            <w:shd w:val="clear" w:color="auto" w:fill="EBF5FB"/>
+            <w:tcW w:type="dxa" w:w="1440"/>
           </w:tcPr>
           <w:p>
-            <w:pPr>
-              <w:spacing w:before="40" w:after="40"/>
-            </w:pPr>
             <w:r>
-              <w:rPr>
-                <w:rFonts w:ascii="Calibri" w:hAnsi="Calibri"/>
-                <w:b w:val="0"/>
-                <w:i w:val="0"/>
-                <w:sz w:val="20"/>
-              </w:rPr>
               <w:t>Fallback por e-mail; falha não interrompe o fluxo</w:t>
             </w:r>
           </w:p>
         </w:tc>
       </w:tr>
       <w:tr>
-        <w:trPr>
-          <w:cantSplit w:val="1"/>
-        </w:trPr>
         <w:tc>
           <w:tcPr>
-            <w:tcW w:type="dxa" w:w="1484"/>
-            <w:tcMar>
-              <w:top w:w="60" w:type="dxa"/>
-              <w:bottom w:w="60" w:type="dxa"/>
-              <w:left w:w="100" w:type="dxa"/>
-              <w:right w:w="100" w:type="dxa"/>
-            </w:tcMar>
+            <w:tcW w:type="dxa" w:w="1440"/>
           </w:tcPr>
           <w:p>
-            <w:pPr>
-              <w:spacing w:before="40" w:after="40"/>
-            </w:pPr>
             <w:r>
-              <w:rPr>
-                <w:rFonts w:ascii="Calibri" w:hAnsi="Calibri"/>
-                <w:b w:val="0"/>
-                <w:i w:val="0"/>
-                <w:sz w:val="20"/>
-              </w:rPr>
               <w:t>R-04</w:t>
             </w:r>
           </w:p>
         </w:tc>
         <w:tc>
           <w:tcPr>
-            <w:tcW w:type="dxa" w:w="1484"/>
-            <w:tcMar>
-              <w:top w:w="60" w:type="dxa"/>
-              <w:bottom w:w="60" w:type="dxa"/>
-              <w:left w:w="100" w:type="dxa"/>
-              <w:right w:w="100" w:type="dxa"/>
-            </w:tcMar>
+            <w:tcW w:type="dxa" w:w="1440"/>
           </w:tcPr>
           <w:p>
-            <w:pPr>
-              <w:spacing w:before="40" w:after="40"/>
-            </w:pPr>
             <w:r>
-              <w:rPr>
-                <w:rFonts w:ascii="Calibri" w:hAnsi="Calibri"/>
-                <w:b w:val="0"/>
-                <w:i w:val="0"/>
-                <w:sz w:val="20"/>
-              </w:rPr>
               <w:t>Mudança de escopo</w:t>
             </w:r>
           </w:p>
         </w:tc>
         <w:tc>
           <w:tcPr>
-            <w:tcW w:type="dxa" w:w="1484"/>
-            <w:tcMar>
-              <w:top w:w="60" w:type="dxa"/>
-              <w:bottom w:w="60" w:type="dxa"/>
-              <w:left w:w="100" w:type="dxa"/>
-              <w:right w:w="100" w:type="dxa"/>
-            </w:tcMar>
+            <w:tcW w:type="dxa" w:w="1440"/>
           </w:tcPr>
           <w:p>
-            <w:pPr>
-              <w:spacing w:before="40" w:after="40"/>
-            </w:pPr>
             <w:r>
-              <w:rPr>
-                <w:rFonts w:ascii="Calibri" w:hAnsi="Calibri"/>
-                <w:b w:val="0"/>
-                <w:i w:val="0"/>
-                <w:sz w:val="20"/>
-              </w:rPr>
               <w:t>2</w:t>
             </w:r>
           </w:p>
         </w:tc>
         <w:tc>
           <w:tcPr>
-            <w:tcW w:type="dxa" w:w="1484"/>
-            <w:tcMar>
-              <w:top w:w="60" w:type="dxa"/>
-              <w:bottom w:w="60" w:type="dxa"/>
-              <w:left w:w="100" w:type="dxa"/>
-              <w:right w:w="100" w:type="dxa"/>
-            </w:tcMar>
+            <w:tcW w:type="dxa" w:w="1440"/>
           </w:tcPr>
           <w:p>
-            <w:pPr>
-              <w:spacing w:before="40" w:after="40"/>
-            </w:pPr>
             <w:r>
-              <w:rPr>
-                <w:rFonts w:ascii="Calibri" w:hAnsi="Calibri"/>
-                <w:b w:val="0"/>
-                <w:i w:val="0"/>
-                <w:sz w:val="20"/>
-              </w:rPr>
               <w:t>3</w:t>
             </w:r>
           </w:p>
         </w:tc>
         <w:tc>
           <w:tcPr>
-            <w:tcW w:type="dxa" w:w="1484"/>
-            <w:tcMar>
-              <w:top w:w="60" w:type="dxa"/>
-              <w:bottom w:w="60" w:type="dxa"/>
-              <w:left w:w="100" w:type="dxa"/>
-              <w:right w:w="100" w:type="dxa"/>
-            </w:tcMar>
+            <w:tcW w:type="dxa" w:w="1440"/>
           </w:tcPr>
           <w:p>
-            <w:pPr>
-              <w:spacing w:before="40" w:after="40"/>
-            </w:pPr>
             <w:r>
-              <w:rPr>
-                <w:rFonts w:ascii="Calibri" w:hAnsi="Calibri"/>
-                <w:b w:val="0"/>
-                <w:i w:val="0"/>
-                <w:sz w:val="20"/>
-              </w:rPr>
               <w:t>6</w:t>
             </w:r>
           </w:p>
         </w:tc>
         <w:tc>
           <w:tcPr>
-            <w:tcW w:type="dxa" w:w="1484"/>
-            <w:tcMar>
-              <w:top w:w="60" w:type="dxa"/>
-              <w:bottom w:w="60" w:type="dxa"/>
-              <w:left w:w="100" w:type="dxa"/>
-              <w:right w:w="100" w:type="dxa"/>
-            </w:tcMar>
+            <w:tcW w:type="dxa" w:w="1440"/>
           </w:tcPr>
           <w:p>
-            <w:pPr>
-              <w:spacing w:before="40" w:after="40"/>
-            </w:pPr>
             <w:r>
-              <w:rPr>
-                <w:rFonts w:ascii="Calibri" w:hAnsi="Calibri"/>
-                <w:b w:val="0"/>
-                <w:i w:val="0"/>
-                <w:sz w:val="20"/>
-              </w:rPr>
               <w:t>Tratada via CR-MF-001</w:t>
             </w:r>
           </w:p>
         </w:tc>
       </w:tr>
       <w:tr>
-        <w:trPr>
-          <w:cantSplit w:val="1"/>
-        </w:trPr>
         <w:tc>
           <w:tcPr>
-            <w:tcW w:type="dxa" w:w="1484"/>
-            <w:tcMar>
-              <w:top w:w="60" w:type="dxa"/>
-              <w:bottom w:w="60" w:type="dxa"/>
-              <w:left w:w="100" w:type="dxa"/>
-              <w:right w:w="100" w:type="dxa"/>
-            </w:tcMar>
-            <w:shd w:val="clear" w:color="auto" w:fill="EBF5FB"/>
+            <w:tcW w:type="dxa" w:w="1440"/>
           </w:tcPr>
           <w:p>
-            <w:pPr>
-              <w:spacing w:before="40" w:after="40"/>
-            </w:pPr>
             <w:r>
-              <w:rPr>
-                <w:rFonts w:ascii="Calibri" w:hAnsi="Calibri"/>
-                <w:b w:val="0"/>
-                <w:i w:val="0"/>
-                <w:sz w:val="20"/>
-              </w:rPr>
               <w:t>R-05</w:t>
             </w:r>
           </w:p>
         </w:tc>
         <w:tc>
           <w:tcPr>
-            <w:tcW w:type="dxa" w:w="1484"/>
-            <w:tcMar>
-              <w:top w:w="60" w:type="dxa"/>
-              <w:bottom w:w="60" w:type="dxa"/>
-              <w:left w:w="100" w:type="dxa"/>
-              <w:right w:w="100" w:type="dxa"/>
-            </w:tcMar>
-            <w:shd w:val="clear" w:color="auto" w:fill="EBF5FB"/>
+            <w:tcW w:type="dxa" w:w="1440"/>
           </w:tcPr>
           <w:p>
-            <w:pPr>
-              <w:spacing w:before="40" w:after="40"/>
-            </w:pPr>
             <w:r>
-              <w:rPr>
-                <w:rFonts w:ascii="Calibri" w:hAnsi="Calibri"/>
-                <w:b w:val="0"/>
-                <w:i w:val="0"/>
-                <w:sz w:val="20"/>
-              </w:rPr>
               <w:t>Pipeline de CI em agente Windows</w:t>
             </w:r>
           </w:p>
         </w:tc>
         <w:tc>
           <w:tcPr>
-            <w:tcW w:type="dxa" w:w="1484"/>
-            <w:tcMar>
-              <w:top w:w="60" w:type="dxa"/>
-              <w:bottom w:w="60" w:type="dxa"/>
-              <w:left w:w="100" w:type="dxa"/>
-              <w:right w:w="100" w:type="dxa"/>
-            </w:tcMar>
-            <w:shd w:val="clear" w:color="auto" w:fill="EBF5FB"/>
+            <w:tcW w:type="dxa" w:w="1440"/>
           </w:tcPr>
           <w:p>
-            <w:pPr>
-              <w:spacing w:before="40" w:after="40"/>
-            </w:pPr>
             <w:r>
-              <w:rPr>
-                <w:rFonts w:ascii="Calibri" w:hAnsi="Calibri"/>
-                <w:b w:val="0"/>
-                <w:i w:val="0"/>
-                <w:sz w:val="20"/>
-              </w:rPr>
               <w:t>2</w:t>
             </w:r>
           </w:p>
         </w:tc>
         <w:tc>
           <w:tcPr>
-            <w:tcW w:type="dxa" w:w="1484"/>
-            <w:tcMar>
-              <w:top w:w="60" w:type="dxa"/>
-              <w:bottom w:w="60" w:type="dxa"/>
-              <w:left w:w="100" w:type="dxa"/>
-              <w:right w:w="100" w:type="dxa"/>
-            </w:tcMar>
-            <w:shd w:val="clear" w:color="auto" w:fill="EBF5FB"/>
+            <w:tcW w:type="dxa" w:w="1440"/>
           </w:tcPr>
           <w:p>
-            <w:pPr>
-              <w:spacing w:before="40" w:after="40"/>
-            </w:pPr>
             <w:r>
-              <w:rPr>
-                <w:rFonts w:ascii="Calibri" w:hAnsi="Calibri"/>
-                <w:b w:val="0"/>
-                <w:i w:val="0"/>
-                <w:sz w:val="20"/>
-              </w:rPr>
               <w:t>2</w:t>
             </w:r>
           </w:p>
         </w:tc>
         <w:tc>
           <w:tcPr>
-            <w:tcW w:type="dxa" w:w="1484"/>
-            <w:tcMar>
-              <w:top w:w="60" w:type="dxa"/>
-              <w:bottom w:w="60" w:type="dxa"/>
-              <w:left w:w="100" w:type="dxa"/>
-              <w:right w:w="100" w:type="dxa"/>
-            </w:tcMar>
-            <w:shd w:val="clear" w:color="auto" w:fill="EBF5FB"/>
+            <w:tcW w:type="dxa" w:w="1440"/>
           </w:tcPr>
           <w:p>
-            <w:pPr>
-              <w:spacing w:before="40" w:after="40"/>
-            </w:pPr>
             <w:r>
-              <w:rPr>
-                <w:rFonts w:ascii="Calibri" w:hAnsi="Calibri"/>
-                <w:b w:val="0"/>
-                <w:i w:val="0"/>
-                <w:sz w:val="20"/>
-              </w:rPr>
               <w:t>4</w:t>
             </w:r>
           </w:p>
         </w:tc>
         <w:tc>
           <w:tcPr>
-            <w:tcW w:type="dxa" w:w="1484"/>
-            <w:tcMar>
-              <w:top w:w="60" w:type="dxa"/>
-              <w:bottom w:w="60" w:type="dxa"/>
-              <w:left w:w="100" w:type="dxa"/>
-              <w:right w:w="100" w:type="dxa"/>
-            </w:tcMar>
-            <w:shd w:val="clear" w:color="auto" w:fill="EBF5FB"/>
+            <w:tcW w:type="dxa" w:w="1440"/>
           </w:tcPr>
           <w:p>
-            <w:pPr>
-              <w:spacing w:before="40" w:after="40"/>
-            </w:pPr>
             <w:r>
-              <w:rPr>
-                <w:rFonts w:ascii="Calibri" w:hAnsi="Calibri"/>
-                <w:b w:val="0"/>
-                <w:i w:val="0"/>
-                <w:sz w:val="20"/>
-              </w:rPr>
-              <w:t>Padronização com tasks PowerShell@2</w:t>
+              <w:t>Padronização com Docker (runner-vm-docker) no GitLab CI/CD</w:t>
             </w:r>
           </w:p>
         </w:tc>
       </w:tr>
     </w:tbl>
+    <w:p/>
     <w:p>
       <w:pPr>
-        <w:spacing w:before="0" w:after="160"/>
-      </w:pPr>
-    </w:p>
-    <w:p>
-      <w:pPr>
-        <w:pStyle w:val="Heading1"/>
-        <w:keepNext/>
-        <w:keepLines/>
-        <w:pBdr>
-          <w:bottom w:val="single" w:sz="4" w:space="2" w:color="D6E4F0"/>
-        </w:pBdr>
+        <w:pStyle w:val="Heading2"/>
       </w:pPr>
       <w:r>
         <w:t>9. Registro de abertura</w:t>
@@ -4813,47 +2098,23 @@
     </w:p>
     <w:tbl>
       <w:tblPr>
+        <w:tblStyle w:val="TableGrid"/>
         <w:tblW w:type="auto" w:w="0"/>
         <w:tblLook w:firstColumn="1" w:firstRow="1" w:lastColumn="0" w:lastRow="0" w:noHBand="0" w:noVBand="1" w:val="04A0"/>
-        <w:tblBorders>
-          <w:top w:val="single" w:sz="4" w:space="0" w:color="003366"/>
-          <w:left w:val="single" w:sz="4" w:space="0" w:color="003366"/>
-          <w:bottom w:val="single" w:sz="4" w:space="0" w:color="003366"/>
-          <w:right w:val="single" w:sz="4" w:space="0" w:color="003366"/>
-          <w:insideH w:val="single" w:sz="4" w:space="0" w:color="003366"/>
-          <w:insideV w:val="single" w:sz="4" w:space="0" w:color="003366"/>
-        </w:tblBorders>
       </w:tblPr>
       <w:tblGrid>
-        <w:gridCol w:w="4451"/>
-        <w:gridCol w:w="4451"/>
+        <w:gridCol w:w="4320"/>
+        <w:gridCol w:w="4320"/>
       </w:tblGrid>
       <w:tr>
-        <w:trPr>
-          <w:cantSplit w:val="1"/>
-        </w:trPr>
         <w:tc>
           <w:tcPr>
-            <w:tcW w:type="dxa" w:w="4451"/>
-            <w:tcMar>
-              <w:top w:w="60" w:type="dxa"/>
-              <w:bottom w:w="60" w:type="dxa"/>
-              <w:left w:w="100" w:type="dxa"/>
-              <w:right w:w="100" w:type="dxa"/>
-            </w:tcMar>
-            <w:shd w:val="clear" w:color="auto" w:fill="003366"/>
+            <w:tcW w:type="dxa" w:w="4320"/>
           </w:tcPr>
           <w:p>
-            <w:pPr>
-              <w:spacing w:before="40" w:after="40"/>
-            </w:pPr>
             <w:r>
               <w:rPr>
-                <w:rFonts w:ascii="Calibri" w:hAnsi="Calibri"/>
                 <w:b/>
-                <w:i w:val="0"/>
-                <w:color w:val="FFFFFF"/>
-                <w:sz w:val="20"/>
               </w:rPr>
               <w:t>Item</w:t>
             </w:r>
@@ -4861,26 +2122,12 @@
         </w:tc>
         <w:tc>
           <w:tcPr>
-            <w:tcW w:type="dxa" w:w="4451"/>
-            <w:tcMar>
-              <w:top w:w="60" w:type="dxa"/>
-              <w:bottom w:w="60" w:type="dxa"/>
-              <w:left w:w="100" w:type="dxa"/>
-              <w:right w:w="100" w:type="dxa"/>
-            </w:tcMar>
-            <w:shd w:val="clear" w:color="auto" w:fill="003366"/>
+            <w:tcW w:type="dxa" w:w="4320"/>
           </w:tcPr>
           <w:p>
-            <w:pPr>
-              <w:spacing w:before="40" w:after="40"/>
-            </w:pPr>
             <w:r>
               <w:rPr>
-                <w:rFonts w:ascii="Calibri" w:hAnsi="Calibri"/>
                 <w:b/>
-                <w:i w:val="0"/>
-                <w:color w:val="FFFFFF"/>
-                <w:sz w:val="20"/>
               </w:rPr>
               <w:t>Valor</w:t>
             </w:r>
@@ -4888,243 +2135,98 @@
         </w:tc>
       </w:tr>
       <w:tr>
-        <w:trPr>
-          <w:cantSplit w:val="1"/>
-        </w:trPr>
         <w:tc>
           <w:tcPr>
-            <w:tcW w:type="dxa" w:w="4451"/>
-            <w:tcMar>
-              <w:top w:w="60" w:type="dxa"/>
-              <w:bottom w:w="60" w:type="dxa"/>
-              <w:left w:w="100" w:type="dxa"/>
-              <w:right w:w="100" w:type="dxa"/>
-            </w:tcMar>
-            <w:shd w:val="clear" w:color="auto" w:fill="EBF5FB"/>
+            <w:tcW w:type="dxa" w:w="4320"/>
           </w:tcPr>
           <w:p>
-            <w:pPr>
-              <w:spacing w:before="40" w:after="40"/>
-            </w:pPr>
             <w:r>
-              <w:rPr>
-                <w:rFonts w:ascii="Calibri" w:hAnsi="Calibri"/>
-                <w:b w:val="0"/>
-                <w:i w:val="0"/>
-                <w:sz w:val="20"/>
-              </w:rPr>
               <w:t>Início do projeto</w:t>
             </w:r>
           </w:p>
         </w:tc>
         <w:tc>
           <w:tcPr>
-            <w:tcW w:type="dxa" w:w="4451"/>
-            <w:tcMar>
-              <w:top w:w="60" w:type="dxa"/>
-              <w:bottom w:w="60" w:type="dxa"/>
-              <w:left w:w="100" w:type="dxa"/>
-              <w:right w:w="100" w:type="dxa"/>
-            </w:tcMar>
-            <w:shd w:val="clear" w:color="auto" w:fill="EBF5FB"/>
+            <w:tcW w:type="dxa" w:w="4320"/>
           </w:tcPr>
           <w:p>
-            <w:pPr>
-              <w:spacing w:before="40" w:after="40"/>
-            </w:pPr>
             <w:r>
-              <w:rPr>
-                <w:rFonts w:ascii="Calibri" w:hAnsi="Calibri"/>
-                <w:b w:val="0"/>
-                <w:i w:val="0"/>
-                <w:sz w:val="20"/>
-              </w:rPr>
               <w:t>09/02/2026</w:t>
             </w:r>
           </w:p>
         </w:tc>
       </w:tr>
       <w:tr>
-        <w:trPr>
-          <w:cantSplit w:val="1"/>
-        </w:trPr>
         <w:tc>
           <w:tcPr>
-            <w:tcW w:type="dxa" w:w="4451"/>
-            <w:tcMar>
-              <w:top w:w="60" w:type="dxa"/>
-              <w:bottom w:w="60" w:type="dxa"/>
-              <w:left w:w="100" w:type="dxa"/>
-              <w:right w:w="100" w:type="dxa"/>
-            </w:tcMar>
+            <w:tcW w:type="dxa" w:w="4320"/>
           </w:tcPr>
           <w:p>
-            <w:pPr>
-              <w:spacing w:before="40" w:after="40"/>
-            </w:pPr>
             <w:r>
-              <w:rPr>
-                <w:rFonts w:ascii="Calibri" w:hAnsi="Calibri"/>
-                <w:b w:val="0"/>
-                <w:i w:val="0"/>
-                <w:sz w:val="20"/>
-              </w:rPr>
               <w:t>Término previsto</w:t>
             </w:r>
           </w:p>
         </w:tc>
         <w:tc>
           <w:tcPr>
-            <w:tcW w:type="dxa" w:w="4451"/>
-            <w:tcMar>
-              <w:top w:w="60" w:type="dxa"/>
-              <w:bottom w:w="60" w:type="dxa"/>
-              <w:left w:w="100" w:type="dxa"/>
-              <w:right w:w="100" w:type="dxa"/>
-            </w:tcMar>
+            <w:tcW w:type="dxa" w:w="4320"/>
           </w:tcPr>
           <w:p>
-            <w:pPr>
-              <w:spacing w:before="40" w:after="40"/>
-            </w:pPr>
             <w:r>
-              <w:rPr>
-                <w:rFonts w:ascii="Calibri" w:hAnsi="Calibri"/>
-                <w:b w:val="0"/>
-                <w:i w:val="0"/>
-                <w:sz w:val="20"/>
-              </w:rPr>
               <w:t>26/07/2026</w:t>
             </w:r>
           </w:p>
         </w:tc>
       </w:tr>
       <w:tr>
-        <w:trPr>
-          <w:cantSplit w:val="1"/>
-        </w:trPr>
         <w:tc>
           <w:tcPr>
-            <w:tcW w:type="dxa" w:w="4451"/>
-            <w:tcMar>
-              <w:top w:w="60" w:type="dxa"/>
-              <w:bottom w:w="60" w:type="dxa"/>
-              <w:left w:w="100" w:type="dxa"/>
-              <w:right w:w="100" w:type="dxa"/>
-            </w:tcMar>
-            <w:shd w:val="clear" w:color="auto" w:fill="EBF5FB"/>
+            <w:tcW w:type="dxa" w:w="4320"/>
           </w:tcPr>
           <w:p>
-            <w:pPr>
-              <w:spacing w:before="40" w:after="40"/>
-            </w:pPr>
             <w:r>
-              <w:rPr>
-                <w:rFonts w:ascii="Calibri" w:hAnsi="Calibri"/>
-                <w:b w:val="0"/>
-                <w:i w:val="0"/>
-                <w:sz w:val="20"/>
-              </w:rPr>
               <w:t>Situação na emissão</w:t>
             </w:r>
           </w:p>
         </w:tc>
         <w:tc>
           <w:tcPr>
-            <w:tcW w:type="dxa" w:w="4451"/>
-            <w:tcMar>
-              <w:top w:w="60" w:type="dxa"/>
-              <w:bottom w:w="60" w:type="dxa"/>
-              <w:left w:w="100" w:type="dxa"/>
-              <w:right w:w="100" w:type="dxa"/>
-            </w:tcMar>
-            <w:shd w:val="clear" w:color="auto" w:fill="EBF5FB"/>
+            <w:tcW w:type="dxa" w:w="4320"/>
           </w:tcPr>
           <w:p>
-            <w:pPr>
-              <w:spacing w:before="40" w:after="40"/>
-            </w:pPr>
             <w:r>
-              <w:rPr>
-                <w:rFonts w:ascii="Calibri" w:hAnsi="Calibri"/>
-                <w:b w:val="0"/>
-                <w:i w:val="0"/>
-                <w:sz w:val="20"/>
-              </w:rPr>
               <w:t>Aprovado — projeto ABERTO (Sprint 9 de 12 em andamento)</w:t>
             </w:r>
           </w:p>
         </w:tc>
       </w:tr>
       <w:tr>
-        <w:trPr>
-          <w:cantSplit w:val="1"/>
-        </w:trPr>
         <w:tc>
           <w:tcPr>
-            <w:tcW w:type="dxa" w:w="4451"/>
-            <w:tcMar>
-              <w:top w:w="60" w:type="dxa"/>
-              <w:bottom w:w="60" w:type="dxa"/>
-              <w:left w:w="100" w:type="dxa"/>
-              <w:right w:w="100" w:type="dxa"/>
-            </w:tcMar>
+            <w:tcW w:type="dxa" w:w="4320"/>
           </w:tcPr>
           <w:p>
-            <w:pPr>
-              <w:spacing w:before="40" w:after="40"/>
-            </w:pPr>
             <w:r>
-              <w:rPr>
-                <w:rFonts w:ascii="Calibri" w:hAnsi="Calibri"/>
-                <w:b w:val="0"/>
-                <w:i w:val="0"/>
-                <w:sz w:val="20"/>
-              </w:rPr>
               <w:t>Processos no projeto</w:t>
             </w:r>
           </w:p>
         </w:tc>
         <w:tc>
           <w:tcPr>
-            <w:tcW w:type="dxa" w:w="4451"/>
-            <w:tcMar>
-              <w:top w:w="60" w:type="dxa"/>
-              <w:bottom w:w="60" w:type="dxa"/>
-              <w:left w:w="100" w:type="dxa"/>
-              <w:right w:w="100" w:type="dxa"/>
-            </w:tcMar>
+            <w:tcW w:type="dxa" w:w="4320"/>
           </w:tcPr>
           <w:p>
-            <w:pPr>
-              <w:spacing w:before="40" w:after="40"/>
-            </w:pPr>
             <w:r>
-              <w:rPr>
-                <w:rFonts w:ascii="Calibri" w:hAnsi="Calibri"/>
-                <w:b w:val="0"/>
-                <w:i w:val="0"/>
-                <w:sz w:val="20"/>
-              </w:rPr>
               <w:t>GPR · REQ · PCP · ITP · VV · GCO · MED · GDE · CAP · GQA(GPC)</w:t>
             </w:r>
           </w:p>
         </w:tc>
       </w:tr>
     </w:tbl>
+    <w:p/>
     <w:p>
       <w:pPr>
-        <w:spacing w:before="0" w:after="160"/>
-      </w:pPr>
-    </w:p>
-    <w:p>
-      <w:pPr>
-        <w:pStyle w:val="Heading1"/>
-        <w:keepNext/>
-        <w:keepLines/>
-        <w:pBdr>
-          <w:bottom w:val="single" w:sz="4" w:space="2" w:color="D6E4F0"/>
-        </w:pBdr>
+        <w:pStyle w:val="Heading2"/>
       </w:pPr>
       <w:r>
         <w:t>Histórico de revisões</w:t>
@@ -5132,48 +2234,25 @@
     </w:p>
     <w:tbl>
       <w:tblPr>
+        <w:tblStyle w:val="TableGrid"/>
         <w:tblW w:type="auto" w:w="0"/>
         <w:tblLook w:firstColumn="1" w:firstRow="1" w:lastColumn="0" w:lastRow="0" w:noHBand="0" w:noVBand="1" w:val="04A0"/>
-        <w:tblBorders>
-          <w:top w:val="single" w:sz="4" w:space="0" w:color="AAAAAA"/>
-          <w:left w:val="single" w:sz="4" w:space="0" w:color="AAAAAA"/>
-          <w:bottom w:val="single" w:sz="4" w:space="0" w:color="AAAAAA"/>
-          <w:right w:val="single" w:sz="4" w:space="0" w:color="AAAAAA"/>
-          <w:insideH w:val="single" w:sz="4" w:space="0" w:color="AAAAAA"/>
-          <w:insideV w:val="single" w:sz="4" w:space="0" w:color="AAAAAA"/>
-        </w:tblBorders>
       </w:tblPr>
       <w:tblGrid>
-        <w:gridCol w:w="2225"/>
-        <w:gridCol w:w="2225"/>
-        <w:gridCol w:w="2225"/>
-        <w:gridCol w:w="2225"/>
+        <w:gridCol w:w="2160"/>
+        <w:gridCol w:w="2160"/>
+        <w:gridCol w:w="2160"/>
+        <w:gridCol w:w="2160"/>
       </w:tblGrid>
       <w:tr>
-        <w:trPr>
-          <w:cantSplit w:val="1"/>
-        </w:trPr>
         <w:tc>
           <w:tcPr>
-            <w:tcW w:type="dxa" w:w="2225"/>
-            <w:tcMar>
-              <w:top w:w="60" w:type="dxa"/>
-              <w:bottom w:w="60" w:type="dxa"/>
-              <w:left w:w="100" w:type="dxa"/>
-              <w:right w:w="100" w:type="dxa"/>
-            </w:tcMar>
-            <w:shd w:val="clear" w:color="auto" w:fill="D6E4F0"/>
+            <w:tcW w:type="dxa" w:w="2160"/>
           </w:tcPr>
           <w:p>
-            <w:pPr>
-              <w:spacing w:before="40" w:after="40"/>
-            </w:pPr>
             <w:r>
               <w:rPr>
-                <w:rFonts w:ascii="Calibri" w:hAnsi="Calibri"/>
                 <w:b/>
-                <w:i w:val="0"/>
-                <w:sz w:val="20"/>
               </w:rPr>
               <w:t>Versão</w:t>
             </w:r>
@@ -5181,25 +2260,12 @@
         </w:tc>
         <w:tc>
           <w:tcPr>
-            <w:tcW w:type="dxa" w:w="2225"/>
-            <w:tcMar>
-              <w:top w:w="60" w:type="dxa"/>
-              <w:bottom w:w="60" w:type="dxa"/>
-              <w:left w:w="100" w:type="dxa"/>
-              <w:right w:w="100" w:type="dxa"/>
-            </w:tcMar>
-            <w:shd w:val="clear" w:color="auto" w:fill="D6E4F0"/>
+            <w:tcW w:type="dxa" w:w="2160"/>
           </w:tcPr>
           <w:p>
-            <w:pPr>
-              <w:spacing w:before="40" w:after="40"/>
-            </w:pPr>
             <w:r>
               <w:rPr>
-                <w:rFonts w:ascii="Calibri" w:hAnsi="Calibri"/>
                 <w:b/>
-                <w:i w:val="0"/>
-                <w:sz w:val="20"/>
               </w:rPr>
               <w:t>Data</w:t>
             </w:r>
@@ -5207,25 +2273,12 @@
         </w:tc>
         <w:tc>
           <w:tcPr>
-            <w:tcW w:type="dxa" w:w="2225"/>
-            <w:tcMar>
-              <w:top w:w="60" w:type="dxa"/>
-              <w:bottom w:w="60" w:type="dxa"/>
-              <w:left w:w="100" w:type="dxa"/>
-              <w:right w:w="100" w:type="dxa"/>
-            </w:tcMar>
-            <w:shd w:val="clear" w:color="auto" w:fill="D6E4F0"/>
+            <w:tcW w:type="dxa" w:w="2160"/>
           </w:tcPr>
           <w:p>
-            <w:pPr>
-              <w:spacing w:before="40" w:after="40"/>
-            </w:pPr>
             <w:r>
               <w:rPr>
-                <w:rFonts w:ascii="Calibri" w:hAnsi="Calibri"/>
                 <w:b/>
-                <w:i w:val="0"/>
-                <w:sz w:val="20"/>
               </w:rPr>
               <w:t>Autor</w:t>
             </w:r>
@@ -5233,25 +2286,12 @@
         </w:tc>
         <w:tc>
           <w:tcPr>
-            <w:tcW w:type="dxa" w:w="2225"/>
-            <w:tcMar>
-              <w:top w:w="60" w:type="dxa"/>
-              <w:bottom w:w="60" w:type="dxa"/>
-              <w:left w:w="100" w:type="dxa"/>
-              <w:right w:w="100" w:type="dxa"/>
-            </w:tcMar>
-            <w:shd w:val="clear" w:color="auto" w:fill="D6E4F0"/>
+            <w:tcW w:type="dxa" w:w="2160"/>
           </w:tcPr>
           <w:p>
-            <w:pPr>
-              <w:spacing w:before="40" w:after="40"/>
-            </w:pPr>
             <w:r>
               <w:rPr>
-                <w:rFonts w:ascii="Calibri" w:hAnsi="Calibri"/>
                 <w:b/>
-                <w:i w:val="0"/>
-                <w:sz w:val="20"/>
               </w:rPr>
               <w:t>Descrição</w:t>
             </w:r>
@@ -5259,415 +2299,150 @@
         </w:tc>
       </w:tr>
       <w:tr>
-        <w:trPr>
-          <w:cantSplit w:val="1"/>
-        </w:trPr>
         <w:tc>
           <w:tcPr>
-            <w:tcW w:type="dxa" w:w="2225"/>
-            <w:tcMar>
-              <w:top w:w="60" w:type="dxa"/>
-              <w:bottom w:w="60" w:type="dxa"/>
-              <w:left w:w="100" w:type="dxa"/>
-              <w:right w:w="100" w:type="dxa"/>
-            </w:tcMar>
-            <w:shd w:val="clear" w:color="auto" w:fill="F0F4F8"/>
+            <w:tcW w:type="dxa" w:w="2160"/>
           </w:tcPr>
           <w:p>
-            <w:pPr>
-              <w:spacing w:before="40" w:after="40"/>
-            </w:pPr>
             <w:r>
-              <w:rPr>
-                <w:rFonts w:ascii="Calibri" w:hAnsi="Calibri"/>
-                <w:b/>
-                <w:i w:val="0"/>
-                <w:sz w:val="20"/>
-              </w:rPr>
               <w:t>1.0</w:t>
             </w:r>
           </w:p>
         </w:tc>
         <w:tc>
           <w:tcPr>
-            <w:tcW w:type="dxa" w:w="2225"/>
-            <w:tcMar>
-              <w:top w:w="60" w:type="dxa"/>
-              <w:bottom w:w="60" w:type="dxa"/>
-              <w:left w:w="100" w:type="dxa"/>
-              <w:right w:w="100" w:type="dxa"/>
-            </w:tcMar>
+            <w:tcW w:type="dxa" w:w="2160"/>
           </w:tcPr>
           <w:p>
-            <w:pPr>
-              <w:spacing w:before="40" w:after="40"/>
-            </w:pPr>
             <w:r>
-              <w:rPr>
-                <w:rFonts w:ascii="Calibri" w:hAnsi="Calibri"/>
-                <w:b w:val="0"/>
-                <w:i w:val="0"/>
-                <w:sz w:val="20"/>
-              </w:rPr>
               <w:t>15/06/2026</w:t>
             </w:r>
           </w:p>
         </w:tc>
         <w:tc>
           <w:tcPr>
-            <w:tcW w:type="dxa" w:w="2225"/>
-            <w:tcMar>
-              <w:top w:w="60" w:type="dxa"/>
-              <w:bottom w:w="60" w:type="dxa"/>
-              <w:left w:w="100" w:type="dxa"/>
-              <w:right w:w="100" w:type="dxa"/>
-            </w:tcMar>
+            <w:tcW w:type="dxa" w:w="2160"/>
           </w:tcPr>
           <w:p>
-            <w:pPr>
-              <w:spacing w:before="40" w:after="40"/>
-            </w:pPr>
             <w:r>
-              <w:rPr>
-                <w:rFonts w:ascii="Calibri" w:hAnsi="Calibri"/>
-                <w:b w:val="0"/>
-                <w:i w:val="0"/>
-                <w:sz w:val="20"/>
-              </w:rPr>
               <w:t>Time de Melhoria Contínua</w:t>
             </w:r>
           </w:p>
         </w:tc>
         <w:tc>
           <w:tcPr>
-            <w:tcW w:type="dxa" w:w="2225"/>
-            <w:tcMar>
-              <w:top w:w="60" w:type="dxa"/>
-              <w:bottom w:w="60" w:type="dxa"/>
-              <w:left w:w="100" w:type="dxa"/>
-              <w:right w:w="100" w:type="dxa"/>
-            </w:tcMar>
+            <w:tcW w:type="dxa" w:w="2160"/>
           </w:tcPr>
           <w:p>
-            <w:pPr>
-              <w:spacing w:before="40" w:after="40"/>
-            </w:pPr>
             <w:r>
-              <w:rPr>
-                <w:rFonts w:ascii="Calibri" w:hAnsi="Calibri"/>
-                <w:b w:val="0"/>
-                <w:i w:val="0"/>
-                <w:sz w:val="20"/>
-              </w:rPr>
               <w:t>Emissão inicial — evidência do ciclo S1–S9 (MR-MPS-SW:2024 Nível C).</w:t>
             </w:r>
           </w:p>
         </w:tc>
       </w:tr>
       <w:tr>
-        <w:trPr>
-          <w:cantSplit w:val="1"/>
-        </w:trPr>
         <w:tc>
           <w:tcPr>
-            <w:tcW w:type="dxa" w:w="2225"/>
-            <w:tcMar>
-              <w:top w:w="60" w:type="dxa"/>
-              <w:bottom w:w="60" w:type="dxa"/>
-              <w:left w:w="100" w:type="dxa"/>
-              <w:right w:w="100" w:type="dxa"/>
-            </w:tcMar>
-            <w:shd w:val="clear" w:color="auto" w:fill="F0F4F8"/>
+            <w:tcW w:type="dxa" w:w="2160"/>
           </w:tcPr>
           <w:p>
-            <w:pPr>
-              <w:spacing w:before="40" w:after="40"/>
-            </w:pPr>
             <w:r>
-              <w:rPr>
-                <w:rFonts w:ascii="Calibri" w:hAnsi="Calibri"/>
-                <w:b/>
-                <w:i w:val="0"/>
-                <w:sz w:val="20"/>
-              </w:rPr>
               <w:t>1.1</w:t>
             </w:r>
           </w:p>
         </w:tc>
         <w:tc>
           <w:tcPr>
-            <w:tcW w:type="dxa" w:w="2225"/>
-            <w:tcMar>
-              <w:top w:w="60" w:type="dxa"/>
-              <w:bottom w:w="60" w:type="dxa"/>
-              <w:left w:w="100" w:type="dxa"/>
-              <w:right w:w="100" w:type="dxa"/>
-            </w:tcMar>
+            <w:tcW w:type="dxa" w:w="2160"/>
           </w:tcPr>
           <w:p>
-            <w:pPr>
-              <w:spacing w:before="40" w:after="40"/>
-            </w:pPr>
             <w:r>
-              <w:rPr>
-                <w:rFonts w:ascii="Calibri" w:hAnsi="Calibri"/>
-                <w:b w:val="0"/>
-                <w:i w:val="0"/>
-                <w:sz w:val="20"/>
-              </w:rPr>
               <w:t>15/06/2026</w:t>
             </w:r>
           </w:p>
         </w:tc>
         <w:tc>
           <w:tcPr>
-            <w:tcW w:type="dxa" w:w="2225"/>
-            <w:tcMar>
-              <w:top w:w="60" w:type="dxa"/>
-              <w:bottom w:w="60" w:type="dxa"/>
-              <w:left w:w="100" w:type="dxa"/>
-              <w:right w:w="100" w:type="dxa"/>
-            </w:tcMar>
+            <w:tcW w:type="dxa" w:w="2160"/>
           </w:tcPr>
           <w:p>
-            <w:pPr>
-              <w:spacing w:before="40" w:after="40"/>
-            </w:pPr>
             <w:r>
-              <w:rPr>
-                <w:rFonts w:ascii="Calibri" w:hAnsi="Calibri"/>
-                <w:b w:val="0"/>
-                <w:i w:val="0"/>
-                <w:sz w:val="20"/>
-              </w:rPr>
               <w:t>Time de Melhoria Contínua</w:t>
             </w:r>
           </w:p>
         </w:tc>
         <w:tc>
           <w:tcPr>
-            <w:tcW w:type="dxa" w:w="2225"/>
-            <w:tcMar>
-              <w:top w:w="60" w:type="dxa"/>
-              <w:bottom w:w="60" w:type="dxa"/>
-              <w:left w:w="100" w:type="dxa"/>
-              <w:right w:w="100" w:type="dxa"/>
-            </w:tcMar>
+            <w:tcW w:type="dxa" w:w="2160"/>
           </w:tcPr>
           <w:p>
-            <w:pPr>
-              <w:spacing w:before="40" w:after="40"/>
-            </w:pPr>
             <w:r>
-              <w:rPr>
-                <w:rFonts w:ascii="Calibri" w:hAnsi="Calibri"/>
-                <w:b w:val="0"/>
-                <w:i w:val="0"/>
-                <w:sz w:val="20"/>
-              </w:rPr>
               <w:t>Correção do nome do plano de assinatura no RF10 (PREMIUM → PRO), alinhando ao enum real do código e ao REQ/PCP.</w:t>
             </w:r>
           </w:p>
         </w:tc>
       </w:tr>
+      <w:tr>
+        <w:tc>
+          <w:tcPr>
+            <w:tcW w:type="dxa" w:w="2160"/>
+          </w:tcPr>
+          <w:p>
+            <w:r>
+              <w:t>1.2</w:t>
+            </w:r>
+          </w:p>
+        </w:tc>
+        <w:tc>
+          <w:tcPr>
+            <w:tcW w:type="dxa" w:w="2160"/>
+          </w:tcPr>
+          <w:p>
+            <w:r>
+              <w:t>26/06/2026</w:t>
+            </w:r>
+          </w:p>
+        </w:tc>
+        <w:tc>
+          <w:tcPr>
+            <w:tcW w:type="dxa" w:w="2160"/>
+          </w:tcPr>
+          <w:p>
+            <w:r>
+              <w:t>Time de Melhoria Contínua</w:t>
+            </w:r>
+          </w:p>
+        </w:tc>
+        <w:tc>
+          <w:tcPr>
+            <w:tcW w:type="dxa" w:w="2160"/>
+          </w:tcPr>
+          <w:p>
+            <w:r>
+              <w:t xml:space="preserve">Remoção do alias legado "Mateus Veloso" (Azure DevOps); conta do Tech Lead atualizada para </w:t>
+            </w:r>
+            <w:r>
+              <w:rPr>
+                <w:rFonts w:ascii="Consolas" w:hAnsi="Consolas"/>
+              </w:rPr>
+              <w:t>cezar.velazquez</w:t>
+            </w:r>
+            <w:r>
+              <w:t xml:space="preserve"> (GitLab). Correção de referências de CI: PowerShell@2/agente Windows substituído por Docker (runner-vm-docker); Azure DevOps substituído por GitLab em todas as ocorrências (§4, §6, §8/R-05).</w:t>
+            </w:r>
+          </w:p>
+        </w:tc>
+      </w:tr>
     </w:tbl>
-    <w:p>
-      <w:pPr>
-        <w:spacing w:before="0" w:after="160"/>
-      </w:pPr>
-    </w:p>
+    <w:p/>
     <w:sectPr>
-      <w:headerReference w:type="default" r:id="rId9"/>
-      <w:headerReference w:type="first" r:id="rId10"/>
-      <w:footerReference w:type="default" r:id="rId11"/>
-      <w:footerReference w:type="first" r:id="rId12"/>
-      <w:pgSz w:w="11906" w:h="16838"/>
-      <w:pgMar w:top="1587" w:right="1417" w:bottom="1417" w:left="1587" w:header="720" w:footer="720" w:gutter="0"/>
+      <w:pgSz w:w="12240" w:h="15840"/>
+      <w:pgMar w:top="1440" w:right="1800" w:bottom="1440" w:left="1800" w:header="720" w:footer="720" w:gutter="0"/>
       <w:cols w:space="720"/>
-      <w:titlePg/>
       <w:docGrid w:linePitch="360"/>
     </w:sectPr>
   </w:body>
 </w:document>
-</file>
-
-<file path=word/footer1.xml><?xml version="1.0" encoding="utf-8"?>
-<w:ftr xmlns:m="http://schemas.openxmlformats.org/officeDocument/2006/math" xmlns:mc="http://schemas.openxmlformats.org/markup-compatibility/2006" xmlns:mo="http://schemas.microsoft.com/office/mac/office/2008/main" xmlns:mv="urn:schemas-microsoft-com:mac:vml" xmlns:o="urn:schemas-microsoft-com:office:office" xmlns:r="http://schemas.openxmlformats.org/officeDocument/2006/relationships" xmlns:v="urn:schemas-microsoft-com:vml" xmlns:w10="urn:schemas-microsoft-com:office:word" xmlns:w14="http://schemas.microsoft.com/office/word/2010/wordml" xmlns:w="http://schemas.openxmlformats.org/wordprocessingml/2006/main" xmlns:wne="http://schemas.microsoft.com/office/word/2006/wordml" xmlns:wp14="http://schemas.microsoft.com/office/word/2010/wordprocessingDrawing" xmlns:wp="http://schemas.openxmlformats.org/drawingml/2006/wordprocessingDrawing" xmlns:wpc="http://schemas.microsoft.com/office/word/2010/wordprocessingCanvas" xmlns:wpg="http://schemas.microsoft.com/office/word/2010/wordprocessingGroup" xmlns:wpi="http://schemas.microsoft.com/office/word/2010/wordprocessingInk" xmlns:wps="http://schemas.microsoft.com/office/word/2010/wordprocessingShape" mc:Ignorable="w14 wp14">
-  <w:p>
-    <w:pPr>
-      <w:pStyle w:val="Footer"/>
-      <w:tabs>
-        <w:tab w:val="right" w:pos="8901"/>
-      </w:tabs>
-      <w:pBdr>
-        <w:top w:val="single" w:sz="4" w:space="4" w:color="003366"/>
-      </w:pBdr>
-      <w:spacing w:before="80" w:after="0"/>
-    </w:pPr>
-    <w:r>
-      <w:rPr>
-        <w:rFonts w:ascii="Calibri" w:hAnsi="Calibri"/>
-        <w:color w:val="555555"/>
-        <w:sz w:val="16"/>
-      </w:rPr>
-      <w:t>v1.1  ·  15/06/2026</w:t>
-    </w:r>
-    <w:r>
-      <w:tab/>
-    </w:r>
-    <w:r>
-      <w:rPr>
-        <w:rFonts w:ascii="Calibri" w:hAnsi="Calibri"/>
-        <w:color w:val="555555"/>
-        <w:sz w:val="16"/>
-      </w:rPr>
-      <w:t xml:space="preserve">Página </w:t>
-    </w:r>
-    <w:r>
-      <w:rPr>
-        <w:rFonts w:ascii="Calibri" w:hAnsi="Calibri"/>
-        <w:sz w:val="16"/>
-      </w:rPr>
-      <w:fldChar w:fldCharType="begin"/>
-      <w:instrText xml:space="preserve"> PAGE </w:instrText>
-      <w:fldChar w:fldCharType="end"/>
-    </w:r>
-    <w:r>
-      <w:rPr>
-        <w:rFonts w:ascii="Calibri" w:hAnsi="Calibri"/>
-        <w:color w:val="555555"/>
-        <w:sz w:val="16"/>
-      </w:rPr>
-      <w:t xml:space="preserve"> de </w:t>
-    </w:r>
-    <w:r>
-      <w:rPr>
-        <w:rFonts w:ascii="Calibri" w:hAnsi="Calibri"/>
-        <w:sz w:val="16"/>
-      </w:rPr>
-      <w:fldChar w:fldCharType="begin"/>
-      <w:instrText xml:space="preserve"> NUMPAGES </w:instrText>
-      <w:fldChar w:fldCharType="end"/>
-    </w:r>
-  </w:p>
-</w:ftr>
-</file>
-
-<file path=word/footer2.xml><?xml version="1.0" encoding="utf-8"?>
-<w:ftr xmlns:m="http://schemas.openxmlformats.org/officeDocument/2006/math" xmlns:mc="http://schemas.openxmlformats.org/markup-compatibility/2006" xmlns:mo="http://schemas.microsoft.com/office/mac/office/2008/main" xmlns:mv="urn:schemas-microsoft-com:mac:vml" xmlns:o="urn:schemas-microsoft-com:office:office" xmlns:r="http://schemas.openxmlformats.org/officeDocument/2006/relationships" xmlns:v="urn:schemas-microsoft-com:vml" xmlns:w10="urn:schemas-microsoft-com:office:word" xmlns:w14="http://schemas.microsoft.com/office/word/2010/wordml" xmlns:w="http://schemas.openxmlformats.org/wordprocessingml/2006/main" xmlns:wne="http://schemas.microsoft.com/office/word/2006/wordml" xmlns:wp14="http://schemas.microsoft.com/office/word/2010/wordprocessingDrawing" xmlns:wp="http://schemas.openxmlformats.org/drawingml/2006/wordprocessingDrawing" xmlns:wpc="http://schemas.microsoft.com/office/word/2010/wordprocessingCanvas" xmlns:wpg="http://schemas.microsoft.com/office/word/2010/wordprocessingGroup" xmlns:wpi="http://schemas.microsoft.com/office/word/2010/wordprocessingInk" xmlns:wps="http://schemas.microsoft.com/office/word/2010/wordprocessingShape" mc:Ignorable="w14 wp14">
-  <w:p>
-    <w:pPr>
-      <w:pStyle w:val="Footer"/>
-      <w:tabs>
-        <w:tab w:val="right" w:pos="8901"/>
-      </w:tabs>
-      <w:pBdr>
-        <w:top w:val="single" w:sz="4" w:space="4" w:color="003366"/>
-      </w:pBdr>
-      <w:spacing w:before="80" w:after="0"/>
-    </w:pPr>
-    <w:r>
-      <w:rPr>
-        <w:rFonts w:ascii="Calibri" w:hAnsi="Calibri"/>
-        <w:color w:val="555555"/>
-        <w:sz w:val="16"/>
-      </w:rPr>
-      <w:t>v1.1  ·  15/06/2026</w:t>
-    </w:r>
-    <w:r>
-      <w:tab/>
-    </w:r>
-    <w:r>
-      <w:rPr>
-        <w:rFonts w:ascii="Calibri" w:hAnsi="Calibri"/>
-        <w:color w:val="555555"/>
-        <w:sz w:val="16"/>
-      </w:rPr>
-      <w:t xml:space="preserve">Página </w:t>
-    </w:r>
-    <w:r>
-      <w:rPr>
-        <w:rFonts w:ascii="Calibri" w:hAnsi="Calibri"/>
-        <w:sz w:val="16"/>
-      </w:rPr>
-      <w:fldChar w:fldCharType="begin"/>
-      <w:instrText xml:space="preserve"> PAGE </w:instrText>
-      <w:fldChar w:fldCharType="end"/>
-    </w:r>
-    <w:r>
-      <w:rPr>
-        <w:rFonts w:ascii="Calibri" w:hAnsi="Calibri"/>
-        <w:color w:val="555555"/>
-        <w:sz w:val="16"/>
-      </w:rPr>
-      <w:t xml:space="preserve"> de </w:t>
-    </w:r>
-    <w:r>
-      <w:rPr>
-        <w:rFonts w:ascii="Calibri" w:hAnsi="Calibri"/>
-        <w:sz w:val="16"/>
-      </w:rPr>
-      <w:fldChar w:fldCharType="begin"/>
-      <w:instrText xml:space="preserve"> NUMPAGES </w:instrText>
-      <w:fldChar w:fldCharType="end"/>
-    </w:r>
-  </w:p>
-</w:ftr>
-</file>
-
-<file path=word/header1.xml><?xml version="1.0" encoding="utf-8"?>
-<w:hdr xmlns:m="http://schemas.openxmlformats.org/officeDocument/2006/math" xmlns:mc="http://schemas.openxmlformats.org/markup-compatibility/2006" xmlns:mo="http://schemas.microsoft.com/office/mac/office/2008/main" xmlns:mv="urn:schemas-microsoft-com:mac:vml" xmlns:o="urn:schemas-microsoft-com:office:office" xmlns:r="http://schemas.openxmlformats.org/officeDocument/2006/relationships" xmlns:v="urn:schemas-microsoft-com:vml" xmlns:w10="urn:schemas-microsoft-com:office:word" xmlns:w14="http://schemas.microsoft.com/office/word/2010/wordml" xmlns:w="http://schemas.openxmlformats.org/wordprocessingml/2006/main" xmlns:wne="http://schemas.microsoft.com/office/word/2006/wordml" xmlns:wp14="http://schemas.microsoft.com/office/word/2010/wordprocessingDrawing" xmlns:wp="http://schemas.openxmlformats.org/drawingml/2006/wordprocessingDrawing" xmlns:wpc="http://schemas.microsoft.com/office/word/2010/wordprocessingCanvas" xmlns:wpg="http://schemas.microsoft.com/office/word/2010/wordprocessingGroup" xmlns:wpi="http://schemas.microsoft.com/office/word/2010/wordprocessingInk" xmlns:wps="http://schemas.microsoft.com/office/word/2010/wordprocessingShape" mc:Ignorable="w14 wp14">
-  <w:p>
-    <w:pPr>
-      <w:pStyle w:val="Header"/>
-      <w:tabs>
-        <w:tab w:val="right" w:pos="8901"/>
-      </w:tabs>
-      <w:pBdr>
-        <w:bottom w:val="single" w:sz="8" w:space="4" w:color="003366"/>
-      </w:pBdr>
-      <w:spacing w:before="0" w:after="80"/>
-    </w:pPr>
-    <w:r>
-      <w:rPr>
-        <w:rFonts w:ascii="Calibri" w:hAnsi="Calibri"/>
-        <w:b/>
-        <w:color w:val="003366"/>
-        <w:sz w:val="18"/>
-      </w:rPr>
-      <w:t>TIMEWARE</w:t>
-    </w:r>
-    <w:r>
-      <w:rPr>
-        <w:rFonts w:ascii="Calibri" w:hAnsi="Calibri"/>
-        <w:color w:val="555555"/>
-        <w:sz w:val="18"/>
-      </w:rPr>
-      <w:t xml:space="preserve">   ·   MILHASFACIL01</w:t>
-    </w:r>
-    <w:r>
-      <w:tab/>
-    </w:r>
-    <w:r>
-      <w:rPr>
-        <w:rFonts w:ascii="Calibri" w:hAnsi="Calibri"/>
-        <w:color w:val="555555"/>
-        <w:sz w:val="18"/>
-      </w:rPr>
-      <w:t>Evidência de Projeto</w:t>
-    </w:r>
-  </w:p>
-</w:hdr>
-</file>
-
-<file path=word/header2.xml><?xml version="1.0" encoding="utf-8"?>
-<w:hdr xmlns:m="http://schemas.openxmlformats.org/officeDocument/2006/math" xmlns:mc="http://schemas.openxmlformats.org/markup-compatibility/2006" xmlns:mo="http://schemas.microsoft.com/office/mac/office/2008/main" xmlns:mv="urn:schemas-microsoft-com:mac:vml" xmlns:o="urn:schemas-microsoft-com:office:office" xmlns:r="http://schemas.openxmlformats.org/officeDocument/2006/relationships" xmlns:v="urn:schemas-microsoft-com:vml" xmlns:w10="urn:schemas-microsoft-com:office:word" xmlns:w14="http://schemas.microsoft.com/office/word/2010/wordml" xmlns:w="http://schemas.openxmlformats.org/wordprocessingml/2006/main" xmlns:wne="http://schemas.microsoft.com/office/word/2006/wordml" xmlns:wp14="http://schemas.microsoft.com/office/word/2010/wordprocessingDrawing" xmlns:wp="http://schemas.openxmlformats.org/drawingml/2006/wordprocessingDrawing" xmlns:wpc="http://schemas.microsoft.com/office/word/2010/wordprocessingCanvas" xmlns:wpg="http://schemas.microsoft.com/office/word/2010/wordprocessingGroup" xmlns:wpi="http://schemas.microsoft.com/office/word/2010/wordprocessingInk" xmlns:wps="http://schemas.microsoft.com/office/word/2010/wordprocessingShape" mc:Ignorable="w14 wp14">
-  <w:p>
-    <w:pPr>
-      <w:pStyle w:val="Header"/>
-    </w:pPr>
-  </w:p>
-</w:hdr>
 </file>
 
 <file path=word/numbering.xml><?xml version="1.0" encoding="utf-8"?>
@@ -6033,12 +2808,9 @@
     <w:name w:val="Normal"/>
     <w:qFormat/>
     <w:rsid w:val="00FC693F"/>
-    <w:pPr>
-      <w:spacing w:after="120" w:lineRule="auto" w:line="276"/>
-    </w:pPr>
     <w:rPr>
       <w:rFonts w:ascii="Calibri" w:hAnsi="Calibri"/>
-      <w:sz w:val="22"/>
+      <w:sz w:val="21"/>
     </w:rPr>
   </w:style>
   <w:style w:type="paragraph" w:styleId="Header">
@@ -6096,15 +2868,15 @@
     <w:pPr>
       <w:keepNext/>
       <w:keepLines/>
-      <w:spacing w:before="360" w:after="120"/>
+      <w:spacing w:before="480" w:after="0"/>
       <w:outlineLvl w:val="0"/>
     </w:pPr>
     <w:rPr>
-      <w:rFonts w:asciiTheme="majorHAnsi" w:eastAsiaTheme="majorEastAsia" w:hAnsiTheme="majorHAnsi" w:cstheme="majorBidi" w:ascii="Calibri" w:hAnsi="Calibri"/>
+      <w:rFonts w:asciiTheme="majorHAnsi" w:eastAsiaTheme="majorEastAsia" w:hAnsiTheme="majorHAnsi" w:cstheme="majorBidi"/>
       <w:b/>
       <w:bCs/>
-      <w:color w:val="003366"/>
-      <w:sz w:val="26"/>
+      <w:color w:val="365F91" w:themeColor="accent1" w:themeShade="BF"/>
+      <w:sz w:val="28"/>
       <w:szCs w:val="28"/>
     </w:rPr>
   </w:style>
@@ -6120,15 +2892,15 @@
     <w:pPr>
       <w:keepNext/>
       <w:keepLines/>
-      <w:spacing w:before="240" w:after="80"/>
+      <w:spacing w:before="200" w:after="0"/>
       <w:outlineLvl w:val="1"/>
     </w:pPr>
     <w:rPr>
-      <w:rFonts w:asciiTheme="majorHAnsi" w:eastAsiaTheme="majorEastAsia" w:hAnsiTheme="majorHAnsi" w:cstheme="majorBidi" w:ascii="Calibri" w:hAnsi="Calibri"/>
+      <w:rFonts w:asciiTheme="majorHAnsi" w:eastAsiaTheme="majorEastAsia" w:hAnsiTheme="majorHAnsi" w:cstheme="majorBidi"/>
       <w:b/>
       <w:bCs/>
-      <w:color w:val="1A5276"/>
-      <w:sz w:val="22"/>
+      <w:color w:val="4F81BD" w:themeColor="accent1"/>
+      <w:sz w:val="26"/>
       <w:szCs w:val="26"/>
     </w:rPr>
   </w:style>
@@ -6144,16 +2916,14 @@
     <w:pPr>
       <w:keepNext/>
       <w:keepLines/>
-      <w:spacing w:before="160" w:after="40"/>
+      <w:spacing w:before="200" w:after="0"/>
       <w:outlineLvl w:val="2"/>
     </w:pPr>
     <w:rPr>
-      <w:rFonts w:asciiTheme="majorHAnsi" w:eastAsiaTheme="majorEastAsia" w:hAnsiTheme="majorHAnsi" w:cstheme="majorBidi" w:ascii="Calibri" w:hAnsi="Calibri"/>
+      <w:rFonts w:asciiTheme="majorHAnsi" w:eastAsiaTheme="majorEastAsia" w:hAnsiTheme="majorHAnsi" w:cstheme="majorBidi"/>
       <w:b/>
       <w:bCs/>
-      <w:i/>
-      <w:color w:val="1A5276"/>
-      <w:sz w:val="22"/>
+      <w:color w:val="4F81BD" w:themeColor="accent1"/>
     </w:rPr>
   </w:style>
   <w:style w:type="paragraph" w:styleId="Heading4">
